--- a/DR/Дипломен_проект.docx
+++ b/DR/Дипломен_проект.docx
@@ -373,50 +373,174 @@
     </w:p>
     <w:p>
       <w:pPr>
-        <w:rPr>
-          <w:lang w:eastAsia="bg-BG"/>
-        </w:rPr>
-      </w:pPr>
-    </w:p>
-    <w:p>
-      <w:pPr>
-        <w:rPr>
-          <w:lang w:eastAsia="bg-BG"/>
-        </w:rPr>
-      </w:pPr>
-      <w:r>
-        <w:rPr>
-          <w:lang w:eastAsia="bg-BG"/>
-        </w:rPr>
-        <w:t>Wake-on-LAN (WoL) е технология, която позволява дистанционно включване на компютър чрез мрежата. Тя е създадена с цел да улесни управлението и поддръжката на компютърни системи, особено в среди, където има голям брой устройства – например в училища, фирми или административни институции. Благодарение на тази технология даден компютър може да бъде стартиран, дори когато е изключен или се намира в режим на ниска консумация на енергия.</w:t>
+        <w:pStyle w:val="Heading2"/>
+        <w:rPr>
+          <w:lang w:val="en-US"/>
+        </w:rPr>
+      </w:pPr>
+      <w:r>
+        <w:t>2.</w:t>
+      </w:r>
+      <w:r>
+        <w:rPr>
+          <w:lang w:val="en-US"/>
+        </w:rPr>
+        <w:t>Мрежови модели и протоколи</w:t>
       </w:r>
     </w:p>
     <w:p>
       <w:pPr>
         <w:ind w:firstLine="0"/>
         <w:rPr>
-          <w:lang w:eastAsia="bg-BG"/>
-        </w:rPr>
-      </w:pPr>
-      <w:r>
-        <w:rPr>
-          <w:lang w:eastAsia="bg-BG"/>
-        </w:rPr>
-        <w:t>Основната идея на Wake-on-LAN е сравнително проста. Дори когато компютърът е изключен, неговата мрежова карта продължава да получава минимално електрозахранване, ако устройството е включено към електрическата мрежа. Това ѝ позволява да „слуша“ за специален сигнал, изпратен по мрежата. Този сигнал се нарича „Magic Packet“ (магически пакет). Когато мрежовата карта получи такъв пакет и разпознае в него своя уникален MAC адрес, тя подава сигнал към дънната платка и компютърът се стартира.</w:t>
+          <w:lang w:val="en-US" w:eastAsia="bg-BG"/>
+        </w:rPr>
+      </w:pPr>
+      <w:r>
+        <w:rPr>
+          <w:lang w:val="en-US" w:eastAsia="bg-BG"/>
+        </w:rPr>
+        <w:t>За да бъде възможна комуникацията между компютърни системи в една мрежа, е необходимо тя да се осъществява по строго определени правила и стандарти. Тези правила се дефинират чрез мрежови модели и протоколи. Мрежовият модел представлява логическа структура, която разделя процеса на предаване на данни на отделни слоеве, като всеки слой изпълнява конкретни функции. Това разделение позволява по-добра организация, стандартизация и по-лесна диагностика на мрежовите процеси.</w:t>
+      </w:r>
+      <w:r>
+        <w:rPr>
+          <w:lang w:eastAsia="bg-BG"/>
+        </w:rPr>
+        <w:t xml:space="preserve"> </w:t>
+      </w:r>
+      <w:r>
+        <w:rPr>
+          <w:lang w:val="en-US" w:eastAsia="bg-BG"/>
+        </w:rPr>
+        <w:t>Един от най-известните теоретични модели е OSI моделът, разработен от International Organization for Standardization. Той разделя мрежовата комуникация на седем слоя: физически, канален, мрежов, транспортен, сесиен, представителен и приложен. Всеки от тези слоеве има строго определена роля. Физическият слой отговаря за реалното предаване на битове по комуникационната среда – кабели, оптични влакна или безжична връзка. Каналният слой осигурява комуникацията между устройства в рамките на една локална мрежа и използва физическите адреси (MAC адреси) за идентификация. Мрежовият слой работи с логическите IP адреси и определя маршрута на пакетите между различни мрежи. Транспортният слой осигурява край-до-край комуникацията между приложенията, като използва протоколи като TCP и UDP. Останалите слоеве се грижат за управлението на сесиите, форматирането на данните и предоставянет</w:t>
+      </w:r>
+      <w:r>
+        <w:rPr>
+          <w:lang w:val="en-US" w:eastAsia="bg-BG"/>
+        </w:rPr>
+        <w:t>о на интерфейс за приложенията.</w:t>
+      </w:r>
+      <w:r>
+        <w:rPr>
+          <w:lang w:eastAsia="bg-BG"/>
+        </w:rPr>
+        <w:t xml:space="preserve"> </w:t>
+      </w:r>
+      <w:r>
+        <w:rPr>
+          <w:lang w:val="en-US" w:eastAsia="bg-BG"/>
+        </w:rPr>
+        <w:t>Въпреки че OSI моделът има основно теоретично значение, в практиката широко се използва TCP/IP моделът. Той е по-опростен и включва четири слоя: слой за мрежов достъп, интернет слой, транспортен слой и приложен слой. TCP/IP моделът е в основата на функционирането на интернет и реалните компютърни мрежи. Докато OSI моделът предоставя по-детайлно разграничение на функциите, TCP/IP комбинира някои от тях и предл</w:t>
+      </w:r>
+      <w:r>
+        <w:rPr>
+          <w:lang w:val="en-US" w:eastAsia="bg-BG"/>
+        </w:rPr>
+        <w:t>ага по-практическа архитектура.</w:t>
+      </w:r>
+      <w:r>
+        <w:rPr>
+          <w:lang w:eastAsia="bg-BG"/>
+        </w:rPr>
+        <w:t xml:space="preserve"> </w:t>
+      </w:r>
+      <w:r>
+        <w:rPr>
+          <w:lang w:val="en-US" w:eastAsia="bg-BG"/>
+        </w:rPr>
+        <w:t xml:space="preserve">Особено важен за настоящия проект е транспортният слой, където се използват протоколите TCP и UDP. TCP (Transmission Control Protocol) е ориентиран към установяване на връзка и гарантира надеждната доставка на данни чрез механизми за потвърждение, контрол на грешките и управление на потока. Той </w:t>
+      </w:r>
+      <w:r>
+        <w:rPr>
+          <w:lang w:val="en-US" w:eastAsia="bg-BG"/>
+        </w:rPr>
+        <w:lastRenderedPageBreak/>
+        <w:t>използва т.нар. тристепенно ръкостискане (three-way handshake) за установяване на комуникация. UDP (User Datagram Protocol), от своя страна, е безсесиен протокол, който не гарантира доставка и не извършва контрол на връзката. Неговото предимство е в по-ниското натоварване и по-бързото предаване на данни.</w:t>
+      </w:r>
+      <w:r>
+        <w:rPr>
+          <w:lang w:eastAsia="bg-BG"/>
+        </w:rPr>
+        <w:t xml:space="preserve"> </w:t>
+      </w:r>
+      <w:r>
+        <w:rPr>
+          <w:lang w:val="en-US" w:eastAsia="bg-BG"/>
+        </w:rPr>
+        <w:t>Технологията Wake-on-LAN използва именно UDP протокола. Причината за това е, че при събуждане на компютър не е необходимо установяване на надеждна двупосочна връзка. Целта е единствено изпращане на специален пакет – Magic Packet – до локалната мрежа. Тъй като целевият компютър е изключен и няма активна операционна система, не може да бъде установена TCP връзка. Затова се използва UDP, който позволява изпращане на broadcast пакет без предв</w:t>
+      </w:r>
+      <w:r>
+        <w:rPr>
+          <w:lang w:val="en-US" w:eastAsia="bg-BG"/>
+        </w:rPr>
+        <w:t>арително установяване на сесия.</w:t>
+      </w:r>
+      <w:r>
+        <w:rPr>
+          <w:lang w:eastAsia="bg-BG"/>
+        </w:rPr>
+        <w:t xml:space="preserve"> </w:t>
+      </w:r>
+      <w:r>
+        <w:rPr>
+          <w:lang w:val="en-US" w:eastAsia="bg-BG"/>
+        </w:rPr>
+        <w:t>Важна част от мрежовата комуникация е и механизмът на broadcast. Broadcast представлява изпращане на пакет до всички устройства в дадена подмрежа. Вместо да бъде насочен към конкретен IP адрес, пакетът се изпраща до специален broadcast адрес (например 192.168.1.255). Всички устройства в мрежата получават пакета, но само това, чийто MAC адрес съвпада със съдържащия се в Magic Packet, ще реагира и ще инициира процес на включване. По този начин Wake-on-LAN работи на ниво физически адрес и не изисква активен IP стек от страна на изключен</w:t>
+      </w:r>
+      <w:r>
+        <w:rPr>
+          <w:lang w:val="en-US" w:eastAsia="bg-BG"/>
+        </w:rPr>
+        <w:t>ата система.</w:t>
+      </w:r>
+      <w:r>
+        <w:rPr>
+          <w:lang w:eastAsia="bg-BG"/>
+        </w:rPr>
+        <w:t xml:space="preserve"> </w:t>
+      </w:r>
+      <w:r>
+        <w:rPr>
+          <w:lang w:val="en-US" w:eastAsia="bg-BG"/>
+        </w:rPr>
+        <w:t>Комуникацията в мрежата се осъществява чрез процес, наречен капсулиране. При него всеки слой добавя своя заглавна информация към данните. Когато WoL сървърът генерира Magic Packet, той първо създава полезния товар. След това транспортният слой добавя UDP заглавка, мрежовият слой добавя IP заглавка, а каналният слой добавя Ethernet заглавка с източников и целеви MAC адрес. Накрая пакетът се предава по физическата среда. При получаване процесът се извършва</w:t>
+      </w:r>
+      <w:r>
+        <w:rPr>
+          <w:lang w:val="en-US" w:eastAsia="bg-BG"/>
+        </w:rPr>
+        <w:t xml:space="preserve"> в обратен ред – декaпсулиране.</w:t>
+      </w:r>
+      <w:r>
+        <w:rPr>
+          <w:lang w:eastAsia="bg-BG"/>
+        </w:rPr>
+        <w:t xml:space="preserve"> </w:t>
+      </w:r>
+      <w:r>
+        <w:rPr>
+          <w:lang w:val="en-US" w:eastAsia="bg-BG"/>
+        </w:rPr>
+        <w:t>Разбирането на тези мрежови модели и протоколи е от съществено значение при разработването на уеб базирана система за Wake-on-LAN. То позволява правилно конфигуриране на UDP комуникацията, коректно изпращане на broadcast пакети и диагностициране на евентуални проблеми в мрежата. Освен това демонстрира задълбочени знания в областта на системното програмиране, тъй като работата с мрежови сокети и протоколи изисква разбиране на комуникацията на ниско ниво.</w:t>
       </w:r>
     </w:p>
     <w:p>
       <w:pPr>
         <w:ind w:firstLine="0"/>
         <w:rPr>
-          <w:lang w:eastAsia="bg-BG"/>
-        </w:rPr>
-      </w:pPr>
-      <w:r>
-        <w:rPr>
-          <w:lang w:eastAsia="bg-BG"/>
-        </w:rPr>
-        <w:t>Magic Packet представлява специално структуриран мрежов пакет, който съдържа поредица от байтове и многократно повторение на MAC адреса на целевото устройство. Обикновено този пакет се изпраща чрез UDP протокол към broadcast адреса на локалната мрежа, което означава, че той достига до всички устройства в мрежата, но само това с конкретния MAC адрес реагира на него.</w:t>
+          <w:lang w:val="en-US" w:eastAsia="bg-BG"/>
+        </w:rPr>
+      </w:pPr>
+    </w:p>
+    <w:p>
+      <w:pPr>
+        <w:pStyle w:val="Heading2"/>
+      </w:pPr>
+      <w:r>
+        <w:lastRenderedPageBreak/>
+        <w:t>Компютърни мрежи – основни понятия</w:t>
+      </w:r>
+      <w:r>
+        <w:t xml:space="preserve"> </w:t>
       </w:r>
     </w:p>
     <w:p>
@@ -430,7 +554,148 @@
         <w:rPr>
           <w:lang w:eastAsia="bg-BG"/>
         </w:rPr>
-        <w:t>За да функционира правилно Wake-on-LAN, е необходимо хардуерът и софтуерът да поддържат тази функция. Мрежовата карта трябва да има поддръжка на WoL, а опцията трябва да бъде активирана в BIOS или UEFI на компютъра. Освен това е нужно функцията да бъде разрешена и в настройките на операционната система. Компютърът трябва да бъде свързан към електрозахранване и към локалната мрежа.</w:t>
+        <w:t>Компютърната мрежа представлява система от взаимосвързани устройства, които обменят данни чрез стандартизирани комуникационни протоколи. Основната цел на компютърните мрежи е споделяне на информация и ресурси – файлове, приложения, периферни устройства и интернет достъп. С развитието на информационните технологии мрежите се превръщат в основна част от всяка съвременна организация, образователн</w:t>
+      </w:r>
+      <w:r>
+        <w:rPr>
+          <w:lang w:eastAsia="bg-BG"/>
+        </w:rPr>
+        <w:t xml:space="preserve">а институция или домашна среда. </w:t>
+      </w:r>
+      <w:r>
+        <w:rPr>
+          <w:lang w:eastAsia="bg-BG"/>
+        </w:rPr>
+        <w:t>В зависимост от географския обхват компютърните мрежи се разделят на локални (LAN), градски (MAN) и глобални (WAN). Локалната мрежа обхваща ограничена територия – например училищна компютърна зала, офис сграда или жилище. Тя се характеризира с висока скорост на предаване на данни, ниска латентност и централизирано управление. Именно в такава среда функционира технологията Wake-on-LAN, тъй като тя разчита на комуникация в рамките на една и съща подмрежа. Градските мрежи свързват множество локални мрежи в рамките на един град, а глобалните мрежи обединяват различни географски региони, като най-гол</w:t>
+      </w:r>
+      <w:r>
+        <w:rPr>
+          <w:lang w:eastAsia="bg-BG"/>
+        </w:rPr>
+        <w:t xml:space="preserve">емият пример за WAN е интернет. </w:t>
+      </w:r>
+      <w:r>
+        <w:rPr>
+          <w:lang w:eastAsia="bg-BG"/>
+        </w:rPr>
+        <w:t>Структурата на една мрежа се определя от нейната топология. Топологията описва начина, по който устройствата са свързани физически или логически. В съвременните локални мрежи най-често се използва звездна топология, при която всички устройства са свързани към централен мрежов компонент – обикновено суич. Тази структура осигурява по-лесно управление и диагностика при повреди, тъй като проблем в един кабел не засяга останалите устройства. Съществуват и други топологии, като шинна, пръстеновидна и мрежова (mesh), но те се използват по-</w:t>
+      </w:r>
+      <w:r>
+        <w:rPr>
+          <w:lang w:eastAsia="bg-BG"/>
+        </w:rPr>
+        <w:t xml:space="preserve">рядко в класическите LAN среди. </w:t>
+      </w:r>
+      <w:r>
+        <w:rPr>
+          <w:lang w:eastAsia="bg-BG"/>
+        </w:rPr>
+        <w:t>Основните устройства в една компютърна мрежа са суичът, рутерът и мрежовата карта. Суичът свързва устройствата в локалната мрежа и препраща данните въз основа на техните MAC адреси. Той работи на канално ниво и оптимизира трафика, като изпраща</w:t>
+      </w:r>
+      <w:r>
+        <w:rPr>
+          <w:lang w:eastAsia="bg-BG"/>
+        </w:rPr>
+        <w:t xml:space="preserve"> </w:t>
+      </w:r>
+      <w:r>
+        <w:rPr>
+          <w:lang w:eastAsia="bg-BG"/>
+        </w:rPr>
+        <w:t>информацията само до конкретния получател. Рутерът, от своя страна, свързва различни мрежи и маршрутизира пакетите въз основа на IP адреси. Освен това той може да изпълнява функции като раздаване на IP адреси (DHCP), превод на мрежови адреси (NAT) и филтриране на трафика чрез защитна стена. Мрежовата карта е хардуерният компонент, който осигурява физическата връзка на компютъра към мрежата. В контекста на Wake-on-LAN тя има особено значение, тъй като остава частично активна дори когато компютърът е изк</w:t>
+      </w:r>
+      <w:r>
+        <w:rPr>
+          <w:lang w:eastAsia="bg-BG"/>
+        </w:rPr>
+        <w:t xml:space="preserve">лючен, стига да има захранване. </w:t>
+      </w:r>
+      <w:r>
+        <w:rPr>
+          <w:lang w:eastAsia="bg-BG"/>
+        </w:rPr>
+        <w:t xml:space="preserve">Всяко устройство в локалната мрежа притежава уникален MAC адрес. Това е 48-битов </w:t>
+      </w:r>
+      <w:r>
+        <w:rPr>
+          <w:lang w:eastAsia="bg-BG"/>
+        </w:rPr>
+        <w:lastRenderedPageBreak/>
+        <w:t>хардуерен идентификатор, зададен от производителя на мрежовата карта. MAC адресът се използва за комуникация в рамките на локалната мрежа и играе ключова роля при реализацията на Wake-on-LAN. Специалният пакет, използван за събуждане на компютъра, съдържа многократно повторение на конкретния MAC адрес. Когато мрежовата карта разпознае своя адрес в получения пакет, тя подава сигнал към дънната пл</w:t>
+      </w:r>
+      <w:r>
+        <w:rPr>
+          <w:lang w:eastAsia="bg-BG"/>
+        </w:rPr>
+        <w:t xml:space="preserve">атка за включване на системата. </w:t>
+      </w:r>
+      <w:r>
+        <w:rPr>
+          <w:lang w:eastAsia="bg-BG"/>
+        </w:rPr>
+        <w:t xml:space="preserve">Освен физическия MAC адрес, всяко устройство притежава и логически IP адрес. Най-разпространеният стандарт е IPv4, при който адресът е 32-битов и се изписва в десетичен формат, разделен на четири октета. IP адресът служи за логическа идентификация на устройството и позволява маршрутизация между различни мрежи. В локалните мрежи обикновено се използват частни IP диапазони, като 192.168.x.x. Чрез маска на подмрежата се определя коя част от адреса обозначава мрежата </w:t>
+      </w:r>
+      <w:r>
+        <w:rPr>
+          <w:lang w:eastAsia="bg-BG"/>
+        </w:rPr>
+        <w:t xml:space="preserve">и коя – конкретното устройство. </w:t>
+      </w:r>
+      <w:r>
+        <w:rPr>
+          <w:lang w:eastAsia="bg-BG"/>
+        </w:rPr>
+        <w:t>Особено значение за настоящия проект има понятието broadcast адрес. Broadcast адресът позволява изпращане на пакет до всички устройства в дадена подмрежа едновременно. При Wake-on-LAN Magic Packet се изпраща именно като broadcast съобщение, тъй като изключеният компютър няма активна операционна система и не може да получава пакети по стандартен начин чрез IP комуникация. Чрез broadcast механизмa пакетът достига до всички мрежови карти, но само тази, чийто MAC адрес</w:t>
+      </w:r>
+      <w:r>
+        <w:rPr>
+          <w:lang w:eastAsia="bg-BG"/>
+        </w:rPr>
+        <w:t xml:space="preserve"> </w:t>
+      </w:r>
+      <w:r>
+        <w:rPr>
+          <w:lang w:eastAsia="bg-BG"/>
+        </w:rPr>
+        <w:t>съвпада със с</w:t>
+      </w:r>
+      <w:r>
+        <w:rPr>
+          <w:lang w:eastAsia="bg-BG"/>
+        </w:rPr>
+        <w:t xml:space="preserve">ъдържанието на пакета, реагира. </w:t>
+      </w:r>
+      <w:r>
+        <w:rPr>
+          <w:lang w:eastAsia="bg-BG"/>
+        </w:rPr>
+        <w:t>Комуникацията в мрежата се осъществява чрез протоколи и портове. Протоколът представлява набор от правила за обмен на данни, а портът е логически номер, който идентифицира конкретна услуга или процес в устройството. Wake-on-LAN използва UDP протокол, най-често през порт 7 или порт 9. UDP е подходящ за тази цел, тъй като не изисква установяване на връзка и позволява бързо изпр</w:t>
+      </w:r>
+      <w:r>
+        <w:rPr>
+          <w:lang w:eastAsia="bg-BG"/>
+        </w:rPr>
+        <w:t xml:space="preserve">ащане на пакет до цялата мрежа. </w:t>
+      </w:r>
+      <w:r>
+        <w:rPr>
+          <w:lang w:eastAsia="bg-BG"/>
+        </w:rPr>
+        <w:t>Разбирането на тези основни понятия – видове мрежи, топологии, мрежови устройства, MAC и IP адресиране, broadcast механизъм и комуникационни протоколи – е от съществено значение за разработването на уеб базирана система за дистанционно включване на компютри. Теоретичната основа гарантира правилна конфигурация на мрежовата среда и коректна реализация на Wake-on-LAN функционалността.</w:t>
+      </w:r>
+    </w:p>
+    <w:p>
+      <w:pPr>
+        <w:pStyle w:val="Heading2"/>
+        <w:rPr>
+          <w:lang w:eastAsia="bg-BG"/>
+        </w:rPr>
+      </w:pPr>
+      <w:r>
+        <w:rPr>
+          <w:lang w:eastAsia="bg-BG"/>
+        </w:rPr>
+        <w:t xml:space="preserve"> Мрежови модели и протоколи</w:t>
       </w:r>
     </w:p>
     <w:p>
@@ -440,6 +705,43 @@
           <w:lang w:eastAsia="bg-BG"/>
         </w:rPr>
       </w:pPr>
+      <w:r>
+        <w:rPr>
+          <w:lang w:eastAsia="bg-BG"/>
+        </w:rPr>
+        <w:t>Компютърните мрежи са сложни системи, които позволяват на различни устройства да обменят данни и да използват общи ресурси. За да функционират правилно, комуникацията между устройствата трябва да следва определени правила, наречени</w:t>
+      </w:r>
+      <w:r>
+        <w:rPr>
+          <w:lang w:eastAsia="bg-BG"/>
+        </w:rPr>
+        <w:t xml:space="preserve"> </w:t>
+      </w:r>
+      <w:r>
+        <w:rPr>
+          <w:lang w:eastAsia="bg-BG"/>
+        </w:rPr>
+        <w:lastRenderedPageBreak/>
+        <w:t>протоколи, и да бъде организирана в логически структури, наречени мрежови модели. Разбирането на мрежовите модели и протоколите е от съществено значение за проекти като Wake-on-LAN сървър, тъй като те определят как данните се предават по мрежата, как се адресират устройствата и как се разпознават пакетите от мрежовите карти.</w:t>
+      </w:r>
+    </w:p>
+    <w:p>
+      <w:pPr>
+        <w:pStyle w:val="Heading3"/>
+        <w:numPr>
+          <w:ilvl w:val="0"/>
+          <w:numId w:val="0"/>
+        </w:numPr>
+        <w:ind w:left="574" w:hanging="574"/>
+      </w:pPr>
+    </w:p>
+    <w:p>
+      <w:pPr>
+        <w:pStyle w:val="Heading3"/>
+      </w:pPr>
+      <w:r>
+        <w:t xml:space="preserve"> Мрежови модели</w:t>
+      </w:r>
     </w:p>
     <w:p>
       <w:pPr>
@@ -452,37 +754,767 @@
         <w:rPr>
           <w:lang w:eastAsia="bg-BG"/>
         </w:rPr>
+        <w:t>Мрежовите модели са концептуални рамки, които описват как информацията се предава от едно устройство на друго. Те позволяват на разработчиците и системните администратори да анализират процесите в мрежата, да идентифицират проблеми и да разработват стандартизирани решения. Най-известният модел е OSI моделът (Open Systems Interconnection), създаден от International Organization for Standardization, който разделя мрежовата комуникация на седем слоя.</w:t>
+      </w:r>
+    </w:p>
+    <w:p>
+      <w:pPr>
+        <w:ind w:firstLine="0"/>
+        <w:rPr>
+          <w:lang w:eastAsia="bg-BG"/>
+        </w:rPr>
+      </w:pPr>
+    </w:p>
+    <w:p>
+      <w:pPr>
+        <w:pStyle w:val="Heading3"/>
+      </w:pPr>
+      <w:r>
+        <w:t>OSI модел</w:t>
+      </w:r>
+    </w:p>
+    <w:p>
+      <w:pPr>
+        <w:ind w:firstLine="0"/>
+        <w:rPr>
+          <w:lang w:eastAsia="bg-BG"/>
+        </w:rPr>
+      </w:pPr>
+    </w:p>
+    <w:p>
+      <w:pPr>
+        <w:ind w:firstLine="0"/>
+        <w:rPr>
+          <w:lang w:eastAsia="bg-BG"/>
+        </w:rPr>
+      </w:pPr>
+      <w:r>
+        <w:rPr>
+          <w:lang w:eastAsia="bg-BG"/>
+        </w:rPr>
+        <w:t xml:space="preserve">OSI моделът е теоретична конструкция, която обяснява как данните преминават от едно устройство на друго, като всяко устройство </w:t>
+      </w:r>
+      <w:r>
+        <w:rPr>
+          <w:lang w:eastAsia="bg-BG"/>
+        </w:rPr>
+        <w:t>има същите слоеве. Слоевете са:</w:t>
+      </w:r>
+      <w:r>
+        <w:rPr>
+          <w:lang w:eastAsia="bg-BG"/>
+        </w:rPr>
+        <w:t>Физически слой – Отговаря за реалния пренос на битове по кабел, оптична връзка или безжична среда. Той дефинира електрическите и механичните параметри на предаването, като напрежение, честота, скорост на пренос и тип на конектора. В контекста на Wake-on-LAN физическият слой е важен, защото сигналът трябва да достигне до мрежовата к</w:t>
+      </w:r>
+      <w:r>
+        <w:rPr>
+          <w:lang w:eastAsia="bg-BG"/>
+        </w:rPr>
+        <w:t>арта на изключеното устройство.</w:t>
+      </w:r>
+      <w:r>
+        <w:rPr>
+          <w:lang w:eastAsia="bg-BG"/>
+        </w:rPr>
+        <w:t>Канален слой – Осигурява надеждна комуникация между две устройства в рамките на една локална мрежа. Той работи с MAC адреси и Ethernet кадри. Именно на този слой се разпознава Magic Packet, който активира събужданет</w:t>
+      </w:r>
+      <w:r>
+        <w:rPr>
+          <w:lang w:eastAsia="bg-BG"/>
+        </w:rPr>
+        <w:t>о на компютъра.</w:t>
+      </w:r>
+      <w:r>
+        <w:rPr>
+          <w:lang w:eastAsia="bg-BG"/>
+        </w:rPr>
+        <w:t>Мрежов слой – Отговаря за логическото адресиране и маршрутизацията на пакетите. Работи с IP адреси и определя най-добрия път за достигане до целевото устройство.</w:t>
+      </w:r>
+    </w:p>
+    <w:p>
+      <w:pPr>
+        <w:ind w:firstLine="0"/>
+        <w:rPr>
+          <w:lang w:eastAsia="bg-BG"/>
+        </w:rPr>
+      </w:pPr>
+      <w:r>
+        <w:rPr>
+          <w:lang w:eastAsia="bg-BG"/>
+        </w:rPr>
+        <w:t xml:space="preserve">Транспортен слой – Осигурява комуникация между приложенията на различни устройства чрез протоколи като TCP и UDP. За Wake-on-LAN се използва UDP, тъй като не изисква установяване на връзка и може да предава broadcast пакети.Сесиен </w:t>
+      </w:r>
+      <w:r>
+        <w:rPr>
+          <w:lang w:eastAsia="bg-BG"/>
+        </w:rPr>
         <w:lastRenderedPageBreak/>
-        <w:t>Технологията Wake-on-LAN има важно практическо значение. Тя позволява на системните администратори да включват компютри от разстояние, без да е необходимо физическо присъствие. Това е особено полезно при инсталиране на софтуерни актуализации, извършване на техническа поддръжка или антивирусни проверки извън работно време. Освен това WoL допринася за енергийна ефективност, тъй като компютрите могат да бъдат изключвани, когато не се използват, и да се включват само при необходимост.</w:t>
-      </w:r>
-    </w:p>
-    <w:p>
-      <w:pPr>
-        <w:rPr>
-          <w:lang w:eastAsia="bg-BG"/>
-        </w:rPr>
-      </w:pPr>
-      <w:r>
-        <w:rPr>
-          <w:lang w:eastAsia="bg-BG"/>
-        </w:rPr>
-        <w:t>Въпреки своите предимства, технологията има и някои ограничения. Тя работи основно в рамките на локална мрежа и изисква правилна конфигурация. При неправилно настройване съществуват и рискове за сигурността, тъй като неоторизирани потребители биха могли да изпращат Magic Packet, ако мрежата не е добре защитена.</w:t>
-      </w:r>
-    </w:p>
-    <w:p>
-      <w:pPr>
-        <w:rPr>
-          <w:lang w:eastAsia="bg-BG"/>
-        </w:rPr>
-      </w:pPr>
+        <w:t xml:space="preserve">слой– Управлява сесиите между приложенията, като определя кога да започне и кога да приключи връзката. В WoL този слой няма пряка роля, но е важен за разбиране </w:t>
+      </w:r>
+      <w:r>
+        <w:rPr>
+          <w:lang w:eastAsia="bg-BG"/>
+        </w:rPr>
+        <w:t>на целия комуникационен процес.</w:t>
+      </w:r>
+      <w:r>
+        <w:rPr>
+          <w:lang w:eastAsia="bg-BG"/>
+        </w:rPr>
+        <w:t>Представителен слой – Отговаря за форматирането на д</w:t>
+      </w:r>
+      <w:r>
+        <w:rPr>
+          <w:lang w:eastAsia="bg-BG"/>
+        </w:rPr>
+        <w:t>анните, криптиране и компресия.</w:t>
+      </w:r>
+      <w:r>
+        <w:rPr>
+          <w:lang w:eastAsia="bg-BG"/>
+        </w:rPr>
+        <w:t>Приложен слой – Осигурява интерфейс за приложенията към мрежата. В случая на Wake-on-LAN това е уеб интерфейсът на сървъра, чрез който потребителят подава ко</w:t>
+      </w:r>
+      <w:r>
+        <w:rPr>
+          <w:lang w:eastAsia="bg-BG"/>
+        </w:rPr>
+        <w:t>манда за събуждане на компютър.</w:t>
+      </w:r>
+    </w:p>
+    <w:p>
+      <w:pPr>
+        <w:pStyle w:val="Heading3"/>
+      </w:pPr>
+      <w:r>
+        <w:t>TCP/IP модел</w:t>
+      </w:r>
+    </w:p>
+    <w:p>
+      <w:pPr>
+        <w:ind w:firstLine="0"/>
+        <w:rPr>
+          <w:lang w:eastAsia="bg-BG"/>
+        </w:rPr>
+      </w:pPr>
+      <w:r>
+        <w:rPr>
+          <w:lang w:eastAsia="bg-BG"/>
+        </w:rPr>
+        <w:t>На практика най-често използваният модел е TCP/IP. Той е по-опростен и включва четири слоя: мрежов достъп, интернет, транспортен и приложен слой. Слойът за мрежов достъп комбинира физическия и каналния слой на OSI модела, интернет слойът съответства на мрежовия слой, транспортният слой включва TCP и UDP протоколите, а приложният слой обхваща всички приложения и услуги, които използват мрежата. Този модел е практически ориентиран и е основата на инт</w:t>
+      </w:r>
+      <w:r>
+        <w:rPr>
+          <w:lang w:eastAsia="bg-BG"/>
+        </w:rPr>
+        <w:t>ернет и повечето локални мрежи.</w:t>
+      </w:r>
+    </w:p>
+    <w:p>
+      <w:pPr>
+        <w:pStyle w:val="Heading3"/>
+      </w:pPr>
+      <w:r>
+        <w:t xml:space="preserve"> Протоколи</w:t>
+      </w:r>
+    </w:p>
+    <w:p>
+      <w:pPr>
+        <w:ind w:firstLine="0"/>
+        <w:rPr>
+          <w:lang w:eastAsia="bg-BG"/>
+        </w:rPr>
+      </w:pPr>
+      <w:r>
+        <w:rPr>
+          <w:lang w:eastAsia="bg-BG"/>
+        </w:rPr>
+        <w:t>Протоколите са набор от правила, които определят как се предават и получават данни. Те гарантират, че различни устройства и операционни системи могат да комуникират без проблеми. Най-важните протоко</w:t>
+      </w:r>
+      <w:r>
+        <w:rPr>
+          <w:lang w:eastAsia="bg-BG"/>
+        </w:rPr>
+        <w:t>ли за Wake-on-LAN са UDP и TCP.</w:t>
+      </w:r>
+    </w:p>
+    <w:p>
+      <w:pPr>
+        <w:pStyle w:val="Heading3"/>
+      </w:pPr>
+      <w:r>
+        <w:t>3.2.1 UDP (User Datagram Protocol)</w:t>
+      </w:r>
+    </w:p>
+    <w:p>
+      <w:pPr>
+        <w:ind w:firstLine="0"/>
+        <w:rPr>
+          <w:lang w:eastAsia="bg-BG"/>
+        </w:rPr>
+      </w:pPr>
+      <w:r>
+        <w:rPr>
+          <w:lang w:eastAsia="bg-BG"/>
+        </w:rPr>
+        <w:t>UDP е безсесиен протокол, който предава данни без установяване на връзка. Той е бърз и с минимално натоварване на мрежата, но не гарантира, че пакетът ще достигне до целта. За Wake-on-LAN това е предимство, защото целта е просто да се изпрати Magic Packet до всички устройства в локалната мрежа чрез broadcast, без да е необходим отговор от изключените компютри. Стандар</w:t>
+      </w:r>
+      <w:r>
+        <w:rPr>
+          <w:lang w:eastAsia="bg-BG"/>
+        </w:rPr>
+        <w:t>тно се използват портове 7 и 9.</w:t>
+      </w:r>
+      <w:r>
+        <w:rPr>
+          <w:lang w:eastAsia="bg-BG"/>
+        </w:rPr>
+        <w:t xml:space="preserve">TCP </w:t>
+      </w:r>
+      <w:r>
+        <w:rPr>
+          <w:lang w:eastAsia="bg-BG"/>
+        </w:rPr>
+        <w:t>(Transmission Control Protocol)</w:t>
+      </w:r>
+      <w:r>
+        <w:rPr>
+          <w:lang w:eastAsia="bg-BG"/>
+        </w:rPr>
+        <w:t>TCP е протокол, ориентиран към връзка, който гарантира доставката на данни чрез потвърждение и контрол на грешките. Той използва тристепенно ръкостискане за установяване на връзка и контролира потока на данни. В случая на Wake-on-LAN TCP не е подходящ, защото целевият компютър е изключен и не може да отговаря на TCP заяв</w:t>
+      </w:r>
+      <w:r>
+        <w:rPr>
+          <w:lang w:eastAsia="bg-BG"/>
+        </w:rPr>
+        <w:t>ки.</w:t>
+      </w:r>
+    </w:p>
+    <w:p>
+      <w:pPr>
+        <w:pStyle w:val="Heading3"/>
+      </w:pPr>
+      <w:r>
+        <w:t xml:space="preserve"> Broadcast комуникация</w:t>
+      </w:r>
+    </w:p>
+    <w:p>
+      <w:pPr>
+        <w:ind w:firstLine="0"/>
+        <w:rPr>
+          <w:lang w:eastAsia="bg-BG"/>
+        </w:rPr>
+      </w:pPr>
+      <w:r>
+        <w:rPr>
+          <w:lang w:eastAsia="bg-BG"/>
+        </w:rPr>
+        <w:t>Broadcast представлява изпращане на пакет до всички устройства в мрежата или подмрежата. За Wake-on-LAN broadcast адресът е критичен, защото Magic Packet трябва</w:t>
+      </w:r>
+      <w:r>
+        <w:rPr>
+          <w:lang w:eastAsia="bg-BG"/>
+        </w:rPr>
+        <w:t xml:space="preserve"> </w:t>
+      </w:r>
+      <w:r>
+        <w:rPr>
+          <w:lang w:eastAsia="bg-BG"/>
+        </w:rPr>
+        <w:lastRenderedPageBreak/>
+        <w:t>да достигне до всички мрежови карти. Всяка мрежова карта проверява дали пакетът съдържа нейния MAC адрес и само тогава подава сигнал за включване на компютъра.</w:t>
+      </w:r>
+    </w:p>
+    <w:p>
+      <w:pPr>
+        <w:ind w:firstLine="0"/>
+        <w:rPr>
+          <w:lang w:eastAsia="bg-BG"/>
+        </w:rPr>
+      </w:pPr>
+      <w:r>
+        <w:rPr>
+          <w:lang w:eastAsia="bg-BG"/>
+        </w:rPr>
+        <w:t>Съществуват два вида broadcast:</w:t>
+      </w:r>
+    </w:p>
+    <w:p>
+      <w:pPr>
+        <w:ind w:firstLine="0"/>
+        <w:rPr>
+          <w:lang w:eastAsia="bg-BG"/>
+        </w:rPr>
+      </w:pPr>
+      <w:r>
+        <w:rPr>
+          <w:lang w:eastAsia="bg-BG"/>
+        </w:rPr>
+        <w:t>Ограничен (limited broadcast) – 255.255.255.255, достига до всички устройства в локалната мрежа.</w:t>
+      </w:r>
+    </w:p>
+    <w:p>
+      <w:pPr>
+        <w:ind w:firstLine="0"/>
+        <w:rPr>
+          <w:lang w:eastAsia="bg-BG"/>
+        </w:rPr>
+      </w:pPr>
+      <w:r>
+        <w:rPr>
+          <w:lang w:eastAsia="bg-BG"/>
+        </w:rPr>
+        <w:t>Насочен (directed broadcast) – например 192.168.1.255, изп</w:t>
+      </w:r>
+      <w:r>
+        <w:rPr>
+          <w:lang w:eastAsia="bg-BG"/>
+        </w:rPr>
+        <w:t>олзва се за конкретна подмрежа.</w:t>
+      </w:r>
+      <w:r>
+        <w:rPr>
+          <w:lang w:eastAsia="bg-BG"/>
+        </w:rPr>
+        <w:t>За успешната работа на WoL сървъра е важно да се използва правилният тип broadcast, за да може пакетът да достигне целевите устройства.</w:t>
+      </w:r>
+    </w:p>
+    <w:p>
+      <w:pPr>
+        <w:ind w:firstLine="0"/>
+        <w:rPr>
+          <w:lang w:eastAsia="bg-BG"/>
+        </w:rPr>
+      </w:pPr>
+    </w:p>
+    <w:p>
+      <w:pPr>
+        <w:pStyle w:val="Heading3"/>
+      </w:pPr>
+      <w:r>
+        <w:t xml:space="preserve"> Капсулиране на данни</w:t>
+      </w:r>
+    </w:p>
+    <w:p>
+      <w:pPr>
+        <w:ind w:firstLine="0"/>
+        <w:rPr>
+          <w:lang w:eastAsia="bg-BG"/>
+        </w:rPr>
+      </w:pPr>
+      <w:r>
+        <w:rPr>
+          <w:lang w:eastAsia="bg-BG"/>
+        </w:rPr>
+        <w:t>При предаването на информация всеки слой на мрежовия модел добавя собствена заглавна информация към данните. Този процес се нарича капсулиране. Например, когато WoL сървърът генерира Magic Packet, приложният слой го подготвя като payload. След това транспортният слой добавя UDP заглавка, мрежовият слой – IP заглавка, а каналният слой – Ethernet заглавка с източников и целеви MAC адрес. На физическия слой пакетът се предава по кабела или безжичната мрежа. Получателят извършва обратен процес – декaпсулиране – и проверява дали пакетът с</w:t>
+      </w:r>
+      <w:r>
+        <w:rPr>
+          <w:lang w:eastAsia="bg-BG"/>
+        </w:rPr>
+        <w:t>ъдържа неговия MAC адрес.</w:t>
+      </w:r>
+    </w:p>
+    <w:p>
+      <w:pPr>
+        <w:pStyle w:val="Heading2"/>
+        <w:rPr>
+          <w:lang w:eastAsia="bg-BG"/>
+        </w:rPr>
+      </w:pPr>
+      <w:r>
+        <w:rPr>
+          <w:lang w:eastAsia="bg-BG"/>
+        </w:rPr>
+        <w:t xml:space="preserve"> Компютърни мрежи – основни понятия</w:t>
+      </w:r>
+    </w:p>
+    <w:p>
+      <w:pPr>
+        <w:ind w:firstLine="0"/>
+        <w:rPr>
+          <w:lang w:eastAsia="bg-BG"/>
+        </w:rPr>
+      </w:pPr>
+    </w:p>
+    <w:p>
+      <w:pPr>
+        <w:ind w:firstLine="0"/>
+        <w:rPr>
+          <w:lang w:eastAsia="bg-BG"/>
+        </w:rPr>
+      </w:pPr>
+      <w:r>
+        <w:rPr>
+          <w:lang w:eastAsia="bg-BG"/>
+        </w:rPr>
+        <w:t>Компютърните мрежи представляват съвкупност от взаимосвързани изчислителни устройства, които обменят информация чрез стандартизирани протоколи за комуникация. Те са фундаментална част от съвременните информационни системи и осигуряват основата за функционирането на интернет, корпоративните инфраструктури, облачните услуги и локалните информационни среди. Развитието на компютърните мрежи е пряко свързано с необходимостта от бърз, надежден и сигурен обмен на данни между разл</w:t>
+      </w:r>
+      <w:r>
+        <w:rPr>
+          <w:lang w:eastAsia="bg-BG"/>
+        </w:rPr>
+        <w:t>ични устройства и потребители.</w:t>
+      </w:r>
+      <w:r>
+        <w:rPr>
+          <w:lang w:eastAsia="bg-BG"/>
+        </w:rPr>
+        <w:t xml:space="preserve">Основните цели на компютърните мрежи включват споделяне на ресурси, централизирано управление, намаляване на разходите за хардуер, повишаване на ефективността и улесняване на </w:t>
+      </w:r>
+      <w:r>
+        <w:rPr>
+          <w:lang w:eastAsia="bg-BG"/>
+        </w:rPr>
+        <w:lastRenderedPageBreak/>
+        <w:t>комуникацията. В една локална мрежа например няколко компютъра могат да използват общ принтер, файлов сървър или интернет връзка. Това позволява оптимизация на ресурсите и по-добра организация на работната среда.</w:t>
+      </w:r>
+    </w:p>
+    <w:p>
+      <w:pPr>
+        <w:ind w:firstLine="0"/>
+        <w:rPr>
+          <w:lang w:eastAsia="bg-BG"/>
+        </w:rPr>
+      </w:pPr>
+    </w:p>
+    <w:p>
+      <w:pPr>
+        <w:pStyle w:val="Heading3"/>
+      </w:pPr>
+      <w:r>
+        <w:t>Видове компютърни мрежи</w:t>
+      </w:r>
+    </w:p>
+    <w:p>
+      <w:pPr>
+        <w:ind w:firstLine="0"/>
+        <w:rPr>
+          <w:lang w:eastAsia="bg-BG"/>
+        </w:rPr>
+      </w:pPr>
+    </w:p>
+    <w:p>
+      <w:pPr>
+        <w:ind w:firstLine="0"/>
+        <w:rPr>
+          <w:lang w:eastAsia="bg-BG"/>
+        </w:rPr>
+      </w:pPr>
+      <w:r>
+        <w:rPr>
+          <w:lang w:eastAsia="bg-BG"/>
+        </w:rPr>
+        <w:t>В зависимост от географския обхват компютърните мрежи се разделят на локални (LAN), градски (MAN) и глобални (WAN). Локалната мрежа (Local Area Network) обхваща малка територия – например компютърна зала, училище, офис сграда или дом. Тя се характеризира с висока скорост на предаване на данни, ниска латентност и сравнително проста архитектура. В локалните мрежи обикновено се използват Ethernet технологии и кабелна инфраструктура</w:t>
+      </w:r>
+      <w:r>
+        <w:rPr>
+          <w:lang w:eastAsia="bg-BG"/>
+        </w:rPr>
+        <w:t xml:space="preserve"> от тип UTP или оптични връзки.</w:t>
+      </w:r>
+      <w:r>
+        <w:rPr>
+          <w:lang w:eastAsia="bg-BG"/>
+        </w:rPr>
+        <w:t xml:space="preserve">Градските мрежи (Metropolitan Area Network) свързват множество локални мрежи в рамките на един град или индустриална зона. Те използват високоскоростни комуникационни линии, често </w:t>
+      </w:r>
+      <w:r>
+        <w:rPr>
+          <w:lang w:eastAsia="bg-BG"/>
+        </w:rPr>
+        <w:t>базирани на оптични технологии.</w:t>
+      </w:r>
+      <w:r>
+        <w:rPr>
+          <w:lang w:eastAsia="bg-BG"/>
+        </w:rPr>
+        <w:t>Глобалните мрежи (Wide Area Network) покриват големи географски територии и свързват различни градове, държави или континенти. Най-големият пример за глобална мрежа е интернет. WAN мрежите използват сложни механизми за маршрутизация и разл</w:t>
+      </w:r>
+      <w:r>
+        <w:rPr>
+          <w:lang w:eastAsia="bg-BG"/>
+        </w:rPr>
+        <w:t>ични комуникационни технологии.</w:t>
+      </w:r>
+      <w:r>
+        <w:rPr>
+          <w:lang w:eastAsia="bg-BG"/>
+        </w:rPr>
+        <w:t>Настоящият проект за Wake-on-LAN сървър функционира основно в рамките на локална мрежа, тъй като технологията разчита на broad</w:t>
+      </w:r>
+      <w:r>
+        <w:rPr>
+          <w:lang w:eastAsia="bg-BG"/>
+        </w:rPr>
+        <w:t>cast механизъм в една подмрежа.</w:t>
+      </w:r>
+      <w:r>
+        <w:rPr>
+          <w:lang w:eastAsia="bg-BG"/>
+        </w:rPr>
+        <w:t>Топология на мрежите</w:t>
+      </w:r>
+      <w:r>
+        <w:rPr>
+          <w:lang w:eastAsia="bg-BG"/>
+        </w:rPr>
+        <w:t>.</w:t>
+      </w:r>
+      <w:r>
+        <w:rPr>
+          <w:lang w:eastAsia="bg-BG"/>
+        </w:rPr>
+        <w:t>Топологията определя начина, по който устройствата в мрежата са свързани физически и логически. Тя влияе върху надеждността, производителността и мащабируемостта на мрежата.В съвременните LAN среди най-разпространена е звездната топология. При нея всички устройства са свързани към централен мрежов компонент – най-често суич. Тази структура улеснява управлението и локализирането на проблеми, тъй като повреда в един кабел зася</w:t>
+      </w:r>
+      <w:r>
+        <w:rPr>
+          <w:lang w:eastAsia="bg-BG"/>
+        </w:rPr>
+        <w:t>га само конкретното устройство.</w:t>
+      </w:r>
+      <w:r>
+        <w:rPr>
+          <w:lang w:eastAsia="bg-BG"/>
+        </w:rPr>
+        <w:t>Шинната топология използва общ комуникационен канал, към който са свързани всички устройства. Този модел е бил широко използван в ранните версии на Ethernet, но днес почти не се с</w:t>
+      </w:r>
+      <w:r>
+        <w:rPr>
+          <w:lang w:eastAsia="bg-BG"/>
+        </w:rPr>
+        <w:t>реща поради ниската надеждност.</w:t>
+      </w:r>
+      <w:r>
+        <w:rPr>
+          <w:lang w:eastAsia="bg-BG"/>
+        </w:rPr>
+        <w:t xml:space="preserve">Пръстеновидната топология свързва устройствата в затворен кръг, като данните преминават последователно през всяко устройство. Мрежовата (mesh) топология осигурява множество връзки между устройствата и предлага висока </w:t>
+      </w:r>
+      <w:r>
+        <w:rPr>
+          <w:lang w:eastAsia="bg-BG"/>
+        </w:rPr>
+        <w:lastRenderedPageBreak/>
+        <w:t>отказоустойчивост, но из</w:t>
+      </w:r>
+      <w:r>
+        <w:rPr>
+          <w:lang w:eastAsia="bg-BG"/>
+        </w:rPr>
+        <w:t>исква по-сложна инфраструктура.</w:t>
+      </w:r>
+      <w:r>
+        <w:rPr>
+          <w:lang w:eastAsia="bg-BG"/>
+        </w:rPr>
+        <w:t>Изборът на топология влияе пряко върху начина, по който broadcast пакетите, използвани при Wake-on-LAN, се разпространяват в мрежата.</w:t>
+      </w:r>
+    </w:p>
+    <w:p>
+      <w:pPr>
+        <w:ind w:firstLine="0"/>
+        <w:rPr>
+          <w:lang w:eastAsia="bg-BG"/>
+        </w:rPr>
+      </w:pPr>
+    </w:p>
+    <w:p>
+      <w:pPr>
+        <w:pStyle w:val="Heading3"/>
+      </w:pPr>
+      <w:r>
+        <w:t>Основни мрежови устройства</w:t>
+      </w:r>
+    </w:p>
+    <w:p>
+      <w:pPr>
+        <w:ind w:firstLine="0"/>
+        <w:rPr>
+          <w:lang w:eastAsia="bg-BG"/>
+        </w:rPr>
+      </w:pPr>
+    </w:p>
+    <w:p>
+      <w:pPr>
+        <w:ind w:firstLine="0"/>
+        <w:rPr>
+          <w:lang w:eastAsia="bg-BG"/>
+        </w:rPr>
+      </w:pPr>
+      <w:r>
+        <w:rPr>
+          <w:lang w:eastAsia="bg-BG"/>
+        </w:rPr>
+        <w:t>Функционирането на компютърната мрежа зависи от различни хардуерни компоненти. Суичът е основното устройство в локалната мрежа. Той свързва множество устройства и препраща данните въз основа на MAC адресите им. Суичът поддържа таблица с MAC адреси и насочва трафика само към съответния порт, което н</w:t>
+      </w:r>
+      <w:r>
+        <w:rPr>
+          <w:lang w:eastAsia="bg-BG"/>
+        </w:rPr>
+        <w:t>амалява излишния мрежов трафик.</w:t>
+      </w:r>
+      <w:r>
+        <w:rPr>
+          <w:lang w:eastAsia="bg-BG"/>
+        </w:rPr>
+        <w:t>Рутерът свързва различни мрежи и извършва маршрутизация на пакети въз основа на IP адреси. Той анализира мрежовата част на IP адреса и определя най-подходящия маршрут за достигане до крайната дестинация. Освен това рутерът може да изпълнява функции като DHCP сърв</w:t>
+      </w:r>
+      <w:r>
+        <w:rPr>
+          <w:lang w:eastAsia="bg-BG"/>
+        </w:rPr>
+        <w:t>ър, NAT превод и защитна стена.</w:t>
+      </w:r>
+      <w:r>
+        <w:rPr>
+          <w:lang w:eastAsia="bg-BG"/>
+        </w:rPr>
+        <w:t>Мрежовата карта (NIC – Network Interface Card) осигурява физическата връзка на компютъра към мрежата. Тя съдържа уникален MAC адрес и управлява комуникацията на ниско ниво. При Wake-on-LAN мрежовата карта играе ключова роля, тъй като остава частично активна дори когато компютърът е изключен, стига захранването да не е прекъснато.</w:t>
+      </w:r>
+    </w:p>
+    <w:p>
+      <w:pPr>
+        <w:ind w:firstLine="0"/>
+        <w:rPr>
+          <w:lang w:eastAsia="bg-BG"/>
+        </w:rPr>
+      </w:pPr>
+    </w:p>
+    <w:p>
+      <w:pPr>
+        <w:pStyle w:val="Heading3"/>
+      </w:pPr>
+      <w:r>
+        <w:t>MAC и IP адресиране</w:t>
+      </w:r>
+    </w:p>
+    <w:p>
+      <w:pPr>
+        <w:ind w:firstLine="0"/>
+        <w:rPr>
+          <w:lang w:eastAsia="bg-BG"/>
+        </w:rPr>
+      </w:pPr>
+      <w:r>
+        <w:rPr>
+          <w:lang w:eastAsia="bg-BG"/>
+        </w:rPr>
+        <w:t>В компютърните мрежи се използват два основни вида адреси – физически и логически. MAC адресът е 48-битов уникален идентификатор, зададен от производителя на мрежовата карта. Той функционира на каналния слой и служи за идентифициране на устройства в рамкит</w:t>
+      </w:r>
+      <w:r>
+        <w:rPr>
+          <w:lang w:eastAsia="bg-BG"/>
+        </w:rPr>
+        <w:t>е на локалната мрежа.</w:t>
+      </w:r>
+      <w:r>
+        <w:rPr>
+          <w:lang w:eastAsia="bg-BG"/>
+        </w:rPr>
+        <w:t>IP адресът е логически адрес, който се използва за маршрутизация между различни мрежи. Най-разпространен е стандартът IPv4, при който адресът се състои от 32 бита, разделени на четири октета. Чрез маска на подмрежата се определя границата между мре</w:t>
+      </w:r>
+      <w:r>
+        <w:rPr>
+          <w:lang w:eastAsia="bg-BG"/>
+        </w:rPr>
+        <w:t>жовата и хост частта на адреса.</w:t>
+      </w:r>
+      <w:r>
+        <w:rPr>
+          <w:lang w:eastAsia="bg-BG"/>
+        </w:rPr>
+        <w:t>Разликата между MAC и IP адресите е съществена. Докато IP адресът може да бъде променян и конфигуриран динамично, MAC адресът обикновено е постоянен. Wake-on-LAN използва MAC адреса като основен идентификатор, тъй като изключеният компютър няма активен IP стек.</w:t>
+      </w:r>
+    </w:p>
+    <w:p>
+      <w:pPr>
+        <w:ind w:firstLine="0"/>
+        <w:rPr>
+          <w:lang w:eastAsia="bg-BG"/>
+        </w:rPr>
+      </w:pPr>
+    </w:p>
+    <w:p>
+      <w:pPr>
+        <w:pStyle w:val="Heading3"/>
+      </w:pPr>
+      <w:r>
+        <w:t>Broadcast комуникация</w:t>
+      </w:r>
+    </w:p>
+    <w:p>
+      <w:pPr>
+        <w:ind w:firstLine="0"/>
+        <w:rPr>
+          <w:lang w:eastAsia="bg-BG"/>
+        </w:rPr>
+      </w:pPr>
+      <w:r>
+        <w:rPr>
+          <w:lang w:eastAsia="bg-BG"/>
+        </w:rPr>
+        <w:t>Broadcast представлява механизъм за изпращане на пакет до всички устройства в една подмрежа. Това става чрез използване на специален broadcast IP адрес, например 192.168.1.255 пр</w:t>
+      </w:r>
+      <w:r>
+        <w:rPr>
+          <w:lang w:eastAsia="bg-BG"/>
+        </w:rPr>
+        <w:t>и маска 255.255.255.0.</w:t>
+      </w:r>
+      <w:r>
+        <w:rPr>
+          <w:lang w:eastAsia="bg-BG"/>
+        </w:rPr>
+        <w:t>При Wake-on-LAN Magic Packet се изпраща като broadcast съобщение. Всички устройства в мрежата получават пакета, но само това, чийто MAC адрес съвпада с посочения в пакета, активира процеса на включване. Този механизъм позволява събуждане на компютър, без той да има активна операционна система или конфигуриран IP адрес.</w:t>
+      </w:r>
+    </w:p>
+    <w:p>
+      <w:pPr>
+        <w:ind w:firstLine="0"/>
+        <w:rPr>
+          <w:lang w:eastAsia="bg-BG"/>
+        </w:rPr>
+      </w:pPr>
+    </w:p>
+    <w:p>
+      <w:pPr>
+        <w:pStyle w:val="Heading3"/>
+      </w:pPr>
+      <w:r>
+        <w:t>Пор</w:t>
+      </w:r>
+      <w:r>
+        <w:t xml:space="preserve">тове и комуникационни протоколи </w:t>
+      </w:r>
+    </w:p>
+    <w:p>
+      <w:pPr>
+        <w:ind w:firstLine="0"/>
+        <w:rPr>
+          <w:lang w:eastAsia="bg-BG"/>
+        </w:rPr>
+      </w:pPr>
+      <w:r>
+        <w:rPr>
+          <w:lang w:eastAsia="bg-BG"/>
+        </w:rPr>
+        <w:t>Мрежовата комуникация се осъществява чрез протоколи – стандартизирани правила за обмен на данни. Всеки протокол използва портове, които представляват логически иденти</w:t>
+      </w:r>
+      <w:r>
+        <w:rPr>
+          <w:lang w:eastAsia="bg-BG"/>
+        </w:rPr>
+        <w:t xml:space="preserve">фикатори на услуги или процеси. </w:t>
+      </w:r>
+      <w:r>
+        <w:rPr>
+          <w:lang w:eastAsia="bg-BG"/>
+        </w:rPr>
+        <w:t>Wake-on-LAN използва UDP протокол, обикновено през порт 7 или порт 9. UDP е безсесиен протокол, който не изисква установяване на връзка и не гарантира доставка на пакета. Тази характеристика го прави подходящ за изпращане на broadcast съобщения, при които целта е сигналът да достигне до мрежата възможно най-бързо и с минимално натоварване.</w:t>
+      </w:r>
       <w:bookmarkStart w:id="4" w:name="_GoBack"/>
       <w:bookmarkEnd w:id="4"/>
-      <w:r>
-        <w:rPr>
-          <w:lang w:eastAsia="bg-BG"/>
-        </w:rPr>
-        <w:t>В заключение, Wake-on-LAN е съвременна и практична технология, която улеснява дистанционното управление на компютри чрез мрежата. Тя намира широко приложение в образователни и бизнес среди и е важен елемент от модерната мрежова инфраструктура. Благодарение на възможността за централизирано управление и оптимизация на енергопотреблението, WoL остава актуално и полезно решение в сферата на информационните технологии.</w:t>
-      </w:r>
     </w:p>
     <w:p>
       <w:pPr>
@@ -816,7 +1848,7 @@
           <w:rPr>
             <w:noProof/>
           </w:rPr>
-          <w:t>3</w:t>
+          <w:t>12</w:t>
         </w:r>
         <w:r>
           <w:rPr>
@@ -3899,7 +4931,7 @@
 </file>
 
 <file path=customXml/itemProps1.xml><?xml version="1.0" encoding="utf-8"?>
-<ds:datastoreItem xmlns:ds="http://schemas.openxmlformats.org/officeDocument/2006/customXml" ds:itemID="{94B80042-24F6-4543-BB1F-42D4E70698DD}">
+<ds:datastoreItem xmlns:ds="http://schemas.openxmlformats.org/officeDocument/2006/customXml" ds:itemID="{D79F655B-61C3-43C3-896E-E3B32C9A6788}">
   <ds:schemaRefs>
     <ds:schemaRef ds:uri="http://schemas.openxmlformats.org/officeDocument/2006/bibliography"/>
   </ds:schemaRefs>

--- a/DR/Дипломен_проект.docx
+++ b/DR/Дипломен_проект.docx
@@ -62,7 +62,7 @@
           <w:r>
             <w:fldChar w:fldCharType="separate"/>
           </w:r>
-          <w:hyperlink w:anchor="_Toc219445202" w:history="1">
+          <w:hyperlink w:anchor="_Toc226013930" w:history="1">
             <w:r>
               <w:rPr>
                 <w:rStyle w:val="Hyperlink"/>
@@ -106,7 +106,7 @@
                 <w:noProof/>
                 <w:webHidden/>
               </w:rPr>
-              <w:instrText xml:space="preserve"> PAGEREF _Toc219445202 \h </w:instrText>
+              <w:instrText xml:space="preserve"> PAGEREF _Toc226013930 \h </w:instrText>
             </w:r>
             <w:r>
               <w:rPr>
@@ -126,7 +126,7 @@
                 <w:noProof/>
                 <w:webHidden/>
               </w:rPr>
-              <w:t>2</w:t>
+              <w:t>3</w:t>
             </w:r>
             <w:r>
               <w:rPr>
@@ -152,13 +152,3276 @@
               <w:lang w:eastAsia="bg-BG"/>
             </w:rPr>
           </w:pPr>
-          <w:hyperlink w:anchor="_Toc219445203" w:history="1">
+          <w:hyperlink w:anchor="_Toc226013931" w:history="1">
             <w:r>
               <w:rPr>
                 <w:rStyle w:val="Hyperlink"/>
                 <w:noProof/>
               </w:rPr>
               <w:t>2.</w:t>
+            </w:r>
+            <w:r>
+              <w:rPr>
+                <w:rFonts w:asciiTheme="minorHAnsi" w:hAnsiTheme="minorHAnsi" w:cstheme="minorBidi"/>
+                <w:noProof/>
+                <w:sz w:val="22"/>
+                <w:szCs w:val="22"/>
+                <w:lang w:eastAsia="bg-BG"/>
+              </w:rPr>
+              <w:tab/>
+            </w:r>
+            <w:r>
+              <w:rPr>
+                <w:rStyle w:val="Hyperlink"/>
+                <w:noProof/>
+              </w:rPr>
+              <w:t>Теоретична част</w:t>
+            </w:r>
+            <w:r>
+              <w:rPr>
+                <w:noProof/>
+                <w:webHidden/>
+              </w:rPr>
+              <w:tab/>
+            </w:r>
+            <w:r>
+              <w:rPr>
+                <w:noProof/>
+                <w:webHidden/>
+              </w:rPr>
+              <w:fldChar w:fldCharType="begin"/>
+            </w:r>
+            <w:r>
+              <w:rPr>
+                <w:noProof/>
+                <w:webHidden/>
+              </w:rPr>
+              <w:instrText xml:space="preserve"> PAGEREF _Toc226013931 \h </w:instrText>
+            </w:r>
+            <w:r>
+              <w:rPr>
+                <w:noProof/>
+                <w:webHidden/>
+              </w:rPr>
+            </w:r>
+            <w:r>
+              <w:rPr>
+                <w:noProof/>
+                <w:webHidden/>
+              </w:rPr>
+              <w:fldChar w:fldCharType="separate"/>
+            </w:r>
+            <w:r>
+              <w:rPr>
+                <w:noProof/>
+                <w:webHidden/>
+              </w:rPr>
+              <w:t>4</w:t>
+            </w:r>
+            <w:r>
+              <w:rPr>
+                <w:noProof/>
+                <w:webHidden/>
+              </w:rPr>
+              <w:fldChar w:fldCharType="end"/>
+            </w:r>
+          </w:hyperlink>
+        </w:p>
+        <w:p>
+          <w:pPr>
+            <w:pStyle w:val="TOC2"/>
+            <w:tabs>
+              <w:tab w:val="left" w:pos="1760"/>
+              <w:tab w:val="right" w:leader="dot" w:pos="9062"/>
+            </w:tabs>
+            <w:rPr>
+              <w:rFonts w:asciiTheme="minorHAnsi" w:hAnsiTheme="minorHAnsi" w:cstheme="minorBidi"/>
+              <w:noProof/>
+              <w:sz w:val="22"/>
+              <w:szCs w:val="22"/>
+              <w:lang w:eastAsia="bg-BG"/>
+            </w:rPr>
+          </w:pPr>
+          <w:hyperlink w:anchor="_Toc226013932" w:history="1">
+            <w:r>
+              <w:rPr>
+                <w:rStyle w:val="Hyperlink"/>
+                <w:noProof/>
+                <w:lang w:val="en-US"/>
+              </w:rPr>
+              <w:t>2.1</w:t>
+            </w:r>
+            <w:r>
+              <w:rPr>
+                <w:rFonts w:asciiTheme="minorHAnsi" w:hAnsiTheme="minorHAnsi" w:cstheme="minorBidi"/>
+                <w:noProof/>
+                <w:sz w:val="22"/>
+                <w:szCs w:val="22"/>
+                <w:lang w:eastAsia="bg-BG"/>
+              </w:rPr>
+              <w:tab/>
+            </w:r>
+            <w:r>
+              <w:rPr>
+                <w:rStyle w:val="Hyperlink"/>
+                <w:noProof/>
+                <w:lang w:val="en-US"/>
+              </w:rPr>
+              <w:t>Мрежови модели и протоколи</w:t>
+            </w:r>
+            <w:r>
+              <w:rPr>
+                <w:noProof/>
+                <w:webHidden/>
+              </w:rPr>
+              <w:tab/>
+            </w:r>
+            <w:r>
+              <w:rPr>
+                <w:noProof/>
+                <w:webHidden/>
+              </w:rPr>
+              <w:fldChar w:fldCharType="begin"/>
+            </w:r>
+            <w:r>
+              <w:rPr>
+                <w:noProof/>
+                <w:webHidden/>
+              </w:rPr>
+              <w:instrText xml:space="preserve"> PAGEREF _Toc226013932 \h </w:instrText>
+            </w:r>
+            <w:r>
+              <w:rPr>
+                <w:noProof/>
+                <w:webHidden/>
+              </w:rPr>
+            </w:r>
+            <w:r>
+              <w:rPr>
+                <w:noProof/>
+                <w:webHidden/>
+              </w:rPr>
+              <w:fldChar w:fldCharType="separate"/>
+            </w:r>
+            <w:r>
+              <w:rPr>
+                <w:noProof/>
+                <w:webHidden/>
+              </w:rPr>
+              <w:t>4</w:t>
+            </w:r>
+            <w:r>
+              <w:rPr>
+                <w:noProof/>
+                <w:webHidden/>
+              </w:rPr>
+              <w:fldChar w:fldCharType="end"/>
+            </w:r>
+          </w:hyperlink>
+        </w:p>
+        <w:p>
+          <w:pPr>
+            <w:pStyle w:val="TOC2"/>
+            <w:tabs>
+              <w:tab w:val="left" w:pos="1760"/>
+              <w:tab w:val="right" w:leader="dot" w:pos="9062"/>
+            </w:tabs>
+            <w:rPr>
+              <w:rFonts w:asciiTheme="minorHAnsi" w:hAnsiTheme="minorHAnsi" w:cstheme="minorBidi"/>
+              <w:noProof/>
+              <w:sz w:val="22"/>
+              <w:szCs w:val="22"/>
+              <w:lang w:eastAsia="bg-BG"/>
+            </w:rPr>
+          </w:pPr>
+          <w:hyperlink w:anchor="_Toc226013933" w:history="1">
+            <w:r>
+              <w:rPr>
+                <w:rStyle w:val="Hyperlink"/>
+                <w:noProof/>
+              </w:rPr>
+              <w:t>2.2</w:t>
+            </w:r>
+            <w:r>
+              <w:rPr>
+                <w:rFonts w:asciiTheme="minorHAnsi" w:hAnsiTheme="minorHAnsi" w:cstheme="minorBidi"/>
+                <w:noProof/>
+                <w:sz w:val="22"/>
+                <w:szCs w:val="22"/>
+                <w:lang w:eastAsia="bg-BG"/>
+              </w:rPr>
+              <w:tab/>
+            </w:r>
+            <w:r>
+              <w:rPr>
+                <w:rStyle w:val="Hyperlink"/>
+                <w:noProof/>
+              </w:rPr>
+              <w:t>Компютърни мрежи – основни понятия</w:t>
+            </w:r>
+            <w:r>
+              <w:rPr>
+                <w:noProof/>
+                <w:webHidden/>
+              </w:rPr>
+              <w:tab/>
+            </w:r>
+            <w:r>
+              <w:rPr>
+                <w:noProof/>
+                <w:webHidden/>
+              </w:rPr>
+              <w:fldChar w:fldCharType="begin"/>
+            </w:r>
+            <w:r>
+              <w:rPr>
+                <w:noProof/>
+                <w:webHidden/>
+              </w:rPr>
+              <w:instrText xml:space="preserve"> PAGEREF _Toc226013933 \h </w:instrText>
+            </w:r>
+            <w:r>
+              <w:rPr>
+                <w:noProof/>
+                <w:webHidden/>
+              </w:rPr>
+            </w:r>
+            <w:r>
+              <w:rPr>
+                <w:noProof/>
+                <w:webHidden/>
+              </w:rPr>
+              <w:fldChar w:fldCharType="separate"/>
+            </w:r>
+            <w:r>
+              <w:rPr>
+                <w:noProof/>
+                <w:webHidden/>
+              </w:rPr>
+              <w:t>5</w:t>
+            </w:r>
+            <w:r>
+              <w:rPr>
+                <w:noProof/>
+                <w:webHidden/>
+              </w:rPr>
+              <w:fldChar w:fldCharType="end"/>
+            </w:r>
+          </w:hyperlink>
+        </w:p>
+        <w:p>
+          <w:pPr>
+            <w:pStyle w:val="TOC2"/>
+            <w:tabs>
+              <w:tab w:val="left" w:pos="1760"/>
+              <w:tab w:val="right" w:leader="dot" w:pos="9062"/>
+            </w:tabs>
+            <w:rPr>
+              <w:rFonts w:asciiTheme="minorHAnsi" w:hAnsiTheme="minorHAnsi" w:cstheme="minorBidi"/>
+              <w:noProof/>
+              <w:sz w:val="22"/>
+              <w:szCs w:val="22"/>
+              <w:lang w:eastAsia="bg-BG"/>
+            </w:rPr>
+          </w:pPr>
+          <w:hyperlink w:anchor="_Toc226013934" w:history="1">
+            <w:r>
+              <w:rPr>
+                <w:rStyle w:val="Hyperlink"/>
+                <w:noProof/>
+                <w:lang w:eastAsia="bg-BG"/>
+              </w:rPr>
+              <w:t>2.3</w:t>
+            </w:r>
+            <w:r>
+              <w:rPr>
+                <w:rFonts w:asciiTheme="minorHAnsi" w:hAnsiTheme="minorHAnsi" w:cstheme="minorBidi"/>
+                <w:noProof/>
+                <w:sz w:val="22"/>
+                <w:szCs w:val="22"/>
+                <w:lang w:eastAsia="bg-BG"/>
+              </w:rPr>
+              <w:tab/>
+            </w:r>
+            <w:r>
+              <w:rPr>
+                <w:rStyle w:val="Hyperlink"/>
+                <w:noProof/>
+                <w:lang w:eastAsia="bg-BG"/>
+              </w:rPr>
+              <w:t>Мрежови модели и протоколи</w:t>
+            </w:r>
+            <w:r>
+              <w:rPr>
+                <w:noProof/>
+                <w:webHidden/>
+              </w:rPr>
+              <w:tab/>
+            </w:r>
+            <w:r>
+              <w:rPr>
+                <w:noProof/>
+                <w:webHidden/>
+              </w:rPr>
+              <w:fldChar w:fldCharType="begin"/>
+            </w:r>
+            <w:r>
+              <w:rPr>
+                <w:noProof/>
+                <w:webHidden/>
+              </w:rPr>
+              <w:instrText xml:space="preserve"> PAGEREF _Toc226013934 \h </w:instrText>
+            </w:r>
+            <w:r>
+              <w:rPr>
+                <w:noProof/>
+                <w:webHidden/>
+              </w:rPr>
+            </w:r>
+            <w:r>
+              <w:rPr>
+                <w:noProof/>
+                <w:webHidden/>
+              </w:rPr>
+              <w:fldChar w:fldCharType="separate"/>
+            </w:r>
+            <w:r>
+              <w:rPr>
+                <w:noProof/>
+                <w:webHidden/>
+              </w:rPr>
+              <w:t>7</w:t>
+            </w:r>
+            <w:r>
+              <w:rPr>
+                <w:noProof/>
+                <w:webHidden/>
+              </w:rPr>
+              <w:fldChar w:fldCharType="end"/>
+            </w:r>
+          </w:hyperlink>
+        </w:p>
+        <w:p>
+          <w:pPr>
+            <w:pStyle w:val="TOC3"/>
+            <w:tabs>
+              <w:tab w:val="left" w:pos="2031"/>
+              <w:tab w:val="right" w:leader="dot" w:pos="9062"/>
+            </w:tabs>
+            <w:rPr>
+              <w:rFonts w:asciiTheme="minorHAnsi" w:hAnsiTheme="minorHAnsi" w:cstheme="minorBidi"/>
+              <w:noProof/>
+              <w:sz w:val="22"/>
+              <w:szCs w:val="22"/>
+              <w:lang w:eastAsia="bg-BG"/>
+            </w:rPr>
+          </w:pPr>
+          <w:hyperlink w:anchor="_Toc226013935" w:history="1">
+            <w:r>
+              <w:rPr>
+                <w:rStyle w:val="Hyperlink"/>
+                <w:noProof/>
+              </w:rPr>
+              <w:t>2.3.1</w:t>
+            </w:r>
+            <w:r>
+              <w:rPr>
+                <w:rFonts w:asciiTheme="minorHAnsi" w:hAnsiTheme="minorHAnsi" w:cstheme="minorBidi"/>
+                <w:noProof/>
+                <w:sz w:val="22"/>
+                <w:szCs w:val="22"/>
+                <w:lang w:eastAsia="bg-BG"/>
+              </w:rPr>
+              <w:tab/>
+            </w:r>
+            <w:r>
+              <w:rPr>
+                <w:rStyle w:val="Hyperlink"/>
+                <w:noProof/>
+              </w:rPr>
+              <w:t>Мрежови модели</w:t>
+            </w:r>
+            <w:r>
+              <w:rPr>
+                <w:noProof/>
+                <w:webHidden/>
+              </w:rPr>
+              <w:tab/>
+            </w:r>
+            <w:r>
+              <w:rPr>
+                <w:noProof/>
+                <w:webHidden/>
+              </w:rPr>
+              <w:fldChar w:fldCharType="begin"/>
+            </w:r>
+            <w:r>
+              <w:rPr>
+                <w:noProof/>
+                <w:webHidden/>
+              </w:rPr>
+              <w:instrText xml:space="preserve"> PAGEREF _Toc226013935 \h </w:instrText>
+            </w:r>
+            <w:r>
+              <w:rPr>
+                <w:noProof/>
+                <w:webHidden/>
+              </w:rPr>
+            </w:r>
+            <w:r>
+              <w:rPr>
+                <w:noProof/>
+                <w:webHidden/>
+              </w:rPr>
+              <w:fldChar w:fldCharType="separate"/>
+            </w:r>
+            <w:r>
+              <w:rPr>
+                <w:noProof/>
+                <w:webHidden/>
+              </w:rPr>
+              <w:t>8</w:t>
+            </w:r>
+            <w:r>
+              <w:rPr>
+                <w:noProof/>
+                <w:webHidden/>
+              </w:rPr>
+              <w:fldChar w:fldCharType="end"/>
+            </w:r>
+          </w:hyperlink>
+        </w:p>
+        <w:p>
+          <w:pPr>
+            <w:pStyle w:val="TOC3"/>
+            <w:tabs>
+              <w:tab w:val="left" w:pos="2031"/>
+              <w:tab w:val="right" w:leader="dot" w:pos="9062"/>
+            </w:tabs>
+            <w:rPr>
+              <w:rFonts w:asciiTheme="minorHAnsi" w:hAnsiTheme="minorHAnsi" w:cstheme="minorBidi"/>
+              <w:noProof/>
+              <w:sz w:val="22"/>
+              <w:szCs w:val="22"/>
+              <w:lang w:eastAsia="bg-BG"/>
+            </w:rPr>
+          </w:pPr>
+          <w:hyperlink w:anchor="_Toc226013936" w:history="1">
+            <w:r>
+              <w:rPr>
+                <w:rStyle w:val="Hyperlink"/>
+                <w:noProof/>
+              </w:rPr>
+              <w:t>2.3.2</w:t>
+            </w:r>
+            <w:r>
+              <w:rPr>
+                <w:rFonts w:asciiTheme="minorHAnsi" w:hAnsiTheme="minorHAnsi" w:cstheme="minorBidi"/>
+                <w:noProof/>
+                <w:sz w:val="22"/>
+                <w:szCs w:val="22"/>
+                <w:lang w:eastAsia="bg-BG"/>
+              </w:rPr>
+              <w:tab/>
+            </w:r>
+            <w:r>
+              <w:rPr>
+                <w:rStyle w:val="Hyperlink"/>
+                <w:noProof/>
+              </w:rPr>
+              <w:t>OSI модел</w:t>
+            </w:r>
+            <w:r>
+              <w:rPr>
+                <w:noProof/>
+                <w:webHidden/>
+              </w:rPr>
+              <w:tab/>
+            </w:r>
+            <w:r>
+              <w:rPr>
+                <w:noProof/>
+                <w:webHidden/>
+              </w:rPr>
+              <w:fldChar w:fldCharType="begin"/>
+            </w:r>
+            <w:r>
+              <w:rPr>
+                <w:noProof/>
+                <w:webHidden/>
+              </w:rPr>
+              <w:instrText xml:space="preserve"> PAGEREF _Toc226013936 \h </w:instrText>
+            </w:r>
+            <w:r>
+              <w:rPr>
+                <w:noProof/>
+                <w:webHidden/>
+              </w:rPr>
+            </w:r>
+            <w:r>
+              <w:rPr>
+                <w:noProof/>
+                <w:webHidden/>
+              </w:rPr>
+              <w:fldChar w:fldCharType="separate"/>
+            </w:r>
+            <w:r>
+              <w:rPr>
+                <w:noProof/>
+                <w:webHidden/>
+              </w:rPr>
+              <w:t>8</w:t>
+            </w:r>
+            <w:r>
+              <w:rPr>
+                <w:noProof/>
+                <w:webHidden/>
+              </w:rPr>
+              <w:fldChar w:fldCharType="end"/>
+            </w:r>
+          </w:hyperlink>
+        </w:p>
+        <w:p>
+          <w:pPr>
+            <w:pStyle w:val="TOC3"/>
+            <w:tabs>
+              <w:tab w:val="left" w:pos="2031"/>
+              <w:tab w:val="right" w:leader="dot" w:pos="9062"/>
+            </w:tabs>
+            <w:rPr>
+              <w:rFonts w:asciiTheme="minorHAnsi" w:hAnsiTheme="minorHAnsi" w:cstheme="minorBidi"/>
+              <w:noProof/>
+              <w:sz w:val="22"/>
+              <w:szCs w:val="22"/>
+              <w:lang w:eastAsia="bg-BG"/>
+            </w:rPr>
+          </w:pPr>
+          <w:hyperlink w:anchor="_Toc226013937" w:history="1">
+            <w:r>
+              <w:rPr>
+                <w:rStyle w:val="Hyperlink"/>
+                <w:noProof/>
+              </w:rPr>
+              <w:t>2.3.3</w:t>
+            </w:r>
+            <w:r>
+              <w:rPr>
+                <w:rFonts w:asciiTheme="minorHAnsi" w:hAnsiTheme="minorHAnsi" w:cstheme="minorBidi"/>
+                <w:noProof/>
+                <w:sz w:val="22"/>
+                <w:szCs w:val="22"/>
+                <w:lang w:eastAsia="bg-BG"/>
+              </w:rPr>
+              <w:tab/>
+            </w:r>
+            <w:r>
+              <w:rPr>
+                <w:rStyle w:val="Hyperlink"/>
+                <w:noProof/>
+              </w:rPr>
+              <w:t>TCP/IP модел</w:t>
+            </w:r>
+            <w:r>
+              <w:rPr>
+                <w:noProof/>
+                <w:webHidden/>
+              </w:rPr>
+              <w:tab/>
+            </w:r>
+            <w:r>
+              <w:rPr>
+                <w:noProof/>
+                <w:webHidden/>
+              </w:rPr>
+              <w:fldChar w:fldCharType="begin"/>
+            </w:r>
+            <w:r>
+              <w:rPr>
+                <w:noProof/>
+                <w:webHidden/>
+              </w:rPr>
+              <w:instrText xml:space="preserve"> PAGEREF _Toc226013937 \h </w:instrText>
+            </w:r>
+            <w:r>
+              <w:rPr>
+                <w:noProof/>
+                <w:webHidden/>
+              </w:rPr>
+            </w:r>
+            <w:r>
+              <w:rPr>
+                <w:noProof/>
+                <w:webHidden/>
+              </w:rPr>
+              <w:fldChar w:fldCharType="separate"/>
+            </w:r>
+            <w:r>
+              <w:rPr>
+                <w:noProof/>
+                <w:webHidden/>
+              </w:rPr>
+              <w:t>9</w:t>
+            </w:r>
+            <w:r>
+              <w:rPr>
+                <w:noProof/>
+                <w:webHidden/>
+              </w:rPr>
+              <w:fldChar w:fldCharType="end"/>
+            </w:r>
+          </w:hyperlink>
+        </w:p>
+        <w:p>
+          <w:pPr>
+            <w:pStyle w:val="TOC3"/>
+            <w:tabs>
+              <w:tab w:val="left" w:pos="2031"/>
+              <w:tab w:val="right" w:leader="dot" w:pos="9062"/>
+            </w:tabs>
+            <w:rPr>
+              <w:rFonts w:asciiTheme="minorHAnsi" w:hAnsiTheme="minorHAnsi" w:cstheme="minorBidi"/>
+              <w:noProof/>
+              <w:sz w:val="22"/>
+              <w:szCs w:val="22"/>
+              <w:lang w:eastAsia="bg-BG"/>
+            </w:rPr>
+          </w:pPr>
+          <w:hyperlink w:anchor="_Toc226013938" w:history="1">
+            <w:r>
+              <w:rPr>
+                <w:rStyle w:val="Hyperlink"/>
+                <w:noProof/>
+              </w:rPr>
+              <w:t>2.3.4</w:t>
+            </w:r>
+            <w:r>
+              <w:rPr>
+                <w:rFonts w:asciiTheme="minorHAnsi" w:hAnsiTheme="minorHAnsi" w:cstheme="minorBidi"/>
+                <w:noProof/>
+                <w:sz w:val="22"/>
+                <w:szCs w:val="22"/>
+                <w:lang w:eastAsia="bg-BG"/>
+              </w:rPr>
+              <w:tab/>
+            </w:r>
+            <w:r>
+              <w:rPr>
+                <w:rStyle w:val="Hyperlink"/>
+                <w:noProof/>
+              </w:rPr>
+              <w:t>Протоколи</w:t>
+            </w:r>
+            <w:r>
+              <w:rPr>
+                <w:noProof/>
+                <w:webHidden/>
+              </w:rPr>
+              <w:tab/>
+            </w:r>
+            <w:r>
+              <w:rPr>
+                <w:noProof/>
+                <w:webHidden/>
+              </w:rPr>
+              <w:fldChar w:fldCharType="begin"/>
+            </w:r>
+            <w:r>
+              <w:rPr>
+                <w:noProof/>
+                <w:webHidden/>
+              </w:rPr>
+              <w:instrText xml:space="preserve"> PAGEREF _Toc226013938 \h </w:instrText>
+            </w:r>
+            <w:r>
+              <w:rPr>
+                <w:noProof/>
+                <w:webHidden/>
+              </w:rPr>
+            </w:r>
+            <w:r>
+              <w:rPr>
+                <w:noProof/>
+                <w:webHidden/>
+              </w:rPr>
+              <w:fldChar w:fldCharType="separate"/>
+            </w:r>
+            <w:r>
+              <w:rPr>
+                <w:noProof/>
+                <w:webHidden/>
+              </w:rPr>
+              <w:t>9</w:t>
+            </w:r>
+            <w:r>
+              <w:rPr>
+                <w:noProof/>
+                <w:webHidden/>
+              </w:rPr>
+              <w:fldChar w:fldCharType="end"/>
+            </w:r>
+          </w:hyperlink>
+        </w:p>
+        <w:p>
+          <w:pPr>
+            <w:pStyle w:val="TOC3"/>
+            <w:tabs>
+              <w:tab w:val="left" w:pos="2031"/>
+              <w:tab w:val="right" w:leader="dot" w:pos="9062"/>
+            </w:tabs>
+            <w:rPr>
+              <w:rFonts w:asciiTheme="minorHAnsi" w:hAnsiTheme="minorHAnsi" w:cstheme="minorBidi"/>
+              <w:noProof/>
+              <w:sz w:val="22"/>
+              <w:szCs w:val="22"/>
+              <w:lang w:eastAsia="bg-BG"/>
+            </w:rPr>
+          </w:pPr>
+          <w:hyperlink w:anchor="_Toc226013939" w:history="1">
+            <w:r>
+              <w:rPr>
+                <w:rStyle w:val="Hyperlink"/>
+                <w:noProof/>
+              </w:rPr>
+              <w:t>2.3.5</w:t>
+            </w:r>
+            <w:r>
+              <w:rPr>
+                <w:rFonts w:asciiTheme="minorHAnsi" w:hAnsiTheme="minorHAnsi" w:cstheme="minorBidi"/>
+                <w:noProof/>
+                <w:sz w:val="22"/>
+                <w:szCs w:val="22"/>
+                <w:lang w:eastAsia="bg-BG"/>
+              </w:rPr>
+              <w:tab/>
+            </w:r>
+            <w:r>
+              <w:rPr>
+                <w:rStyle w:val="Hyperlink"/>
+                <w:noProof/>
+              </w:rPr>
+              <w:t>UDP (User Datagram Protocol)</w:t>
+            </w:r>
+            <w:r>
+              <w:rPr>
+                <w:noProof/>
+                <w:webHidden/>
+              </w:rPr>
+              <w:tab/>
+            </w:r>
+            <w:r>
+              <w:rPr>
+                <w:noProof/>
+                <w:webHidden/>
+              </w:rPr>
+              <w:fldChar w:fldCharType="begin"/>
+            </w:r>
+            <w:r>
+              <w:rPr>
+                <w:noProof/>
+                <w:webHidden/>
+              </w:rPr>
+              <w:instrText xml:space="preserve"> PAGEREF _Toc226013939 \h </w:instrText>
+            </w:r>
+            <w:r>
+              <w:rPr>
+                <w:noProof/>
+                <w:webHidden/>
+              </w:rPr>
+            </w:r>
+            <w:r>
+              <w:rPr>
+                <w:noProof/>
+                <w:webHidden/>
+              </w:rPr>
+              <w:fldChar w:fldCharType="separate"/>
+            </w:r>
+            <w:r>
+              <w:rPr>
+                <w:noProof/>
+                <w:webHidden/>
+              </w:rPr>
+              <w:t>9</w:t>
+            </w:r>
+            <w:r>
+              <w:rPr>
+                <w:noProof/>
+                <w:webHidden/>
+              </w:rPr>
+              <w:fldChar w:fldCharType="end"/>
+            </w:r>
+          </w:hyperlink>
+        </w:p>
+        <w:p>
+          <w:pPr>
+            <w:pStyle w:val="TOC3"/>
+            <w:tabs>
+              <w:tab w:val="left" w:pos="2031"/>
+              <w:tab w:val="right" w:leader="dot" w:pos="9062"/>
+            </w:tabs>
+            <w:rPr>
+              <w:rFonts w:asciiTheme="minorHAnsi" w:hAnsiTheme="minorHAnsi" w:cstheme="minorBidi"/>
+              <w:noProof/>
+              <w:sz w:val="22"/>
+              <w:szCs w:val="22"/>
+              <w:lang w:eastAsia="bg-BG"/>
+            </w:rPr>
+          </w:pPr>
+          <w:hyperlink w:anchor="_Toc226013940" w:history="1">
+            <w:r>
+              <w:rPr>
+                <w:rStyle w:val="Hyperlink"/>
+                <w:noProof/>
+              </w:rPr>
+              <w:t>2.3.6</w:t>
+            </w:r>
+            <w:r>
+              <w:rPr>
+                <w:rFonts w:asciiTheme="minorHAnsi" w:hAnsiTheme="minorHAnsi" w:cstheme="minorBidi"/>
+                <w:noProof/>
+                <w:sz w:val="22"/>
+                <w:szCs w:val="22"/>
+                <w:lang w:eastAsia="bg-BG"/>
+              </w:rPr>
+              <w:tab/>
+            </w:r>
+            <w:r>
+              <w:rPr>
+                <w:rStyle w:val="Hyperlink"/>
+                <w:noProof/>
+              </w:rPr>
+              <w:t>Broadcast комуникация</w:t>
+            </w:r>
+            <w:r>
+              <w:rPr>
+                <w:noProof/>
+                <w:webHidden/>
+              </w:rPr>
+              <w:tab/>
+            </w:r>
+            <w:r>
+              <w:rPr>
+                <w:noProof/>
+                <w:webHidden/>
+              </w:rPr>
+              <w:fldChar w:fldCharType="begin"/>
+            </w:r>
+            <w:r>
+              <w:rPr>
+                <w:noProof/>
+                <w:webHidden/>
+              </w:rPr>
+              <w:instrText xml:space="preserve"> PAGEREF _Toc226013940 \h </w:instrText>
+            </w:r>
+            <w:r>
+              <w:rPr>
+                <w:noProof/>
+                <w:webHidden/>
+              </w:rPr>
+            </w:r>
+            <w:r>
+              <w:rPr>
+                <w:noProof/>
+                <w:webHidden/>
+              </w:rPr>
+              <w:fldChar w:fldCharType="separate"/>
+            </w:r>
+            <w:r>
+              <w:rPr>
+                <w:noProof/>
+                <w:webHidden/>
+              </w:rPr>
+              <w:t>9</w:t>
+            </w:r>
+            <w:r>
+              <w:rPr>
+                <w:noProof/>
+                <w:webHidden/>
+              </w:rPr>
+              <w:fldChar w:fldCharType="end"/>
+            </w:r>
+          </w:hyperlink>
+        </w:p>
+        <w:p>
+          <w:pPr>
+            <w:pStyle w:val="TOC3"/>
+            <w:tabs>
+              <w:tab w:val="left" w:pos="2031"/>
+              <w:tab w:val="right" w:leader="dot" w:pos="9062"/>
+            </w:tabs>
+            <w:rPr>
+              <w:rFonts w:asciiTheme="minorHAnsi" w:hAnsiTheme="minorHAnsi" w:cstheme="minorBidi"/>
+              <w:noProof/>
+              <w:sz w:val="22"/>
+              <w:szCs w:val="22"/>
+              <w:lang w:eastAsia="bg-BG"/>
+            </w:rPr>
+          </w:pPr>
+          <w:hyperlink w:anchor="_Toc226013941" w:history="1">
+            <w:r>
+              <w:rPr>
+                <w:rStyle w:val="Hyperlink"/>
+                <w:noProof/>
+              </w:rPr>
+              <w:t>2.3.7</w:t>
+            </w:r>
+            <w:r>
+              <w:rPr>
+                <w:rFonts w:asciiTheme="minorHAnsi" w:hAnsiTheme="minorHAnsi" w:cstheme="minorBidi"/>
+                <w:noProof/>
+                <w:sz w:val="22"/>
+                <w:szCs w:val="22"/>
+                <w:lang w:eastAsia="bg-BG"/>
+              </w:rPr>
+              <w:tab/>
+            </w:r>
+            <w:r>
+              <w:rPr>
+                <w:rStyle w:val="Hyperlink"/>
+                <w:noProof/>
+              </w:rPr>
+              <w:t>Капсулиране на данни</w:t>
+            </w:r>
+            <w:r>
+              <w:rPr>
+                <w:noProof/>
+                <w:webHidden/>
+              </w:rPr>
+              <w:tab/>
+            </w:r>
+            <w:r>
+              <w:rPr>
+                <w:noProof/>
+                <w:webHidden/>
+              </w:rPr>
+              <w:fldChar w:fldCharType="begin"/>
+            </w:r>
+            <w:r>
+              <w:rPr>
+                <w:noProof/>
+                <w:webHidden/>
+              </w:rPr>
+              <w:instrText xml:space="preserve"> PAGEREF _Toc226013941 \h </w:instrText>
+            </w:r>
+            <w:r>
+              <w:rPr>
+                <w:noProof/>
+                <w:webHidden/>
+              </w:rPr>
+            </w:r>
+            <w:r>
+              <w:rPr>
+                <w:noProof/>
+                <w:webHidden/>
+              </w:rPr>
+              <w:fldChar w:fldCharType="separate"/>
+            </w:r>
+            <w:r>
+              <w:rPr>
+                <w:noProof/>
+                <w:webHidden/>
+              </w:rPr>
+              <w:t>10</w:t>
+            </w:r>
+            <w:r>
+              <w:rPr>
+                <w:noProof/>
+                <w:webHidden/>
+              </w:rPr>
+              <w:fldChar w:fldCharType="end"/>
+            </w:r>
+          </w:hyperlink>
+        </w:p>
+        <w:p>
+          <w:pPr>
+            <w:pStyle w:val="TOC2"/>
+            <w:tabs>
+              <w:tab w:val="right" w:leader="dot" w:pos="9062"/>
+            </w:tabs>
+            <w:rPr>
+              <w:rFonts w:asciiTheme="minorHAnsi" w:hAnsiTheme="minorHAnsi" w:cstheme="minorBidi"/>
+              <w:noProof/>
+              <w:sz w:val="22"/>
+              <w:szCs w:val="22"/>
+              <w:lang w:eastAsia="bg-BG"/>
+            </w:rPr>
+          </w:pPr>
+          <w:hyperlink w:anchor="_Toc226013942" w:history="1">
+            <w:r>
+              <w:rPr>
+                <w:rStyle w:val="Hyperlink"/>
+                <w:noProof/>
+              </w:rPr>
+              <w:t>3.1 Компютърни мрежи</w:t>
+            </w:r>
+            <w:r>
+              <w:rPr>
+                <w:noProof/>
+                <w:webHidden/>
+              </w:rPr>
+              <w:tab/>
+            </w:r>
+            <w:r>
+              <w:rPr>
+                <w:noProof/>
+                <w:webHidden/>
+              </w:rPr>
+              <w:fldChar w:fldCharType="begin"/>
+            </w:r>
+            <w:r>
+              <w:rPr>
+                <w:noProof/>
+                <w:webHidden/>
+              </w:rPr>
+              <w:instrText xml:space="preserve"> PAGEREF _Toc226013942 \h </w:instrText>
+            </w:r>
+            <w:r>
+              <w:rPr>
+                <w:noProof/>
+                <w:webHidden/>
+              </w:rPr>
+            </w:r>
+            <w:r>
+              <w:rPr>
+                <w:noProof/>
+                <w:webHidden/>
+              </w:rPr>
+              <w:fldChar w:fldCharType="separate"/>
+            </w:r>
+            <w:r>
+              <w:rPr>
+                <w:noProof/>
+                <w:webHidden/>
+              </w:rPr>
+              <w:t>10</w:t>
+            </w:r>
+            <w:r>
+              <w:rPr>
+                <w:noProof/>
+                <w:webHidden/>
+              </w:rPr>
+              <w:fldChar w:fldCharType="end"/>
+            </w:r>
+          </w:hyperlink>
+        </w:p>
+        <w:p>
+          <w:pPr>
+            <w:pStyle w:val="TOC3"/>
+            <w:tabs>
+              <w:tab w:val="right" w:leader="dot" w:pos="9062"/>
+            </w:tabs>
+            <w:rPr>
+              <w:rFonts w:asciiTheme="minorHAnsi" w:hAnsiTheme="minorHAnsi" w:cstheme="minorBidi"/>
+              <w:noProof/>
+              <w:sz w:val="22"/>
+              <w:szCs w:val="22"/>
+              <w:lang w:eastAsia="bg-BG"/>
+            </w:rPr>
+          </w:pPr>
+          <w:hyperlink w:anchor="_Toc226013943" w:history="1">
+            <w:r>
+              <w:rPr>
+                <w:rStyle w:val="Hyperlink"/>
+                <w:noProof/>
+              </w:rPr>
+              <w:t>3.2Видове компютърни мрежи</w:t>
+            </w:r>
+            <w:r>
+              <w:rPr>
+                <w:noProof/>
+                <w:webHidden/>
+              </w:rPr>
+              <w:tab/>
+            </w:r>
+            <w:r>
+              <w:rPr>
+                <w:noProof/>
+                <w:webHidden/>
+              </w:rPr>
+              <w:fldChar w:fldCharType="begin"/>
+            </w:r>
+            <w:r>
+              <w:rPr>
+                <w:noProof/>
+                <w:webHidden/>
+              </w:rPr>
+              <w:instrText xml:space="preserve"> PAGEREF _Toc226013943 \h </w:instrText>
+            </w:r>
+            <w:r>
+              <w:rPr>
+                <w:noProof/>
+                <w:webHidden/>
+              </w:rPr>
+            </w:r>
+            <w:r>
+              <w:rPr>
+                <w:noProof/>
+                <w:webHidden/>
+              </w:rPr>
+              <w:fldChar w:fldCharType="separate"/>
+            </w:r>
+            <w:r>
+              <w:rPr>
+                <w:noProof/>
+                <w:webHidden/>
+              </w:rPr>
+              <w:t>11</w:t>
+            </w:r>
+            <w:r>
+              <w:rPr>
+                <w:noProof/>
+                <w:webHidden/>
+              </w:rPr>
+              <w:fldChar w:fldCharType="end"/>
+            </w:r>
+          </w:hyperlink>
+        </w:p>
+        <w:p>
+          <w:pPr>
+            <w:pStyle w:val="TOC3"/>
+            <w:tabs>
+              <w:tab w:val="right" w:leader="dot" w:pos="9062"/>
+            </w:tabs>
+            <w:rPr>
+              <w:rFonts w:asciiTheme="minorHAnsi" w:hAnsiTheme="minorHAnsi" w:cstheme="minorBidi"/>
+              <w:noProof/>
+              <w:sz w:val="22"/>
+              <w:szCs w:val="22"/>
+              <w:lang w:eastAsia="bg-BG"/>
+            </w:rPr>
+          </w:pPr>
+          <w:hyperlink w:anchor="_Toc226013944" w:history="1">
+            <w:r>
+              <w:rPr>
+                <w:rStyle w:val="Hyperlink"/>
+                <w:noProof/>
+              </w:rPr>
+              <w:t>3.3Основни мрежови устройства</w:t>
+            </w:r>
+            <w:r>
+              <w:rPr>
+                <w:noProof/>
+                <w:webHidden/>
+              </w:rPr>
+              <w:tab/>
+            </w:r>
+            <w:r>
+              <w:rPr>
+                <w:noProof/>
+                <w:webHidden/>
+              </w:rPr>
+              <w:fldChar w:fldCharType="begin"/>
+            </w:r>
+            <w:r>
+              <w:rPr>
+                <w:noProof/>
+                <w:webHidden/>
+              </w:rPr>
+              <w:instrText xml:space="preserve"> PAGEREF _Toc226013944 \h </w:instrText>
+            </w:r>
+            <w:r>
+              <w:rPr>
+                <w:noProof/>
+                <w:webHidden/>
+              </w:rPr>
+            </w:r>
+            <w:r>
+              <w:rPr>
+                <w:noProof/>
+                <w:webHidden/>
+              </w:rPr>
+              <w:fldChar w:fldCharType="separate"/>
+            </w:r>
+            <w:r>
+              <w:rPr>
+                <w:noProof/>
+                <w:webHidden/>
+              </w:rPr>
+              <w:t>12</w:t>
+            </w:r>
+            <w:r>
+              <w:rPr>
+                <w:noProof/>
+                <w:webHidden/>
+              </w:rPr>
+              <w:fldChar w:fldCharType="end"/>
+            </w:r>
+          </w:hyperlink>
+        </w:p>
+        <w:p>
+          <w:pPr>
+            <w:pStyle w:val="TOC3"/>
+            <w:tabs>
+              <w:tab w:val="right" w:leader="dot" w:pos="9062"/>
+            </w:tabs>
+            <w:rPr>
+              <w:rFonts w:asciiTheme="minorHAnsi" w:hAnsiTheme="minorHAnsi" w:cstheme="minorBidi"/>
+              <w:noProof/>
+              <w:sz w:val="22"/>
+              <w:szCs w:val="22"/>
+              <w:lang w:eastAsia="bg-BG"/>
+            </w:rPr>
+          </w:pPr>
+          <w:hyperlink w:anchor="_Toc226013945" w:history="1">
+            <w:r>
+              <w:rPr>
+                <w:rStyle w:val="Hyperlink"/>
+                <w:noProof/>
+              </w:rPr>
+              <w:t>3.4MAC и IP адресиране</w:t>
+            </w:r>
+            <w:r>
+              <w:rPr>
+                <w:noProof/>
+                <w:webHidden/>
+              </w:rPr>
+              <w:tab/>
+            </w:r>
+            <w:r>
+              <w:rPr>
+                <w:noProof/>
+                <w:webHidden/>
+              </w:rPr>
+              <w:fldChar w:fldCharType="begin"/>
+            </w:r>
+            <w:r>
+              <w:rPr>
+                <w:noProof/>
+                <w:webHidden/>
+              </w:rPr>
+              <w:instrText xml:space="preserve"> PAGEREF _Toc226013945 \h </w:instrText>
+            </w:r>
+            <w:r>
+              <w:rPr>
+                <w:noProof/>
+                <w:webHidden/>
+              </w:rPr>
+            </w:r>
+            <w:r>
+              <w:rPr>
+                <w:noProof/>
+                <w:webHidden/>
+              </w:rPr>
+              <w:fldChar w:fldCharType="separate"/>
+            </w:r>
+            <w:r>
+              <w:rPr>
+                <w:noProof/>
+                <w:webHidden/>
+              </w:rPr>
+              <w:t>12</w:t>
+            </w:r>
+            <w:r>
+              <w:rPr>
+                <w:noProof/>
+                <w:webHidden/>
+              </w:rPr>
+              <w:fldChar w:fldCharType="end"/>
+            </w:r>
+          </w:hyperlink>
+        </w:p>
+        <w:p>
+          <w:pPr>
+            <w:pStyle w:val="TOC3"/>
+            <w:tabs>
+              <w:tab w:val="right" w:leader="dot" w:pos="9062"/>
+            </w:tabs>
+            <w:rPr>
+              <w:rFonts w:asciiTheme="minorHAnsi" w:hAnsiTheme="minorHAnsi" w:cstheme="minorBidi"/>
+              <w:noProof/>
+              <w:sz w:val="22"/>
+              <w:szCs w:val="22"/>
+              <w:lang w:eastAsia="bg-BG"/>
+            </w:rPr>
+          </w:pPr>
+          <w:hyperlink w:anchor="_Toc226013946" w:history="1">
+            <w:r>
+              <w:rPr>
+                <w:rStyle w:val="Hyperlink"/>
+                <w:noProof/>
+              </w:rPr>
+              <w:t>3.5Broadcast комуникация</w:t>
+            </w:r>
+            <w:r>
+              <w:rPr>
+                <w:noProof/>
+                <w:webHidden/>
+              </w:rPr>
+              <w:tab/>
+            </w:r>
+            <w:r>
+              <w:rPr>
+                <w:noProof/>
+                <w:webHidden/>
+              </w:rPr>
+              <w:fldChar w:fldCharType="begin"/>
+            </w:r>
+            <w:r>
+              <w:rPr>
+                <w:noProof/>
+                <w:webHidden/>
+              </w:rPr>
+              <w:instrText xml:space="preserve"> PAGEREF _Toc226013946 \h </w:instrText>
+            </w:r>
+            <w:r>
+              <w:rPr>
+                <w:noProof/>
+                <w:webHidden/>
+              </w:rPr>
+            </w:r>
+            <w:r>
+              <w:rPr>
+                <w:noProof/>
+                <w:webHidden/>
+              </w:rPr>
+              <w:fldChar w:fldCharType="separate"/>
+            </w:r>
+            <w:r>
+              <w:rPr>
+                <w:noProof/>
+                <w:webHidden/>
+              </w:rPr>
+              <w:t>13</w:t>
+            </w:r>
+            <w:r>
+              <w:rPr>
+                <w:noProof/>
+                <w:webHidden/>
+              </w:rPr>
+              <w:fldChar w:fldCharType="end"/>
+            </w:r>
+          </w:hyperlink>
+        </w:p>
+        <w:p>
+          <w:pPr>
+            <w:pStyle w:val="TOC3"/>
+            <w:tabs>
+              <w:tab w:val="right" w:leader="dot" w:pos="9062"/>
+            </w:tabs>
+            <w:rPr>
+              <w:rFonts w:asciiTheme="minorHAnsi" w:hAnsiTheme="minorHAnsi" w:cstheme="minorBidi"/>
+              <w:noProof/>
+              <w:sz w:val="22"/>
+              <w:szCs w:val="22"/>
+              <w:lang w:eastAsia="bg-BG"/>
+            </w:rPr>
+          </w:pPr>
+          <w:hyperlink w:anchor="_Toc226013947" w:history="1">
+            <w:r>
+              <w:rPr>
+                <w:rStyle w:val="Hyperlink"/>
+                <w:noProof/>
+              </w:rPr>
+              <w:t>3.6Портове и комуникационни протоколи</w:t>
+            </w:r>
+            <w:r>
+              <w:rPr>
+                <w:noProof/>
+                <w:webHidden/>
+              </w:rPr>
+              <w:tab/>
+            </w:r>
+            <w:r>
+              <w:rPr>
+                <w:noProof/>
+                <w:webHidden/>
+              </w:rPr>
+              <w:fldChar w:fldCharType="begin"/>
+            </w:r>
+            <w:r>
+              <w:rPr>
+                <w:noProof/>
+                <w:webHidden/>
+              </w:rPr>
+              <w:instrText xml:space="preserve"> PAGEREF _Toc226013947 \h </w:instrText>
+            </w:r>
+            <w:r>
+              <w:rPr>
+                <w:noProof/>
+                <w:webHidden/>
+              </w:rPr>
+            </w:r>
+            <w:r>
+              <w:rPr>
+                <w:noProof/>
+                <w:webHidden/>
+              </w:rPr>
+              <w:fldChar w:fldCharType="separate"/>
+            </w:r>
+            <w:r>
+              <w:rPr>
+                <w:noProof/>
+                <w:webHidden/>
+              </w:rPr>
+              <w:t>13</w:t>
+            </w:r>
+            <w:r>
+              <w:rPr>
+                <w:noProof/>
+                <w:webHidden/>
+              </w:rPr>
+              <w:fldChar w:fldCharType="end"/>
+            </w:r>
+          </w:hyperlink>
+        </w:p>
+        <w:p>
+          <w:pPr>
+            <w:pStyle w:val="TOC2"/>
+            <w:tabs>
+              <w:tab w:val="right" w:leader="dot" w:pos="9062"/>
+            </w:tabs>
+            <w:rPr>
+              <w:rFonts w:asciiTheme="minorHAnsi" w:hAnsiTheme="minorHAnsi" w:cstheme="minorBidi"/>
+              <w:noProof/>
+              <w:sz w:val="22"/>
+              <w:szCs w:val="22"/>
+              <w:lang w:eastAsia="bg-BG"/>
+            </w:rPr>
+          </w:pPr>
+          <w:hyperlink w:anchor="_Toc226013948" w:history="1">
+            <w:r>
+              <w:rPr>
+                <w:rStyle w:val="Hyperlink"/>
+                <w:noProof/>
+              </w:rPr>
+              <w:t>4.1Технология Wake-on-LAN (WoL)</w:t>
+            </w:r>
+            <w:r>
+              <w:rPr>
+                <w:noProof/>
+                <w:webHidden/>
+              </w:rPr>
+              <w:tab/>
+            </w:r>
+            <w:r>
+              <w:rPr>
+                <w:noProof/>
+                <w:webHidden/>
+              </w:rPr>
+              <w:fldChar w:fldCharType="begin"/>
+            </w:r>
+            <w:r>
+              <w:rPr>
+                <w:noProof/>
+                <w:webHidden/>
+              </w:rPr>
+              <w:instrText xml:space="preserve"> PAGEREF _Toc226013948 \h </w:instrText>
+            </w:r>
+            <w:r>
+              <w:rPr>
+                <w:noProof/>
+                <w:webHidden/>
+              </w:rPr>
+            </w:r>
+            <w:r>
+              <w:rPr>
+                <w:noProof/>
+                <w:webHidden/>
+              </w:rPr>
+              <w:fldChar w:fldCharType="separate"/>
+            </w:r>
+            <w:r>
+              <w:rPr>
+                <w:noProof/>
+                <w:webHidden/>
+              </w:rPr>
+              <w:t>13</w:t>
+            </w:r>
+            <w:r>
+              <w:rPr>
+                <w:noProof/>
+                <w:webHidden/>
+              </w:rPr>
+              <w:fldChar w:fldCharType="end"/>
+            </w:r>
+          </w:hyperlink>
+        </w:p>
+        <w:p>
+          <w:pPr>
+            <w:pStyle w:val="TOC3"/>
+            <w:tabs>
+              <w:tab w:val="right" w:leader="dot" w:pos="9062"/>
+            </w:tabs>
+            <w:rPr>
+              <w:rFonts w:asciiTheme="minorHAnsi" w:hAnsiTheme="minorHAnsi" w:cstheme="minorBidi"/>
+              <w:noProof/>
+              <w:sz w:val="22"/>
+              <w:szCs w:val="22"/>
+              <w:lang w:eastAsia="bg-BG"/>
+            </w:rPr>
+          </w:pPr>
+          <w:hyperlink w:anchor="_Toc226013949" w:history="1">
+            <w:r>
+              <w:rPr>
+                <w:rStyle w:val="Hyperlink"/>
+                <w:noProof/>
+              </w:rPr>
+              <w:t>4.2История и предназначение на WoL</w:t>
+            </w:r>
+            <w:r>
+              <w:rPr>
+                <w:noProof/>
+                <w:webHidden/>
+              </w:rPr>
+              <w:tab/>
+            </w:r>
+            <w:r>
+              <w:rPr>
+                <w:noProof/>
+                <w:webHidden/>
+              </w:rPr>
+              <w:fldChar w:fldCharType="begin"/>
+            </w:r>
+            <w:r>
+              <w:rPr>
+                <w:noProof/>
+                <w:webHidden/>
+              </w:rPr>
+              <w:instrText xml:space="preserve"> PAGEREF _Toc226013949 \h </w:instrText>
+            </w:r>
+            <w:r>
+              <w:rPr>
+                <w:noProof/>
+                <w:webHidden/>
+              </w:rPr>
+            </w:r>
+            <w:r>
+              <w:rPr>
+                <w:noProof/>
+                <w:webHidden/>
+              </w:rPr>
+              <w:fldChar w:fldCharType="separate"/>
+            </w:r>
+            <w:r>
+              <w:rPr>
+                <w:noProof/>
+                <w:webHidden/>
+              </w:rPr>
+              <w:t>14</w:t>
+            </w:r>
+            <w:r>
+              <w:rPr>
+                <w:noProof/>
+                <w:webHidden/>
+              </w:rPr>
+              <w:fldChar w:fldCharType="end"/>
+            </w:r>
+          </w:hyperlink>
+        </w:p>
+        <w:p>
+          <w:pPr>
+            <w:pStyle w:val="TOC3"/>
+            <w:tabs>
+              <w:tab w:val="right" w:leader="dot" w:pos="9062"/>
+            </w:tabs>
+            <w:rPr>
+              <w:rFonts w:asciiTheme="minorHAnsi" w:hAnsiTheme="minorHAnsi" w:cstheme="minorBidi"/>
+              <w:noProof/>
+              <w:sz w:val="22"/>
+              <w:szCs w:val="22"/>
+              <w:lang w:eastAsia="bg-BG"/>
+            </w:rPr>
+          </w:pPr>
+          <w:hyperlink w:anchor="_Toc226013950" w:history="1">
+            <w:r>
+              <w:rPr>
+                <w:rStyle w:val="Hyperlink"/>
+                <w:noProof/>
+              </w:rPr>
+              <w:t>4.3 Принцип на работа на Wake-on-LAN</w:t>
+            </w:r>
+            <w:r>
+              <w:rPr>
+                <w:noProof/>
+                <w:webHidden/>
+              </w:rPr>
+              <w:tab/>
+            </w:r>
+            <w:r>
+              <w:rPr>
+                <w:noProof/>
+                <w:webHidden/>
+              </w:rPr>
+              <w:fldChar w:fldCharType="begin"/>
+            </w:r>
+            <w:r>
+              <w:rPr>
+                <w:noProof/>
+                <w:webHidden/>
+              </w:rPr>
+              <w:instrText xml:space="preserve"> PAGEREF _Toc226013950 \h </w:instrText>
+            </w:r>
+            <w:r>
+              <w:rPr>
+                <w:noProof/>
+                <w:webHidden/>
+              </w:rPr>
+            </w:r>
+            <w:r>
+              <w:rPr>
+                <w:noProof/>
+                <w:webHidden/>
+              </w:rPr>
+              <w:fldChar w:fldCharType="separate"/>
+            </w:r>
+            <w:r>
+              <w:rPr>
+                <w:noProof/>
+                <w:webHidden/>
+              </w:rPr>
+              <w:t>14</w:t>
+            </w:r>
+            <w:r>
+              <w:rPr>
+                <w:noProof/>
+                <w:webHidden/>
+              </w:rPr>
+              <w:fldChar w:fldCharType="end"/>
+            </w:r>
+          </w:hyperlink>
+        </w:p>
+        <w:p>
+          <w:pPr>
+            <w:pStyle w:val="TOC3"/>
+            <w:tabs>
+              <w:tab w:val="right" w:leader="dot" w:pos="9062"/>
+            </w:tabs>
+            <w:rPr>
+              <w:rFonts w:asciiTheme="minorHAnsi" w:hAnsiTheme="minorHAnsi" w:cstheme="minorBidi"/>
+              <w:noProof/>
+              <w:sz w:val="22"/>
+              <w:szCs w:val="22"/>
+              <w:lang w:eastAsia="bg-BG"/>
+            </w:rPr>
+          </w:pPr>
+          <w:hyperlink w:anchor="_Toc226013951" w:history="1">
+            <w:r>
+              <w:rPr>
+                <w:rStyle w:val="Hyperlink"/>
+                <w:noProof/>
+              </w:rPr>
+              <w:t>4.4Структура на „Magic Packet“</w:t>
+            </w:r>
+            <w:r>
+              <w:rPr>
+                <w:noProof/>
+                <w:webHidden/>
+              </w:rPr>
+              <w:tab/>
+            </w:r>
+            <w:r>
+              <w:rPr>
+                <w:noProof/>
+                <w:webHidden/>
+              </w:rPr>
+              <w:fldChar w:fldCharType="begin"/>
+            </w:r>
+            <w:r>
+              <w:rPr>
+                <w:noProof/>
+                <w:webHidden/>
+              </w:rPr>
+              <w:instrText xml:space="preserve"> PAGEREF _Toc226013951 \h </w:instrText>
+            </w:r>
+            <w:r>
+              <w:rPr>
+                <w:noProof/>
+                <w:webHidden/>
+              </w:rPr>
+            </w:r>
+            <w:r>
+              <w:rPr>
+                <w:noProof/>
+                <w:webHidden/>
+              </w:rPr>
+              <w:fldChar w:fldCharType="separate"/>
+            </w:r>
+            <w:r>
+              <w:rPr>
+                <w:noProof/>
+                <w:webHidden/>
+              </w:rPr>
+              <w:t>15</w:t>
+            </w:r>
+            <w:r>
+              <w:rPr>
+                <w:noProof/>
+                <w:webHidden/>
+              </w:rPr>
+              <w:fldChar w:fldCharType="end"/>
+            </w:r>
+          </w:hyperlink>
+        </w:p>
+        <w:p>
+          <w:pPr>
+            <w:pStyle w:val="TOC3"/>
+            <w:tabs>
+              <w:tab w:val="right" w:leader="dot" w:pos="9062"/>
+            </w:tabs>
+            <w:rPr>
+              <w:rFonts w:asciiTheme="minorHAnsi" w:hAnsiTheme="minorHAnsi" w:cstheme="minorBidi"/>
+              <w:noProof/>
+              <w:sz w:val="22"/>
+              <w:szCs w:val="22"/>
+              <w:lang w:eastAsia="bg-BG"/>
+            </w:rPr>
+          </w:pPr>
+          <w:hyperlink w:anchor="_Toc226013952" w:history="1">
+            <w:r>
+              <w:rPr>
+                <w:rStyle w:val="Hyperlink"/>
+                <w:noProof/>
+              </w:rPr>
+              <w:t>4.5 UDP broadcast механизъм</w:t>
+            </w:r>
+            <w:r>
+              <w:rPr>
+                <w:noProof/>
+                <w:webHidden/>
+              </w:rPr>
+              <w:tab/>
+            </w:r>
+            <w:r>
+              <w:rPr>
+                <w:noProof/>
+                <w:webHidden/>
+              </w:rPr>
+              <w:fldChar w:fldCharType="begin"/>
+            </w:r>
+            <w:r>
+              <w:rPr>
+                <w:noProof/>
+                <w:webHidden/>
+              </w:rPr>
+              <w:instrText xml:space="preserve"> PAGEREF _Toc226013952 \h </w:instrText>
+            </w:r>
+            <w:r>
+              <w:rPr>
+                <w:noProof/>
+                <w:webHidden/>
+              </w:rPr>
+            </w:r>
+            <w:r>
+              <w:rPr>
+                <w:noProof/>
+                <w:webHidden/>
+              </w:rPr>
+              <w:fldChar w:fldCharType="separate"/>
+            </w:r>
+            <w:r>
+              <w:rPr>
+                <w:noProof/>
+                <w:webHidden/>
+              </w:rPr>
+              <w:t>15</w:t>
+            </w:r>
+            <w:r>
+              <w:rPr>
+                <w:noProof/>
+                <w:webHidden/>
+              </w:rPr>
+              <w:fldChar w:fldCharType="end"/>
+            </w:r>
+          </w:hyperlink>
+        </w:p>
+        <w:p>
+          <w:pPr>
+            <w:pStyle w:val="TOC3"/>
+            <w:tabs>
+              <w:tab w:val="right" w:leader="dot" w:pos="9062"/>
+            </w:tabs>
+            <w:rPr>
+              <w:rFonts w:asciiTheme="minorHAnsi" w:hAnsiTheme="minorHAnsi" w:cstheme="minorBidi"/>
+              <w:noProof/>
+              <w:sz w:val="22"/>
+              <w:szCs w:val="22"/>
+              <w:lang w:eastAsia="bg-BG"/>
+            </w:rPr>
+          </w:pPr>
+          <w:hyperlink w:anchor="_Toc226013953" w:history="1">
+            <w:r>
+              <w:rPr>
+                <w:rStyle w:val="Hyperlink"/>
+                <w:noProof/>
+              </w:rPr>
+              <w:t>4.6  Изисквания към хардуера (BIOS/UEFI, мрежова карта)</w:t>
+            </w:r>
+            <w:r>
+              <w:rPr>
+                <w:noProof/>
+                <w:webHidden/>
+              </w:rPr>
+              <w:tab/>
+            </w:r>
+            <w:r>
+              <w:rPr>
+                <w:noProof/>
+                <w:webHidden/>
+              </w:rPr>
+              <w:fldChar w:fldCharType="begin"/>
+            </w:r>
+            <w:r>
+              <w:rPr>
+                <w:noProof/>
+                <w:webHidden/>
+              </w:rPr>
+              <w:instrText xml:space="preserve"> PAGEREF _Toc226013953 \h </w:instrText>
+            </w:r>
+            <w:r>
+              <w:rPr>
+                <w:noProof/>
+                <w:webHidden/>
+              </w:rPr>
+            </w:r>
+            <w:r>
+              <w:rPr>
+                <w:noProof/>
+                <w:webHidden/>
+              </w:rPr>
+              <w:fldChar w:fldCharType="separate"/>
+            </w:r>
+            <w:r>
+              <w:rPr>
+                <w:noProof/>
+                <w:webHidden/>
+              </w:rPr>
+              <w:t>15</w:t>
+            </w:r>
+            <w:r>
+              <w:rPr>
+                <w:noProof/>
+                <w:webHidden/>
+              </w:rPr>
+              <w:fldChar w:fldCharType="end"/>
+            </w:r>
+          </w:hyperlink>
+        </w:p>
+        <w:p>
+          <w:pPr>
+            <w:pStyle w:val="TOC3"/>
+            <w:tabs>
+              <w:tab w:val="right" w:leader="dot" w:pos="9062"/>
+            </w:tabs>
+            <w:rPr>
+              <w:rFonts w:asciiTheme="minorHAnsi" w:hAnsiTheme="minorHAnsi" w:cstheme="minorBidi"/>
+              <w:noProof/>
+              <w:sz w:val="22"/>
+              <w:szCs w:val="22"/>
+              <w:lang w:eastAsia="bg-BG"/>
+            </w:rPr>
+          </w:pPr>
+          <w:hyperlink w:anchor="_Toc226013954" w:history="1">
+            <w:r>
+              <w:rPr>
+                <w:rStyle w:val="Hyperlink"/>
+                <w:noProof/>
+              </w:rPr>
+              <w:t>4.7 Конфигуриране на WoL в операционни системи</w:t>
+            </w:r>
+            <w:r>
+              <w:rPr>
+                <w:noProof/>
+                <w:webHidden/>
+              </w:rPr>
+              <w:tab/>
+            </w:r>
+            <w:r>
+              <w:rPr>
+                <w:noProof/>
+                <w:webHidden/>
+              </w:rPr>
+              <w:fldChar w:fldCharType="begin"/>
+            </w:r>
+            <w:r>
+              <w:rPr>
+                <w:noProof/>
+                <w:webHidden/>
+              </w:rPr>
+              <w:instrText xml:space="preserve"> PAGEREF _Toc226013954 \h </w:instrText>
+            </w:r>
+            <w:r>
+              <w:rPr>
+                <w:noProof/>
+                <w:webHidden/>
+              </w:rPr>
+            </w:r>
+            <w:r>
+              <w:rPr>
+                <w:noProof/>
+                <w:webHidden/>
+              </w:rPr>
+              <w:fldChar w:fldCharType="separate"/>
+            </w:r>
+            <w:r>
+              <w:rPr>
+                <w:noProof/>
+                <w:webHidden/>
+              </w:rPr>
+              <w:t>16</w:t>
+            </w:r>
+            <w:r>
+              <w:rPr>
+                <w:noProof/>
+                <w:webHidden/>
+              </w:rPr>
+              <w:fldChar w:fldCharType="end"/>
+            </w:r>
+          </w:hyperlink>
+        </w:p>
+        <w:p>
+          <w:pPr>
+            <w:pStyle w:val="TOC3"/>
+            <w:tabs>
+              <w:tab w:val="right" w:leader="dot" w:pos="9062"/>
+            </w:tabs>
+            <w:rPr>
+              <w:rFonts w:asciiTheme="minorHAnsi" w:hAnsiTheme="minorHAnsi" w:cstheme="minorBidi"/>
+              <w:noProof/>
+              <w:sz w:val="22"/>
+              <w:szCs w:val="22"/>
+              <w:lang w:eastAsia="bg-BG"/>
+            </w:rPr>
+          </w:pPr>
+          <w:hyperlink w:anchor="_Toc226013955" w:history="1">
+            <w:r>
+              <w:rPr>
+                <w:rStyle w:val="Hyperlink"/>
+                <w:noProof/>
+              </w:rPr>
+              <w:t>4.8 Ограничения и особености при различни мрежови конфигурации</w:t>
+            </w:r>
+            <w:r>
+              <w:rPr>
+                <w:noProof/>
+                <w:webHidden/>
+              </w:rPr>
+              <w:tab/>
+            </w:r>
+            <w:r>
+              <w:rPr>
+                <w:noProof/>
+                <w:webHidden/>
+              </w:rPr>
+              <w:fldChar w:fldCharType="begin"/>
+            </w:r>
+            <w:r>
+              <w:rPr>
+                <w:noProof/>
+                <w:webHidden/>
+              </w:rPr>
+              <w:instrText xml:space="preserve"> PAGEREF _Toc226013955 \h </w:instrText>
+            </w:r>
+            <w:r>
+              <w:rPr>
+                <w:noProof/>
+                <w:webHidden/>
+              </w:rPr>
+            </w:r>
+            <w:r>
+              <w:rPr>
+                <w:noProof/>
+                <w:webHidden/>
+              </w:rPr>
+              <w:fldChar w:fldCharType="separate"/>
+            </w:r>
+            <w:r>
+              <w:rPr>
+                <w:noProof/>
+                <w:webHidden/>
+              </w:rPr>
+              <w:t>16</w:t>
+            </w:r>
+            <w:r>
+              <w:rPr>
+                <w:noProof/>
+                <w:webHidden/>
+              </w:rPr>
+              <w:fldChar w:fldCharType="end"/>
+            </w:r>
+          </w:hyperlink>
+        </w:p>
+        <w:p>
+          <w:pPr>
+            <w:pStyle w:val="TOC2"/>
+            <w:tabs>
+              <w:tab w:val="right" w:leader="dot" w:pos="9062"/>
+            </w:tabs>
+            <w:rPr>
+              <w:rFonts w:asciiTheme="minorHAnsi" w:hAnsiTheme="minorHAnsi" w:cstheme="minorBidi"/>
+              <w:noProof/>
+              <w:sz w:val="22"/>
+              <w:szCs w:val="22"/>
+              <w:lang w:eastAsia="bg-BG"/>
+            </w:rPr>
+          </w:pPr>
+          <w:hyperlink w:anchor="_Toc226013956" w:history="1">
+            <w:r>
+              <w:rPr>
+                <w:rStyle w:val="Hyperlink"/>
+                <w:rFonts w:eastAsia="Times New Roman"/>
+                <w:noProof/>
+              </w:rPr>
+              <w:t>5.1 Уеб базирани системи</w:t>
+            </w:r>
+            <w:r>
+              <w:rPr>
+                <w:noProof/>
+                <w:webHidden/>
+              </w:rPr>
+              <w:tab/>
+            </w:r>
+            <w:r>
+              <w:rPr>
+                <w:noProof/>
+                <w:webHidden/>
+              </w:rPr>
+              <w:fldChar w:fldCharType="begin"/>
+            </w:r>
+            <w:r>
+              <w:rPr>
+                <w:noProof/>
+                <w:webHidden/>
+              </w:rPr>
+              <w:instrText xml:space="preserve"> PAGEREF _Toc226013956 \h </w:instrText>
+            </w:r>
+            <w:r>
+              <w:rPr>
+                <w:noProof/>
+                <w:webHidden/>
+              </w:rPr>
+            </w:r>
+            <w:r>
+              <w:rPr>
+                <w:noProof/>
+                <w:webHidden/>
+              </w:rPr>
+              <w:fldChar w:fldCharType="separate"/>
+            </w:r>
+            <w:r>
+              <w:rPr>
+                <w:noProof/>
+                <w:webHidden/>
+              </w:rPr>
+              <w:t>17</w:t>
+            </w:r>
+            <w:r>
+              <w:rPr>
+                <w:noProof/>
+                <w:webHidden/>
+              </w:rPr>
+              <w:fldChar w:fldCharType="end"/>
+            </w:r>
+          </w:hyperlink>
+        </w:p>
+        <w:p>
+          <w:pPr>
+            <w:pStyle w:val="TOC3"/>
+            <w:tabs>
+              <w:tab w:val="right" w:leader="dot" w:pos="9062"/>
+            </w:tabs>
+            <w:rPr>
+              <w:rFonts w:asciiTheme="minorHAnsi" w:hAnsiTheme="minorHAnsi" w:cstheme="minorBidi"/>
+              <w:noProof/>
+              <w:sz w:val="22"/>
+              <w:szCs w:val="22"/>
+              <w:lang w:eastAsia="bg-BG"/>
+            </w:rPr>
+          </w:pPr>
+          <w:hyperlink w:anchor="_Toc226013957" w:history="1">
+            <w:r>
+              <w:rPr>
+                <w:rStyle w:val="Hyperlink"/>
+                <w:noProof/>
+              </w:rPr>
+              <w:t>5.2 Клиент-сървър архитектура</w:t>
+            </w:r>
+            <w:r>
+              <w:rPr>
+                <w:noProof/>
+                <w:webHidden/>
+              </w:rPr>
+              <w:tab/>
+            </w:r>
+            <w:r>
+              <w:rPr>
+                <w:noProof/>
+                <w:webHidden/>
+              </w:rPr>
+              <w:fldChar w:fldCharType="begin"/>
+            </w:r>
+            <w:r>
+              <w:rPr>
+                <w:noProof/>
+                <w:webHidden/>
+              </w:rPr>
+              <w:instrText xml:space="preserve"> PAGEREF _Toc226013957 \h </w:instrText>
+            </w:r>
+            <w:r>
+              <w:rPr>
+                <w:noProof/>
+                <w:webHidden/>
+              </w:rPr>
+            </w:r>
+            <w:r>
+              <w:rPr>
+                <w:noProof/>
+                <w:webHidden/>
+              </w:rPr>
+              <w:fldChar w:fldCharType="separate"/>
+            </w:r>
+            <w:r>
+              <w:rPr>
+                <w:noProof/>
+                <w:webHidden/>
+              </w:rPr>
+              <w:t>17</w:t>
+            </w:r>
+            <w:r>
+              <w:rPr>
+                <w:noProof/>
+                <w:webHidden/>
+              </w:rPr>
+              <w:fldChar w:fldCharType="end"/>
+            </w:r>
+          </w:hyperlink>
+        </w:p>
+        <w:p>
+          <w:pPr>
+            <w:pStyle w:val="TOC3"/>
+            <w:tabs>
+              <w:tab w:val="right" w:leader="dot" w:pos="9062"/>
+            </w:tabs>
+            <w:rPr>
+              <w:rFonts w:asciiTheme="minorHAnsi" w:hAnsiTheme="minorHAnsi" w:cstheme="minorBidi"/>
+              <w:noProof/>
+              <w:sz w:val="22"/>
+              <w:szCs w:val="22"/>
+              <w:lang w:eastAsia="bg-BG"/>
+            </w:rPr>
+          </w:pPr>
+          <w:hyperlink w:anchor="_Toc226013958" w:history="1">
+            <w:r>
+              <w:rPr>
+                <w:rStyle w:val="Hyperlink"/>
+                <w:noProof/>
+              </w:rPr>
+              <w:t>5.3 HTTP протокол – основи</w:t>
+            </w:r>
+            <w:r>
+              <w:rPr>
+                <w:noProof/>
+                <w:webHidden/>
+              </w:rPr>
+              <w:tab/>
+            </w:r>
+            <w:r>
+              <w:rPr>
+                <w:noProof/>
+                <w:webHidden/>
+              </w:rPr>
+              <w:fldChar w:fldCharType="begin"/>
+            </w:r>
+            <w:r>
+              <w:rPr>
+                <w:noProof/>
+                <w:webHidden/>
+              </w:rPr>
+              <w:instrText xml:space="preserve"> PAGEREF _Toc226013958 \h </w:instrText>
+            </w:r>
+            <w:r>
+              <w:rPr>
+                <w:noProof/>
+                <w:webHidden/>
+              </w:rPr>
+            </w:r>
+            <w:r>
+              <w:rPr>
+                <w:noProof/>
+                <w:webHidden/>
+              </w:rPr>
+              <w:fldChar w:fldCharType="separate"/>
+            </w:r>
+            <w:r>
+              <w:rPr>
+                <w:noProof/>
+                <w:webHidden/>
+              </w:rPr>
+              <w:t>18</w:t>
+            </w:r>
+            <w:r>
+              <w:rPr>
+                <w:noProof/>
+                <w:webHidden/>
+              </w:rPr>
+              <w:fldChar w:fldCharType="end"/>
+            </w:r>
+          </w:hyperlink>
+        </w:p>
+        <w:p>
+          <w:pPr>
+            <w:pStyle w:val="TOC3"/>
+            <w:tabs>
+              <w:tab w:val="right" w:leader="dot" w:pos="9062"/>
+            </w:tabs>
+            <w:rPr>
+              <w:rFonts w:asciiTheme="minorHAnsi" w:hAnsiTheme="minorHAnsi" w:cstheme="minorBidi"/>
+              <w:noProof/>
+              <w:sz w:val="22"/>
+              <w:szCs w:val="22"/>
+              <w:lang w:eastAsia="bg-BG"/>
+            </w:rPr>
+          </w:pPr>
+          <w:hyperlink w:anchor="_Toc226013959" w:history="1">
+            <w:r>
+              <w:rPr>
+                <w:rStyle w:val="Hyperlink"/>
+                <w:noProof/>
+              </w:rPr>
+              <w:t>5.4  REST принципи</w:t>
+            </w:r>
+            <w:r>
+              <w:rPr>
+                <w:noProof/>
+                <w:webHidden/>
+              </w:rPr>
+              <w:tab/>
+            </w:r>
+            <w:r>
+              <w:rPr>
+                <w:noProof/>
+                <w:webHidden/>
+              </w:rPr>
+              <w:fldChar w:fldCharType="begin"/>
+            </w:r>
+            <w:r>
+              <w:rPr>
+                <w:noProof/>
+                <w:webHidden/>
+              </w:rPr>
+              <w:instrText xml:space="preserve"> PAGEREF _Toc226013959 \h </w:instrText>
+            </w:r>
+            <w:r>
+              <w:rPr>
+                <w:noProof/>
+                <w:webHidden/>
+              </w:rPr>
+            </w:r>
+            <w:r>
+              <w:rPr>
+                <w:noProof/>
+                <w:webHidden/>
+              </w:rPr>
+              <w:fldChar w:fldCharType="separate"/>
+            </w:r>
+            <w:r>
+              <w:rPr>
+                <w:noProof/>
+                <w:webHidden/>
+              </w:rPr>
+              <w:t>19</w:t>
+            </w:r>
+            <w:r>
+              <w:rPr>
+                <w:noProof/>
+                <w:webHidden/>
+              </w:rPr>
+              <w:fldChar w:fldCharType="end"/>
+            </w:r>
+          </w:hyperlink>
+        </w:p>
+        <w:p>
+          <w:pPr>
+            <w:pStyle w:val="TOC3"/>
+            <w:tabs>
+              <w:tab w:val="right" w:leader="dot" w:pos="9062"/>
+            </w:tabs>
+            <w:rPr>
+              <w:rFonts w:asciiTheme="minorHAnsi" w:hAnsiTheme="minorHAnsi" w:cstheme="minorBidi"/>
+              <w:noProof/>
+              <w:sz w:val="22"/>
+              <w:szCs w:val="22"/>
+              <w:lang w:eastAsia="bg-BG"/>
+            </w:rPr>
+          </w:pPr>
+          <w:hyperlink w:anchor="_Toc226013960" w:history="1">
+            <w:r>
+              <w:rPr>
+                <w:rStyle w:val="Hyperlink"/>
+                <w:noProof/>
+              </w:rPr>
+              <w:t>5.5 Backend и frontend компоненти</w:t>
+            </w:r>
+            <w:r>
+              <w:rPr>
+                <w:noProof/>
+                <w:webHidden/>
+              </w:rPr>
+              <w:tab/>
+            </w:r>
+            <w:r>
+              <w:rPr>
+                <w:noProof/>
+                <w:webHidden/>
+              </w:rPr>
+              <w:fldChar w:fldCharType="begin"/>
+            </w:r>
+            <w:r>
+              <w:rPr>
+                <w:noProof/>
+                <w:webHidden/>
+              </w:rPr>
+              <w:instrText xml:space="preserve"> PAGEREF _Toc226013960 \h </w:instrText>
+            </w:r>
+            <w:r>
+              <w:rPr>
+                <w:noProof/>
+                <w:webHidden/>
+              </w:rPr>
+            </w:r>
+            <w:r>
+              <w:rPr>
+                <w:noProof/>
+                <w:webHidden/>
+              </w:rPr>
+              <w:fldChar w:fldCharType="separate"/>
+            </w:r>
+            <w:r>
+              <w:rPr>
+                <w:noProof/>
+                <w:webHidden/>
+              </w:rPr>
+              <w:t>19</w:t>
+            </w:r>
+            <w:r>
+              <w:rPr>
+                <w:noProof/>
+                <w:webHidden/>
+              </w:rPr>
+              <w:fldChar w:fldCharType="end"/>
+            </w:r>
+          </w:hyperlink>
+        </w:p>
+        <w:p>
+          <w:pPr>
+            <w:pStyle w:val="TOC2"/>
+            <w:tabs>
+              <w:tab w:val="right" w:leader="dot" w:pos="9062"/>
+            </w:tabs>
+            <w:rPr>
+              <w:rFonts w:asciiTheme="minorHAnsi" w:hAnsiTheme="minorHAnsi" w:cstheme="minorBidi"/>
+              <w:noProof/>
+              <w:sz w:val="22"/>
+              <w:szCs w:val="22"/>
+              <w:lang w:eastAsia="bg-BG"/>
+            </w:rPr>
+          </w:pPr>
+          <w:hyperlink w:anchor="_Toc226013961" w:history="1">
+            <w:r>
+              <w:rPr>
+                <w:rStyle w:val="Hyperlink"/>
+                <w:rFonts w:eastAsia="Times New Roman"/>
+                <w:noProof/>
+                <w:lang w:eastAsia="bg-BG"/>
+              </w:rPr>
+              <w:t>5.6  Работа с база данни</w:t>
+            </w:r>
+            <w:r>
+              <w:rPr>
+                <w:noProof/>
+                <w:webHidden/>
+              </w:rPr>
+              <w:tab/>
+            </w:r>
+            <w:r>
+              <w:rPr>
+                <w:noProof/>
+                <w:webHidden/>
+              </w:rPr>
+              <w:fldChar w:fldCharType="begin"/>
+            </w:r>
+            <w:r>
+              <w:rPr>
+                <w:noProof/>
+                <w:webHidden/>
+              </w:rPr>
+              <w:instrText xml:space="preserve"> PAGEREF _Toc226013961 \h </w:instrText>
+            </w:r>
+            <w:r>
+              <w:rPr>
+                <w:noProof/>
+                <w:webHidden/>
+              </w:rPr>
+            </w:r>
+            <w:r>
+              <w:rPr>
+                <w:noProof/>
+                <w:webHidden/>
+              </w:rPr>
+              <w:fldChar w:fldCharType="separate"/>
+            </w:r>
+            <w:r>
+              <w:rPr>
+                <w:noProof/>
+                <w:webHidden/>
+              </w:rPr>
+              <w:t>20</w:t>
+            </w:r>
+            <w:r>
+              <w:rPr>
+                <w:noProof/>
+                <w:webHidden/>
+              </w:rPr>
+              <w:fldChar w:fldCharType="end"/>
+            </w:r>
+          </w:hyperlink>
+        </w:p>
+        <w:p>
+          <w:pPr>
+            <w:pStyle w:val="TOC2"/>
+            <w:tabs>
+              <w:tab w:val="right" w:leader="dot" w:pos="9062"/>
+            </w:tabs>
+            <w:rPr>
+              <w:rFonts w:asciiTheme="minorHAnsi" w:hAnsiTheme="minorHAnsi" w:cstheme="minorBidi"/>
+              <w:noProof/>
+              <w:sz w:val="22"/>
+              <w:szCs w:val="22"/>
+              <w:lang w:eastAsia="bg-BG"/>
+            </w:rPr>
+          </w:pPr>
+          <w:hyperlink w:anchor="_Toc226013962" w:history="1">
+            <w:r>
+              <w:rPr>
+                <w:rStyle w:val="Hyperlink"/>
+                <w:rFonts w:eastAsia="Times New Roman"/>
+                <w:noProof/>
+                <w:lang w:eastAsia="bg-BG"/>
+              </w:rPr>
+              <w:t>6.1 Архитектура на разработваната система</w:t>
+            </w:r>
+            <w:r>
+              <w:rPr>
+                <w:noProof/>
+                <w:webHidden/>
+              </w:rPr>
+              <w:tab/>
+            </w:r>
+            <w:r>
+              <w:rPr>
+                <w:noProof/>
+                <w:webHidden/>
+              </w:rPr>
+              <w:fldChar w:fldCharType="begin"/>
+            </w:r>
+            <w:r>
+              <w:rPr>
+                <w:noProof/>
+                <w:webHidden/>
+              </w:rPr>
+              <w:instrText xml:space="preserve"> PAGEREF _Toc226013962 \h </w:instrText>
+            </w:r>
+            <w:r>
+              <w:rPr>
+                <w:noProof/>
+                <w:webHidden/>
+              </w:rPr>
+            </w:r>
+            <w:r>
+              <w:rPr>
+                <w:noProof/>
+                <w:webHidden/>
+              </w:rPr>
+              <w:fldChar w:fldCharType="separate"/>
+            </w:r>
+            <w:r>
+              <w:rPr>
+                <w:noProof/>
+                <w:webHidden/>
+              </w:rPr>
+              <w:t>21</w:t>
+            </w:r>
+            <w:r>
+              <w:rPr>
+                <w:noProof/>
+                <w:webHidden/>
+              </w:rPr>
+              <w:fldChar w:fldCharType="end"/>
+            </w:r>
+          </w:hyperlink>
+        </w:p>
+        <w:p>
+          <w:pPr>
+            <w:pStyle w:val="TOC2"/>
+            <w:tabs>
+              <w:tab w:val="right" w:leader="dot" w:pos="9062"/>
+            </w:tabs>
+            <w:rPr>
+              <w:rFonts w:asciiTheme="minorHAnsi" w:hAnsiTheme="minorHAnsi" w:cstheme="minorBidi"/>
+              <w:noProof/>
+              <w:sz w:val="22"/>
+              <w:szCs w:val="22"/>
+              <w:lang w:eastAsia="bg-BG"/>
+            </w:rPr>
+          </w:pPr>
+          <w:hyperlink w:anchor="_Toc226013963" w:history="1">
+            <w:r>
+              <w:rPr>
+                <w:rStyle w:val="Hyperlink"/>
+                <w:rFonts w:eastAsia="Times New Roman"/>
+                <w:noProof/>
+                <w:lang w:eastAsia="bg-BG"/>
+              </w:rPr>
+              <w:t>7.1 Обща архитектура на WoL сървъра</w:t>
+            </w:r>
+            <w:r>
+              <w:rPr>
+                <w:noProof/>
+                <w:webHidden/>
+              </w:rPr>
+              <w:tab/>
+            </w:r>
+            <w:r>
+              <w:rPr>
+                <w:noProof/>
+                <w:webHidden/>
+              </w:rPr>
+              <w:fldChar w:fldCharType="begin"/>
+            </w:r>
+            <w:r>
+              <w:rPr>
+                <w:noProof/>
+                <w:webHidden/>
+              </w:rPr>
+              <w:instrText xml:space="preserve"> PAGEREF _Toc226013963 \h </w:instrText>
+            </w:r>
+            <w:r>
+              <w:rPr>
+                <w:noProof/>
+                <w:webHidden/>
+              </w:rPr>
+            </w:r>
+            <w:r>
+              <w:rPr>
+                <w:noProof/>
+                <w:webHidden/>
+              </w:rPr>
+              <w:fldChar w:fldCharType="separate"/>
+            </w:r>
+            <w:r>
+              <w:rPr>
+                <w:noProof/>
+                <w:webHidden/>
+              </w:rPr>
+              <w:t>22</w:t>
+            </w:r>
+            <w:r>
+              <w:rPr>
+                <w:noProof/>
+                <w:webHidden/>
+              </w:rPr>
+              <w:fldChar w:fldCharType="end"/>
+            </w:r>
+          </w:hyperlink>
+        </w:p>
+        <w:p>
+          <w:pPr>
+            <w:pStyle w:val="TOC2"/>
+            <w:tabs>
+              <w:tab w:val="right" w:leader="dot" w:pos="9062"/>
+            </w:tabs>
+            <w:rPr>
+              <w:rFonts w:asciiTheme="minorHAnsi" w:hAnsiTheme="minorHAnsi" w:cstheme="minorBidi"/>
+              <w:noProof/>
+              <w:sz w:val="22"/>
+              <w:szCs w:val="22"/>
+              <w:lang w:eastAsia="bg-BG"/>
+            </w:rPr>
+          </w:pPr>
+          <w:hyperlink w:anchor="_Toc226013964" w:history="1">
+            <w:r>
+              <w:rPr>
+                <w:rStyle w:val="Hyperlink"/>
+                <w:rFonts w:eastAsia="Times New Roman"/>
+                <w:noProof/>
+                <w:lang w:eastAsia="bg-BG"/>
+              </w:rPr>
+              <w:t>8.1 Основни модули на системата</w:t>
+            </w:r>
+            <w:r>
+              <w:rPr>
+                <w:noProof/>
+                <w:webHidden/>
+              </w:rPr>
+              <w:tab/>
+            </w:r>
+            <w:r>
+              <w:rPr>
+                <w:noProof/>
+                <w:webHidden/>
+              </w:rPr>
+              <w:fldChar w:fldCharType="begin"/>
+            </w:r>
+            <w:r>
+              <w:rPr>
+                <w:noProof/>
+                <w:webHidden/>
+              </w:rPr>
+              <w:instrText xml:space="preserve"> PAGEREF _Toc226013964 \h </w:instrText>
+            </w:r>
+            <w:r>
+              <w:rPr>
+                <w:noProof/>
+                <w:webHidden/>
+              </w:rPr>
+            </w:r>
+            <w:r>
+              <w:rPr>
+                <w:noProof/>
+                <w:webHidden/>
+              </w:rPr>
+              <w:fldChar w:fldCharType="separate"/>
+            </w:r>
+            <w:r>
+              <w:rPr>
+                <w:noProof/>
+                <w:webHidden/>
+              </w:rPr>
+              <w:t>22</w:t>
+            </w:r>
+            <w:r>
+              <w:rPr>
+                <w:noProof/>
+                <w:webHidden/>
+              </w:rPr>
+              <w:fldChar w:fldCharType="end"/>
+            </w:r>
+          </w:hyperlink>
+        </w:p>
+        <w:p>
+          <w:pPr>
+            <w:pStyle w:val="TOC3"/>
+            <w:tabs>
+              <w:tab w:val="right" w:leader="dot" w:pos="9062"/>
+            </w:tabs>
+            <w:rPr>
+              <w:rFonts w:asciiTheme="minorHAnsi" w:hAnsiTheme="minorHAnsi" w:cstheme="minorBidi"/>
+              <w:noProof/>
+              <w:sz w:val="22"/>
+              <w:szCs w:val="22"/>
+              <w:lang w:eastAsia="bg-BG"/>
+            </w:rPr>
+          </w:pPr>
+          <w:hyperlink w:anchor="_Toc226013965" w:history="1">
+            <w:r>
+              <w:rPr>
+                <w:rStyle w:val="Hyperlink"/>
+                <w:noProof/>
+              </w:rPr>
+              <w:t>8.1.1 Уеб интерфейс</w:t>
+            </w:r>
+            <w:r>
+              <w:rPr>
+                <w:noProof/>
+                <w:webHidden/>
+              </w:rPr>
+              <w:tab/>
+            </w:r>
+            <w:r>
+              <w:rPr>
+                <w:noProof/>
+                <w:webHidden/>
+              </w:rPr>
+              <w:fldChar w:fldCharType="begin"/>
+            </w:r>
+            <w:r>
+              <w:rPr>
+                <w:noProof/>
+                <w:webHidden/>
+              </w:rPr>
+              <w:instrText xml:space="preserve"> PAGEREF _Toc226013965 \h </w:instrText>
+            </w:r>
+            <w:r>
+              <w:rPr>
+                <w:noProof/>
+                <w:webHidden/>
+              </w:rPr>
+            </w:r>
+            <w:r>
+              <w:rPr>
+                <w:noProof/>
+                <w:webHidden/>
+              </w:rPr>
+              <w:fldChar w:fldCharType="separate"/>
+            </w:r>
+            <w:r>
+              <w:rPr>
+                <w:noProof/>
+                <w:webHidden/>
+              </w:rPr>
+              <w:t>22</w:t>
+            </w:r>
+            <w:r>
+              <w:rPr>
+                <w:noProof/>
+                <w:webHidden/>
+              </w:rPr>
+              <w:fldChar w:fldCharType="end"/>
+            </w:r>
+          </w:hyperlink>
+        </w:p>
+        <w:p>
+          <w:pPr>
+            <w:pStyle w:val="TOC2"/>
+            <w:tabs>
+              <w:tab w:val="right" w:leader="dot" w:pos="9062"/>
+            </w:tabs>
+            <w:rPr>
+              <w:rFonts w:asciiTheme="minorHAnsi" w:hAnsiTheme="minorHAnsi" w:cstheme="minorBidi"/>
+              <w:noProof/>
+              <w:sz w:val="22"/>
+              <w:szCs w:val="22"/>
+              <w:lang w:eastAsia="bg-BG"/>
+            </w:rPr>
+          </w:pPr>
+          <w:hyperlink w:anchor="_Toc226013966" w:history="1">
+            <w:r>
+              <w:rPr>
+                <w:rStyle w:val="Hyperlink"/>
+                <w:noProof/>
+              </w:rPr>
+              <w:t>8.2 Модул за управление на устройства</w:t>
+            </w:r>
+            <w:r>
+              <w:rPr>
+                <w:noProof/>
+                <w:webHidden/>
+              </w:rPr>
+              <w:tab/>
+            </w:r>
+            <w:r>
+              <w:rPr>
+                <w:noProof/>
+                <w:webHidden/>
+              </w:rPr>
+              <w:fldChar w:fldCharType="begin"/>
+            </w:r>
+            <w:r>
+              <w:rPr>
+                <w:noProof/>
+                <w:webHidden/>
+              </w:rPr>
+              <w:instrText xml:space="preserve"> PAGEREF _Toc226013966 \h </w:instrText>
+            </w:r>
+            <w:r>
+              <w:rPr>
+                <w:noProof/>
+                <w:webHidden/>
+              </w:rPr>
+            </w:r>
+            <w:r>
+              <w:rPr>
+                <w:noProof/>
+                <w:webHidden/>
+              </w:rPr>
+              <w:fldChar w:fldCharType="separate"/>
+            </w:r>
+            <w:r>
+              <w:rPr>
+                <w:noProof/>
+                <w:webHidden/>
+              </w:rPr>
+              <w:t>23</w:t>
+            </w:r>
+            <w:r>
+              <w:rPr>
+                <w:noProof/>
+                <w:webHidden/>
+              </w:rPr>
+              <w:fldChar w:fldCharType="end"/>
+            </w:r>
+          </w:hyperlink>
+        </w:p>
+        <w:p>
+          <w:pPr>
+            <w:pStyle w:val="TOC2"/>
+            <w:tabs>
+              <w:tab w:val="right" w:leader="dot" w:pos="9062"/>
+            </w:tabs>
+            <w:rPr>
+              <w:rFonts w:asciiTheme="minorHAnsi" w:hAnsiTheme="minorHAnsi" w:cstheme="minorBidi"/>
+              <w:noProof/>
+              <w:sz w:val="22"/>
+              <w:szCs w:val="22"/>
+              <w:lang w:eastAsia="bg-BG"/>
+            </w:rPr>
+          </w:pPr>
+          <w:hyperlink w:anchor="_Toc226013967" w:history="1">
+            <w:r>
+              <w:rPr>
+                <w:rStyle w:val="Hyperlink"/>
+                <w:noProof/>
+              </w:rPr>
+              <w:t>8.4Мрежов модул за изпращане на UDP broadcast</w:t>
+            </w:r>
+            <w:r>
+              <w:rPr>
+                <w:noProof/>
+                <w:webHidden/>
+              </w:rPr>
+              <w:tab/>
+            </w:r>
+            <w:r>
+              <w:rPr>
+                <w:noProof/>
+                <w:webHidden/>
+              </w:rPr>
+              <w:fldChar w:fldCharType="begin"/>
+            </w:r>
+            <w:r>
+              <w:rPr>
+                <w:noProof/>
+                <w:webHidden/>
+              </w:rPr>
+              <w:instrText xml:space="preserve"> PAGEREF _Toc226013967 \h </w:instrText>
+            </w:r>
+            <w:r>
+              <w:rPr>
+                <w:noProof/>
+                <w:webHidden/>
+              </w:rPr>
+            </w:r>
+            <w:r>
+              <w:rPr>
+                <w:noProof/>
+                <w:webHidden/>
+              </w:rPr>
+              <w:fldChar w:fldCharType="separate"/>
+            </w:r>
+            <w:r>
+              <w:rPr>
+                <w:noProof/>
+                <w:webHidden/>
+              </w:rPr>
+              <w:t>24</w:t>
+            </w:r>
+            <w:r>
+              <w:rPr>
+                <w:noProof/>
+                <w:webHidden/>
+              </w:rPr>
+              <w:fldChar w:fldCharType="end"/>
+            </w:r>
+          </w:hyperlink>
+        </w:p>
+        <w:p>
+          <w:pPr>
+            <w:pStyle w:val="TOC2"/>
+            <w:tabs>
+              <w:tab w:val="right" w:leader="dot" w:pos="9062"/>
+            </w:tabs>
+            <w:rPr>
+              <w:rFonts w:asciiTheme="minorHAnsi" w:hAnsiTheme="minorHAnsi" w:cstheme="minorBidi"/>
+              <w:noProof/>
+              <w:sz w:val="22"/>
+              <w:szCs w:val="22"/>
+              <w:lang w:eastAsia="bg-BG"/>
+            </w:rPr>
+          </w:pPr>
+          <w:hyperlink w:anchor="_Toc226013968" w:history="1">
+            <w:r>
+              <w:rPr>
+                <w:rStyle w:val="Hyperlink"/>
+                <w:noProof/>
+              </w:rPr>
+              <w:t>8.5</w:t>
+            </w:r>
+            <w:r>
+              <w:rPr>
+                <w:rStyle w:val="Hyperlink"/>
+                <w:rFonts w:eastAsia="Times New Roman"/>
+                <w:noProof/>
+              </w:rPr>
+              <w:t xml:space="preserve"> Диаграма на системната архитектура</w:t>
+            </w:r>
+            <w:r>
+              <w:rPr>
+                <w:noProof/>
+                <w:webHidden/>
+              </w:rPr>
+              <w:tab/>
+            </w:r>
+            <w:r>
+              <w:rPr>
+                <w:noProof/>
+                <w:webHidden/>
+              </w:rPr>
+              <w:fldChar w:fldCharType="begin"/>
+            </w:r>
+            <w:r>
+              <w:rPr>
+                <w:noProof/>
+                <w:webHidden/>
+              </w:rPr>
+              <w:instrText xml:space="preserve"> PAGEREF _Toc226013968 \h </w:instrText>
+            </w:r>
+            <w:r>
+              <w:rPr>
+                <w:noProof/>
+                <w:webHidden/>
+              </w:rPr>
+            </w:r>
+            <w:r>
+              <w:rPr>
+                <w:noProof/>
+                <w:webHidden/>
+              </w:rPr>
+              <w:fldChar w:fldCharType="separate"/>
+            </w:r>
+            <w:r>
+              <w:rPr>
+                <w:noProof/>
+                <w:webHidden/>
+              </w:rPr>
+              <w:t>24</w:t>
+            </w:r>
+            <w:r>
+              <w:rPr>
+                <w:noProof/>
+                <w:webHidden/>
+              </w:rPr>
+              <w:fldChar w:fldCharType="end"/>
+            </w:r>
+          </w:hyperlink>
+        </w:p>
+        <w:p>
+          <w:pPr>
+            <w:pStyle w:val="TOC3"/>
+            <w:tabs>
+              <w:tab w:val="right" w:leader="dot" w:pos="9062"/>
+            </w:tabs>
+            <w:rPr>
+              <w:rFonts w:asciiTheme="minorHAnsi" w:hAnsiTheme="minorHAnsi" w:cstheme="minorBidi"/>
+              <w:noProof/>
+              <w:sz w:val="22"/>
+              <w:szCs w:val="22"/>
+              <w:lang w:eastAsia="bg-BG"/>
+            </w:rPr>
+          </w:pPr>
+          <w:hyperlink w:anchor="_Toc226013969" w:history="1">
+            <w:r>
+              <w:rPr>
+                <w:rStyle w:val="Hyperlink"/>
+                <w:rFonts w:eastAsia="Times New Roman"/>
+                <w:bCs/>
+                <w:noProof/>
+                <w:lang w:eastAsia="bg-BG"/>
+              </w:rPr>
+              <w:t>9</w:t>
+            </w:r>
+            <w:r>
+              <w:rPr>
+                <w:rStyle w:val="Hyperlink"/>
+                <w:rFonts w:eastAsia="Times New Roman"/>
+                <w:bCs/>
+                <w:noProof/>
+                <w:lang w:eastAsia="bg-BG"/>
+              </w:rPr>
+              <w:t>.Сериализатори (</w:t>
+            </w:r>
+            <w:r>
+              <w:rPr>
+                <w:rStyle w:val="Hyperlink"/>
+                <w:rFonts w:eastAsia="Times New Roman"/>
+                <w:bCs/>
+                <w:noProof/>
+                <w:bdr w:val="single" w:sz="2" w:space="0" w:color="E5E7EB" w:frame="1"/>
+                <w:lang w:eastAsia="bg-BG"/>
+              </w:rPr>
+              <w:t>main/serializers.py</w:t>
+            </w:r>
+            <w:r>
+              <w:rPr>
+                <w:rStyle w:val="Hyperlink"/>
+                <w:rFonts w:eastAsia="Times New Roman"/>
+                <w:bCs/>
+                <w:noProof/>
+                <w:lang w:eastAsia="bg-BG"/>
+              </w:rPr>
+              <w:t>)</w:t>
+            </w:r>
+            <w:r>
+              <w:rPr>
+                <w:noProof/>
+                <w:webHidden/>
+              </w:rPr>
+              <w:tab/>
+            </w:r>
+            <w:r>
+              <w:rPr>
+                <w:noProof/>
+                <w:webHidden/>
+              </w:rPr>
+              <w:fldChar w:fldCharType="begin"/>
+            </w:r>
+            <w:r>
+              <w:rPr>
+                <w:noProof/>
+                <w:webHidden/>
+              </w:rPr>
+              <w:instrText xml:space="preserve"> PAGEREF _Toc226013969 \h </w:instrText>
+            </w:r>
+            <w:r>
+              <w:rPr>
+                <w:noProof/>
+                <w:webHidden/>
+              </w:rPr>
+            </w:r>
+            <w:r>
+              <w:rPr>
+                <w:noProof/>
+                <w:webHidden/>
+              </w:rPr>
+              <w:fldChar w:fldCharType="separate"/>
+            </w:r>
+            <w:r>
+              <w:rPr>
+                <w:noProof/>
+                <w:webHidden/>
+              </w:rPr>
+              <w:t>25</w:t>
+            </w:r>
+            <w:r>
+              <w:rPr>
+                <w:noProof/>
+                <w:webHidden/>
+              </w:rPr>
+              <w:fldChar w:fldCharType="end"/>
+            </w:r>
+          </w:hyperlink>
+        </w:p>
+        <w:p>
+          <w:pPr>
+            <w:pStyle w:val="TOC3"/>
+            <w:tabs>
+              <w:tab w:val="right" w:leader="dot" w:pos="9062"/>
+            </w:tabs>
+            <w:rPr>
+              <w:rFonts w:asciiTheme="minorHAnsi" w:hAnsiTheme="minorHAnsi" w:cstheme="minorBidi"/>
+              <w:noProof/>
+              <w:sz w:val="22"/>
+              <w:szCs w:val="22"/>
+              <w:lang w:eastAsia="bg-BG"/>
+            </w:rPr>
+          </w:pPr>
+          <w:hyperlink w:anchor="_Toc226013970" w:history="1">
+            <w:r>
+              <w:rPr>
+                <w:rStyle w:val="Hyperlink"/>
+                <w:rFonts w:eastAsia="Times New Roman"/>
+                <w:bCs/>
+                <w:noProof/>
+                <w:lang w:eastAsia="bg-BG"/>
+              </w:rPr>
+              <w:t>10</w:t>
+            </w:r>
+            <w:r>
+              <w:rPr>
+                <w:rStyle w:val="Hyperlink"/>
+                <w:rFonts w:eastAsia="Times New Roman"/>
+                <w:bCs/>
+                <w:noProof/>
+                <w:lang w:eastAsia="bg-BG"/>
+              </w:rPr>
+              <w:t>.Маршрутизация (</w:t>
+            </w:r>
+            <w:r>
+              <w:rPr>
+                <w:rStyle w:val="Hyperlink"/>
+                <w:rFonts w:eastAsia="Times New Roman"/>
+                <w:bCs/>
+                <w:noProof/>
+                <w:bdr w:val="single" w:sz="2" w:space="0" w:color="E5E7EB" w:frame="1"/>
+                <w:lang w:eastAsia="bg-BG"/>
+              </w:rPr>
+              <w:t>main/urls.py</w:t>
+            </w:r>
+            <w:r>
+              <w:rPr>
+                <w:rStyle w:val="Hyperlink"/>
+                <w:rFonts w:eastAsia="Times New Roman"/>
+                <w:bCs/>
+                <w:noProof/>
+                <w:lang w:eastAsia="bg-BG"/>
+              </w:rPr>
+              <w:t>)</w:t>
+            </w:r>
+            <w:r>
+              <w:rPr>
+                <w:noProof/>
+                <w:webHidden/>
+              </w:rPr>
+              <w:tab/>
+            </w:r>
+            <w:r>
+              <w:rPr>
+                <w:noProof/>
+                <w:webHidden/>
+              </w:rPr>
+              <w:fldChar w:fldCharType="begin"/>
+            </w:r>
+            <w:r>
+              <w:rPr>
+                <w:noProof/>
+                <w:webHidden/>
+              </w:rPr>
+              <w:instrText xml:space="preserve"> PAGEREF _Toc226013970 \h </w:instrText>
+            </w:r>
+            <w:r>
+              <w:rPr>
+                <w:noProof/>
+                <w:webHidden/>
+              </w:rPr>
+            </w:r>
+            <w:r>
+              <w:rPr>
+                <w:noProof/>
+                <w:webHidden/>
+              </w:rPr>
+              <w:fldChar w:fldCharType="separate"/>
+            </w:r>
+            <w:r>
+              <w:rPr>
+                <w:noProof/>
+                <w:webHidden/>
+              </w:rPr>
+              <w:t>27</w:t>
+            </w:r>
+            <w:r>
+              <w:rPr>
+                <w:noProof/>
+                <w:webHidden/>
+              </w:rPr>
+              <w:fldChar w:fldCharType="end"/>
+            </w:r>
+          </w:hyperlink>
+        </w:p>
+        <w:p>
+          <w:pPr>
+            <w:pStyle w:val="TOC3"/>
+            <w:tabs>
+              <w:tab w:val="right" w:leader="dot" w:pos="9062"/>
+            </w:tabs>
+            <w:rPr>
+              <w:rFonts w:asciiTheme="minorHAnsi" w:hAnsiTheme="minorHAnsi" w:cstheme="minorBidi"/>
+              <w:noProof/>
+              <w:sz w:val="22"/>
+              <w:szCs w:val="22"/>
+              <w:lang w:eastAsia="bg-BG"/>
+            </w:rPr>
+          </w:pPr>
+          <w:hyperlink w:anchor="_Toc226013971" w:history="1">
+            <w:r>
+              <w:rPr>
+                <w:rStyle w:val="Hyperlink"/>
+                <w:rFonts w:eastAsia="Times New Roman"/>
+                <w:bCs/>
+                <w:noProof/>
+                <w:lang w:eastAsia="bg-BG"/>
+              </w:rPr>
+              <w:t>11</w:t>
+            </w:r>
+            <w:r>
+              <w:rPr>
+                <w:rStyle w:val="Hyperlink"/>
+                <w:rFonts w:eastAsia="Times New Roman"/>
+                <w:bCs/>
+                <w:noProof/>
+                <w:lang w:eastAsia="bg-BG"/>
+              </w:rPr>
+              <w:t>.Кодът за </w:t>
+            </w:r>
+            <w:r>
+              <w:rPr>
+                <w:rStyle w:val="Hyperlink"/>
+                <w:rFonts w:eastAsia="Times New Roman"/>
+                <w:bCs/>
+                <w:noProof/>
+                <w:bdr w:val="single" w:sz="2" w:space="0" w:color="E5E7EB" w:frame="1"/>
+                <w:lang w:eastAsia="bg-BG"/>
+              </w:rPr>
+              <w:t>index.html</w:t>
+            </w:r>
+            <w:r>
+              <w:rPr>
+                <w:noProof/>
+                <w:webHidden/>
+              </w:rPr>
+              <w:tab/>
+            </w:r>
+            <w:r>
+              <w:rPr>
+                <w:noProof/>
+                <w:webHidden/>
+              </w:rPr>
+              <w:fldChar w:fldCharType="begin"/>
+            </w:r>
+            <w:r>
+              <w:rPr>
+                <w:noProof/>
+                <w:webHidden/>
+              </w:rPr>
+              <w:instrText xml:space="preserve"> PAGEREF _Toc226013971 \h </w:instrText>
+            </w:r>
+            <w:r>
+              <w:rPr>
+                <w:noProof/>
+                <w:webHidden/>
+              </w:rPr>
+            </w:r>
+            <w:r>
+              <w:rPr>
+                <w:noProof/>
+                <w:webHidden/>
+              </w:rPr>
+              <w:fldChar w:fldCharType="separate"/>
+            </w:r>
+            <w:r>
+              <w:rPr>
+                <w:noProof/>
+                <w:webHidden/>
+              </w:rPr>
+              <w:t>27</w:t>
+            </w:r>
+            <w:r>
+              <w:rPr>
+                <w:noProof/>
+                <w:webHidden/>
+              </w:rPr>
+              <w:fldChar w:fldCharType="end"/>
+            </w:r>
+          </w:hyperlink>
+        </w:p>
+        <w:p>
+          <w:pPr>
+            <w:pStyle w:val="TOC1"/>
+            <w:tabs>
+              <w:tab w:val="left" w:pos="1320"/>
+              <w:tab w:val="right" w:leader="dot" w:pos="9062"/>
+            </w:tabs>
+            <w:rPr>
+              <w:rFonts w:asciiTheme="minorHAnsi" w:hAnsiTheme="minorHAnsi" w:cstheme="minorBidi"/>
+              <w:noProof/>
+              <w:sz w:val="22"/>
+              <w:szCs w:val="22"/>
+              <w:lang w:eastAsia="bg-BG"/>
+            </w:rPr>
+          </w:pPr>
+          <w:hyperlink w:anchor="_Toc226013972" w:history="1">
+            <w:r>
+              <w:rPr>
+                <w:rStyle w:val="Hyperlink"/>
+                <w:noProof/>
+              </w:rPr>
+              <w:t>3.</w:t>
             </w:r>
             <w:r>
               <w:rPr>
@@ -196,7 +3459,7 @@
                 <w:noProof/>
                 <w:webHidden/>
               </w:rPr>
-              <w:instrText xml:space="preserve"> PAGEREF _Toc219445203 \h </w:instrText>
+              <w:instrText xml:space="preserve"> PAGEREF _Toc226013972 \h </w:instrText>
             </w:r>
             <w:r>
               <w:rPr>
@@ -216,7 +3479,7 @@
                 <w:noProof/>
                 <w:webHidden/>
               </w:rPr>
-              <w:t>2</w:t>
+              <w:t>31</w:t>
             </w:r>
             <w:r>
               <w:rPr>
@@ -242,13 +3505,13 @@
               <w:lang w:eastAsia="bg-BG"/>
             </w:rPr>
           </w:pPr>
-          <w:hyperlink w:anchor="_Toc219445204" w:history="1">
+          <w:hyperlink w:anchor="_Toc226013973" w:history="1">
             <w:r>
               <w:rPr>
                 <w:rStyle w:val="Hyperlink"/>
                 <w:noProof/>
               </w:rPr>
-              <w:t>3.</w:t>
+              <w:t>4.</w:t>
             </w:r>
             <w:r>
               <w:rPr>
@@ -286,7 +3549,7 @@
                 <w:noProof/>
                 <w:webHidden/>
               </w:rPr>
-              <w:instrText xml:space="preserve"> PAGEREF _Toc219445204 \h </w:instrText>
+              <w:instrText xml:space="preserve"> PAGEREF _Toc226013973 \h </w:instrText>
             </w:r>
             <w:r>
               <w:rPr>
@@ -306,7 +3569,7 @@
                 <w:noProof/>
                 <w:webHidden/>
               </w:rPr>
-              <w:t>2</w:t>
+              <w:t>32</w:t>
             </w:r>
             <w:r>
               <w:rPr>
@@ -356,7 +3619,7 @@
           <w:rFonts w:ascii="Times New Roman" w:hAnsi="Times New Roman" w:cs="Times New Roman"/>
         </w:rPr>
       </w:pPr>
-      <w:bookmarkStart w:id="0" w:name="_Toc219445202"/>
+      <w:bookmarkStart w:id="0" w:name="_Toc226013930"/>
       <w:r>
         <w:rPr>
           <w:rFonts w:ascii="Times New Roman" w:hAnsi="Times New Roman" w:cs="Times New Roman"/>
@@ -371,6 +3634,21 @@
         </w:rPr>
         <w:t xml:space="preserve">  </w:t>
       </w:r>
+      <w:r>
+        <w:rPr>
+          <w:rFonts w:ascii="Times New Roman" w:hAnsi="Times New Roman" w:cs="Times New Roman"/>
+        </w:rPr>
+        <w:t xml:space="preserve">   </w:t>
+      </w:r>
+    </w:p>
+    <w:p>
+      <w:pPr>
+        <w:rPr>
+          <w:lang w:eastAsia="bg-BG"/>
+        </w:rPr>
+      </w:pPr>
+      <w:bookmarkStart w:id="1" w:name="_GoBack"/>
+      <w:bookmarkEnd w:id="1"/>
     </w:p>
     <w:p>
       <w:pPr>
@@ -602,9 +3880,10 @@
           <w:rFonts w:ascii="Times New Roman" w:hAnsi="Times New Roman" w:cs="Times New Roman"/>
         </w:rPr>
       </w:pPr>
-      <w:bookmarkStart w:id="1" w:name="_Toc164562456"/>
-      <w:bookmarkStart w:id="2" w:name="_Toc164568069"/>
-      <w:bookmarkStart w:id="3" w:name="_Toc164627453"/>
+      <w:bookmarkStart w:id="2" w:name="_Toc164562456"/>
+      <w:bookmarkStart w:id="3" w:name="_Toc164568069"/>
+      <w:bookmarkStart w:id="4" w:name="_Toc164627453"/>
+      <w:bookmarkStart w:id="5" w:name="_Toc226013931"/>
       <w:r>
         <w:rPr>
           <w:rFonts w:ascii="Times New Roman" w:hAnsi="Times New Roman" w:cs="Times New Roman"/>
@@ -612,6 +3891,7 @@
         <w:lastRenderedPageBreak/>
         <w:t>Теоретична част</w:t>
       </w:r>
+      <w:bookmarkEnd w:id="5"/>
     </w:p>
     <w:p>
       <w:pPr>
@@ -621,6 +3901,7 @@
           <w:lang w:val="en-US"/>
         </w:rPr>
       </w:pPr>
+      <w:bookmarkStart w:id="6" w:name="_Toc226013932"/>
       <w:r>
         <w:rPr>
           <w:rFonts w:ascii="Times New Roman" w:hAnsi="Times New Roman" w:cs="Times New Roman"/>
@@ -628,6 +3909,7 @@
         </w:rPr>
         <w:t>Мрежови модели и протоколи</w:t>
       </w:r>
+      <w:bookmarkEnd w:id="6"/>
     </w:p>
     <w:p>
       <w:pPr>
@@ -779,11 +4061,19 @@
           <w:rFonts w:ascii="Times New Roman" w:hAnsi="Times New Roman" w:cs="Times New Roman"/>
         </w:rPr>
       </w:pPr>
+      <w:bookmarkStart w:id="7" w:name="_Toc226013933"/>
       <w:r>
         <w:rPr>
           <w:rFonts w:ascii="Times New Roman" w:hAnsi="Times New Roman" w:cs="Times New Roman"/>
         </w:rPr>
-        <w:t xml:space="preserve">Компютърни мрежи – основни понятия </w:t>
+        <w:t>Компютърни мрежи – основни понятия</w:t>
+      </w:r>
+      <w:bookmarkEnd w:id="7"/>
+      <w:r>
+        <w:rPr>
+          <w:rFonts w:ascii="Times New Roman" w:hAnsi="Times New Roman" w:cs="Times New Roman"/>
+        </w:rPr>
+        <w:t xml:space="preserve"> </w:t>
       </w:r>
     </w:p>
     <w:p>
@@ -827,8 +4117,17 @@
           <w:rFonts w:ascii="Times New Roman" w:hAnsi="Times New Roman" w:cs="Times New Roman"/>
           <w:lang w:eastAsia="bg-BG"/>
         </w:rPr>
-        <w:t xml:space="preserve"> Мрежови модели и протоколи</w:t>
-      </w:r>
+        <w:t xml:space="preserve"> </w:t>
+      </w:r>
+      <w:bookmarkStart w:id="8" w:name="_Toc226013934"/>
+      <w:r>
+        <w:rPr>
+          <w:rFonts w:ascii="Times New Roman" w:hAnsi="Times New Roman" w:cs="Times New Roman"/>
+          <w:lang w:eastAsia="bg-BG"/>
+        </w:rPr>
+        <w:t>Мрежови модели и протоколи</w:t>
+      </w:r>
+      <w:bookmarkEnd w:id="8"/>
     </w:p>
     <w:p>
       <w:pPr>
@@ -877,8 +4176,16 @@
         <w:rPr>
           <w:rFonts w:ascii="Times New Roman" w:hAnsi="Times New Roman" w:cs="Times New Roman"/>
         </w:rPr>
-        <w:t xml:space="preserve"> Мрежови модели</w:t>
-      </w:r>
+        <w:t xml:space="preserve"> </w:t>
+      </w:r>
+      <w:bookmarkStart w:id="9" w:name="_Toc226013935"/>
+      <w:r>
+        <w:rPr>
+          <w:rFonts w:ascii="Times New Roman" w:hAnsi="Times New Roman" w:cs="Times New Roman"/>
+        </w:rPr>
+        <w:t>Мрежови модели</w:t>
+      </w:r>
+      <w:bookmarkEnd w:id="9"/>
     </w:p>
     <w:p>
       <w:pPr>
@@ -909,12 +4216,14 @@
           <w:rFonts w:ascii="Times New Roman" w:hAnsi="Times New Roman" w:cs="Times New Roman"/>
         </w:rPr>
       </w:pPr>
+      <w:bookmarkStart w:id="10" w:name="_Toc226013936"/>
       <w:r>
         <w:rPr>
           <w:rFonts w:ascii="Times New Roman" w:hAnsi="Times New Roman" w:cs="Times New Roman"/>
         </w:rPr>
         <w:t>OSI модел</w:t>
       </w:r>
+      <w:bookmarkEnd w:id="10"/>
     </w:p>
     <w:p>
       <w:pPr>
@@ -1032,12 +4341,14 @@
           <w:rFonts w:ascii="Times New Roman" w:hAnsi="Times New Roman" w:cs="Times New Roman"/>
         </w:rPr>
       </w:pPr>
+      <w:bookmarkStart w:id="11" w:name="_Toc226013937"/>
       <w:r>
         <w:rPr>
           <w:rFonts w:ascii="Times New Roman" w:hAnsi="Times New Roman" w:cs="Times New Roman"/>
         </w:rPr>
         <w:t>TCP/IP модел</w:t>
       </w:r>
+      <w:bookmarkEnd w:id="11"/>
     </w:p>
     <w:p>
       <w:pPr>
@@ -1070,8 +4381,16 @@
         <w:rPr>
           <w:rFonts w:ascii="Times New Roman" w:hAnsi="Times New Roman" w:cs="Times New Roman"/>
         </w:rPr>
-        <w:t xml:space="preserve"> Протоколи</w:t>
-      </w:r>
+        <w:t xml:space="preserve"> </w:t>
+      </w:r>
+      <w:bookmarkStart w:id="12" w:name="_Toc226013938"/>
+      <w:r>
+        <w:rPr>
+          <w:rFonts w:ascii="Times New Roman" w:hAnsi="Times New Roman" w:cs="Times New Roman"/>
+        </w:rPr>
+        <w:t>Протоколи</w:t>
+      </w:r>
+      <w:bookmarkEnd w:id="12"/>
     </w:p>
     <w:p>
       <w:pPr>
@@ -1100,12 +4419,14 @@
           <w:rFonts w:ascii="Times New Roman" w:hAnsi="Times New Roman" w:cs="Times New Roman"/>
         </w:rPr>
       </w:pPr>
+      <w:bookmarkStart w:id="13" w:name="_Toc226013939"/>
       <w:r>
         <w:rPr>
           <w:rFonts w:ascii="Times New Roman" w:hAnsi="Times New Roman" w:cs="Times New Roman"/>
         </w:rPr>
         <w:t>UDP (User Datagram Protocol)</w:t>
       </w:r>
+      <w:bookmarkEnd w:id="13"/>
     </w:p>
     <w:p>
       <w:pPr>
@@ -1162,8 +4483,16 @@
         <w:rPr>
           <w:rFonts w:ascii="Times New Roman" w:hAnsi="Times New Roman" w:cs="Times New Roman"/>
         </w:rPr>
-        <w:t xml:space="preserve"> Broadcast комуникация</w:t>
-      </w:r>
+        <w:t xml:space="preserve"> </w:t>
+      </w:r>
+      <w:bookmarkStart w:id="14" w:name="_Toc226013940"/>
+      <w:r>
+        <w:rPr>
+          <w:rFonts w:ascii="Times New Roman" w:hAnsi="Times New Roman" w:cs="Times New Roman"/>
+        </w:rPr>
+        <w:t>Broadcast комуникация</w:t>
+      </w:r>
+      <w:bookmarkEnd w:id="14"/>
     </w:p>
     <w:p>
       <w:pPr>
@@ -1265,8 +4594,16 @@
         <w:rPr>
           <w:rFonts w:ascii="Times New Roman" w:hAnsi="Times New Roman" w:cs="Times New Roman"/>
         </w:rPr>
-        <w:t xml:space="preserve"> Капсулиране на данни</w:t>
-      </w:r>
+        <w:t xml:space="preserve"> </w:t>
+      </w:r>
+      <w:bookmarkStart w:id="15" w:name="_Toc226013941"/>
+      <w:r>
+        <w:rPr>
+          <w:rFonts w:ascii="Times New Roman" w:hAnsi="Times New Roman" w:cs="Times New Roman"/>
+        </w:rPr>
+        <w:t>Капсулиране на данни</w:t>
+      </w:r>
+      <w:bookmarkEnd w:id="15"/>
     </w:p>
     <w:p>
       <w:pPr>
@@ -1297,6 +4634,7 @@
         </w:numPr>
         <w:ind w:left="430"/>
       </w:pPr>
+      <w:bookmarkStart w:id="16" w:name="_Toc226013942"/>
       <w:r>
         <w:t>3</w:t>
       </w:r>
@@ -1318,6 +4656,7 @@
         </w:rPr>
         <w:t>мпютърни мрежи</w:t>
       </w:r>
+      <w:bookmarkEnd w:id="16"/>
       <w:r>
         <w:t xml:space="preserve"> </w:t>
       </w:r>
@@ -1369,6 +4708,7 @@
           <w:rFonts w:ascii="Times New Roman" w:hAnsi="Times New Roman" w:cs="Times New Roman"/>
         </w:rPr>
       </w:pPr>
+      <w:bookmarkStart w:id="17" w:name="_Toc226013943"/>
       <w:r>
         <w:rPr>
           <w:rFonts w:ascii="Times New Roman" w:hAnsi="Times New Roman" w:cs="Times New Roman"/>
@@ -1381,6 +4721,7 @@
         </w:rPr>
         <w:t>Видове компютърни мрежи</w:t>
       </w:r>
+      <w:bookmarkEnd w:id="17"/>
     </w:p>
     <w:p>
       <w:pPr>
@@ -1424,6 +4765,7 @@
           <w:rFonts w:ascii="Times New Roman" w:hAnsi="Times New Roman" w:cs="Times New Roman"/>
         </w:rPr>
       </w:pPr>
+      <w:bookmarkStart w:id="18" w:name="_Toc226013944"/>
       <w:r>
         <w:rPr>
           <w:rFonts w:ascii="Times New Roman" w:hAnsi="Times New Roman" w:cs="Times New Roman"/>
@@ -1436,6 +4778,7 @@
         </w:rPr>
         <w:t>Основни мрежови устройства</w:t>
       </w:r>
+      <w:bookmarkEnd w:id="18"/>
     </w:p>
     <w:p>
       <w:pPr>
@@ -1479,6 +4822,7 @@
           <w:rFonts w:ascii="Times New Roman" w:hAnsi="Times New Roman" w:cs="Times New Roman"/>
         </w:rPr>
       </w:pPr>
+      <w:bookmarkStart w:id="19" w:name="_Toc226013945"/>
       <w:r>
         <w:rPr>
           <w:rFonts w:ascii="Times New Roman" w:hAnsi="Times New Roman" w:cs="Times New Roman"/>
@@ -1491,6 +4835,7 @@
         </w:rPr>
         <w:t>MAC и IP адресиране</w:t>
       </w:r>
+      <w:bookmarkEnd w:id="19"/>
     </w:p>
     <w:p>
       <w:pPr>
@@ -1526,6 +4871,7 @@
           <w:rFonts w:ascii="Times New Roman" w:hAnsi="Times New Roman" w:cs="Times New Roman"/>
         </w:rPr>
       </w:pPr>
+      <w:bookmarkStart w:id="20" w:name="_Toc226013946"/>
       <w:r>
         <w:rPr>
           <w:rFonts w:ascii="Times New Roman" w:hAnsi="Times New Roman" w:cs="Times New Roman"/>
@@ -1539,6 +4885,7 @@
         </w:rPr>
         <w:t>Broadcast комуникация</w:t>
       </w:r>
+      <w:bookmarkEnd w:id="20"/>
     </w:p>
     <w:p>
       <w:pPr>
@@ -1574,6 +4921,7 @@
           <w:rFonts w:ascii="Times New Roman" w:hAnsi="Times New Roman" w:cs="Times New Roman"/>
         </w:rPr>
       </w:pPr>
+      <w:bookmarkStart w:id="21" w:name="_Toc226013947"/>
       <w:r>
         <w:rPr>
           <w:rFonts w:ascii="Times New Roman" w:hAnsi="Times New Roman" w:cs="Times New Roman"/>
@@ -1584,7 +4932,14 @@
         <w:rPr>
           <w:rFonts w:ascii="Times New Roman" w:hAnsi="Times New Roman" w:cs="Times New Roman"/>
         </w:rPr>
-        <w:t xml:space="preserve">Портове и комуникационни протоколи </w:t>
+        <w:t>Портове и комуникационни протоколи</w:t>
+      </w:r>
+      <w:bookmarkEnd w:id="21"/>
+      <w:r>
+        <w:rPr>
+          <w:rFonts w:ascii="Times New Roman" w:hAnsi="Times New Roman" w:cs="Times New Roman"/>
+        </w:rPr>
+        <w:t xml:space="preserve"> </w:t>
       </w:r>
     </w:p>
     <w:p>
@@ -1613,6 +4968,7 @@
           <w:rFonts w:ascii="Times New Roman" w:hAnsi="Times New Roman" w:cs="Times New Roman"/>
         </w:rPr>
       </w:pPr>
+      <w:bookmarkStart w:id="22" w:name="_Toc226013948"/>
       <w:r>
         <w:rPr>
           <w:rFonts w:ascii="Times New Roman" w:hAnsi="Times New Roman" w:cs="Times New Roman"/>
@@ -1625,6 +4981,7 @@
         </w:rPr>
         <w:t>Технология Wake-on-LAN (WoL)</w:t>
       </w:r>
+      <w:bookmarkEnd w:id="22"/>
     </w:p>
     <w:p>
       <w:pPr>
@@ -1728,7 +5085,7 @@
           <w:lang w:eastAsia="bg-BG"/>
         </w:rPr>
         <w:pict>
-          <v:rect id="_x0000_i1097" style="width:0;height:1.5pt" o:hralign="center" o:hrstd="t" o:hr="t" fillcolor="#a0a0a0" stroked="f"/>
+          <v:rect id="_x0000_i1025" style="width:0;height:1.5pt" o:hralign="center" o:hrstd="t" o:hr="t" fillcolor="#a0a0a0" stroked="f"/>
         </w:pict>
       </w:r>
     </w:p>
@@ -1744,6 +5101,7 @@
           <w:rFonts w:ascii="Times New Roman" w:hAnsi="Times New Roman" w:cs="Times New Roman"/>
         </w:rPr>
       </w:pPr>
+      <w:bookmarkStart w:id="23" w:name="_Toc226013949"/>
       <w:r>
         <w:rPr>
           <w:rFonts w:ascii="Times New Roman" w:hAnsi="Times New Roman" w:cs="Times New Roman"/>
@@ -1757,6 +5115,7 @@
         </w:rPr>
         <w:t>История и предназначение на WoL</w:t>
       </w:r>
+      <w:bookmarkEnd w:id="23"/>
     </w:p>
     <w:p>
       <w:pPr>
@@ -1930,7 +5289,7 @@
           <w:lang w:eastAsia="bg-BG"/>
         </w:rPr>
         <w:pict>
-          <v:rect id="_x0000_i1098" style="width:0;height:1.5pt" o:hralign="center" o:hrstd="t" o:hr="t" fillcolor="#a0a0a0" stroked="f"/>
+          <v:rect id="_x0000_i1026" style="width:0;height:1.5pt" o:hralign="center" o:hrstd="t" o:hr="t" fillcolor="#a0a0a0" stroked="f"/>
         </w:pict>
       </w:r>
     </w:p>
@@ -1946,6 +5305,7 @@
           <w:rFonts w:ascii="Times New Roman" w:hAnsi="Times New Roman" w:cs="Times New Roman"/>
         </w:rPr>
       </w:pPr>
+      <w:bookmarkStart w:id="24" w:name="_Toc226013950"/>
       <w:r>
         <w:rPr>
           <w:rFonts w:ascii="Times New Roman" w:hAnsi="Times New Roman" w:cs="Times New Roman"/>
@@ -1958,6 +5318,7 @@
         </w:rPr>
         <w:t xml:space="preserve"> Принцип на работа на Wake-on-LAN</w:t>
       </w:r>
+      <w:bookmarkEnd w:id="24"/>
     </w:p>
     <w:p>
       <w:pPr>
@@ -2150,7 +5511,7 @@
           <w:lang w:eastAsia="bg-BG"/>
         </w:rPr>
         <w:pict>
-          <v:rect id="_x0000_i1099" style="width:0;height:1.5pt" o:hralign="center" o:hrstd="t" o:hr="t" fillcolor="#a0a0a0" stroked="f"/>
+          <v:rect id="_x0000_i1027" style="width:0;height:1.5pt" o:hralign="center" o:hrstd="t" o:hr="t" fillcolor="#a0a0a0" stroked="f"/>
         </w:pict>
       </w:r>
     </w:p>
@@ -2163,6 +5524,7 @@
         </w:numPr>
         <w:ind w:left="574"/>
       </w:pPr>
+      <w:bookmarkStart w:id="25" w:name="_Toc226013951"/>
       <w:r>
         <w:lastRenderedPageBreak/>
         <w:t>4</w:t>
@@ -2179,6 +5541,7 @@
         </w:rPr>
         <w:t>Структура на „Magic Packet“</w:t>
       </w:r>
+      <w:bookmarkEnd w:id="25"/>
     </w:p>
     <w:p>
       <w:pPr>
@@ -2388,7 +5751,7 @@
           <w:lang w:eastAsia="bg-BG"/>
         </w:rPr>
         <w:pict>
-          <v:rect id="_x0000_i1100" style="width:0;height:1.5pt" o:hralign="center" o:hrstd="t" o:hr="t" fillcolor="#a0a0a0" stroked="f"/>
+          <v:rect id="_x0000_i1028" style="width:0;height:1.5pt" o:hralign="center" o:hrstd="t" o:hr="t" fillcolor="#a0a0a0" stroked="f"/>
         </w:pict>
       </w:r>
     </w:p>
@@ -2404,6 +5767,7 @@
           <w:rFonts w:ascii="Times New Roman" w:hAnsi="Times New Roman" w:cs="Times New Roman"/>
         </w:rPr>
       </w:pPr>
+      <w:bookmarkStart w:id="26" w:name="_Toc226013952"/>
       <w:r>
         <w:rPr>
           <w:rFonts w:ascii="Times New Roman" w:hAnsi="Times New Roman" w:cs="Times New Roman"/>
@@ -2416,6 +5780,7 @@
         </w:rPr>
         <w:t xml:space="preserve"> UDP broadcast механизъм</w:t>
       </w:r>
+      <w:bookmarkEnd w:id="26"/>
     </w:p>
     <w:p>
       <w:pPr>
@@ -2533,7 +5898,7 @@
           <w:lang w:eastAsia="bg-BG"/>
         </w:rPr>
         <w:pict>
-          <v:rect id="_x0000_i1101" style="width:0;height:1.5pt" o:hralign="center" o:hrstd="t" o:hr="t" fillcolor="#a0a0a0" stroked="f"/>
+          <v:rect id="_x0000_i1029" style="width:0;height:1.5pt" o:hralign="center" o:hrstd="t" o:hr="t" fillcolor="#a0a0a0" stroked="f"/>
         </w:pict>
       </w:r>
     </w:p>
@@ -2550,6 +5915,7 @@
           <w:rFonts w:ascii="Times New Roman" w:hAnsi="Times New Roman" w:cs="Times New Roman"/>
         </w:rPr>
       </w:pPr>
+      <w:bookmarkStart w:id="27" w:name="_Toc226013953"/>
       <w:r>
         <w:rPr>
           <w:rFonts w:ascii="Times New Roman" w:hAnsi="Times New Roman" w:cs="Times New Roman"/>
@@ -2560,8 +5926,15 @@
         <w:rPr>
           <w:rFonts w:ascii="Times New Roman" w:hAnsi="Times New Roman" w:cs="Times New Roman"/>
         </w:rPr>
+        <w:t xml:space="preserve">  </w:t>
+      </w:r>
+      <w:r>
+        <w:rPr>
+          <w:rFonts w:ascii="Times New Roman" w:hAnsi="Times New Roman" w:cs="Times New Roman"/>
+        </w:rPr>
         <w:t>Изисквания към хардуера (BIOS/UEFI, мрежова карта)</w:t>
       </w:r>
+      <w:bookmarkEnd w:id="27"/>
     </w:p>
     <w:p>
       <w:pPr>
@@ -2711,7 +6084,7 @@
           <w:lang w:eastAsia="bg-BG"/>
         </w:rPr>
         <w:pict>
-          <v:rect id="_x0000_i1102" style="width:0;height:1.5pt" o:hralign="center" o:hrstd="t" o:hr="t" fillcolor="#a0a0a0" stroked="f"/>
+          <v:rect id="_x0000_i1030" style="width:0;height:1.5pt" o:hralign="center" o:hrstd="t" o:hr="t" fillcolor="#a0a0a0" stroked="f"/>
         </w:pict>
       </w:r>
     </w:p>
@@ -2727,6 +6100,7 @@
           <w:rFonts w:ascii="Times New Roman" w:hAnsi="Times New Roman" w:cs="Times New Roman"/>
         </w:rPr>
       </w:pPr>
+      <w:bookmarkStart w:id="28" w:name="_Toc226013954"/>
       <w:r>
         <w:rPr>
           <w:rFonts w:ascii="Times New Roman" w:hAnsi="Times New Roman" w:cs="Times New Roman"/>
@@ -2739,6 +6113,7 @@
         </w:rPr>
         <w:t xml:space="preserve"> Конфигуриране на WoL в операционни системи</w:t>
       </w:r>
+      <w:bookmarkEnd w:id="28"/>
     </w:p>
     <w:p>
       <w:pPr>
@@ -2971,7 +6346,7 @@
           <w:lang w:eastAsia="bg-BG"/>
         </w:rPr>
         <w:pict>
-          <v:rect id="_x0000_i1103" style="width:0;height:1.5pt" o:hralign="center" o:hrstd="t" o:hr="t" fillcolor="#a0a0a0" stroked="f"/>
+          <v:rect id="_x0000_i1031" style="width:0;height:1.5pt" o:hralign="center" o:hrstd="t" o:hr="t" fillcolor="#a0a0a0" stroked="f"/>
         </w:pict>
       </w:r>
     </w:p>
@@ -2987,6 +6362,7 @@
           <w:rFonts w:ascii="Times New Roman" w:hAnsi="Times New Roman" w:cs="Times New Roman"/>
         </w:rPr>
       </w:pPr>
+      <w:bookmarkStart w:id="29" w:name="_Toc226013955"/>
       <w:r>
         <w:rPr>
           <w:rFonts w:ascii="Times New Roman" w:hAnsi="Times New Roman" w:cs="Times New Roman"/>
@@ -2999,6 +6375,7 @@
         </w:rPr>
         <w:t xml:space="preserve"> Ограничения и особености при различни мрежови конфигурации</w:t>
       </w:r>
+      <w:bookmarkEnd w:id="29"/>
     </w:p>
     <w:p>
       <w:pPr>
@@ -3098,6 +6475,7 @@
           <w:rFonts w:ascii="Times New Roman" w:eastAsia="Times New Roman" w:hAnsi="Times New Roman" w:cs="Times New Roman"/>
         </w:rPr>
       </w:pPr>
+      <w:bookmarkStart w:id="30" w:name="_Toc226013956"/>
       <w:r>
         <w:rPr>
           <w:rFonts w:ascii="Times New Roman" w:eastAsia="Times New Roman" w:hAnsi="Times New Roman" w:cs="Times New Roman"/>
@@ -3110,6 +6488,7 @@
         </w:rPr>
         <w:t xml:space="preserve"> Уеб базирани системи</w:t>
       </w:r>
+      <w:bookmarkEnd w:id="30"/>
     </w:p>
     <w:p>
       <w:pPr>
@@ -3181,7 +6560,7 @@
           <w:lang w:eastAsia="bg-BG"/>
         </w:rPr>
         <w:pict>
-          <v:rect id="_x0000_i1104" style="width:0;height:1.5pt" o:hralign="center" o:hrstd="t" o:hr="t" fillcolor="#a0a0a0" stroked="f"/>
+          <v:rect id="_x0000_i1032" style="width:0;height:1.5pt" o:hralign="center" o:hrstd="t" o:hr="t" fillcolor="#a0a0a0" stroked="f"/>
         </w:pict>
       </w:r>
     </w:p>
@@ -3197,6 +6576,7 @@
           <w:rFonts w:ascii="Times New Roman" w:hAnsi="Times New Roman" w:cs="Times New Roman"/>
         </w:rPr>
       </w:pPr>
+      <w:bookmarkStart w:id="31" w:name="_Toc226013957"/>
       <w:r>
         <w:rPr>
           <w:rFonts w:ascii="Times New Roman" w:hAnsi="Times New Roman" w:cs="Times New Roman"/>
@@ -3209,6 +6589,7 @@
         </w:rPr>
         <w:t xml:space="preserve"> Клиент-сървър архитектура</w:t>
       </w:r>
+      <w:bookmarkEnd w:id="31"/>
     </w:p>
     <w:p>
       <w:pPr>
@@ -3498,8 +6879,6 @@
         </w:rPr>
         <w:t>Presentation layer (потребителски интерфейс)</w:t>
       </w:r>
-      <w:bookmarkStart w:id="4" w:name="_GoBack"/>
-      <w:bookmarkEnd w:id="4"/>
     </w:p>
     <w:p>
       <w:pPr>
@@ -3581,7 +6960,7 @@
           <w:lang w:eastAsia="bg-BG"/>
         </w:rPr>
         <w:pict>
-          <v:rect id="_x0000_i1105" style="width:0;height:1.5pt" o:hralign="center" o:hrstd="t" o:hr="t" fillcolor="#a0a0a0" stroked="f"/>
+          <v:rect id="_x0000_i1033" style="width:0;height:1.5pt" o:hralign="center" o:hrstd="t" o:hr="t" fillcolor="#a0a0a0" stroked="f"/>
         </w:pict>
       </w:r>
     </w:p>
@@ -3597,6 +6976,7 @@
           <w:rFonts w:ascii="Times New Roman" w:hAnsi="Times New Roman" w:cs="Times New Roman"/>
         </w:rPr>
       </w:pPr>
+      <w:bookmarkStart w:id="32" w:name="_Toc226013958"/>
       <w:r>
         <w:rPr>
           <w:rFonts w:ascii="Times New Roman" w:hAnsi="Times New Roman" w:cs="Times New Roman"/>
@@ -3609,6 +6989,7 @@
         </w:rPr>
         <w:t xml:space="preserve"> HTTP протокол – основи</w:t>
       </w:r>
+      <w:bookmarkEnd w:id="32"/>
     </w:p>
     <w:p>
       <w:pPr>
@@ -4050,7 +7431,7 @@
           <w:lang w:eastAsia="bg-BG"/>
         </w:rPr>
         <w:pict>
-          <v:rect id="_x0000_i1106" style="width:0;height:1.5pt" o:hralign="center" o:hrstd="t" o:hr="t" fillcolor="#a0a0a0" stroked="f"/>
+          <v:rect id="_x0000_i1034" style="width:0;height:1.5pt" o:hralign="center" o:hrstd="t" o:hr="t" fillcolor="#a0a0a0" stroked="f"/>
         </w:pict>
       </w:r>
     </w:p>
@@ -4066,6 +7447,7 @@
           <w:rFonts w:ascii="Times New Roman" w:hAnsi="Times New Roman" w:cs="Times New Roman"/>
         </w:rPr>
       </w:pPr>
+      <w:bookmarkStart w:id="33" w:name="_Toc226013959"/>
       <w:r>
         <w:rPr>
           <w:rFonts w:ascii="Times New Roman" w:hAnsi="Times New Roman" w:cs="Times New Roman"/>
@@ -4079,6 +7461,7 @@
         </w:rPr>
         <w:t xml:space="preserve">  REST принципи</w:t>
       </w:r>
+      <w:bookmarkEnd w:id="33"/>
     </w:p>
     <w:p>
       <w:pPr>
@@ -4418,7 +7801,7 @@
           <w:lang w:eastAsia="bg-BG"/>
         </w:rPr>
         <w:pict>
-          <v:rect id="_x0000_i1107" style="width:0;height:1.5pt" o:hralign="center" o:hrstd="t" o:hr="t" fillcolor="#a0a0a0" stroked="f"/>
+          <v:rect id="_x0000_i1035" style="width:0;height:1.5pt" o:hralign="center" o:hrstd="t" o:hr="t" fillcolor="#a0a0a0" stroked="f"/>
         </w:pict>
       </w:r>
     </w:p>
@@ -4434,6 +7817,7 @@
           <w:rFonts w:ascii="Times New Roman" w:hAnsi="Times New Roman" w:cs="Times New Roman"/>
         </w:rPr>
       </w:pPr>
+      <w:bookmarkStart w:id="34" w:name="_Toc226013960"/>
       <w:r>
         <w:rPr>
           <w:rFonts w:ascii="Times New Roman" w:hAnsi="Times New Roman" w:cs="Times New Roman"/>
@@ -4446,6 +7830,7 @@
         </w:rPr>
         <w:t xml:space="preserve"> Backend и frontend компоненти</w:t>
       </w:r>
+      <w:bookmarkEnd w:id="34"/>
     </w:p>
     <w:p>
       <w:pPr>
@@ -4954,7 +8339,7 @@
           <w:lang w:eastAsia="bg-BG"/>
         </w:rPr>
         <w:pict>
-          <v:rect id="_x0000_i1108" style="width:0;height:1.5pt" o:hralign="center" o:hrstd="t" o:hr="t" fillcolor="#a0a0a0" stroked="f"/>
+          <v:rect id="_x0000_i1036" style="width:0;height:1.5pt" o:hralign="center" o:hrstd="t" o:hr="t" fillcolor="#a0a0a0" stroked="f"/>
         </w:pict>
       </w:r>
     </w:p>
@@ -4971,6 +8356,7 @@
           <w:lang w:eastAsia="bg-BG"/>
         </w:rPr>
       </w:pPr>
+      <w:bookmarkStart w:id="35" w:name="_Toc226013961"/>
       <w:r>
         <w:rPr>
           <w:rFonts w:ascii="Times New Roman" w:eastAsia="Times New Roman" w:hAnsi="Times New Roman" w:cs="Times New Roman"/>
@@ -4985,6 +8371,7 @@
         </w:rPr>
         <w:t xml:space="preserve">  Работа с база данни</w:t>
       </w:r>
+      <w:bookmarkEnd w:id="35"/>
     </w:p>
     <w:p>
       <w:pPr>
@@ -5311,6 +8698,7 @@
           <w:lang w:eastAsia="bg-BG"/>
         </w:rPr>
       </w:pPr>
+      <w:bookmarkStart w:id="36" w:name="_Toc226013962"/>
       <w:r>
         <w:rPr>
           <w:rFonts w:ascii="Times New Roman" w:eastAsia="Times New Roman" w:hAnsi="Times New Roman" w:cs="Times New Roman"/>
@@ -5325,6 +8713,7 @@
         </w:rPr>
         <w:t xml:space="preserve"> Архитектура на разработваната система</w:t>
       </w:r>
+      <w:bookmarkEnd w:id="36"/>
     </w:p>
     <w:p>
       <w:pPr>
@@ -5548,7 +8937,7 @@
           <w:lang w:eastAsia="bg-BG"/>
         </w:rPr>
         <w:pict>
-          <v:rect id="_x0000_i1109" style="width:0;height:1.5pt" o:hralign="center" o:hrstd="t" o:hr="t" fillcolor="#a0a0a0" stroked="f"/>
+          <v:rect id="_x0000_i1037" style="width:0;height:1.5pt" o:hralign="center" o:hrstd="t" o:hr="t" fillcolor="#a0a0a0" stroked="f"/>
         </w:pict>
       </w:r>
     </w:p>
@@ -5565,6 +8954,7 @@
           <w:lang w:eastAsia="bg-BG"/>
         </w:rPr>
       </w:pPr>
+      <w:bookmarkStart w:id="37" w:name="_Toc226013963"/>
       <w:r>
         <w:rPr>
           <w:rFonts w:eastAsia="Times New Roman"/>
@@ -5587,6 +8977,7 @@
         </w:rPr>
         <w:t xml:space="preserve"> Обща архитектура на WoL сървъра</w:t>
       </w:r>
+      <w:bookmarkEnd w:id="37"/>
     </w:p>
     <w:p>
       <w:pPr>
@@ -5831,7 +9222,7 @@
           <w:lang w:eastAsia="bg-BG"/>
         </w:rPr>
         <w:pict>
-          <v:rect id="_x0000_i1110" style="width:0;height:1.5pt" o:hralign="center" o:hrstd="t" o:hr="t" fillcolor="#a0a0a0" stroked="f"/>
+          <v:rect id="_x0000_i1038" style="width:0;height:1.5pt" o:hralign="center" o:hrstd="t" o:hr="t" fillcolor="#a0a0a0" stroked="f"/>
         </w:pict>
       </w:r>
     </w:p>
@@ -5848,6 +9239,7 @@
           <w:lang w:eastAsia="bg-BG"/>
         </w:rPr>
       </w:pPr>
+      <w:bookmarkStart w:id="38" w:name="_Toc226013964"/>
       <w:r>
         <w:rPr>
           <w:rFonts w:ascii="Times New Roman" w:eastAsia="Times New Roman" w:hAnsi="Times New Roman" w:cs="Times New Roman"/>
@@ -5862,6 +9254,7 @@
         </w:rPr>
         <w:t>Основни модули на системата</w:t>
       </w:r>
+      <w:bookmarkEnd w:id="38"/>
     </w:p>
     <w:p>
       <w:pPr>
@@ -5893,6 +9286,7 @@
           <w:rFonts w:ascii="Times New Roman" w:hAnsi="Times New Roman" w:cs="Times New Roman"/>
         </w:rPr>
       </w:pPr>
+      <w:bookmarkStart w:id="39" w:name="_Toc226013965"/>
       <w:r>
         <w:rPr>
           <w:rFonts w:ascii="Times New Roman" w:hAnsi="Times New Roman" w:cs="Times New Roman"/>
@@ -5905,6 +9299,7 @@
         </w:rPr>
         <w:t>Уеб интерфейс</w:t>
       </w:r>
+      <w:bookmarkEnd w:id="39"/>
     </w:p>
     <w:p>
       <w:pPr>
@@ -6100,7 +9495,7 @@
           <w:lang w:eastAsia="bg-BG"/>
         </w:rPr>
         <w:pict>
-          <v:rect id="_x0000_i1111" style="width:0;height:1.5pt" o:hralign="center" o:hrstd="t" o:hr="t" fillcolor="#a0a0a0" stroked="f"/>
+          <v:rect id="_x0000_i1039" style="width:0;height:1.5pt" o:hralign="center" o:hrstd="t" o:hr="t" fillcolor="#a0a0a0" stroked="f"/>
         </w:pict>
       </w:r>
     </w:p>
@@ -6116,6 +9511,7 @@
           <w:rFonts w:ascii="Times New Roman" w:hAnsi="Times New Roman" w:cs="Times New Roman"/>
         </w:rPr>
       </w:pPr>
+      <w:bookmarkStart w:id="40" w:name="_Toc226013966"/>
       <w:r>
         <w:rPr>
           <w:rFonts w:ascii="Times New Roman" w:hAnsi="Times New Roman" w:cs="Times New Roman"/>
@@ -6134,6 +9530,7 @@
         </w:rPr>
         <w:t>устройства</w:t>
       </w:r>
+      <w:bookmarkEnd w:id="40"/>
     </w:p>
     <w:p>
       <w:pPr>
@@ -6409,7 +9806,7 @@
           <w:lang w:eastAsia="bg-BG"/>
         </w:rPr>
         <w:pict>
-          <v:rect id="_x0000_i1112" style="width:0;height:1.5pt" o:hralign="center" o:hrstd="t" o:hr="t" fillcolor="#a0a0a0" stroked="f"/>
+          <v:rect id="_x0000_i1040" style="width:0;height:1.5pt" o:hralign="center" o:hrstd="t" o:hr="t" fillcolor="#a0a0a0" stroked="f"/>
         </w:pict>
       </w:r>
       <w:r>
@@ -6586,7 +9983,7 @@
           <w:lang w:eastAsia="bg-BG"/>
         </w:rPr>
         <w:pict>
-          <v:rect id="_x0000_i1113" style="width:0;height:1.5pt" o:hralign="center" o:hrstd="t" o:hr="t" fillcolor="#a0a0a0" stroked="f"/>
+          <v:rect id="_x0000_i1041" style="width:0;height:1.5pt" o:hralign="center" o:hrstd="t" o:hr="t" fillcolor="#a0a0a0" stroked="f"/>
         </w:pict>
       </w:r>
     </w:p>
@@ -6602,6 +9999,7 @@
           <w:rFonts w:ascii="Times New Roman" w:hAnsi="Times New Roman" w:cs="Times New Roman"/>
         </w:rPr>
       </w:pPr>
+      <w:bookmarkStart w:id="41" w:name="_Toc226013967"/>
       <w:r>
         <w:rPr>
           <w:rFonts w:ascii="Times New Roman" w:hAnsi="Times New Roman" w:cs="Times New Roman"/>
@@ -6614,6 +10012,7 @@
         </w:rPr>
         <w:t>Мрежов модул за изпращане на UDP broadcast</w:t>
       </w:r>
+      <w:bookmarkEnd w:id="41"/>
     </w:p>
     <w:p>
       <w:pPr>
@@ -6868,6 +10267,7 @@
           <w:rFonts w:ascii="Times New Roman" w:eastAsia="Times New Roman" w:hAnsi="Times New Roman" w:cs="Times New Roman"/>
         </w:rPr>
       </w:pPr>
+      <w:bookmarkStart w:id="42" w:name="_Toc226013968"/>
       <w:r>
         <w:rPr>
           <w:rFonts w:ascii="Times New Roman" w:hAnsi="Times New Roman" w:cs="Times New Roman"/>
@@ -6880,6 +10280,7 @@
         </w:rPr>
         <w:t xml:space="preserve"> Диаграма на системната архитектура</w:t>
       </w:r>
+      <w:bookmarkEnd w:id="42"/>
     </w:p>
     <w:p>
       <w:pPr>
@@ -7172,7 +10573,7 @@
           <w:lang w:eastAsia="bg-BG"/>
         </w:rPr>
         <w:pict>
-          <v:rect id="_x0000_i1114" style="width:0;height:1.5pt" o:hralign="center" o:hrstd="t" o:hr="t" fillcolor="#a0a0a0" stroked="f"/>
+          <v:rect id="_x0000_i1042" style="width:0;height:1.5pt" o:hralign="center" o:hrstd="t" o:hr="t" fillcolor="#a0a0a0" stroked="f"/>
         </w:pict>
       </w:r>
     </w:p>
@@ -7426,17 +10827,16 @@
         <w:outlineLvl w:val="2"/>
         <w:rPr>
           <w:rFonts w:eastAsia="Times New Roman"/>
-          <w:b/>
           <w:bCs/>
           <w:sz w:val="27"/>
           <w:szCs w:val="27"/>
           <w:lang w:eastAsia="bg-BG"/>
         </w:rPr>
       </w:pPr>
-      <w:r>
-        <w:rPr>
-          <w:rFonts w:eastAsia="Times New Roman"/>
-          <w:b/>
+      <w:bookmarkStart w:id="43" w:name="_Toc226013969"/>
+      <w:r>
+        <w:rPr>
+          <w:rFonts w:eastAsia="Times New Roman"/>
           <w:bCs/>
           <w:sz w:val="27"/>
           <w:szCs w:val="27"/>
@@ -7447,7 +10847,6 @@
       <w:r>
         <w:rPr>
           <w:rFonts w:eastAsia="Times New Roman"/>
-          <w:b/>
           <w:bCs/>
           <w:sz w:val="20"/>
           <w:szCs w:val="20"/>
@@ -7459,7 +10858,6 @@
       <w:r>
         <w:rPr>
           <w:rFonts w:eastAsia="Times New Roman"/>
-          <w:b/>
           <w:bCs/>
           <w:sz w:val="27"/>
           <w:szCs w:val="27"/>
@@ -7467,6 +10865,7 @@
         </w:rPr>
         <w:t>)</w:t>
       </w:r>
+      <w:bookmarkEnd w:id="43"/>
     </w:p>
     <w:p>
       <w:pPr>
@@ -8870,7 +12269,6 @@
         <w:ind w:left="0"/>
         <w:rPr>
           <w:rFonts w:ascii="Times New Roman" w:eastAsia="Times New Roman" w:hAnsi="Times New Roman" w:cs="Times New Roman"/>
-          <w:b/>
           <w:bCs/>
           <w:sz w:val="27"/>
           <w:szCs w:val="27"/>
@@ -8880,29 +12278,16 @@
       <w:r>
         <w:rPr>
           <w:rFonts w:ascii="Times New Roman" w:eastAsia="Times New Roman" w:hAnsi="Times New Roman" w:cs="Times New Roman"/>
-          <w:b/>
           <w:bCs/>
           <w:sz w:val="27"/>
           <w:szCs w:val="27"/>
           <w:lang w:eastAsia="bg-BG"/>
         </w:rPr>
-        <w:t>11.</w:t>
+        <w:t>11.Изгледи (</w:t>
       </w:r>
       <w:r>
         <w:rPr>
           <w:rFonts w:ascii="Times New Roman" w:eastAsia="Times New Roman" w:hAnsi="Times New Roman" w:cs="Times New Roman"/>
-          <w:b/>
-          <w:bCs/>
-          <w:sz w:val="27"/>
-          <w:szCs w:val="27"/>
-          <w:lang w:eastAsia="bg-BG"/>
-        </w:rPr>
-        <w:t>Изгледи (</w:t>
-      </w:r>
-      <w:r>
-        <w:rPr>
-          <w:rFonts w:ascii="Times New Roman" w:eastAsia="Times New Roman" w:hAnsi="Times New Roman" w:cs="Times New Roman"/>
-          <w:b/>
           <w:bCs/>
           <w:sz w:val="20"/>
           <w:szCs w:val="20"/>
@@ -8914,7 +12299,6 @@
       <w:r>
         <w:rPr>
           <w:rFonts w:ascii="Times New Roman" w:eastAsia="Times New Roman" w:hAnsi="Times New Roman" w:cs="Times New Roman"/>
-          <w:b/>
           <w:bCs/>
           <w:sz w:val="27"/>
           <w:szCs w:val="27"/>
@@ -12647,69 +16031,45 @@
         <w:outlineLvl w:val="2"/>
         <w:rPr>
           <w:rFonts w:eastAsia="Times New Roman"/>
-          <w:b/>
           <w:bCs/>
           <w:sz w:val="27"/>
           <w:szCs w:val="27"/>
           <w:lang w:eastAsia="bg-BG"/>
         </w:rPr>
       </w:pPr>
-      <w:r>
-        <w:rPr>
-          <w:rFonts w:eastAsia="Times New Roman"/>
-          <w:b/>
+      <w:bookmarkStart w:id="44" w:name="_Toc226013970"/>
+      <w:r>
+        <w:rPr>
+          <w:rFonts w:eastAsia="Times New Roman"/>
           <w:bCs/>
           <w:sz w:val="27"/>
           <w:szCs w:val="27"/>
           <w:lang w:eastAsia="bg-BG"/>
         </w:rPr>
-        <w:t>1</w:t>
-      </w:r>
-      <w:r>
-        <w:rPr>
-          <w:rFonts w:eastAsia="Times New Roman"/>
-          <w:b/>
+        <w:t>12.Маршрутизация (</w:t>
+      </w:r>
+      <w:r>
+        <w:rPr>
+          <w:rFonts w:eastAsia="Times New Roman"/>
+          <w:bCs/>
+          <w:sz w:val="20"/>
+          <w:szCs w:val="20"/>
+          <w:bdr w:val="single" w:sz="2" w:space="0" w:color="E5E7EB" w:frame="1"/>
+          <w:lang w:eastAsia="bg-BG"/>
+        </w:rPr>
+        <w:t>main/urls.py</w:t>
+      </w:r>
+      <w:r>
+        <w:rPr>
+          <w:rFonts w:eastAsia="Times New Roman"/>
           <w:bCs/>
           <w:sz w:val="27"/>
           <w:szCs w:val="27"/>
           <w:lang w:eastAsia="bg-BG"/>
         </w:rPr>
-        <w:t>2</w:t>
-      </w:r>
-      <w:r>
-        <w:rPr>
-          <w:rFonts w:eastAsia="Times New Roman"/>
-          <w:b/>
-          <w:bCs/>
-          <w:sz w:val="27"/>
-          <w:szCs w:val="27"/>
-          <w:lang w:eastAsia="bg-BG"/>
-        </w:rPr>
-        <w:t>.Маршрутизация (</w:t>
-      </w:r>
-      <w:r>
-        <w:rPr>
-          <w:rFonts w:eastAsia="Times New Roman"/>
-          <w:b/>
-          <w:bCs/>
-          <w:sz w:val="20"/>
-          <w:szCs w:val="20"/>
-          <w:bdr w:val="single" w:sz="2" w:space="0" w:color="E5E7EB" w:frame="1"/>
-          <w:lang w:eastAsia="bg-BG"/>
-        </w:rPr>
-        <w:t>main/urls.py</w:t>
-      </w:r>
-      <w:r>
-        <w:rPr>
-          <w:rFonts w:eastAsia="Times New Roman"/>
-          <w:b/>
-          <w:bCs/>
-          <w:sz w:val="27"/>
-          <w:szCs w:val="27"/>
-          <w:lang w:eastAsia="bg-BG"/>
-        </w:rPr>
         <w:t>)</w:t>
       </w:r>
+      <w:bookmarkEnd w:id="44"/>
     </w:p>
     <w:p>
       <w:pPr>
@@ -14059,10 +17419,10 @@
           <w:lang w:eastAsia="bg-BG"/>
         </w:rPr>
       </w:pPr>
-      <w:r>
-        <w:rPr>
-          <w:rFonts w:eastAsia="Times New Roman"/>
-          <w:b/>
+      <w:bookmarkStart w:id="45" w:name="_Toc226013971"/>
+      <w:r>
+        <w:rPr>
+          <w:rFonts w:eastAsia="Times New Roman"/>
           <w:bCs/>
           <w:sz w:val="27"/>
           <w:szCs w:val="27"/>
@@ -14073,7 +17433,6 @@
       <w:r>
         <w:rPr>
           <w:rFonts w:eastAsia="Times New Roman"/>
-          <w:b/>
           <w:bCs/>
           <w:sz w:val="20"/>
           <w:szCs w:val="20"/>
@@ -14082,50 +17441,16 @@
         </w:rPr>
         <w:t>index.html</w:t>
       </w:r>
-      <w:r>
-        <w:rPr>
-          <w:rFonts w:eastAsia="Times New Roman"/>
-          <w:b/>
+      <w:bookmarkEnd w:id="45"/>
+      <w:r>
+        <w:rPr>
+          <w:rFonts w:eastAsia="Times New Roman"/>
           <w:bCs/>
           <w:sz w:val="27"/>
           <w:szCs w:val="27"/>
           <w:lang w:eastAsia="bg-BG"/>
         </w:rPr>
         <w:t xml:space="preserve"> </w:t>
-      </w:r>
-    </w:p>
-    <w:p>
-      <w:pPr>
-        <w:pBdr>
-          <w:top w:val="single" w:sz="2" w:space="0" w:color="E5E7EB"/>
-          <w:left w:val="single" w:sz="2" w:space="0" w:color="E5E7EB"/>
-          <w:bottom w:val="single" w:sz="2" w:space="0" w:color="E5E7EB"/>
-          <w:right w:val="single" w:sz="2" w:space="0" w:color="E5E7EB"/>
-        </w:pBdr>
-        <w:spacing w:after="0" w:line="240" w:lineRule="auto"/>
-        <w:outlineLvl w:val="2"/>
-        <w:rPr>
-          <w:rFonts w:eastAsia="Times New Roman"/>
-          <w:b/>
-          <w:bCs/>
-          <w:sz w:val="27"/>
-          <w:szCs w:val="27"/>
-          <w:lang w:eastAsia="bg-BG"/>
-        </w:rPr>
-      </w:pPr>
-      <w:r>
-        <w:rPr>
-          <w:rFonts w:ascii="Segoe UI" w:eastAsia="Times New Roman" w:hAnsi="Segoe UI" w:cs="Segoe UI"/>
-          <w:lang w:eastAsia="bg-BG"/>
-        </w:rPr>
-        <w:t xml:space="preserve"> Следния код </w:t>
-      </w:r>
-      <w:r>
-        <w:rPr>
-          <w:rFonts w:ascii="Segoe UI" w:eastAsia="Times New Roman" w:hAnsi="Segoe UI" w:cs="Segoe UI"/>
-          <w:lang w:eastAsia="bg-BG"/>
-        </w:rPr>
-        <w:t>съдържа целия изглед и логиката на Vue:</w:t>
       </w:r>
     </w:p>
     <w:p>
@@ -15713,7 +19038,6 @@
           <w:bdr w:val="single" w:sz="2" w:space="0" w:color="E5E7EB" w:frame="1"/>
           <w:lang w:eastAsia="bg-BG"/>
         </w:rPr>
-        <w:lastRenderedPageBreak/>
         <w:t>&lt;</w:t>
       </w:r>
       <w:r>
@@ -15873,6 +19197,7 @@
           <w:bdr w:val="none" w:sz="0" w:space="0" w:color="auto" w:frame="1"/>
           <w:lang w:eastAsia="bg-BG"/>
         </w:rPr>
+        <w:lastRenderedPageBreak/>
         <w:t xml:space="preserve">    </w:t>
       </w:r>
       <w:r>
@@ -21828,6 +25153,7 @@
           <w:bdr w:val="none" w:sz="0" w:space="0" w:color="auto" w:frame="1"/>
           <w:lang w:eastAsia="bg-BG"/>
         </w:rPr>
+        <w:lastRenderedPageBreak/>
         <w:t xml:space="preserve">        </w:t>
       </w:r>
       <w:r>
@@ -27703,7 +31029,6 @@
           <w:bdr w:val="single" w:sz="2" w:space="0" w:color="E5E7EB" w:frame="1"/>
           <w:lang w:eastAsia="bg-BG"/>
         </w:rPr>
-        <w:lastRenderedPageBreak/>
         <w:t xml:space="preserve">                    </w:t>
       </w:r>
       <w:r>
@@ -27775,6 +31100,7 @@
           <w:bdr w:val="single" w:sz="2" w:space="0" w:color="E5E7EB" w:frame="1"/>
           <w:lang w:eastAsia="bg-BG"/>
         </w:rPr>
+        <w:lastRenderedPageBreak/>
         <w:t xml:space="preserve">                }</w:t>
       </w:r>
     </w:p>
@@ -34904,11 +38230,11 @@
       <w:pPr>
         <w:pStyle w:val="Heading1"/>
       </w:pPr>
-      <w:bookmarkStart w:id="5" w:name="_Toc219445203"/>
+      <w:bookmarkStart w:id="46" w:name="_Toc226013972"/>
       <w:r>
         <w:t>Заключение</w:t>
       </w:r>
-      <w:bookmarkEnd w:id="5"/>
+      <w:bookmarkEnd w:id="46"/>
     </w:p>
     <w:p>
       <w:pPr>
@@ -35019,14 +38345,14 @@
       <w:pPr>
         <w:pStyle w:val="Heading1"/>
       </w:pPr>
-      <w:bookmarkStart w:id="6" w:name="_Toc219445204"/>
+      <w:bookmarkStart w:id="47" w:name="_Toc226013973"/>
       <w:r>
         <w:t>Литература:</w:t>
       </w:r>
-      <w:bookmarkEnd w:id="1"/>
       <w:bookmarkEnd w:id="2"/>
       <w:bookmarkEnd w:id="3"/>
-      <w:bookmarkEnd w:id="6"/>
+      <w:bookmarkEnd w:id="4"/>
+      <w:bookmarkEnd w:id="47"/>
     </w:p>
     <w:p>
       <w:pPr>
@@ -35037,10 +38363,10 @@
         </w:numPr>
         <w:spacing w:after="160"/>
       </w:pPr>
-      <w:bookmarkStart w:id="7" w:name="_Toc109577646"/>
-      <w:bookmarkStart w:id="8" w:name="_Toc133249660"/>
-      <w:bookmarkStart w:id="9" w:name="_Toc133249727"/>
-      <w:bookmarkStart w:id="10" w:name="_Toc133272496"/>
+      <w:bookmarkStart w:id="48" w:name="_Toc109577646"/>
+      <w:bookmarkStart w:id="49" w:name="_Toc133249660"/>
+      <w:bookmarkStart w:id="50" w:name="_Toc133249727"/>
+      <w:bookmarkStart w:id="51" w:name="_Toc133272496"/>
       <w:r>
         <w:t xml:space="preserve">Колисниченко, Денис, Адаптивен уеб дизайн с </w:t>
       </w:r>
@@ -35094,10 +38420,10 @@
       <w:r>
         <w:t>.АлексСофт, С 2017</w:t>
       </w:r>
-      <w:bookmarkEnd w:id="7"/>
-      <w:bookmarkEnd w:id="8"/>
-      <w:bookmarkEnd w:id="9"/>
-      <w:bookmarkEnd w:id="10"/>
+      <w:bookmarkEnd w:id="48"/>
+      <w:bookmarkEnd w:id="49"/>
+      <w:bookmarkEnd w:id="50"/>
+      <w:bookmarkEnd w:id="51"/>
     </w:p>
     <w:p>
       <w:pPr>
@@ -35108,17 +38434,17 @@
         </w:numPr>
         <w:spacing w:after="160"/>
       </w:pPr>
-      <w:bookmarkStart w:id="11" w:name="_Toc109577647"/>
-      <w:bookmarkStart w:id="12" w:name="_Toc133249661"/>
-      <w:bookmarkStart w:id="13" w:name="_Toc133249728"/>
-      <w:bookmarkStart w:id="14" w:name="_Toc133272497"/>
+      <w:bookmarkStart w:id="52" w:name="_Toc109577647"/>
+      <w:bookmarkStart w:id="53" w:name="_Toc133249661"/>
+      <w:bookmarkStart w:id="54" w:name="_Toc133249728"/>
+      <w:bookmarkStart w:id="55" w:name="_Toc133272497"/>
       <w:r>
         <w:t xml:space="preserve">Есканази, Аврам. </w:t>
       </w:r>
-      <w:bookmarkEnd w:id="11"/>
-      <w:bookmarkEnd w:id="12"/>
-      <w:bookmarkEnd w:id="13"/>
-      <w:bookmarkEnd w:id="14"/>
+      <w:bookmarkEnd w:id="52"/>
+      <w:bookmarkEnd w:id="53"/>
+      <w:bookmarkEnd w:id="54"/>
+      <w:bookmarkEnd w:id="55"/>
       <w:r>
         <w:t>Софтуерни техологии. КЛМН, С 2006</w:t>
       </w:r>
@@ -35321,7 +38647,7 @@
           <w:rPr>
             <w:noProof/>
           </w:rPr>
-          <w:t>18</w:t>
+          <w:t>6</w:t>
         </w:r>
         <w:r>
           <w:rPr>
@@ -41961,7 +45287,7 @@
 </file>
 
 <file path=customXml/itemProps1.xml><?xml version="1.0" encoding="utf-8"?>
-<ds:datastoreItem xmlns:ds="http://schemas.openxmlformats.org/officeDocument/2006/customXml" ds:itemID="{CD4462C6-EB1D-47C6-A071-349FF2E73C9F}">
+<ds:datastoreItem xmlns:ds="http://schemas.openxmlformats.org/officeDocument/2006/customXml" ds:itemID="{BB080553-2932-4349-BEA6-FC40A212F984}">
   <ds:schemaRefs>
     <ds:schemaRef ds:uri="http://schemas.openxmlformats.org/officeDocument/2006/bibliography"/>
   </ds:schemaRefs>

--- a/DR/Дипломен_проект.docx
+++ b/DR/Дипломен_проект.docx
@@ -3647,8 +3647,6 @@
           <w:lang w:eastAsia="bg-BG"/>
         </w:rPr>
       </w:pPr>
-      <w:bookmarkStart w:id="1" w:name="_GoBack"/>
-      <w:bookmarkEnd w:id="1"/>
     </w:p>
     <w:p>
       <w:pPr>
@@ -3880,10 +3878,10 @@
           <w:rFonts w:ascii="Times New Roman" w:hAnsi="Times New Roman" w:cs="Times New Roman"/>
         </w:rPr>
       </w:pPr>
+      <w:bookmarkStart w:id="1" w:name="_Toc226013931"/>
       <w:bookmarkStart w:id="2" w:name="_Toc164562456"/>
       <w:bookmarkStart w:id="3" w:name="_Toc164568069"/>
       <w:bookmarkStart w:id="4" w:name="_Toc164627453"/>
-      <w:bookmarkStart w:id="5" w:name="_Toc226013931"/>
       <w:r>
         <w:rPr>
           <w:rFonts w:ascii="Times New Roman" w:hAnsi="Times New Roman" w:cs="Times New Roman"/>
@@ -3891,7 +3889,7 @@
         <w:lastRenderedPageBreak/>
         <w:t>Теоретична част</w:t>
       </w:r>
-      <w:bookmarkEnd w:id="5"/>
+      <w:bookmarkEnd w:id="1"/>
     </w:p>
     <w:p>
       <w:pPr>
@@ -3901,7 +3899,7 @@
           <w:lang w:val="en-US"/>
         </w:rPr>
       </w:pPr>
-      <w:bookmarkStart w:id="6" w:name="_Toc226013932"/>
+      <w:bookmarkStart w:id="5" w:name="_Toc226013932"/>
       <w:r>
         <w:rPr>
           <w:rFonts w:ascii="Times New Roman" w:hAnsi="Times New Roman" w:cs="Times New Roman"/>
@@ -3909,7 +3907,7 @@
         </w:rPr>
         <w:t>Мрежови модели и протоколи</w:t>
       </w:r>
-      <w:bookmarkEnd w:id="6"/>
+      <w:bookmarkEnd w:id="5"/>
     </w:p>
     <w:p>
       <w:pPr>
@@ -4043,91 +4041,107 @@
         <w:rPr>
           <w:lang w:val="en-US" w:eastAsia="bg-BG"/>
         </w:rPr>
-        <w:t>Разбирането на тези мрежови модели и протоколи е от съществено значение при разработването на уеб базирана система за Wake-on-LAN. То позволява правилно конфигуриране на UDP комуникацията, коректно изпращане на broadcast пакети и диагностициране на евентуални проблеми в мрежата. Освен това демонстрира задълбочени знания в областта на системното програмиране, тъй като работата с мрежови сокети и протоколи изисква разбиране на комуникацията на ниско ниво.</w:t>
+        <w:t xml:space="preserve">Разбирането на тези мрежови модели и протоколи е от съществено значение при разработването на уеб базирана система за Wake-on-LAN. То позволява правилно конфигуриране на UDP комуникацията, коректно изпращане на broadcast пакети и диагностициране на евентуални проблеми в мрежата. </w:t>
+      </w:r>
+    </w:p>
+    <w:p>
+      <w:pPr>
+        <w:pStyle w:val="Heading2"/>
+        <w:rPr>
+          <w:rFonts w:ascii="Times New Roman" w:hAnsi="Times New Roman" w:cs="Times New Roman"/>
+        </w:rPr>
+      </w:pPr>
+      <w:bookmarkStart w:id="6" w:name="_Toc226013933"/>
+      <w:r>
+        <w:rPr>
+          <w:rFonts w:ascii="Times New Roman" w:hAnsi="Times New Roman" w:cs="Times New Roman"/>
+        </w:rPr>
+        <w:t>Компютърни мрежи – основни понятия</w:t>
+      </w:r>
+      <w:bookmarkEnd w:id="6"/>
+      <w:r>
+        <w:rPr>
+          <w:rFonts w:ascii="Times New Roman" w:hAnsi="Times New Roman" w:cs="Times New Roman"/>
+        </w:rPr>
+        <w:t xml:space="preserve"> </w:t>
       </w:r>
     </w:p>
     <w:p>
       <w:pPr>
         <w:ind w:firstLine="0"/>
         <w:rPr>
-          <w:lang w:val="en-US" w:eastAsia="bg-BG"/>
-        </w:rPr>
-      </w:pPr>
+          <w:lang w:eastAsia="bg-BG"/>
+        </w:rPr>
+      </w:pPr>
+      <w:r>
+        <w:rPr>
+          <w:lang w:eastAsia="bg-BG"/>
+        </w:rPr>
+        <w:t xml:space="preserve">Компютърната мрежа представлява система от взаимосвързани устройства, които обменят данни чрез стандартизирани комуникационни протоколи. Основната цел на компютърните мрежи е споделяне на информация и ресурси – файлове, приложения, периферни устройства и интернет достъп. С развитието на информационните технологии мрежите се превръщат в основна част от всяка съвременна организация, образователна институция или домашна среда. В зависимост от географския обхват компютърните мрежи се разделят на локални (LAN), градски (MAN) и глобални (WAN). Локалната мрежа обхваща ограничена територия – например училищна </w:t>
+      </w:r>
+      <w:r>
+        <w:rPr>
+          <w:lang w:eastAsia="bg-BG"/>
+        </w:rPr>
+        <w:lastRenderedPageBreak/>
+        <w:t>компютърна зала, офис сграда или жилище. Тя се характеризира с висока скорост на предаване на данни, ниска латентност и централизирано управление. Именно в такава среда функционира технологията Wake-on-LAN, тъй като тя разчита на комуникация в рамките на една и съща подмрежа. Градските мрежи свързват множество локални мрежи в рамките на един град, а глобалните мрежи обединяват различни географски региони, като най-</w:t>
+      </w:r>
+      <w:r>
+        <w:rPr>
+          <w:lang w:eastAsia="bg-BG"/>
+        </w:rPr>
+        <w:t>добрият</w:t>
+      </w:r>
+      <w:r>
+        <w:rPr>
+          <w:lang w:eastAsia="bg-BG"/>
+        </w:rPr>
+        <w:t xml:space="preserve"> пример за WAN е интернет. Структурата на една мрежа се определя от нейната топология. Топологията описва начина, по който устройствата са свързани физически или логически. В съвременните локални мрежи най-често се използва звездна топология, при която всички устройства са свързани към централен мрежов компонент – обикновено суич. Тази структура осигурява по-лесно управление и диагностика при повреди, тъй като проблем в един кабел не засяга останалите устройства. Съществуват и други топологии, като шинна, пръстеновидна и </w:t>
+      </w:r>
+      <w:r>
+        <w:rPr>
+          <w:lang w:eastAsia="bg-BG"/>
+        </w:rPr>
+        <w:t>mesh</w:t>
+      </w:r>
+      <w:r>
+        <w:rPr>
+          <w:lang w:eastAsia="bg-BG"/>
+        </w:rPr>
+        <w:t xml:space="preserve">, но те се използват по-рядко в класическите LAN среди. Основните устройства в една компютърна мрежа са суичът, рутерът и мрежовата карта. Суичът свързва устройствата в локалната мрежа и препраща данните въз основа на техните MAC адреси. Той работи на канално ниво и оптимизира трафика, като изпраща информацията само до конкретния получател. Рутерът, от своя страна, свързва различни мрежи и маршрутизира пакетите въз основа на IP адреси. Освен това той може да изпълнява функции като раздаване на IP адреси (DHCP), превод на мрежови адреси (NAT) и филтриране на трафика чрез защитна стена. Мрежовата карта е хардуерният компонент, който осигурява физическата връзка на компютъра към мрежата. В контекста на Wake-on-LAN тя има особено значение, тъй като остава частично активна дори когато компютърът е изключен, стига да има захранване. Всяко устройство в локалната мрежа притежава уникален MAC адрес. Това е 48-битов хардуерен идентификатор, зададен от производителя на мрежовата карта. MAC адресът се използва за комуникация в рамките на локалната мрежа и играе ключова роля при реализацията на Wake-on-LAN. Специалният пакет, използван за събуждане на компютъра, съдържа многократно повторение на конкретния MAC адрес. Когато мрежовата карта разпознае своя адрес в получения пакет, тя подава сигнал към дънната платка за включване на системата. Освен физическия MAC адрес, всяко устройство притежава и логически IP адрес. Най-разпространеният стандарт е IPv4, при който адресът е 32-битов и се изписва в десетичен формат, разделен на четири октета. IP адресът служи за логическа идентификация на устройството и позволява маршрутизация между различни мрежи. В локалните мрежи обикновено се използват частни IP диапазони, като 192.168.x.x. Чрез </w:t>
+      </w:r>
+      <w:r>
+        <w:rPr>
+          <w:lang w:eastAsia="bg-BG"/>
+        </w:rPr>
+        <w:lastRenderedPageBreak/>
+        <w:t>маска на подмрежата се определя коя част от адреса обозначава мрежата и коя – конкретното устройство. Особено значение за настоящия проект има понятието broadcast адрес. Broadcast адресът позволява изпращане на пакет до всички устройства в дадена подмрежа едновременно. При Wake-on-LAN Magic Packet се изпраща именно като broadcast съобщение, тъй като изключеният компютър няма активна операционна система и не може да получава пакети по стандартен начин чрез IP комуникация. Чрез broadcast механизмa пакетът достига до всички мрежови карти, но само тази, чийто MAC адрес съвпада със съдържанието на пакета, реагира. Комуникацията в мрежата се осъществява чрез протоколи и портове. Протоколът представлява набор от правила за обмен на данни, а портът е логически номер, който идентифицира конкретна услуга или процес в устройството. Wake-on-LAN използва UDP протокол, най-често през порт 7 или порт 9. UDP е подходящ за тази цел, тъй като не изисква установяване на връзка и позволява бързо изпращане на пакет до цялата мрежа. Разбирането на тези основни понятия – видове мрежи, топологии, мрежови устройства, MAC и IP адресиране, broadcast механизъм и комуникационни протоколи – е от съществено значение за разработването на уеб базирана система за дистанционно включване на компютри. Теоретичната основа гарантира правилна конфигурация на мрежовата среда и коректна реализация на Wake-on-LAN функционалността.</w:t>
+      </w:r>
     </w:p>
     <w:p>
       <w:pPr>
         <w:pStyle w:val="Heading2"/>
         <w:rPr>
           <w:rFonts w:ascii="Times New Roman" w:hAnsi="Times New Roman" w:cs="Times New Roman"/>
-        </w:rPr>
-      </w:pPr>
-      <w:bookmarkStart w:id="7" w:name="_Toc226013933"/>
+          <w:lang w:eastAsia="bg-BG"/>
+        </w:rPr>
+      </w:pPr>
       <w:r>
         <w:rPr>
           <w:rFonts w:ascii="Times New Roman" w:hAnsi="Times New Roman" w:cs="Times New Roman"/>
-        </w:rPr>
-        <w:t>Компютърни мрежи – основни понятия</w:t>
+          <w:lang w:eastAsia="bg-BG"/>
+        </w:rPr>
+        <w:t xml:space="preserve"> </w:t>
+      </w:r>
+      <w:bookmarkStart w:id="7" w:name="_Toc226013934"/>
+      <w:r>
+        <w:rPr>
+          <w:rFonts w:ascii="Times New Roman" w:hAnsi="Times New Roman" w:cs="Times New Roman"/>
+          <w:lang w:eastAsia="bg-BG"/>
+        </w:rPr>
+        <w:t>Мрежови модели и протоколи</w:t>
       </w:r>
       <w:bookmarkEnd w:id="7"/>
-      <w:r>
-        <w:rPr>
-          <w:rFonts w:ascii="Times New Roman" w:hAnsi="Times New Roman" w:cs="Times New Roman"/>
-        </w:rPr>
-        <w:t xml:space="preserve"> </w:t>
-      </w:r>
-    </w:p>
-    <w:p>
-      <w:pPr>
-        <w:ind w:firstLine="0"/>
-        <w:rPr>
-          <w:lang w:eastAsia="bg-BG"/>
-        </w:rPr>
-      </w:pPr>
-      <w:r>
-        <w:rPr>
-          <w:lang w:eastAsia="bg-BG"/>
-        </w:rPr>
-        <w:t xml:space="preserve">Компютърната мрежа представлява система от взаимосвързани устройства, които обменят данни чрез стандартизирани комуникационни протоколи. Основната цел на компютърните мрежи е споделяне на информация и ресурси – файлове, приложения, периферни устройства и интернет достъп. С развитието на информационните </w:t>
-      </w:r>
-      <w:r>
-        <w:rPr>
-          <w:lang w:eastAsia="bg-BG"/>
-        </w:rPr>
-        <w:lastRenderedPageBreak/>
-        <w:t xml:space="preserve">технологии мрежите се превръщат в основна част от всяка съвременна организация, образователна институция или домашна среда. В зависимост от географския обхват компютърните мрежи се разделят на локални (LAN), градски (MAN) и глобални (WAN). Локалната мрежа обхваща ограничена територия – например училищна компютърна зала, офис сграда или жилище. Тя се характеризира с висока скорост на предаване на данни, ниска латентност и централизирано управление. Именно в такава среда функционира технологията Wake-on-LAN, тъй като тя разчита на комуникация в рамките на една и съща подмрежа. Градските мрежи свързват множество локални мрежи в рамките на един град, а глобалните мрежи обединяват различни географски региони, като най-големият пример за WAN е интернет. Структурата на една мрежа се определя от нейната топология. Топологията описва начина, по който устройствата са свързани физически или логически. В съвременните локални мрежи най-често се използва звездна топология, при която всички устройства са свързани към централен мрежов компонент – обикновено суич. Тази структура осигурява по-лесно управление и диагностика при повреди, тъй като проблем в един кабел не засяга останалите устройства. Съществуват и други топологии, като шинна, пръстеновидна и мрежова (mesh), но те се използват по-рядко в класическите LAN среди. Основните устройства в една компютърна мрежа са суичът, рутерът и мрежовата карта. Суичът свързва устройствата в локалната мрежа и препраща данните въз основа на техните MAC адреси. Той работи на канално ниво и оптимизира трафика, като изпраща информацията само до конкретния получател. Рутерът, от своя страна, свързва различни мрежи и маршрутизира пакетите въз основа на IP адреси. Освен това той може да изпълнява функции като раздаване на IP адреси (DHCP), превод на мрежови адреси (NAT) и филтриране на трафика чрез защитна стена. Мрежовата карта е хардуерният компонент, който осигурява физическата връзка на компютъра към мрежата. В контекста на Wake-on-LAN тя има особено значение, тъй като остава частично активна дори когато компютърът е изключен, стига да има захранване. Всяко устройство в локалната мрежа притежава уникален MAC адрес. Това е 48-битов хардуерен идентификатор, зададен от производителя на мрежовата карта. MAC адресът се използва за комуникация в рамките на локалната мрежа и играе ключова роля при реализацията на Wake-on-LAN. Специалният пакет, използван за събуждане на компютъра, съдържа многократно повторение на конкретния MAC адрес. Когато мрежовата карта разпознае своя адрес в получения пакет, тя подава сигнал към дънната платка за включване на системата. Освен физическия MAC адрес, всяко устройство </w:t>
-      </w:r>
-      <w:r>
-        <w:rPr>
-          <w:lang w:eastAsia="bg-BG"/>
-        </w:rPr>
-        <w:lastRenderedPageBreak/>
-        <w:t>притежава и логически IP адрес. Най-разпространеният стандарт е IPv4, при който адресът е 32-битов и се изписва в десетичен формат, разделен на четири октета. IP адресът служи за логическа идентификация на устройството и позволява маршрутизация между различни мрежи. В локалните мрежи обикновено се използват частни IP диапазони, като 192.168.x.x. Чрез маска на подмрежата се определя коя част от адреса обозначава мрежата и коя – конкретното устройство. Особено значение за настоящия проект има понятието broadcast адрес. Broadcast адресът позволява изпращане на пакет до всички устройства в дадена подмрежа едновременно. При Wake-on-LAN Magic Packet се изпраща именно като broadcast съобщение, тъй като изключеният компютър няма активна операционна система и не може да получава пакети по стандартен начин чрез IP комуникация. Чрез broadcast механизмa пакетът достига до всички мрежови карти, но само тази, чийто MAC адрес съвпада със съдържанието на пакета, реагира. Комуникацията в мрежата се осъществява чрез протоколи и портове. Протоколът представлява набор от правила за обмен на данни, а портът е логически номер, който идентифицира конкретна услуга или процес в устройството. Wake-on-LAN използва UDP протокол, най-често през порт 7 или порт 9. UDP е подходящ за тази цел, тъй като не изисква установяване на връзка и позволява бързо изпращане на пакет до цялата мрежа. Разбирането на тези основни понятия – видове мрежи, топологии, мрежови устройства, MAC и IP адресиране, broadcast механизъм и комуникационни протоколи – е от съществено значение за разработването на уеб базирана система за дистанционно включване на компютри. Теоретичната основа гарантира правилна конфигурация на мрежовата среда и коректна реализация на Wake-on-LAN функционалността.</w:t>
-      </w:r>
-    </w:p>
-    <w:p>
-      <w:pPr>
-        <w:pStyle w:val="Heading2"/>
-        <w:rPr>
-          <w:rFonts w:ascii="Times New Roman" w:hAnsi="Times New Roman" w:cs="Times New Roman"/>
-          <w:lang w:eastAsia="bg-BG"/>
-        </w:rPr>
-      </w:pPr>
-      <w:r>
-        <w:rPr>
-          <w:rFonts w:ascii="Times New Roman" w:hAnsi="Times New Roman" w:cs="Times New Roman"/>
-          <w:lang w:eastAsia="bg-BG"/>
-        </w:rPr>
-        <w:t xml:space="preserve"> </w:t>
-      </w:r>
-      <w:bookmarkStart w:id="8" w:name="_Toc226013934"/>
-      <w:r>
-        <w:rPr>
-          <w:rFonts w:ascii="Times New Roman" w:hAnsi="Times New Roman" w:cs="Times New Roman"/>
-          <w:lang w:eastAsia="bg-BG"/>
-        </w:rPr>
-        <w:t>Мрежови модели и протоколи</w:t>
-      </w:r>
-      <w:bookmarkEnd w:id="8"/>
     </w:p>
     <w:p>
       <w:pPr>
@@ -4178,13 +4192,58 @@
         </w:rPr>
         <w:t xml:space="preserve"> </w:t>
       </w:r>
-      <w:bookmarkStart w:id="9" w:name="_Toc226013935"/>
+      <w:bookmarkStart w:id="8" w:name="_Toc226013935"/>
       <w:r>
         <w:rPr>
           <w:rFonts w:ascii="Times New Roman" w:hAnsi="Times New Roman" w:cs="Times New Roman"/>
         </w:rPr>
         <w:t>Мрежови модели</w:t>
       </w:r>
+      <w:bookmarkEnd w:id="8"/>
+    </w:p>
+    <w:p>
+      <w:pPr>
+        <w:ind w:firstLine="0"/>
+        <w:rPr>
+          <w:lang w:eastAsia="bg-BG"/>
+        </w:rPr>
+      </w:pPr>
+      <w:r>
+        <w:rPr>
+          <w:lang w:eastAsia="bg-BG"/>
+        </w:rPr>
+        <w:t xml:space="preserve">Мрежовите модели са концептуални рамки, които описват как информацията се предава от едно устройство на друго. Те позволяват на разработчиците и системните администратори да анализират процесите в мрежата, да идентифицират проблеми и да разработват стандартизирани решения. Най-известният модел е OSI моделът (Open </w:t>
+      </w:r>
+      <w:r>
+        <w:rPr>
+          <w:lang w:eastAsia="bg-BG"/>
+        </w:rPr>
+        <w:lastRenderedPageBreak/>
+        <w:t>Systems Interconnection), създаден от International Organization for Standardization, който разделя мрежовата комуникация на седем слоя.</w:t>
+      </w:r>
+    </w:p>
+    <w:p>
+      <w:pPr>
+        <w:ind w:firstLine="0"/>
+        <w:rPr>
+          <w:lang w:eastAsia="bg-BG"/>
+        </w:rPr>
+      </w:pPr>
+    </w:p>
+    <w:p>
+      <w:pPr>
+        <w:pStyle w:val="Heading3"/>
+        <w:rPr>
+          <w:rFonts w:ascii="Times New Roman" w:hAnsi="Times New Roman" w:cs="Times New Roman"/>
+        </w:rPr>
+      </w:pPr>
+      <w:bookmarkStart w:id="9" w:name="_Toc226013936"/>
+      <w:r>
+        <w:rPr>
+          <w:rFonts w:ascii="Times New Roman" w:hAnsi="Times New Roman" w:cs="Times New Roman"/>
+        </w:rPr>
+        <w:t>OSI модел</w:t>
+      </w:r>
       <w:bookmarkEnd w:id="9"/>
     </w:p>
     <w:p>
@@ -4194,12 +4253,6 @@
           <w:lang w:eastAsia="bg-BG"/>
         </w:rPr>
       </w:pPr>
-      <w:r>
-        <w:rPr>
-          <w:lang w:eastAsia="bg-BG"/>
-        </w:rPr>
-        <w:t>Мрежовите модели са концептуални рамки, които описват как информацията се предава от едно устройство на друго. Те позволяват на разработчиците и системните администратори да анализират процесите в мрежата, да идентифицират проблеми и да разработват стандартизирани решения. Най-известният модел е OSI моделът (Open Systems Interconnection), създаден от International Organization for Standardization, който разделя мрежовата комуникация на седем слоя.</w:t>
-      </w:r>
     </w:p>
     <w:p>
       <w:pPr>
@@ -4208,6 +4261,92 @@
           <w:lang w:eastAsia="bg-BG"/>
         </w:rPr>
       </w:pPr>
+      <w:r>
+        <w:rPr>
+          <w:lang w:eastAsia="bg-BG"/>
+        </w:rPr>
+        <w:t xml:space="preserve">OSI моделът е теоретична конструкция, която обяснява как данните преминават от едно устройство на друго, като всяко устройство </w:t>
+      </w:r>
+      <w:r>
+        <w:rPr>
+          <w:lang w:eastAsia="bg-BG"/>
+        </w:rPr>
+        <w:t>има същите слоеве. Слоевете са:</w:t>
+      </w:r>
+      <w:r>
+        <w:rPr>
+          <w:lang w:eastAsia="bg-BG"/>
+        </w:rPr>
+        <w:t>Физически слой – Отговаря за реалния пренос на битове по кабел, оптична връзка или безжична среда. Той дефинира електрическите и механичните параметри на предаването, като напрежение, честота, скорост на пренос и тип на конектора. В контекста на Wake-on-LAN физическият слой е важен, защото сигналът трябва да достигне до мрежовата к</w:t>
+      </w:r>
+      <w:r>
+        <w:rPr>
+          <w:lang w:eastAsia="bg-BG"/>
+        </w:rPr>
+        <w:t>арта на изключеното устройство.</w:t>
+      </w:r>
+      <w:r>
+        <w:rPr>
+          <w:lang w:eastAsia="bg-BG"/>
+        </w:rPr>
+        <w:t>Канален слой – Осигурява надеждна комуникация между две устройства в рамките на една локална мрежа. Той работи с MAC адреси и Ethernet кадри. Именно на този слой се разпознава Magic Packet, който активира събужданет</w:t>
+      </w:r>
+      <w:r>
+        <w:rPr>
+          <w:lang w:eastAsia="bg-BG"/>
+        </w:rPr>
+        <w:t>о на компютъра.</w:t>
+      </w:r>
+      <w:r>
+        <w:rPr>
+          <w:lang w:eastAsia="bg-BG"/>
+        </w:rPr>
+        <w:t>Мрежов слой – Отговаря за логическото адресиране и маршрутизацията на пакетите. Работи с IP адреси и определя най-добрия път за достигане до целевото устройство.</w:t>
+      </w:r>
+    </w:p>
+    <w:p>
+      <w:pPr>
+        <w:ind w:firstLine="0"/>
+        <w:rPr>
+          <w:lang w:eastAsia="bg-BG"/>
+        </w:rPr>
+      </w:pPr>
+      <w:r>
+        <w:rPr>
+          <w:lang w:eastAsia="bg-BG"/>
+        </w:rPr>
+        <w:t xml:space="preserve">Транспортен слой – Осигурява комуникация между приложенията на различни устройства чрез протоколи като TCP и UDP. За Wake-on-LAN се използва UDP, тъй като не изисква установяване на връзка и може да предава broadcast пакети.Сесиен слой– Управлява сесиите между приложенията, като определя кога да започне и кога да приключи връзката. В WoL този слой няма пряка роля, но е важен за разбиране </w:t>
+      </w:r>
+      <w:r>
+        <w:rPr>
+          <w:lang w:eastAsia="bg-BG"/>
+        </w:rPr>
+        <w:t>на целия комуникационен процес.</w:t>
+      </w:r>
+      <w:r>
+        <w:rPr>
+          <w:lang w:eastAsia="bg-BG"/>
+        </w:rPr>
+        <w:t>Представителен слой – Отговаря за форматирането на д</w:t>
+      </w:r>
+      <w:r>
+        <w:rPr>
+          <w:lang w:eastAsia="bg-BG"/>
+        </w:rPr>
+        <w:t>анните, криптиране и компресия.</w:t>
+      </w:r>
+      <w:r>
+        <w:rPr>
+          <w:lang w:eastAsia="bg-BG"/>
+        </w:rPr>
+        <w:t>Приложен слой – Осигурява интерфейс за приложенията към мрежата. В случая на Wake-on-LAN това е уеб интерфейсът на сървъра, чрез който потребителят подава ко</w:t>
+      </w:r>
+      <w:r>
+        <w:rPr>
+          <w:lang w:eastAsia="bg-BG"/>
+        </w:rPr>
+        <w:t>манда за събуждане на компютър.</w:t>
+      </w:r>
     </w:p>
     <w:p>
       <w:pPr>
@@ -4216,12 +4355,12 @@
           <w:rFonts w:ascii="Times New Roman" w:hAnsi="Times New Roman" w:cs="Times New Roman"/>
         </w:rPr>
       </w:pPr>
-      <w:bookmarkStart w:id="10" w:name="_Toc226013936"/>
+      <w:bookmarkStart w:id="10" w:name="_Toc226013937"/>
       <w:r>
         <w:rPr>
           <w:rFonts w:ascii="Times New Roman" w:hAnsi="Times New Roman" w:cs="Times New Roman"/>
         </w:rPr>
-        <w:t>OSI модел</w:t>
+        <w:t>TCP/IP модел</w:t>
       </w:r>
       <w:bookmarkEnd w:id="10"/>
     </w:p>
@@ -4232,6 +4371,47 @@
           <w:lang w:eastAsia="bg-BG"/>
         </w:rPr>
       </w:pPr>
+      <w:r>
+        <w:rPr>
+          <w:lang w:eastAsia="bg-BG"/>
+        </w:rPr>
+        <w:t xml:space="preserve">На практика най-често използваният модел е TCP/IP. Той е по-опростен и включва четири слоя: мрежов достъп, интернет, транспортен и приложен слой. Слойът за мрежов достъп комбинира физическия и каналния слой на OSI модела, интернет слойът съответства на мрежовия слой, транспортният слой включва TCP и UDP протоколите, а </w:t>
+      </w:r>
+      <w:r>
+        <w:rPr>
+          <w:lang w:eastAsia="bg-BG"/>
+        </w:rPr>
+        <w:lastRenderedPageBreak/>
+        <w:t>приложният слой обхваща всички приложения и услуги, които използват мрежата. Този модел е практически ориентиран и е основата на инт</w:t>
+      </w:r>
+      <w:r>
+        <w:rPr>
+          <w:lang w:eastAsia="bg-BG"/>
+        </w:rPr>
+        <w:t>ернет и повечето локални мрежи.</w:t>
+      </w:r>
+    </w:p>
+    <w:p>
+      <w:pPr>
+        <w:pStyle w:val="Heading3"/>
+        <w:rPr>
+          <w:rFonts w:ascii="Times New Roman" w:hAnsi="Times New Roman" w:cs="Times New Roman"/>
+        </w:rPr>
+      </w:pPr>
+      <w:r>
+        <w:rPr>
+          <w:rFonts w:ascii="Times New Roman" w:hAnsi="Times New Roman" w:cs="Times New Roman"/>
+        </w:rPr>
+        <w:t xml:space="preserve"> </w:t>
+      </w:r>
+      <w:bookmarkStart w:id="11" w:name="_Toc226013938"/>
+      <w:r>
+        <w:rPr>
+          <w:rFonts w:ascii="Times New Roman" w:hAnsi="Times New Roman" w:cs="Times New Roman"/>
+        </w:rPr>
+        <w:t>Протоколи</w:t>
+      </w:r>
+      <w:bookmarkEnd w:id="11"/>
     </w:p>
     <w:p>
       <w:pPr>
@@ -4244,44 +4424,30 @@
         <w:rPr>
           <w:lang w:eastAsia="bg-BG"/>
         </w:rPr>
-        <w:t xml:space="preserve">OSI моделът е теоретична конструкция, която обяснява как данните преминават от едно устройство на друго, като всяко устройство </w:t>
-      </w:r>
-      <w:r>
-        <w:rPr>
-          <w:lang w:eastAsia="bg-BG"/>
-        </w:rPr>
-        <w:t>има същите слоеве. Слоевете са:</w:t>
-      </w:r>
-      <w:r>
-        <w:rPr>
-          <w:lang w:eastAsia="bg-BG"/>
-        </w:rPr>
-        <w:t>Физически слой – Отговаря за реалния пренос на битове по кабел, оптична връзка или безжична среда. Той дефинира електрическите и механичните параметри на предаването, като напрежение, честота, скорост на пренос и тип на конектора. В контекста на Wake-on-LAN физическият слой е важен, защото сигналът трябва да достигне до мрежовата к</w:t>
-      </w:r>
-      <w:r>
-        <w:rPr>
-          <w:lang w:eastAsia="bg-BG"/>
-        </w:rPr>
-        <w:t>арта на изключеното устройство.</w:t>
-      </w:r>
-      <w:r>
-        <w:rPr>
-          <w:lang w:eastAsia="bg-BG"/>
-        </w:rPr>
-        <w:t>Канален слой – Осигурява надеждна комуникация между две устройства в рамките на една локална мрежа. Той работи с MAC адреси и Ethernet кадри. Именно на този слой се разпознава Magic Packet, който активира събужданет</w:t>
-      </w:r>
-      <w:r>
-        <w:rPr>
-          <w:lang w:eastAsia="bg-BG"/>
-        </w:rPr>
-        <w:t>о на компютъра.</w:t>
-      </w:r>
-      <w:r>
-        <w:rPr>
-          <w:lang w:eastAsia="bg-BG"/>
-        </w:rPr>
-        <w:t>Мрежов слой – Отговаря за логическото адресиране и маршрутизацията на пакетите. Работи с IP адреси и определя най-добрия път за достигане до целевото устройство.</w:t>
-      </w:r>
+        <w:t>Протоколите са набор от правила, които определят как се предават и получават данни. Те гарантират, че различни устройства и операционни системи могат да комуникират без проблеми. Най-важните протоко</w:t>
+      </w:r>
+      <w:r>
+        <w:rPr>
+          <w:lang w:eastAsia="bg-BG"/>
+        </w:rPr>
+        <w:t>ли за Wake-on-LAN са UDP и TCP.</w:t>
+      </w:r>
+    </w:p>
+    <w:p>
+      <w:pPr>
+        <w:pStyle w:val="Heading3"/>
+        <w:rPr>
+          <w:rFonts w:ascii="Times New Roman" w:hAnsi="Times New Roman" w:cs="Times New Roman"/>
+        </w:rPr>
+      </w:pPr>
+      <w:bookmarkStart w:id="12" w:name="_Toc226013939"/>
+      <w:r>
+        <w:rPr>
+          <w:rFonts w:ascii="Times New Roman" w:hAnsi="Times New Roman" w:cs="Times New Roman"/>
+        </w:rPr>
+        <w:t>UDP (User Datagram Protocol)</w:t>
+      </w:r>
+      <w:bookmarkEnd w:id="12"/>
     </w:p>
     <w:p>
       <w:pPr>
@@ -4294,316 +4460,171 @@
         <w:rPr>
           <w:lang w:eastAsia="bg-BG"/>
         </w:rPr>
-        <w:t xml:space="preserve">Транспортен слой – Осигурява комуникация между приложенията на различни устройства чрез протоколи като TCP и UDP. За Wake-on-LAN се използва UDP, тъй като не изисква установяване на връзка и може да предава broadcast пакети.Сесиен слой– Управлява сесиите между приложенията, като определя кога да започне и кога да приключи връзката. В WoL този слой няма пряка роля, но е важен за разбиране </w:t>
-      </w:r>
-      <w:r>
-        <w:rPr>
-          <w:lang w:eastAsia="bg-BG"/>
-        </w:rPr>
-        <w:t>на целия комуникационен процес.</w:t>
-      </w:r>
-      <w:r>
-        <w:rPr>
-          <w:lang w:eastAsia="bg-BG"/>
-        </w:rPr>
-        <w:t>Представителен слой – Отговаря за форматирането на д</w:t>
-      </w:r>
-      <w:r>
-        <w:rPr>
-          <w:lang w:eastAsia="bg-BG"/>
-        </w:rPr>
-        <w:t>анните, криптиране и компресия.</w:t>
-      </w:r>
-      <w:r>
-        <w:rPr>
-          <w:lang w:eastAsia="bg-BG"/>
-        </w:rPr>
-        <w:t xml:space="preserve">Приложен слой – Осигурява интерфейс за </w:t>
-      </w:r>
-      <w:r>
-        <w:rPr>
-          <w:lang w:eastAsia="bg-BG"/>
+        <w:t>UDP е безсесиен протокол, който предава данни без установяване на връзка. Той е бърз и с минимално натоварване на мрежата, но не гарантира, че пакетът ще достигне до целта. За Wake-on-LAN това е предимство, защото целта е просто да се изпрати Magic Packet до всички устройства в локалната мрежа чрез broadcast, без да е необходим отговор от изключените компютри. Стандар</w:t>
+      </w:r>
+      <w:r>
+        <w:rPr>
+          <w:lang w:eastAsia="bg-BG"/>
+        </w:rPr>
+        <w:t>тно се използват портове 7 и 9.</w:t>
+      </w:r>
+      <w:r>
+        <w:rPr>
+          <w:lang w:eastAsia="bg-BG"/>
+        </w:rPr>
+        <w:t xml:space="preserve">TCP </w:t>
+      </w:r>
+      <w:r>
+        <w:rPr>
+          <w:lang w:eastAsia="bg-BG"/>
+        </w:rPr>
+        <w:t>(Transmission Control Protocol)</w:t>
+      </w:r>
+      <w:r>
+        <w:rPr>
+          <w:lang w:eastAsia="bg-BG"/>
+        </w:rPr>
+        <w:t>TCP е протокол, ориентиран към връзка, който гарантира доставката на данни чрез потвърждение и контрол на грешките. Той използва тристепенно ръкостискане за установяване на връзка и контролира потока на данни. В случая на Wake-on-LAN TCP не е подходящ, защото целевият компютър е изключен и не може да отговаря на TCP заяв</w:t>
+      </w:r>
+      <w:r>
+        <w:rPr>
+          <w:lang w:eastAsia="bg-BG"/>
+        </w:rPr>
+        <w:t>ки.</w:t>
+      </w:r>
+    </w:p>
+    <w:p>
+      <w:pPr>
+        <w:pStyle w:val="Heading3"/>
+        <w:rPr>
+          <w:rFonts w:ascii="Times New Roman" w:hAnsi="Times New Roman" w:cs="Times New Roman"/>
+        </w:rPr>
+      </w:pPr>
+      <w:r>
+        <w:rPr>
+          <w:rFonts w:ascii="Times New Roman" w:hAnsi="Times New Roman" w:cs="Times New Roman"/>
+        </w:rPr>
+        <w:t xml:space="preserve"> </w:t>
+      </w:r>
+      <w:bookmarkStart w:id="13" w:name="_Toc226013940"/>
+      <w:r>
+        <w:rPr>
+          <w:rFonts w:ascii="Times New Roman" w:hAnsi="Times New Roman" w:cs="Times New Roman"/>
+        </w:rPr>
+        <w:t>Broadcast комуникация</w:t>
+      </w:r>
+      <w:bookmarkEnd w:id="13"/>
+    </w:p>
+    <w:p>
+      <w:pPr>
+        <w:ind w:firstLine="0"/>
+        <w:rPr>
+          <w:lang w:eastAsia="bg-BG"/>
+        </w:rPr>
+      </w:pPr>
+      <w:r>
+        <w:rPr>
+          <w:lang w:eastAsia="bg-BG"/>
+        </w:rPr>
+        <w:t>Broadcast представлява изпращане на пакет до всички устройства в мрежата или подмрежата. За Wake-on-LAN broadcast адресът е критичен, защото Magic Packet трябва</w:t>
+      </w:r>
+      <w:r>
+        <w:rPr>
+          <w:lang w:eastAsia="bg-BG"/>
+        </w:rPr>
+        <w:t xml:space="preserve"> </w:t>
+      </w:r>
+      <w:r>
+        <w:rPr>
+          <w:lang w:eastAsia="bg-BG"/>
+        </w:rPr>
+        <w:t>да достигне до всички мрежови карти. Всяка мрежова карта проверява дали пакетът съдържа нейния MAC адрес и само тогава подава сигнал за включване на компютъра.</w:t>
+      </w:r>
+    </w:p>
+    <w:p>
+      <w:pPr>
+        <w:ind w:firstLine="0"/>
+        <w:rPr>
+          <w:lang w:eastAsia="bg-BG"/>
+        </w:rPr>
+      </w:pPr>
+      <w:r>
+        <w:rPr>
+          <w:lang w:eastAsia="bg-BG"/>
+        </w:rPr>
+        <w:t>Съществуват два вида broadcast:</w:t>
+      </w:r>
+    </w:p>
+    <w:p>
+      <w:pPr>
+        <w:ind w:firstLine="0"/>
+        <w:rPr>
+          <w:lang w:eastAsia="bg-BG"/>
+        </w:rPr>
+      </w:pPr>
+      <w:r>
+        <w:rPr>
+          <w:lang w:eastAsia="bg-BG"/>
+        </w:rPr>
+        <w:t>Ограничен (limited broadcast) – 255.255.255.255, достига до всички устройства в локалната мрежа.</w:t>
+      </w:r>
+    </w:p>
+    <w:p>
+      <w:pPr>
+        <w:ind w:firstLine="0"/>
+        <w:rPr>
+          <w:lang w:eastAsia="bg-BG"/>
+        </w:rPr>
+      </w:pPr>
+      <w:r>
+        <w:rPr>
+          <w:lang w:eastAsia="bg-BG"/>
+        </w:rPr>
+        <w:t>Насочен (directed broadcast) – например 192.168.1.255, изп</w:t>
+      </w:r>
+      <w:r>
+        <w:rPr>
+          <w:lang w:eastAsia="bg-BG"/>
+        </w:rPr>
+        <w:t>олзва се за конкретна подмрежа.</w:t>
+      </w:r>
+      <w:r>
+        <w:rPr>
+          <w:lang w:eastAsia="bg-BG"/>
+        </w:rPr>
+        <w:t>За успешната работа на WoL сървъра е важно да се използва правилният тип broadcast, за да може пакетът да достигне целевите устройства.</w:t>
+      </w:r>
+    </w:p>
+    <w:p>
+      <w:pPr>
+        <w:ind w:firstLine="0"/>
+        <w:rPr>
+          <w:lang w:eastAsia="bg-BG"/>
+        </w:rPr>
+      </w:pPr>
+    </w:p>
+    <w:p>
+      <w:pPr>
+        <w:pStyle w:val="Heading3"/>
+        <w:rPr>
+          <w:rFonts w:ascii="Times New Roman" w:hAnsi="Times New Roman" w:cs="Times New Roman"/>
+        </w:rPr>
+      </w:pPr>
+      <w:r>
+        <w:rPr>
+          <w:rFonts w:ascii="Times New Roman" w:hAnsi="Times New Roman" w:cs="Times New Roman"/>
         </w:rPr>
         <w:lastRenderedPageBreak/>
-        <w:t>приложенията към мрежата. В случая на Wake-on-LAN това е уеб интерфейсът на сървъра, чрез който потребителят подава ко</w:t>
-      </w:r>
-      <w:r>
-        <w:rPr>
-          <w:lang w:eastAsia="bg-BG"/>
-        </w:rPr>
-        <w:t>манда за събуждане на компютър.</w:t>
-      </w:r>
-    </w:p>
-    <w:p>
-      <w:pPr>
-        <w:pStyle w:val="Heading3"/>
+        <w:t xml:space="preserve"> </w:t>
+      </w:r>
+      <w:bookmarkStart w:id="14" w:name="_Toc226013941"/>
+      <w:r>
         <w:rPr>
           <w:rFonts w:ascii="Times New Roman" w:hAnsi="Times New Roman" w:cs="Times New Roman"/>
         </w:rPr>
-      </w:pPr>
-      <w:bookmarkStart w:id="11" w:name="_Toc226013937"/>
-      <w:r>
-        <w:rPr>
-          <w:rFonts w:ascii="Times New Roman" w:hAnsi="Times New Roman" w:cs="Times New Roman"/>
-        </w:rPr>
-        <w:t>TCP/IP модел</w:t>
-      </w:r>
-      <w:bookmarkEnd w:id="11"/>
-    </w:p>
-    <w:p>
-      <w:pPr>
-        <w:ind w:firstLine="0"/>
-        <w:rPr>
-          <w:lang w:eastAsia="bg-BG"/>
-        </w:rPr>
-      </w:pPr>
-      <w:r>
-        <w:rPr>
-          <w:lang w:eastAsia="bg-BG"/>
-        </w:rPr>
-        <w:t>На практика най-често използваният модел е TCP/IP. Той е по-опростен и включва четири слоя: мрежов достъп, интернет, транспортен и приложен слой. Слойът за мрежов достъп комбинира физическия и каналния слой на OSI модела, интернет слойът съответства на мрежовия слой, транспортният слой включва TCP и UDP протоколите, а приложният слой обхваща всички приложения и услуги, които използват мрежата. Този модел е практически ориентиран и е основата на инт</w:t>
-      </w:r>
-      <w:r>
-        <w:rPr>
-          <w:lang w:eastAsia="bg-BG"/>
-        </w:rPr>
-        <w:t>ернет и повечето локални мрежи.</w:t>
-      </w:r>
-    </w:p>
-    <w:p>
-      <w:pPr>
-        <w:pStyle w:val="Heading3"/>
-        <w:rPr>
-          <w:rFonts w:ascii="Times New Roman" w:hAnsi="Times New Roman" w:cs="Times New Roman"/>
-        </w:rPr>
-      </w:pPr>
-      <w:r>
-        <w:rPr>
-          <w:rFonts w:ascii="Times New Roman" w:hAnsi="Times New Roman" w:cs="Times New Roman"/>
-        </w:rPr>
-        <w:t xml:space="preserve"> </w:t>
-      </w:r>
-      <w:bookmarkStart w:id="12" w:name="_Toc226013938"/>
-      <w:r>
-        <w:rPr>
-          <w:rFonts w:ascii="Times New Roman" w:hAnsi="Times New Roman" w:cs="Times New Roman"/>
-        </w:rPr>
-        <w:t>Протоколи</w:t>
-      </w:r>
-      <w:bookmarkEnd w:id="12"/>
-    </w:p>
-    <w:p>
-      <w:pPr>
-        <w:ind w:firstLine="0"/>
-        <w:rPr>
-          <w:lang w:eastAsia="bg-BG"/>
-        </w:rPr>
-      </w:pPr>
-      <w:r>
-        <w:rPr>
-          <w:lang w:eastAsia="bg-BG"/>
-        </w:rPr>
-        <w:t>Протоколите са набор от правила, които определят как се предават и получават данни. Те гарантират, че различни устройства и операционни системи могат да комуникират без проблеми. Най-важните протоко</w:t>
-      </w:r>
-      <w:r>
-        <w:rPr>
-          <w:lang w:eastAsia="bg-BG"/>
-        </w:rPr>
-        <w:t>ли за Wake-on-LAN са UDP и TCP.</w:t>
-      </w:r>
-    </w:p>
-    <w:p>
-      <w:pPr>
-        <w:pStyle w:val="Heading3"/>
-        <w:rPr>
-          <w:rFonts w:ascii="Times New Roman" w:hAnsi="Times New Roman" w:cs="Times New Roman"/>
-        </w:rPr>
-      </w:pPr>
-      <w:bookmarkStart w:id="13" w:name="_Toc226013939"/>
-      <w:r>
-        <w:rPr>
-          <w:rFonts w:ascii="Times New Roman" w:hAnsi="Times New Roman" w:cs="Times New Roman"/>
-        </w:rPr>
-        <w:t>UDP (User Datagram Protocol)</w:t>
-      </w:r>
-      <w:bookmarkEnd w:id="13"/>
-    </w:p>
-    <w:p>
-      <w:pPr>
-        <w:ind w:firstLine="0"/>
-        <w:rPr>
-          <w:lang w:eastAsia="bg-BG"/>
-        </w:rPr>
-      </w:pPr>
-      <w:r>
-        <w:rPr>
-          <w:lang w:eastAsia="bg-BG"/>
-        </w:rPr>
-        <w:t>UDP е безсесиен протокол, който предава данни без установяване на връзка. Той е бърз и с минимално натоварване на мрежата, но не гарантира, че пакетът ще достигне до целта. За Wake-on-LAN това е предимство, защото целта е просто да се изпрати Magic Packet до всички устройства в локалната мрежа чрез broadcast, без да е необходим отговор от изключените компютри. Стандар</w:t>
-      </w:r>
-      <w:r>
-        <w:rPr>
-          <w:lang w:eastAsia="bg-BG"/>
-        </w:rPr>
-        <w:t>тно се използват портове 7 и 9.</w:t>
-      </w:r>
-      <w:r>
-        <w:rPr>
-          <w:lang w:eastAsia="bg-BG"/>
-        </w:rPr>
-        <w:t xml:space="preserve">TCP </w:t>
-      </w:r>
-      <w:r>
-        <w:rPr>
-          <w:lang w:eastAsia="bg-BG"/>
-        </w:rPr>
-        <w:t>(Transmission Control Protocol)</w:t>
-      </w:r>
-      <w:r>
-        <w:rPr>
-          <w:lang w:eastAsia="bg-BG"/>
-        </w:rPr>
-        <w:t>TCP е протокол, ориентиран към връзка, който гарантира доставката на данни чрез потвърждение и контрол на грешките. Той използва тристепенно ръкостискане за установяване на връзка и контролира потока на данни. В случая на Wake-on-LAN TCP не е подходящ, защото целевият компютър е изключен и не може да отговаря на TCP заяв</w:t>
-      </w:r>
-      <w:r>
-        <w:rPr>
-          <w:lang w:eastAsia="bg-BG"/>
-        </w:rPr>
-        <w:t>ки.</w:t>
-      </w:r>
-    </w:p>
-    <w:p>
-      <w:pPr>
-        <w:pStyle w:val="Heading3"/>
-        <w:rPr>
-          <w:rFonts w:ascii="Times New Roman" w:hAnsi="Times New Roman" w:cs="Times New Roman"/>
-        </w:rPr>
-      </w:pPr>
-      <w:r>
-        <w:rPr>
-          <w:rFonts w:ascii="Times New Roman" w:hAnsi="Times New Roman" w:cs="Times New Roman"/>
-        </w:rPr>
-        <w:t xml:space="preserve"> </w:t>
-      </w:r>
-      <w:bookmarkStart w:id="14" w:name="_Toc226013940"/>
-      <w:r>
-        <w:rPr>
-          <w:rFonts w:ascii="Times New Roman" w:hAnsi="Times New Roman" w:cs="Times New Roman"/>
-        </w:rPr>
-        <w:t>Broadcast комуникация</w:t>
+        <w:t>Капсулиране на данни</w:t>
       </w:r>
       <w:bookmarkEnd w:id="14"/>
-    </w:p>
-    <w:p>
-      <w:pPr>
-        <w:ind w:firstLine="0"/>
-        <w:rPr>
-          <w:lang w:eastAsia="bg-BG"/>
-        </w:rPr>
-      </w:pPr>
-      <w:r>
-        <w:rPr>
-          <w:lang w:eastAsia="bg-BG"/>
-        </w:rPr>
-        <w:t>Broadcast представлява изпращане на пакет до всички устройства в мрежата или подмрежата. За Wake-on-LAN broadcast адресът е критичен, защото Magic Packet трябва</w:t>
-      </w:r>
-      <w:r>
-        <w:rPr>
-          <w:lang w:eastAsia="bg-BG"/>
-        </w:rPr>
-        <w:t xml:space="preserve"> </w:t>
-      </w:r>
-      <w:r>
-        <w:rPr>
-          <w:lang w:eastAsia="bg-BG"/>
-        </w:rPr>
-        <w:t>да достигне до всички мрежови карти. Всяка мрежова карта проверява дали пакетът съдържа нейния MAC адрес и само тогава подава сигнал за включване на компютъра.</w:t>
-      </w:r>
-    </w:p>
-    <w:p>
-      <w:pPr>
-        <w:ind w:firstLine="0"/>
-        <w:rPr>
-          <w:lang w:eastAsia="bg-BG"/>
-        </w:rPr>
-      </w:pPr>
-      <w:r>
-        <w:rPr>
-          <w:lang w:eastAsia="bg-BG"/>
-        </w:rPr>
-        <w:t>Съществуват два вида broadcast:</w:t>
-      </w:r>
-    </w:p>
-    <w:p>
-      <w:pPr>
-        <w:ind w:firstLine="0"/>
-        <w:rPr>
-          <w:lang w:eastAsia="bg-BG"/>
-        </w:rPr>
-      </w:pPr>
-      <w:r>
-        <w:rPr>
-          <w:lang w:eastAsia="bg-BG"/>
-        </w:rPr>
-        <w:lastRenderedPageBreak/>
-        <w:t>Ограничен (limited broadcast) – 255.255.255.255, достига до всички устройства в локалната мрежа.</w:t>
-      </w:r>
-    </w:p>
-    <w:p>
-      <w:pPr>
-        <w:ind w:firstLine="0"/>
-        <w:rPr>
-          <w:lang w:eastAsia="bg-BG"/>
-        </w:rPr>
-      </w:pPr>
-      <w:r>
-        <w:rPr>
-          <w:lang w:eastAsia="bg-BG"/>
-        </w:rPr>
-        <w:t>Насочен (directed broadcast) – например 192.168.1.255, изп</w:t>
-      </w:r>
-      <w:r>
-        <w:rPr>
-          <w:lang w:eastAsia="bg-BG"/>
-        </w:rPr>
-        <w:t>олзва се за конкретна подмрежа.</w:t>
-      </w:r>
-      <w:r>
-        <w:rPr>
-          <w:lang w:eastAsia="bg-BG"/>
-        </w:rPr>
-        <w:t>За успешната работа на WoL сървъра е важно да се използва правилният тип broadcast, за да може пакетът да достигне целевите устройства.</w:t>
-      </w:r>
-    </w:p>
-    <w:p>
-      <w:pPr>
-        <w:ind w:firstLine="0"/>
-        <w:rPr>
-          <w:lang w:eastAsia="bg-BG"/>
-        </w:rPr>
-      </w:pPr>
-    </w:p>
-    <w:p>
-      <w:pPr>
-        <w:pStyle w:val="Heading3"/>
-        <w:rPr>
-          <w:rFonts w:ascii="Times New Roman" w:hAnsi="Times New Roman" w:cs="Times New Roman"/>
-        </w:rPr>
-      </w:pPr>
-      <w:r>
-        <w:rPr>
-          <w:rFonts w:ascii="Times New Roman" w:hAnsi="Times New Roman" w:cs="Times New Roman"/>
-        </w:rPr>
-        <w:t xml:space="preserve"> </w:t>
-      </w:r>
-      <w:bookmarkStart w:id="15" w:name="_Toc226013941"/>
-      <w:r>
-        <w:rPr>
-          <w:rFonts w:ascii="Times New Roman" w:hAnsi="Times New Roman" w:cs="Times New Roman"/>
-        </w:rPr>
-        <w:t>Капсулиране на данни</w:t>
-      </w:r>
-      <w:bookmarkEnd w:id="15"/>
     </w:p>
     <w:p>
       <w:pPr>
@@ -4634,7 +4655,7 @@
         </w:numPr>
         <w:ind w:left="430"/>
       </w:pPr>
-      <w:bookmarkStart w:id="16" w:name="_Toc226013942"/>
+      <w:bookmarkStart w:id="15" w:name="_Toc226013942"/>
       <w:r>
         <w:t>3</w:t>
       </w:r>
@@ -4656,7 +4677,7 @@
         </w:rPr>
         <w:t>мпютърни мрежи</w:t>
       </w:r>
-      <w:bookmarkEnd w:id="16"/>
+      <w:bookmarkEnd w:id="15"/>
       <w:r>
         <w:t xml:space="preserve"> </w:t>
       </w:r>
@@ -4708,7 +4729,7 @@
           <w:rFonts w:ascii="Times New Roman" w:hAnsi="Times New Roman" w:cs="Times New Roman"/>
         </w:rPr>
       </w:pPr>
-      <w:bookmarkStart w:id="17" w:name="_Toc226013943"/>
+      <w:bookmarkStart w:id="16" w:name="_Toc226013943"/>
       <w:r>
         <w:rPr>
           <w:rFonts w:ascii="Times New Roman" w:hAnsi="Times New Roman" w:cs="Times New Roman"/>
@@ -4721,7 +4742,7 @@
         </w:rPr>
         <w:t>Видове компютърни мрежи</w:t>
       </w:r>
-      <w:bookmarkEnd w:id="17"/>
+      <w:bookmarkEnd w:id="16"/>
     </w:p>
     <w:p>
       <w:pPr>
@@ -4742,7 +4763,14 @@
         <w:rPr>
           <w:lang w:eastAsia="bg-BG"/>
         </w:rPr>
-        <w:t>В зависимост от географския обхват компютърните мрежи се разделят на локални (LAN), градски (MAN) и глобални (WAN). Локалната мрежа (Local Area Network) обхваща малка територия – например компютърна зала, училище, офис сграда или дом. Тя се характеризира с висока скорост на предаване на данни, ниска латентност и сравнително проста архитектура. В локалните мрежи обикновено се използват Ethernet технологии и кабелна инфраструктура от тип UTP или оптични връзки.Градските мрежи (Metropolitan Area Network) свързват множество локални мрежи в рамките на един град или индустриална зона. Те използват високоскоростни комуникационни линии, често базирани на оптични технологии.Глобалните мрежи (Wide Area Network) покриват големи географски територии и свързват различни градове, държави или континенти. Най-големият пример за глобална мрежа е интернет. WAN мрежите използват сложни механизми за маршрутизация и различни комуникационни технологии.Настоящият проект за Wake-on-LAN сървър функционира основно в рамките на локална мрежа, тъй като технологията разчита на broadcast механизъм в една подмрежа.Топология на мрежите.Топологията определя начина, по който устройствата в мрежата са свързани физически и логически. Тя влияе върху надеждността, производителността и мащабируемостта на мрежата.В съвременните LAN среди най-разпространена е звездната топология. При нея всички устройства са свързани към централен мрежов компонент – най-често суич. Тази структура улеснява управлението и локализирането на проблеми, тъй като повреда в един кабел засяга само конкретното устройство.Шинната топология използва общ комуникационен канал, към който са свързани всички устройства. Този модел е бил широко използван в ранните версии на Ethernet, но днес почти не се среща поради ниската надеждност.Пръстеновидната топология свързва устройствата в затворен кръг, като данните преминават последователно през всяко устройство. Мрежовата (mesh) топология осигурява множество връзки между устройствата и предлага висока отказоустойчивост, но изисква по-сложна инфраструктура.Изборът на топология влияе пряко върху начина, по който broadcast пакетите, използвани при Wake-on-LAN, се разпространяват в мрежата.</w:t>
+        <w:t xml:space="preserve">В зависимост от географския обхват компютърните мрежи се разделят на локални (LAN), градски (MAN) и глобални (WAN). Локалната мрежа (Local Area Network) обхваща малка територия – например компютърна зала, училище, офис сграда или дом. Тя се характеризира с висока скорост на предаване на данни, ниска латентност и </w:t>
+      </w:r>
+      <w:r>
+        <w:rPr>
+          <w:lang w:eastAsia="bg-BG"/>
+        </w:rPr>
+        <w:lastRenderedPageBreak/>
+        <w:t>сравнително проста архитектура. В локалните мрежи обикновено се използват Ethernet технологии и кабелна инфраструктура от тип UTP или оптични връзки.Градските мрежи (Metropolitan Area Network) свързват множество локални мрежи в рамките на един град или индустриална зона. Те използват високоскоростни комуникационни линии, често базирани на оптични технологии.Глобалните мрежи (Wide Area Network) покриват големи географски територии и свързват различни градове, държави или континенти. Най-големият пример за глобална мрежа е интернет. WAN мрежите използват сложни механизми за маршрутизация и различни комуникационни технологии.Настоящият проект за Wake-on-LAN сървър функционира основно в рамките на локална мрежа, тъй като технологията разчита на broadcast механизъм в една подмрежа.Топология на мрежите.Топологията определя начина, по който устройствата в мрежата са свързани физически и логически. Тя влияе върху надеждността, производителността и мащабируемостта на мрежата.В съвременните LAN среди най-разпространена е звездната топология. При нея всички устройства са свързани към централен мрежов компонент – най-често суич. Тази структура улеснява управлението и локализирането на проблеми, тъй като повреда в един кабел засяга само конкретното устройство.Шинната топология използва общ комуникационен канал, към който са свързани всички устройства. Този модел е бил широко използван в ранните версии на Ethernet, но днес почти не се среща поради ниската надеждност.Пръстеновидната топология свързва устройствата в затворен кръг, като данните преминават последователно през всяко устройство. Мрежовата (mesh) топология осигурява множество връзки между устройствата и предлага висока отказоустойчивост, но изисква по-сложна инфраструктура.Изборът на топология влияе пряко върху начина, по който broadcast пакетите, използвани при Wake-on-LAN, се разпространяват в мрежата.</w:t>
       </w:r>
     </w:p>
     <w:p>
@@ -4765,7 +4793,7 @@
           <w:rFonts w:ascii="Times New Roman" w:hAnsi="Times New Roman" w:cs="Times New Roman"/>
         </w:rPr>
       </w:pPr>
-      <w:bookmarkStart w:id="18" w:name="_Toc226013944"/>
+      <w:bookmarkStart w:id="17" w:name="_Toc226013944"/>
       <w:r>
         <w:rPr>
           <w:rFonts w:ascii="Times New Roman" w:hAnsi="Times New Roman" w:cs="Times New Roman"/>
@@ -4778,7 +4806,7 @@
         </w:rPr>
         <w:t>Основни мрежови устройства</w:t>
       </w:r>
-      <w:bookmarkEnd w:id="18"/>
+      <w:bookmarkEnd w:id="17"/>
     </w:p>
     <w:p>
       <w:pPr>
@@ -4799,7 +4827,14 @@
         <w:rPr>
           <w:lang w:eastAsia="bg-BG"/>
         </w:rPr>
-        <w:t>Функционирането на компютърната мрежа зависи от различни хардуерни компоненти. Суичът е основното устройство в локалната мрежа. Той свързва множество устройства и препраща данните въз основа на MAC адресите им. Суичът поддържа таблица с MAC адреси и насочва трафика само към съответния порт, което намалява излишния мрежов трафик.Рутерът свързва различни мрежи и извършва маршрутизация на пакети въз основа на IP адреси. Той анализира мрежовата част на IP адреса и определя най-подходящия маршрут за достигане до крайната дестинация. Освен това рутерът може да изпълнява функции като DHCP сървър, NAT превод и защитна стена.Мрежовата карта (NIC – Network Interface Card) осигурява физическата връзка на компютъра към мрежата. Тя съдържа уникален MAC адрес и управлява комуникацията на ниско ниво. При Wake-on-LAN мрежовата карта играе ключова роля, тъй като остава частично активна дори когато компютърът е изключен, стига захранването да не е прекъснато.</w:t>
+        <w:t xml:space="preserve">Функционирането на компютърната мрежа зависи от различни хардуерни компоненти. Суичът е основното устройство в локалната мрежа. Той свързва множество устройства и препраща данните въз основа на MAC адресите им. Суичът поддържа таблица с MAC адреси и насочва трафика само към съответния порт, което намалява излишния мрежов </w:t>
+      </w:r>
+      <w:r>
+        <w:rPr>
+          <w:lang w:eastAsia="bg-BG"/>
+        </w:rPr>
+        <w:lastRenderedPageBreak/>
+        <w:t>трафик.Рутерът свързва различни мрежи и извършва маршрутизация на пакети въз основа на IP адреси. Той анализира мрежовата част на IP адреса и определя най-подходящия маршрут за достигане до крайната дестинация. Освен това рутерът може да изпълнява функции като DHCP сървър, NAT превод и защитна стена.Мрежовата карта (NIC – Network Interface Card) осигурява физическата връзка на компютъра към мрежата. Тя съдържа уникален MAC адрес и управлява комуникацията на ниско ниво. При Wake-on-LAN мрежовата карта играе ключова роля, тъй като остава частично активна дори когато компютърът е изключен, стига захранването да не е прекъснато.</w:t>
       </w:r>
     </w:p>
     <w:p>
@@ -4822,7 +4857,7 @@
           <w:rFonts w:ascii="Times New Roman" w:hAnsi="Times New Roman" w:cs="Times New Roman"/>
         </w:rPr>
       </w:pPr>
-      <w:bookmarkStart w:id="19" w:name="_Toc226013945"/>
+      <w:bookmarkStart w:id="18" w:name="_Toc226013945"/>
       <w:r>
         <w:rPr>
           <w:rFonts w:ascii="Times New Roman" w:hAnsi="Times New Roman" w:cs="Times New Roman"/>
@@ -4835,7 +4870,7 @@
         </w:rPr>
         <w:t>MAC и IP адресиране</w:t>
       </w:r>
-      <w:bookmarkEnd w:id="19"/>
+      <w:bookmarkEnd w:id="18"/>
     </w:p>
     <w:p>
       <w:pPr>
@@ -4871,12 +4906,11 @@
           <w:rFonts w:ascii="Times New Roman" w:hAnsi="Times New Roman" w:cs="Times New Roman"/>
         </w:rPr>
       </w:pPr>
-      <w:bookmarkStart w:id="20" w:name="_Toc226013946"/>
+      <w:bookmarkStart w:id="19" w:name="_Toc226013946"/>
       <w:r>
         <w:rPr>
           <w:rFonts w:ascii="Times New Roman" w:hAnsi="Times New Roman" w:cs="Times New Roman"/>
         </w:rPr>
-        <w:lastRenderedPageBreak/>
         <w:t>3.5</w:t>
       </w:r>
       <w:r>
@@ -4885,7 +4919,7 @@
         </w:rPr>
         <w:t>Broadcast комуникация</w:t>
       </w:r>
-      <w:bookmarkEnd w:id="20"/>
+      <w:bookmarkEnd w:id="19"/>
     </w:p>
     <w:p>
       <w:pPr>
@@ -4921,11 +4955,12 @@
           <w:rFonts w:ascii="Times New Roman" w:hAnsi="Times New Roman" w:cs="Times New Roman"/>
         </w:rPr>
       </w:pPr>
-      <w:bookmarkStart w:id="21" w:name="_Toc226013947"/>
+      <w:bookmarkStart w:id="20" w:name="_Toc226013947"/>
       <w:r>
         <w:rPr>
           <w:rFonts w:ascii="Times New Roman" w:hAnsi="Times New Roman" w:cs="Times New Roman"/>
         </w:rPr>
+        <w:lastRenderedPageBreak/>
         <w:t>3.6</w:t>
       </w:r>
       <w:r>
@@ -4934,7 +4969,7 @@
         </w:rPr>
         <w:t>Портове и комуникационни протоколи</w:t>
       </w:r>
-      <w:bookmarkEnd w:id="21"/>
+      <w:bookmarkEnd w:id="20"/>
       <w:r>
         <w:rPr>
           <w:rFonts w:ascii="Times New Roman" w:hAnsi="Times New Roman" w:cs="Times New Roman"/>
@@ -4968,7 +5003,7 @@
           <w:rFonts w:ascii="Times New Roman" w:hAnsi="Times New Roman" w:cs="Times New Roman"/>
         </w:rPr>
       </w:pPr>
-      <w:bookmarkStart w:id="22" w:name="_Toc226013948"/>
+      <w:bookmarkStart w:id="21" w:name="_Toc226013948"/>
       <w:r>
         <w:rPr>
           <w:rFonts w:ascii="Times New Roman" w:hAnsi="Times New Roman" w:cs="Times New Roman"/>
@@ -4981,7 +5016,7 @@
         </w:rPr>
         <w:t>Технология Wake-on-LAN (WoL)</w:t>
       </w:r>
-      <w:bookmarkEnd w:id="22"/>
+      <w:bookmarkEnd w:id="21"/>
     </w:p>
     <w:p>
       <w:pPr>
@@ -5101,12 +5136,11 @@
           <w:rFonts w:ascii="Times New Roman" w:hAnsi="Times New Roman" w:cs="Times New Roman"/>
         </w:rPr>
       </w:pPr>
-      <w:bookmarkStart w:id="23" w:name="_Toc226013949"/>
+      <w:bookmarkStart w:id="22" w:name="_Toc226013949"/>
       <w:r>
         <w:rPr>
           <w:rFonts w:ascii="Times New Roman" w:hAnsi="Times New Roman" w:cs="Times New Roman"/>
         </w:rPr>
-        <w:lastRenderedPageBreak/>
         <w:t>4.2</w:t>
       </w:r>
       <w:r>
@@ -5115,7 +5149,7 @@
         </w:rPr>
         <w:t>История и предназначение на WoL</w:t>
       </w:r>
-      <w:bookmarkEnd w:id="23"/>
+      <w:bookmarkEnd w:id="22"/>
     </w:p>
     <w:p>
       <w:pPr>
@@ -5186,6 +5220,7 @@
           <w:rFonts w:eastAsia="Times New Roman"/>
           <w:lang w:eastAsia="bg-BG"/>
         </w:rPr>
+        <w:lastRenderedPageBreak/>
         <w:t>Основното предназначение на Wake-on-LAN е:</w:t>
       </w:r>
     </w:p>
@@ -5305,7 +5340,7 @@
           <w:rFonts w:ascii="Times New Roman" w:hAnsi="Times New Roman" w:cs="Times New Roman"/>
         </w:rPr>
       </w:pPr>
-      <w:bookmarkStart w:id="24" w:name="_Toc226013950"/>
+      <w:bookmarkStart w:id="23" w:name="_Toc226013950"/>
       <w:r>
         <w:rPr>
           <w:rFonts w:ascii="Times New Roman" w:hAnsi="Times New Roman" w:cs="Times New Roman"/>
@@ -5318,7 +5353,7 @@
         </w:rPr>
         <w:t xml:space="preserve"> Принцип на работа на Wake-on-LAN</w:t>
       </w:r>
-      <w:bookmarkEnd w:id="24"/>
+      <w:bookmarkEnd w:id="23"/>
     </w:p>
     <w:p>
       <w:pPr>
@@ -5524,9 +5559,8 @@
         </w:numPr>
         <w:ind w:left="574"/>
       </w:pPr>
-      <w:bookmarkStart w:id="25" w:name="_Toc226013951"/>
-      <w:r>
-        <w:lastRenderedPageBreak/>
+      <w:bookmarkStart w:id="24" w:name="_Toc226013951"/>
+      <w:r>
         <w:t>4</w:t>
       </w:r>
       <w:r>
@@ -5541,7 +5575,7 @@
         </w:rPr>
         <w:t>Структура на „Magic Packet“</w:t>
       </w:r>
-      <w:bookmarkEnd w:id="25"/>
+      <w:bookmarkEnd w:id="24"/>
     </w:p>
     <w:p>
       <w:pPr>
@@ -5693,6 +5727,7 @@
           <w:rFonts w:eastAsia="Times New Roman"/>
           <w:lang w:eastAsia="bg-BG"/>
         </w:rPr>
+        <w:lastRenderedPageBreak/>
         <w:t>FF FF FF FF FF FF</w:t>
       </w:r>
     </w:p>
@@ -5767,7 +5802,7 @@
           <w:rFonts w:ascii="Times New Roman" w:hAnsi="Times New Roman" w:cs="Times New Roman"/>
         </w:rPr>
       </w:pPr>
-      <w:bookmarkStart w:id="26" w:name="_Toc226013952"/>
+      <w:bookmarkStart w:id="25" w:name="_Toc226013952"/>
       <w:r>
         <w:rPr>
           <w:rFonts w:ascii="Times New Roman" w:hAnsi="Times New Roman" w:cs="Times New Roman"/>
@@ -5780,7 +5815,7 @@
         </w:rPr>
         <w:t xml:space="preserve"> UDP broadcast механизъм</w:t>
       </w:r>
-      <w:bookmarkEnd w:id="26"/>
+      <w:bookmarkEnd w:id="25"/>
     </w:p>
     <w:p>
       <w:pPr>
@@ -5915,7 +5950,7 @@
           <w:rFonts w:ascii="Times New Roman" w:hAnsi="Times New Roman" w:cs="Times New Roman"/>
         </w:rPr>
       </w:pPr>
-      <w:bookmarkStart w:id="27" w:name="_Toc226013953"/>
+      <w:bookmarkStart w:id="26" w:name="_Toc226013953"/>
       <w:r>
         <w:rPr>
           <w:rFonts w:ascii="Times New Roman" w:hAnsi="Times New Roman" w:cs="Times New Roman"/>
@@ -5934,7 +5969,7 @@
         </w:rPr>
         <w:t>Изисквания към хардуера (BIOS/UEFI, мрежова карта)</w:t>
       </w:r>
-      <w:bookmarkEnd w:id="27"/>
+      <w:bookmarkEnd w:id="26"/>
     </w:p>
     <w:p>
       <w:pPr>
@@ -5989,7 +6024,6 @@
           <w:bCs/>
           <w:lang w:eastAsia="bg-BG"/>
         </w:rPr>
-        <w:lastRenderedPageBreak/>
         <w:t>Поддръжка от дънната платка</w:t>
       </w:r>
       <w:r>
@@ -6100,11 +6134,12 @@
           <w:rFonts w:ascii="Times New Roman" w:hAnsi="Times New Roman" w:cs="Times New Roman"/>
         </w:rPr>
       </w:pPr>
-      <w:bookmarkStart w:id="28" w:name="_Toc226013954"/>
+      <w:bookmarkStart w:id="27" w:name="_Toc226013954"/>
       <w:r>
         <w:rPr>
           <w:rFonts w:ascii="Times New Roman" w:hAnsi="Times New Roman" w:cs="Times New Roman"/>
         </w:rPr>
+        <w:lastRenderedPageBreak/>
         <w:t>4.7</w:t>
       </w:r>
       <w:r>
@@ -6113,7 +6148,7 @@
         </w:rPr>
         <w:t xml:space="preserve"> Конфигуриране на WoL в операционни системи</w:t>
       </w:r>
-      <w:bookmarkEnd w:id="28"/>
+      <w:bookmarkEnd w:id="27"/>
     </w:p>
     <w:p>
       <w:pPr>
@@ -6362,7 +6397,7 @@
           <w:rFonts w:ascii="Times New Roman" w:hAnsi="Times New Roman" w:cs="Times New Roman"/>
         </w:rPr>
       </w:pPr>
-      <w:bookmarkStart w:id="29" w:name="_Toc226013955"/>
+      <w:bookmarkStart w:id="28" w:name="_Toc226013955"/>
       <w:r>
         <w:rPr>
           <w:rFonts w:ascii="Times New Roman" w:hAnsi="Times New Roman" w:cs="Times New Roman"/>
@@ -6375,7 +6410,7 @@
         </w:rPr>
         <w:t xml:space="preserve"> Ограничения и особености при различни мрежови конфигурации</w:t>
       </w:r>
-      <w:bookmarkEnd w:id="29"/>
+      <w:bookmarkEnd w:id="28"/>
     </w:p>
     <w:p>
       <w:pPr>
@@ -6443,17 +6478,7 @@
           <w:bCs/>
           <w:lang w:eastAsia="bg-BG"/>
         </w:rPr>
-        <w:t>Wake-on-</w:t>
-      </w:r>
-      <w:r>
-        <w:rPr>
-          <w:rFonts w:eastAsia="Times New Roman"/>
-          <w:b/>
-          <w:bCs/>
-          <w:lang w:eastAsia="bg-BG"/>
-        </w:rPr>
-        <w:lastRenderedPageBreak/>
-        <w:t>WAN</w:t>
+        <w:t>Wake-on-WAN</w:t>
       </w:r>
       <w:r>
         <w:rPr>
@@ -6475,7 +6500,7 @@
           <w:rFonts w:ascii="Times New Roman" w:eastAsia="Times New Roman" w:hAnsi="Times New Roman" w:cs="Times New Roman"/>
         </w:rPr>
       </w:pPr>
-      <w:bookmarkStart w:id="30" w:name="_Toc226013956"/>
+      <w:bookmarkStart w:id="29" w:name="_Toc226013956"/>
       <w:r>
         <w:rPr>
           <w:rFonts w:ascii="Times New Roman" w:eastAsia="Times New Roman" w:hAnsi="Times New Roman" w:cs="Times New Roman"/>
@@ -6488,7 +6513,7 @@
         </w:rPr>
         <w:t xml:space="preserve"> Уеб базирани системи</w:t>
       </w:r>
-      <w:bookmarkEnd w:id="30"/>
+      <w:bookmarkEnd w:id="29"/>
     </w:p>
     <w:p>
       <w:pPr>
@@ -6523,6 +6548,7 @@
           <w:rFonts w:eastAsia="Times New Roman"/>
           <w:lang w:eastAsia="bg-BG"/>
         </w:rPr>
+        <w:lastRenderedPageBreak/>
         <w:t>Основното предимство на уеб базираните системи е тяхната достъпност, мащабируемост и възможността за централизирано управление. Данните и логиката на приложението обикновено се съхраняват на сървър, което позволява лесна поддръжка, обновяване и защита. Такива системи се използват в електронната търговия, образованието, социалните мрежи, онлайн банкирането и управлението на бизнес процеси.</w:t>
       </w:r>
     </w:p>
@@ -6576,7 +6602,7 @@
           <w:rFonts w:ascii="Times New Roman" w:hAnsi="Times New Roman" w:cs="Times New Roman"/>
         </w:rPr>
       </w:pPr>
-      <w:bookmarkStart w:id="31" w:name="_Toc226013957"/>
+      <w:bookmarkStart w:id="30" w:name="_Toc226013957"/>
       <w:r>
         <w:rPr>
           <w:rFonts w:ascii="Times New Roman" w:hAnsi="Times New Roman" w:cs="Times New Roman"/>
@@ -6589,7 +6615,7 @@
         </w:rPr>
         <w:t xml:space="preserve"> Клиент-сървър архитектура</w:t>
       </w:r>
-      <w:bookmarkEnd w:id="31"/>
+      <w:bookmarkEnd w:id="30"/>
     </w:p>
     <w:p>
       <w:pPr>
@@ -6819,7 +6845,6 @@
           <w:rFonts w:eastAsia="Times New Roman"/>
           <w:lang w:eastAsia="bg-BG"/>
         </w:rPr>
-        <w:lastRenderedPageBreak/>
         <w:t>по-добра сигурност на информацията</w:t>
       </w:r>
     </w:p>
@@ -6976,11 +7001,12 @@
           <w:rFonts w:ascii="Times New Roman" w:hAnsi="Times New Roman" w:cs="Times New Roman"/>
         </w:rPr>
       </w:pPr>
-      <w:bookmarkStart w:id="32" w:name="_Toc226013958"/>
+      <w:bookmarkStart w:id="31" w:name="_Toc226013958"/>
       <w:r>
         <w:rPr>
           <w:rFonts w:ascii="Times New Roman" w:hAnsi="Times New Roman" w:cs="Times New Roman"/>
         </w:rPr>
+        <w:lastRenderedPageBreak/>
         <w:t>5.3</w:t>
       </w:r>
       <w:r>
@@ -6989,7 +7015,7 @@
         </w:rPr>
         <w:t xml:space="preserve"> HTTP протокол – основи</w:t>
       </w:r>
-      <w:bookmarkEnd w:id="32"/>
+      <w:bookmarkEnd w:id="31"/>
     </w:p>
     <w:p>
       <w:pPr>
@@ -7447,12 +7473,11 @@
           <w:rFonts w:ascii="Times New Roman" w:hAnsi="Times New Roman" w:cs="Times New Roman"/>
         </w:rPr>
       </w:pPr>
-      <w:bookmarkStart w:id="33" w:name="_Toc226013959"/>
+      <w:bookmarkStart w:id="32" w:name="_Toc226013959"/>
       <w:r>
         <w:rPr>
           <w:rFonts w:ascii="Times New Roman" w:hAnsi="Times New Roman" w:cs="Times New Roman"/>
         </w:rPr>
-        <w:lastRenderedPageBreak/>
         <w:t>5.4</w:t>
       </w:r>
       <w:r>
@@ -7461,7 +7486,7 @@
         </w:rPr>
         <w:t xml:space="preserve">  REST принципи</w:t>
       </w:r>
-      <w:bookmarkEnd w:id="33"/>
+      <w:bookmarkEnd w:id="32"/>
     </w:p>
     <w:p>
       <w:pPr>
@@ -7562,6 +7587,7 @@
           <w:bCs/>
           <w:lang w:eastAsia="bg-BG"/>
         </w:rPr>
+        <w:lastRenderedPageBreak/>
         <w:t>2. Stateless комуникация</w:t>
       </w:r>
       <w:r>
@@ -7817,7 +7843,7 @@
           <w:rFonts w:ascii="Times New Roman" w:hAnsi="Times New Roman" w:cs="Times New Roman"/>
         </w:rPr>
       </w:pPr>
-      <w:bookmarkStart w:id="34" w:name="_Toc226013960"/>
+      <w:bookmarkStart w:id="33" w:name="_Toc226013960"/>
       <w:r>
         <w:rPr>
           <w:rFonts w:ascii="Times New Roman" w:hAnsi="Times New Roman" w:cs="Times New Roman"/>
@@ -7830,7 +7856,7 @@
         </w:rPr>
         <w:t xml:space="preserve"> Backend и frontend компоненти</w:t>
       </w:r>
-      <w:bookmarkEnd w:id="34"/>
+      <w:bookmarkEnd w:id="33"/>
     </w:p>
     <w:p>
       <w:pPr>
@@ -7958,7 +7984,6 @@
           <w:rFonts w:eastAsia="Times New Roman"/>
           <w:lang w:eastAsia="bg-BG"/>
         </w:rPr>
-        <w:lastRenderedPageBreak/>
         <w:t>HTML – структура на страницата</w:t>
       </w:r>
     </w:p>
@@ -8053,6 +8078,7 @@
         </w:rPr>
       </w:pPr>
       <w:r>
+        <w:lastRenderedPageBreak/>
         <w:t>5.5.2</w:t>
       </w:r>
       <w:r>
@@ -8356,7 +8382,7 @@
           <w:lang w:eastAsia="bg-BG"/>
         </w:rPr>
       </w:pPr>
-      <w:bookmarkStart w:id="35" w:name="_Toc226013961"/>
+      <w:bookmarkStart w:id="34" w:name="_Toc226013961"/>
       <w:r>
         <w:rPr>
           <w:rFonts w:ascii="Times New Roman" w:eastAsia="Times New Roman" w:hAnsi="Times New Roman" w:cs="Times New Roman"/>
@@ -8371,7 +8397,7 @@
         </w:rPr>
         <w:t xml:space="preserve">  Работа с база данни</w:t>
       </w:r>
-      <w:bookmarkEnd w:id="35"/>
+      <w:bookmarkEnd w:id="34"/>
     </w:p>
     <w:p>
       <w:pPr>
@@ -8524,7 +8550,6 @@
           <w:rFonts w:eastAsia="Times New Roman"/>
           <w:lang w:eastAsia="bg-BG"/>
         </w:rPr>
-        <w:lastRenderedPageBreak/>
         <w:t>Работата с релационни бази данни обикновено се извършва чрез езика SQL, който позволява:</w:t>
       </w:r>
     </w:p>
@@ -8648,6 +8673,7 @@
           <w:rFonts w:eastAsia="Times New Roman"/>
           <w:lang w:eastAsia="bg-BG"/>
         </w:rPr>
+        <w:lastRenderedPageBreak/>
         <w:t xml:space="preserve">В някои съвременни приложения се използват и </w:t>
       </w:r>
       <w:r>
@@ -8698,7 +8724,7 @@
           <w:lang w:eastAsia="bg-BG"/>
         </w:rPr>
       </w:pPr>
-      <w:bookmarkStart w:id="36" w:name="_Toc226013962"/>
+      <w:bookmarkStart w:id="35" w:name="_Toc226013962"/>
       <w:r>
         <w:rPr>
           <w:rFonts w:ascii="Times New Roman" w:eastAsia="Times New Roman" w:hAnsi="Times New Roman" w:cs="Times New Roman"/>
@@ -8713,7 +8739,7 @@
         </w:rPr>
         <w:t xml:space="preserve"> Архитектура на разработваната система</w:t>
       </w:r>
-      <w:bookmarkEnd w:id="36"/>
+      <w:bookmarkEnd w:id="35"/>
     </w:p>
     <w:p>
       <w:pPr>
@@ -8954,13 +8980,12 @@
           <w:lang w:eastAsia="bg-BG"/>
         </w:rPr>
       </w:pPr>
-      <w:bookmarkStart w:id="37" w:name="_Toc226013963"/>
-      <w:r>
-        <w:rPr>
-          <w:rFonts w:eastAsia="Times New Roman"/>
-          <w:lang w:eastAsia="bg-BG"/>
-        </w:rPr>
-        <w:lastRenderedPageBreak/>
+      <w:bookmarkStart w:id="36" w:name="_Toc226013963"/>
+      <w:r>
+        <w:rPr>
+          <w:rFonts w:eastAsia="Times New Roman"/>
+          <w:lang w:eastAsia="bg-BG"/>
+        </w:rPr>
         <w:t>7</w:t>
       </w:r>
       <w:r>
@@ -8977,7 +9002,7 @@
         </w:rPr>
         <w:t xml:space="preserve"> Обща архитектура на WoL сървъра</w:t>
       </w:r>
-      <w:bookmarkEnd w:id="37"/>
+      <w:bookmarkEnd w:id="36"/>
     </w:p>
     <w:p>
       <w:pPr>
@@ -9053,6 +9078,7 @@
           <w:bCs/>
           <w:lang w:eastAsia="bg-BG"/>
         </w:rPr>
+        <w:lastRenderedPageBreak/>
         <w:t>Уеб клиент (браузър)</w:t>
       </w:r>
       <w:r>
@@ -9239,7 +9265,7 @@
           <w:lang w:eastAsia="bg-BG"/>
         </w:rPr>
       </w:pPr>
-      <w:bookmarkStart w:id="38" w:name="_Toc226013964"/>
+      <w:bookmarkStart w:id="37" w:name="_Toc226013964"/>
       <w:r>
         <w:rPr>
           <w:rFonts w:ascii="Times New Roman" w:eastAsia="Times New Roman" w:hAnsi="Times New Roman" w:cs="Times New Roman"/>
@@ -9254,7 +9280,7 @@
         </w:rPr>
         <w:t>Основни модули на системата</w:t>
       </w:r>
-      <w:bookmarkEnd w:id="38"/>
+      <w:bookmarkEnd w:id="37"/>
     </w:p>
     <w:p>
       <w:pPr>
@@ -9286,7 +9312,7 @@
           <w:rFonts w:ascii="Times New Roman" w:hAnsi="Times New Roman" w:cs="Times New Roman"/>
         </w:rPr>
       </w:pPr>
-      <w:bookmarkStart w:id="39" w:name="_Toc226013965"/>
+      <w:bookmarkStart w:id="38" w:name="_Toc226013965"/>
       <w:r>
         <w:rPr>
           <w:rFonts w:ascii="Times New Roman" w:hAnsi="Times New Roman" w:cs="Times New Roman"/>
@@ -9299,7 +9325,7 @@
         </w:rPr>
         <w:t>Уеб интерфейс</w:t>
       </w:r>
-      <w:bookmarkEnd w:id="39"/>
+      <w:bookmarkEnd w:id="38"/>
     </w:p>
     <w:p>
       <w:pPr>
@@ -9439,7 +9465,6 @@
           <w:rFonts w:eastAsia="Times New Roman"/>
           <w:lang w:eastAsia="bg-BG"/>
         </w:rPr>
-        <w:lastRenderedPageBreak/>
         <w:t>визуализиране на статус или съобщения за грешки</w:t>
       </w:r>
     </w:p>
@@ -9511,11 +9536,12 @@
           <w:rFonts w:ascii="Times New Roman" w:hAnsi="Times New Roman" w:cs="Times New Roman"/>
         </w:rPr>
       </w:pPr>
-      <w:bookmarkStart w:id="40" w:name="_Toc226013966"/>
+      <w:bookmarkStart w:id="39" w:name="_Toc226013966"/>
       <w:r>
         <w:rPr>
           <w:rFonts w:ascii="Times New Roman" w:hAnsi="Times New Roman" w:cs="Times New Roman"/>
         </w:rPr>
+        <w:lastRenderedPageBreak/>
         <w:t xml:space="preserve">8.2 </w:t>
       </w:r>
       <w:r>
@@ -9530,7 +9556,7 @@
         </w:rPr>
         <w:t>устройства</w:t>
       </w:r>
-      <w:bookmarkEnd w:id="40"/>
+      <w:bookmarkEnd w:id="39"/>
     </w:p>
     <w:p>
       <w:pPr>
@@ -9945,7 +9971,6 @@
           <w:rFonts w:eastAsia="Times New Roman"/>
           <w:lang w:eastAsia="bg-BG"/>
         </w:rPr>
-        <w:lastRenderedPageBreak/>
         <w:t>Когато мрежовата карта на компютъра получи такъв пакет, тя разпознава своя MAC адрес и активира процеса на стартиране на системата.</w:t>
       </w:r>
     </w:p>
@@ -9999,11 +10024,12 @@
           <w:rFonts w:ascii="Times New Roman" w:hAnsi="Times New Roman" w:cs="Times New Roman"/>
         </w:rPr>
       </w:pPr>
-      <w:bookmarkStart w:id="41" w:name="_Toc226013967"/>
+      <w:bookmarkStart w:id="40" w:name="_Toc226013967"/>
       <w:r>
         <w:rPr>
           <w:rFonts w:ascii="Times New Roman" w:hAnsi="Times New Roman" w:cs="Times New Roman"/>
         </w:rPr>
+        <w:lastRenderedPageBreak/>
         <w:t>8.4</w:t>
       </w:r>
       <w:r>
@@ -10012,7 +10038,7 @@
         </w:rPr>
         <w:t>Мрежов модул за изпращане на UDP broadcast</w:t>
       </w:r>
-      <w:bookmarkEnd w:id="41"/>
+      <w:bookmarkEnd w:id="40"/>
     </w:p>
     <w:p>
       <w:pPr>
@@ -10267,7 +10293,7 @@
           <w:rFonts w:ascii="Times New Roman" w:eastAsia="Times New Roman" w:hAnsi="Times New Roman" w:cs="Times New Roman"/>
         </w:rPr>
       </w:pPr>
-      <w:bookmarkStart w:id="42" w:name="_Toc226013968"/>
+      <w:bookmarkStart w:id="41" w:name="_Toc226013968"/>
       <w:r>
         <w:rPr>
           <w:rFonts w:ascii="Times New Roman" w:hAnsi="Times New Roman" w:cs="Times New Roman"/>
@@ -10280,7 +10306,7 @@
         </w:rPr>
         <w:t xml:space="preserve"> Диаграма на системната архитектура</w:t>
       </w:r>
-      <w:bookmarkEnd w:id="42"/>
+      <w:bookmarkEnd w:id="41"/>
     </w:p>
     <w:p>
       <w:pPr>
@@ -10453,7 +10479,6 @@
           <w:bCs/>
           <w:lang w:eastAsia="bg-BG"/>
         </w:rPr>
-        <w:lastRenderedPageBreak/>
         <w:t>Модул за генериране на Magic Packet</w:t>
       </w:r>
     </w:p>
@@ -10554,6 +10579,7 @@
           <w:rFonts w:eastAsia="Times New Roman"/>
           <w:lang w:eastAsia="bg-BG"/>
         </w:rPr>
+        <w:lastRenderedPageBreak/>
         <w:t>Тази архитектура осигурява ясно разделение между интерфейса и мрежовата логика на приложението.</w:t>
       </w:r>
     </w:p>
@@ -10833,7 +10859,7 @@
           <w:lang w:eastAsia="bg-BG"/>
         </w:rPr>
       </w:pPr>
-      <w:bookmarkStart w:id="43" w:name="_Toc226013969"/>
+      <w:bookmarkStart w:id="42" w:name="_Toc226013969"/>
       <w:r>
         <w:rPr>
           <w:rFonts w:eastAsia="Times New Roman"/>
@@ -10865,7 +10891,7 @@
         </w:rPr>
         <w:t>)</w:t>
       </w:r>
-      <w:bookmarkEnd w:id="43"/>
+      <w:bookmarkEnd w:id="42"/>
     </w:p>
     <w:p>
       <w:pPr>
@@ -11602,7 +11628,6 @@
           <w:bdr w:val="none" w:sz="0" w:space="0" w:color="auto" w:frame="1"/>
           <w:lang w:eastAsia="bg-BG"/>
         </w:rPr>
-        <w:lastRenderedPageBreak/>
         <w:t xml:space="preserve">    </w:t>
       </w:r>
       <w:r>
@@ -12283,6 +12308,7 @@
           <w:szCs w:val="27"/>
           <w:lang w:eastAsia="bg-BG"/>
         </w:rPr>
+        <w:lastRenderedPageBreak/>
         <w:t>11.Изгледи (</w:t>
       </w:r>
       <w:r>
@@ -15337,7 +15363,6 @@
           <w:bdr w:val="none" w:sz="0" w:space="0" w:color="auto" w:frame="1"/>
           <w:lang w:eastAsia="bg-BG"/>
         </w:rPr>
-        <w:lastRenderedPageBreak/>
         <w:t xml:space="preserve">    </w:t>
       </w:r>
     </w:p>
@@ -16037,7 +16062,7 @@
           <w:lang w:eastAsia="bg-BG"/>
         </w:rPr>
       </w:pPr>
-      <w:bookmarkStart w:id="44" w:name="_Toc226013970"/>
+      <w:bookmarkStart w:id="43" w:name="_Toc226013970"/>
       <w:r>
         <w:rPr>
           <w:rFonts w:eastAsia="Times New Roman"/>
@@ -16046,6 +16071,7 @@
           <w:szCs w:val="27"/>
           <w:lang w:eastAsia="bg-BG"/>
         </w:rPr>
+        <w:lastRenderedPageBreak/>
         <w:t>12.Маршрутизация (</w:t>
       </w:r>
       <w:r>
@@ -16069,7 +16095,7 @@
         </w:rPr>
         <w:t>)</w:t>
       </w:r>
-      <w:bookmarkEnd w:id="44"/>
+      <w:bookmarkEnd w:id="43"/>
     </w:p>
     <w:p>
       <w:pPr>
@@ -17419,7 +17445,7 @@
           <w:lang w:eastAsia="bg-BG"/>
         </w:rPr>
       </w:pPr>
-      <w:bookmarkStart w:id="45" w:name="_Toc226013971"/>
+      <w:bookmarkStart w:id="44" w:name="_Toc226013971"/>
       <w:r>
         <w:rPr>
           <w:rFonts w:eastAsia="Times New Roman"/>
@@ -17441,7 +17467,7 @@
         </w:rPr>
         <w:t>index.html</w:t>
       </w:r>
-      <w:bookmarkEnd w:id="45"/>
+      <w:bookmarkEnd w:id="44"/>
       <w:r>
         <w:rPr>
           <w:rFonts w:eastAsia="Times New Roman"/>
@@ -19197,7 +19223,6 @@
           <w:bdr w:val="none" w:sz="0" w:space="0" w:color="auto" w:frame="1"/>
           <w:lang w:eastAsia="bg-BG"/>
         </w:rPr>
-        <w:lastRenderedPageBreak/>
         <w:t xml:space="preserve">    </w:t>
       </w:r>
       <w:r>
@@ -20450,6 +20475,7 @@
           <w:bdr w:val="none" w:sz="0" w:space="0" w:color="auto" w:frame="1"/>
           <w:lang w:eastAsia="bg-BG"/>
         </w:rPr>
+        <w:lastRenderedPageBreak/>
         <w:t xml:space="preserve">            </w:t>
       </w:r>
       <w:r>
@@ -25153,7 +25179,6 @@
           <w:bdr w:val="none" w:sz="0" w:space="0" w:color="auto" w:frame="1"/>
           <w:lang w:eastAsia="bg-BG"/>
         </w:rPr>
-        <w:lastRenderedPageBreak/>
         <w:t xml:space="preserve">        </w:t>
       </w:r>
       <w:r>
@@ -26476,6 +26501,7 @@
           <w:bdr w:val="none" w:sz="0" w:space="0" w:color="auto" w:frame="1"/>
           <w:lang w:eastAsia="bg-BG"/>
         </w:rPr>
+        <w:lastRenderedPageBreak/>
         <w:t xml:space="preserve">                        </w:t>
       </w:r>
       <w:r>
@@ -31100,7 +31126,6 @@
           <w:bdr w:val="single" w:sz="2" w:space="0" w:color="E5E7EB" w:frame="1"/>
           <w:lang w:eastAsia="bg-BG"/>
         </w:rPr>
-        <w:lastRenderedPageBreak/>
         <w:t xml:space="preserve">                }</w:t>
       </w:r>
     </w:p>
@@ -31998,6 +32023,7 @@
           <w:bdr w:val="single" w:sz="2" w:space="0" w:color="E5E7EB" w:frame="1"/>
           <w:lang w:eastAsia="bg-BG"/>
         </w:rPr>
+        <w:lastRenderedPageBreak/>
         <w:t xml:space="preserve">                </w:t>
       </w:r>
       <w:r>
@@ -36056,7 +36082,6 @@
           <w:bdr w:val="single" w:sz="2" w:space="0" w:color="E5E7EB" w:frame="1"/>
           <w:lang w:eastAsia="bg-BG"/>
         </w:rPr>
-        <w:lastRenderedPageBreak/>
         <w:t xml:space="preserve">                    </w:t>
       </w:r>
       <w:r>
@@ -37151,6 +37176,7 @@
           <w:bdr w:val="single" w:sz="2" w:space="0" w:color="E5E7EB" w:frame="1"/>
           <w:lang w:eastAsia="bg-BG"/>
         </w:rPr>
+        <w:lastRenderedPageBreak/>
         <w:t xml:space="preserve">                </w:t>
       </w:r>
       <w:r>
@@ -38230,11 +38256,11 @@
       <w:pPr>
         <w:pStyle w:val="Heading1"/>
       </w:pPr>
-      <w:bookmarkStart w:id="46" w:name="_Toc226013972"/>
+      <w:bookmarkStart w:id="45" w:name="_Toc226013972"/>
       <w:r>
         <w:t>Заключение</w:t>
       </w:r>
-      <w:bookmarkEnd w:id="46"/>
+      <w:bookmarkEnd w:id="45"/>
     </w:p>
     <w:p>
       <w:pPr>
@@ -38305,7 +38331,6 @@
           <w:rFonts w:eastAsia="Times New Roman"/>
           <w:lang w:eastAsia="bg-BG"/>
         </w:rPr>
-        <w:lastRenderedPageBreak/>
         <w:t>Поставените задачи бяха успешно изпълнени и разработеното приложение демонстрира възможностите на технологията Wake-on-LAN в реална мрежова среда. Проектът може да бъде доразвит чрез добавяне на допълнителни функционалности като поддръжка на Wake-on-WAN, интеграция с Active Directory, разширени потребителски роли, автоматизирани графици за включване на компютри и мобилна версия на интерфейса.</w:t>
       </w:r>
     </w:p>
@@ -38327,7 +38352,10 @@
         <w:t>В заключение може да се отбележи, че разработеният Wake-on-LAN сървър представлява практическо и ефективно решение за дистанционно управление на компютри в локална мрежа, което може успешно да бъде внедрено в училищни компютърни зали, офиси и други организации с необходимост от централизирано администриране.</w:t>
       </w:r>
     </w:p>
-    <w:p/>
+    <w:p>
+      <w:bookmarkStart w:id="46" w:name="_GoBack"/>
+    </w:p>
+    <w:bookmarkEnd w:id="46"/>
     <w:p>
       <w:pPr>
         <w:rPr>
@@ -38647,7 +38675,7 @@
           <w:rPr>
             <w:noProof/>
           </w:rPr>
-          <w:t>6</w:t>
+          <w:t>32</w:t>
         </w:r>
         <w:r>
           <w:rPr>
@@ -45287,7 +45315,7 @@
 </file>
 
 <file path=customXml/itemProps1.xml><?xml version="1.0" encoding="utf-8"?>
-<ds:datastoreItem xmlns:ds="http://schemas.openxmlformats.org/officeDocument/2006/customXml" ds:itemID="{BB080553-2932-4349-BEA6-FC40A212F984}">
+<ds:datastoreItem xmlns:ds="http://schemas.openxmlformats.org/officeDocument/2006/customXml" ds:itemID="{A23A1C37-7877-49C4-9E26-6882F45A45B9}">
   <ds:schemaRefs>
     <ds:schemaRef ds:uri="http://schemas.openxmlformats.org/officeDocument/2006/bibliography"/>
   </ds:schemaRefs>

--- a/DR/Дипломен_проект.docx
+++ b/DR/Дипломен_проект.docx
@@ -3643,233 +3643,56 @@
     </w:p>
     <w:p>
       <w:pPr>
-        <w:rPr>
-          <w:lang w:eastAsia="bg-BG"/>
-        </w:rPr>
-      </w:pPr>
-    </w:p>
-    <w:p>
-      <w:pPr>
-        <w:spacing w:before="100" w:beforeAutospacing="1" w:after="100" w:afterAutospacing="1" w:line="240" w:lineRule="auto"/>
         <w:ind w:firstLine="0"/>
-        <w:jc w:val="left"/>
-        <w:rPr>
-          <w:rFonts w:eastAsia="Times New Roman"/>
-          <w:lang w:eastAsia="bg-BG"/>
-        </w:rPr>
-      </w:pPr>
-      <w:r>
-        <w:rPr>
-          <w:rFonts w:eastAsia="Times New Roman"/>
-          <w:lang w:eastAsia="bg-BG"/>
-        </w:rPr>
-        <w:t xml:space="preserve">Съвременните компютърни мрежи играят ключова роля в управлението и поддръжката на информационните системи. С развитието на технологиите възниква необходимост от дистанционно управление на компютърни устройства, което позволява по-ефективна администрация, икономия на ресурси и повишаване на сигурността. Една от технологиите, които предоставят подобна възможност, е Wake-on-LAN (WoL), позволяваща включване на компютър от разстояние чрез изпращане на специален мрежов пакет, наречен Magic Packet. </w:t>
-      </w:r>
-    </w:p>
-    <w:p>
-      <w:pPr>
-        <w:spacing w:before="100" w:beforeAutospacing="1" w:after="100" w:afterAutospacing="1" w:line="240" w:lineRule="auto"/>
-        <w:ind w:firstLine="0"/>
-        <w:jc w:val="left"/>
-        <w:rPr>
-          <w:rFonts w:eastAsia="Times New Roman"/>
-          <w:lang w:eastAsia="bg-BG"/>
-        </w:rPr>
-      </w:pPr>
-      <w:r>
-        <w:rPr>
-          <w:rFonts w:eastAsia="Times New Roman"/>
-          <w:lang w:eastAsia="bg-BG"/>
-        </w:rPr>
-        <w:t>Технологията Wake-on-LAN намира широко приложение както в корпоративни среди, така и в образователни институции, където се използват множество компютърни системи. Чрез нея системните администратори могат да включват компютри дистанционно за извършване на актуализации, поддръжка, архивиране на данни и други административни задачи, без необходимост от физически достъп до устройствата. Това води до оптимизиране на работния процес и намаляване на разходите за електроенергия.</w:t>
-      </w:r>
-    </w:p>
-    <w:p>
-      <w:pPr>
-        <w:spacing w:before="100" w:beforeAutospacing="1" w:after="100" w:afterAutospacing="1" w:line="240" w:lineRule="auto"/>
-        <w:ind w:firstLine="0"/>
-        <w:jc w:val="left"/>
-        <w:rPr>
-          <w:rFonts w:eastAsia="Times New Roman"/>
-          <w:lang w:eastAsia="bg-BG"/>
-        </w:rPr>
-      </w:pPr>
-      <w:r>
-        <w:rPr>
-          <w:rFonts w:eastAsia="Times New Roman"/>
-          <w:lang w:eastAsia="bg-BG"/>
-        </w:rPr>
-        <w:t>Основната цел на настоящия дипломен проект е разработването на уеб базирана система за дистанционно включване на компютри в локална мрежа чрез използване на технологията Wake-on-LAN. Системата ще предоставя удобен уеб интерфейс, чрез който потребителят ще може да въвежда MAC адреси, да избира устройства от списък и да изпраща команда за събуждане на компютрите чрез генериране и изпращане на Magic Packet чрез UDP broadcast.</w:t>
-      </w:r>
-    </w:p>
-    <w:p>
-      <w:pPr>
-        <w:spacing w:before="100" w:beforeAutospacing="1" w:after="100" w:afterAutospacing="1" w:line="240" w:lineRule="auto"/>
-        <w:ind w:firstLine="0"/>
-        <w:jc w:val="left"/>
-        <w:rPr>
-          <w:rFonts w:eastAsia="Times New Roman"/>
-          <w:lang w:eastAsia="bg-BG"/>
-        </w:rPr>
-      </w:pPr>
-      <w:r>
-        <w:rPr>
-          <w:rFonts w:eastAsia="Times New Roman"/>
-          <w:lang w:eastAsia="bg-BG"/>
-        </w:rPr>
-        <w:t>За постигане на поставената цел са формулирани следните основни задачи:</w:t>
-      </w:r>
-    </w:p>
-    <w:p>
-      <w:pPr>
-        <w:numPr>
-          <w:ilvl w:val="0"/>
-          <w:numId w:val="40"/>
-        </w:numPr>
-        <w:spacing w:before="100" w:beforeAutospacing="1" w:after="100" w:afterAutospacing="1" w:line="240" w:lineRule="auto"/>
-        <w:jc w:val="left"/>
-        <w:rPr>
-          <w:rFonts w:eastAsia="Times New Roman"/>
-          <w:lang w:eastAsia="bg-BG"/>
-        </w:rPr>
-      </w:pPr>
-      <w:r>
-        <w:rPr>
-          <w:rFonts w:eastAsia="Times New Roman"/>
-          <w:lang w:eastAsia="bg-BG"/>
-        </w:rPr>
-        <w:t xml:space="preserve">изследване на принципите на компютърните мрежи и мрежовите протоколи </w:t>
-      </w:r>
-    </w:p>
-    <w:p>
-      <w:pPr>
-        <w:numPr>
-          <w:ilvl w:val="0"/>
-          <w:numId w:val="40"/>
-        </w:numPr>
-        <w:spacing w:before="100" w:beforeAutospacing="1" w:after="100" w:afterAutospacing="1" w:line="240" w:lineRule="auto"/>
-        <w:jc w:val="left"/>
-        <w:rPr>
-          <w:rFonts w:eastAsia="Times New Roman"/>
-          <w:lang w:eastAsia="bg-BG"/>
-        </w:rPr>
-      </w:pPr>
-      <w:r>
-        <w:rPr>
-          <w:rFonts w:eastAsia="Times New Roman"/>
-          <w:lang w:eastAsia="bg-BG"/>
-        </w:rPr>
-        <w:t xml:space="preserve">анализ на технологията Wake-on-LAN и начина ѝ на функциониране </w:t>
-      </w:r>
-    </w:p>
-    <w:p>
-      <w:pPr>
-        <w:numPr>
-          <w:ilvl w:val="0"/>
-          <w:numId w:val="40"/>
-        </w:numPr>
-        <w:spacing w:before="100" w:beforeAutospacing="1" w:after="100" w:afterAutospacing="1" w:line="240" w:lineRule="auto"/>
-        <w:jc w:val="left"/>
-        <w:rPr>
-          <w:rFonts w:eastAsia="Times New Roman"/>
-          <w:lang w:eastAsia="bg-BG"/>
-        </w:rPr>
-      </w:pPr>
-      <w:r>
-        <w:rPr>
-          <w:rFonts w:eastAsia="Times New Roman"/>
-          <w:lang w:eastAsia="bg-BG"/>
-        </w:rPr>
-        <w:t xml:space="preserve">проектиране на архитектура на уеб базирана система </w:t>
-      </w:r>
-    </w:p>
-    <w:p>
-      <w:pPr>
-        <w:numPr>
-          <w:ilvl w:val="0"/>
-          <w:numId w:val="40"/>
-        </w:numPr>
-        <w:spacing w:before="100" w:beforeAutospacing="1" w:after="100" w:afterAutospacing="1" w:line="240" w:lineRule="auto"/>
-        <w:jc w:val="left"/>
-        <w:rPr>
-          <w:rFonts w:eastAsia="Times New Roman"/>
-          <w:lang w:eastAsia="bg-BG"/>
-        </w:rPr>
-      </w:pPr>
-      <w:r>
-        <w:rPr>
-          <w:rFonts w:eastAsia="Times New Roman"/>
-          <w:lang w:eastAsia="bg-BG"/>
-        </w:rPr>
-        <w:t xml:space="preserve">разработване на backend логика за генериране и изпращане на Magic Packet </w:t>
-      </w:r>
-    </w:p>
-    <w:p>
-      <w:pPr>
-        <w:numPr>
-          <w:ilvl w:val="0"/>
-          <w:numId w:val="40"/>
-        </w:numPr>
-        <w:spacing w:before="100" w:beforeAutospacing="1" w:after="100" w:afterAutospacing="1" w:line="240" w:lineRule="auto"/>
-        <w:jc w:val="left"/>
-        <w:rPr>
-          <w:rFonts w:eastAsia="Times New Roman"/>
-          <w:lang w:eastAsia="bg-BG"/>
-        </w:rPr>
-      </w:pPr>
-      <w:r>
-        <w:rPr>
-          <w:rFonts w:eastAsia="Times New Roman"/>
-          <w:lang w:eastAsia="bg-BG"/>
-        </w:rPr>
-        <w:t xml:space="preserve">създаване на уеб интерфейс за управление на устройствата </w:t>
-      </w:r>
-    </w:p>
-    <w:p>
-      <w:pPr>
-        <w:numPr>
-          <w:ilvl w:val="0"/>
-          <w:numId w:val="40"/>
-        </w:numPr>
-        <w:spacing w:before="100" w:beforeAutospacing="1" w:after="100" w:afterAutospacing="1" w:line="240" w:lineRule="auto"/>
-        <w:jc w:val="left"/>
-        <w:rPr>
-          <w:rFonts w:eastAsia="Times New Roman"/>
-          <w:lang w:eastAsia="bg-BG"/>
-        </w:rPr>
-      </w:pPr>
-      <w:r>
-        <w:rPr>
-          <w:rFonts w:eastAsia="Times New Roman"/>
-          <w:lang w:eastAsia="bg-BG"/>
-        </w:rPr>
-        <w:t xml:space="preserve">реализиране на система за логване и обработка на грешки </w:t>
-      </w:r>
-    </w:p>
-    <w:p>
-      <w:pPr>
-        <w:spacing w:before="100" w:beforeAutospacing="1" w:after="100" w:afterAutospacing="1" w:line="240" w:lineRule="auto"/>
-        <w:ind w:firstLine="0"/>
-        <w:jc w:val="left"/>
-        <w:rPr>
-          <w:rFonts w:eastAsia="Times New Roman"/>
-          <w:lang w:eastAsia="bg-BG"/>
-        </w:rPr>
-      </w:pPr>
-      <w:r>
-        <w:rPr>
-          <w:rFonts w:eastAsia="Times New Roman"/>
-          <w:lang w:eastAsia="bg-BG"/>
-        </w:rPr>
-        <w:t>Разработеният проект има практическо приложение в компютърни лаборатории, училища, офиси и други среди, в които е необходимо централизирано управление на компютърни системи. Чрез реализирането на уеб базирана Wake-on-LAN система се постига по-ефективно администриране, по-лесна поддръжка и оптимизиране на мрежовата инфраструктура.</w:t>
-      </w:r>
-    </w:p>
-    <w:p>
-      <w:pPr>
-        <w:rPr>
-          <w:lang w:eastAsia="bg-BG"/>
-        </w:rPr>
-      </w:pPr>
+        <w:rPr>
+          <w:lang w:eastAsia="bg-BG"/>
+        </w:rPr>
+      </w:pPr>
+      <w:r>
+        <w:rPr>
+          <w:lang w:eastAsia="bg-BG"/>
+        </w:rPr>
+        <w:t xml:space="preserve">            Съвременните компютърни мрежи са основа за управление и поддръжка на информационни системи. В практиката възниква необходимост от дистанционно администриране на множество компютри без физически достъп до тях. Това спестява време и ресурси, а в редица случаи допринася и за намаляване на разходите за електроенергия чрез управление на работни режими.</w:t>
+      </w:r>
+    </w:p>
+    <w:p>
+      <w:pPr>
+        <w:rPr>
+          <w:lang w:eastAsia="bg-BG"/>
+        </w:rPr>
+      </w:pPr>
+      <w:r>
+        <w:rPr>
+          <w:lang w:eastAsia="bg-BG"/>
+        </w:rPr>
+        <w:t>Една от технологиите, която позволява дистанционно включване, е Wake-on-LAN (WOL). Тя използва изпращане на специален мрежов пакет, наречен Magic Packet, който съдържа целевия MAC адрес в специфичен формат. Мрежовата карта разпознава собствения си MAC адрес и активира процес по включване на системата.</w:t>
+      </w:r>
+    </w:p>
+    <w:p>
+      <w:pPr>
+        <w:rPr>
+          <w:lang w:eastAsia="bg-BG"/>
+        </w:rPr>
+      </w:pPr>
+      <w:r>
+        <w:rPr>
+          <w:lang w:eastAsia="bg-BG"/>
+        </w:rPr>
+        <w:t>Настоящият дипломен проект има за цел разработването на уеб-базирана система за дистанционно включване на компютри в локална мрежа чрез механизма WOL. Системата предоставя уеб интерфейс за въвеждане и валидиране на MAC адрес(и), избор на компютри от предварително създаден списък (име + MAC), генериране на Magic Packet и изпращането му по мрежата чрез UDP към broadcast адрес (с включена опция за broadcast) и конфигурируем UDP порт, най-често 7 или 9.</w:t>
+      </w:r>
+    </w:p>
+    <w:p>
+      <w:pPr>
+        <w:rPr>
+          <w:lang w:eastAsia="bg-BG"/>
+        </w:rPr>
+      </w:pPr>
+      <w:r>
+        <w:rPr>
+          <w:lang w:eastAsia="bg-BG"/>
+        </w:rPr>
+        <w:t>Съществена част от разработката е реализацията на логване на събития (дата/час, кой компютър е “събуден”, от кой потребител/клиент) и базова защита на достъпа (login/администратор за управление на списъка с устройства). Реализирана е и обработка на грешки при невалидни MAC адреси, липса на мрежова свързаност/права, неправилен broadcast адрес или проблем при изпращане на UDP пакета.</w:t>
+      </w:r>
     </w:p>
     <w:p>
       <w:pPr>
@@ -3886,7 +3709,6 @@
         <w:rPr>
           <w:rFonts w:ascii="Times New Roman" w:hAnsi="Times New Roman" w:cs="Times New Roman"/>
         </w:rPr>
-        <w:lastRenderedPageBreak/>
         <w:t>Теоретична част</w:t>
       </w:r>
       <w:bookmarkEnd w:id="1"/>
@@ -3920,7 +3742,14 @@
         <w:rPr>
           <w:lang w:val="en-US" w:eastAsia="bg-BG"/>
         </w:rPr>
-        <w:t>За да бъде възможна комуникацията между компютърни системи в една мрежа, е необходимо тя да се осъществява по строго определени правила и стандарти. Тези правила се дефинират чрез мрежови модели и протоколи. Мрежовият модел представлява логическа структура, която разделя процеса на предаване на данни на отделни слоеве, като всеки слой изпълнява конкретни функции. Това разделение позволява по-добра организация, стандартизация и по-лесна диагностика на мрежовите процеси.</w:t>
+        <w:t xml:space="preserve">За да бъде възможна комуникацията между компютърни системи в една мрежа, е необходимо тя да се осъществява по строго определени правила и стандарти. Тези правила се дефинират чрез мрежови модели и протоколи. Мрежовият модел представлява логическа структура, която разделя процеса на предаване на данни на отделни слоеве, като всеки слой изпълнява конкретни функции. Това разделение </w:t>
+      </w:r>
+      <w:r>
+        <w:rPr>
+          <w:lang w:val="en-US" w:eastAsia="bg-BG"/>
+        </w:rPr>
+        <w:lastRenderedPageBreak/>
+        <w:t>позволява по-добра организация, стандартизация и по-лесна диагностика на мрежовите процеси.</w:t>
       </w:r>
       <w:r>
         <w:rPr>
@@ -3932,12 +3761,26 @@
         <w:rPr>
           <w:lang w:val="en-US" w:eastAsia="bg-BG"/>
         </w:rPr>
-        <w:t>Един от най-известните теоретични модели е OSI моделът, разработен от International Organization for Standardization. Той разделя мрежовата комуникация на седем слоя: физически, канален, мрежов, транспортен, сесиен, представителен и приложен. Всеки от тези слоеве има строго определена роля. Физическият слой отговаря за реалното предаване на битове по комуникационната среда – кабели, оптични влакна или безжична връзка. Каналният слой осигурява комуникацията между устройства в рамките на една локална мрежа и използва физическите адреси (MAC адреси) за идентификация. Мрежовият слой работи с логическите IP адреси и определя маршрута на пакетите между различни мрежи. Транспортният слой осигурява край-до-край комуникацията между приложенията, като използва протоколи като TCP и UDP. Останалите слоеве се грижат за управлението на сесиите, форматирането на данните и предоставянет</w:t>
-      </w:r>
-      <w:r>
+        <w:t>Един от най-известните теоретични модели е OSI моделът, разработен от International Organization for Standardization. Той разделя мрежовата комуникация на седем слоя: физически, канален, мрежов, транспортен, сесиен, представителен и приложен. Всеки от тези слоеве има строго определена роля. Физическият слой отговаря за реалното предаване на битове по комуникационната среда – кабели, оптични влакна или безжична връзка. Каналният слой осигурява комуникацията между устройства в рамките на една локална мрежа и използва физическите адреси (MAC адреси) за идентификация.</w:t>
+      </w:r>
+    </w:p>
+    <w:p>
+      <w:pPr>
+        <w:ind w:firstLine="0"/>
         <w:rPr>
           <w:lang w:val="en-US" w:eastAsia="bg-BG"/>
         </w:rPr>
+      </w:pPr>
+      <w:r>
+        <w:rPr>
+          <w:lang w:val="en-US" w:eastAsia="bg-BG"/>
+        </w:rPr>
+        <w:t xml:space="preserve"> Мрежовият слой работи с логическите IP адреси и определя маршрута на пакетите между различни мрежи. Транспортният слой осигурява край-до-край комуникацията между приложенията, като използва протоколи като TCP и UDP. Останалите слоеве се грижат за управлението на сесиите, форматирането на данните и предоставянет</w:t>
+      </w:r>
+      <w:r>
+        <w:rPr>
+          <w:lang w:val="en-US" w:eastAsia="bg-BG"/>
+        </w:rPr>
         <w:t>о на интерфейс за приложенията.</w:t>
       </w:r>
       <w:r>
@@ -3958,6 +3801,14 @@
         </w:rPr>
         <w:t>ага по-практическа архитектура.</w:t>
       </w:r>
+    </w:p>
+    <w:p>
+      <w:pPr>
+        <w:ind w:firstLine="0"/>
+        <w:rPr>
+          <w:lang w:val="en-US" w:eastAsia="bg-BG"/>
+        </w:rPr>
+      </w:pPr>
       <w:r>
         <w:rPr>
           <w:lang w:eastAsia="bg-BG"/>
@@ -3968,14 +3819,46 @@
         <w:rPr>
           <w:lang w:val="en-US" w:eastAsia="bg-BG"/>
         </w:rPr>
-        <w:t xml:space="preserve">Особено важен за настоящия проект е транспортният слой, където се използват протоколите TCP и UDP. TCP (Transmission Control Protocol) е ориентиран към установяване на връзка и гарантира надеждната доставка на данни чрез механизми за потвърждение, контрол на грешките и управление на потока. Той използва т.нар. тристепенно ръкостискане (three-way handshake) за установяване на комуникация. UDP (User Datagram Protocol), от своя страна, е безсесиен протокол, който не гарантира доставка и не извършва контрол на връзката. Неговото предимство </w:t>
+        <w:t>Особено важен за настоящия проект е транспортният слой, където се използват протоколите TCP и UDP. TCP (Transmission Control Protocol) е ориентиран към установяване на връзка и гарантира надеждната доставка на данни чрез механизми за потвърждение, контрол на грешките и управление на потока. Той използва т.нар. тристепенно ръкостискане (three-way handshake) за установяване на комуникация. UDP (User Datagram Protocol), от своя страна, е безсесиен протокол, който не гарантира доставка и не извършва контрол на връзката. Неговото предимство е в по-ниското натоварване и по-бързото предаване на данни.</w:t>
+      </w:r>
+      <w:r>
+        <w:rPr>
+          <w:lang w:eastAsia="bg-BG"/>
+        </w:rPr>
+        <w:t xml:space="preserve"> </w:t>
       </w:r>
       <w:r>
         <w:rPr>
           <w:lang w:val="en-US" w:eastAsia="bg-BG"/>
         </w:rPr>
+        <w:t>Технологията Wake-on-LAN използва именно UDP протокола. Причината за това е, че при събуждане на компютър не е необходимо установяване на надеждна двупосочна връзка.</w:t>
+      </w:r>
+    </w:p>
+    <w:p>
+      <w:pPr>
+        <w:ind w:firstLine="0"/>
+        <w:rPr>
+          <w:lang w:val="en-US" w:eastAsia="bg-BG"/>
+        </w:rPr>
+      </w:pPr>
+      <w:r>
+        <w:rPr>
+          <w:lang w:val="en-US" w:eastAsia="bg-BG"/>
+        </w:rPr>
+        <w:t xml:space="preserve"> Целта е единствено изпращане на специален пакет – Magic Packet – до локалната мрежа. Тъй като целевият компютър е изключен и няма активна операционна система, </w:t>
+      </w:r>
+      <w:r>
+        <w:rPr>
+          <w:lang w:val="en-US" w:eastAsia="bg-BG"/>
+        </w:rPr>
         <w:lastRenderedPageBreak/>
-        <w:t>е в по-ниското натоварване и по-бързото предаване на данни.</w:t>
+        <w:t>не може да бъде установена TCP връзка. Затова се използва UDP, който позволява изпращане на broadcast пакет без предв</w:t>
+      </w:r>
+      <w:r>
+        <w:rPr>
+          <w:lang w:val="en-US" w:eastAsia="bg-BG"/>
+        </w:rPr>
+        <w:t>арително установяване на сесия.</w:t>
       </w:r>
       <w:r>
         <w:rPr>
@@ -3987,13 +3870,27 @@
         <w:rPr>
           <w:lang w:val="en-US" w:eastAsia="bg-BG"/>
         </w:rPr>
-        <w:t>Технологията Wake-on-LAN използва именно UDP протокола. Причината за това е, че при събуждане на компютър не е необходимо установяване на надеждна двупосочна връзка. Целта е единствено изпращане на специален пакет – Magic Packet – до локалната мрежа. Тъй като целевият компютър е изключен и няма активна операционна система, не може да бъде установена TCP връзка. Затова се използва UDP, който позволява изпращане на broadcast пакет без предв</w:t>
-      </w:r>
-      <w:r>
+        <w:t xml:space="preserve">Важна част от мрежовата комуникация е и механизмът на broadcast. Broadcast представлява изпращане на пакет до всички устройства в дадена подмрежа. Вместо да бъде насочен към конкретен IP адрес, пакетът се изпраща до специален broadcast адрес (например 192.168.1.255). </w:t>
+      </w:r>
+    </w:p>
+    <w:p>
+      <w:pPr>
+        <w:ind w:firstLine="0"/>
         <w:rPr>
           <w:lang w:val="en-US" w:eastAsia="bg-BG"/>
         </w:rPr>
-        <w:t>арително установяване на сесия.</w:t>
+      </w:pPr>
+      <w:r>
+        <w:rPr>
+          <w:lang w:val="en-US" w:eastAsia="bg-BG"/>
+        </w:rPr>
+        <w:t>Всички устройства в мрежата получават пакета, но само това, чийто MAC адрес съвпада със съдържащия се в Magic Packet, ще реагира и ще инициира процес на включване. По този начин Wake-on-LAN работи на ниво физически адрес и не изисква активен IP стек от страна на изключен</w:t>
+      </w:r>
+      <w:r>
+        <w:rPr>
+          <w:lang w:val="en-US" w:eastAsia="bg-BG"/>
+        </w:rPr>
+        <w:t>ата система.</w:t>
       </w:r>
       <w:r>
         <w:rPr>
@@ -4005,13 +3902,13 @@
         <w:rPr>
           <w:lang w:val="en-US" w:eastAsia="bg-BG"/>
         </w:rPr>
-        <w:t>Важна част от мрежовата комуникация е и механизмът на broadcast. Broadcast представлява изпращане на пакет до всички устройства в дадена подмрежа. Вместо да бъде насочен към конкретен IP адрес, пакетът се изпраща до специален broadcast адрес (например 192.168.1.255). Всички устройства в мрежата получават пакета, но само това, чийто MAC адрес съвпада със съдържащия се в Magic Packet, ще реагира и ще инициира процес на включване. По този начин Wake-on-LAN работи на ниво физически адрес и не изисква активен IP стек от страна на изключен</w:t>
+        <w:t>Комуникацията в мрежата се осъществява чрез процес, наречен капсулиране. При него всеки слой добавя своя заглавна информация към данните. Когато WoL сървърът генерира Magic Packet, той първо създава полезния товар. След това транспортният слой добавя UDP заглавка, мрежовият слой добавя IP заглавка, а каналният слой добавя Ethernet заглавка с източников и целеви MAC адрес. Накрая пакетът се предава по физическата среда. При получаване процесът се извършва</w:t>
       </w:r>
       <w:r>
         <w:rPr>
           <w:lang w:val="en-US" w:eastAsia="bg-BG"/>
         </w:rPr>
-        <w:t>ата система.</w:t>
+        <w:t xml:space="preserve"> в обратен ред – декaпсулиране.</w:t>
       </w:r>
       <w:r>
         <w:rPr>
@@ -4023,48 +3920,30 @@
         <w:rPr>
           <w:lang w:val="en-US" w:eastAsia="bg-BG"/>
         </w:rPr>
-        <w:t>Комуникацията в мрежата се осъществява чрез процес, наречен капсулиране. При него всеки слой добавя своя заглавна информация към данните. Когато WoL сървърът генерира Magic Packet, той първо създава полезния товар. След това транспортният слой добавя UDP заглавка, мрежовият слой добавя IP заглавка, а каналният слой добавя Ethernet заглавка с източников и целеви MAC адрес. Накрая пакетът се предава по физическата среда. При получаване процесът се извършва</w:t>
-      </w:r>
-      <w:r>
-        <w:rPr>
-          <w:lang w:val="en-US" w:eastAsia="bg-BG"/>
-        </w:rPr>
-        <w:t xml:space="preserve"> в обратен ред – декaпсулиране.</w:t>
-      </w:r>
-      <w:r>
-        <w:rPr>
-          <w:lang w:eastAsia="bg-BG"/>
+        <w:t xml:space="preserve">Разбирането на тези мрежови модели и протоколи е от съществено значение при разработването на уеб базирана система за Wake-on-LAN. То позволява правилно конфигуриране на UDP комуникацията, коректно изпращане на broadcast пакети и диагностициране на евентуални проблеми в мрежата. </w:t>
+      </w:r>
+    </w:p>
+    <w:p>
+      <w:pPr>
+        <w:pStyle w:val="Heading2"/>
+        <w:rPr>
+          <w:rFonts w:ascii="Times New Roman" w:hAnsi="Times New Roman" w:cs="Times New Roman"/>
+        </w:rPr>
+      </w:pPr>
+      <w:bookmarkStart w:id="6" w:name="_Toc226013933"/>
+      <w:r>
+        <w:rPr>
+          <w:rFonts w:ascii="Times New Roman" w:hAnsi="Times New Roman" w:cs="Times New Roman"/>
+        </w:rPr>
+        <w:t>Компютърни мрежи – основни понятия</w:t>
+      </w:r>
+      <w:bookmarkEnd w:id="6"/>
+      <w:r>
+        <w:rPr>
+          <w:rFonts w:ascii="Times New Roman" w:hAnsi="Times New Roman" w:cs="Times New Roman"/>
         </w:rPr>
         <w:t xml:space="preserve"> </w:t>
       </w:r>
-      <w:r>
-        <w:rPr>
-          <w:lang w:val="en-US" w:eastAsia="bg-BG"/>
-        </w:rPr>
-        <w:t xml:space="preserve">Разбирането на тези мрежови модели и протоколи е от съществено значение при разработването на уеб базирана система за Wake-on-LAN. То позволява правилно конфигуриране на UDP комуникацията, коректно изпращане на broadcast пакети и диагностициране на евентуални проблеми в мрежата. </w:t>
-      </w:r>
-    </w:p>
-    <w:p>
-      <w:pPr>
-        <w:pStyle w:val="Heading2"/>
-        <w:rPr>
-          <w:rFonts w:ascii="Times New Roman" w:hAnsi="Times New Roman" w:cs="Times New Roman"/>
-        </w:rPr>
-      </w:pPr>
-      <w:bookmarkStart w:id="6" w:name="_Toc226013933"/>
-      <w:r>
-        <w:rPr>
-          <w:rFonts w:ascii="Times New Roman" w:hAnsi="Times New Roman" w:cs="Times New Roman"/>
-        </w:rPr>
-        <w:t>Компютърни мрежи – основни понятия</w:t>
-      </w:r>
-      <w:bookmarkEnd w:id="6"/>
-      <w:r>
-        <w:rPr>
-          <w:rFonts w:ascii="Times New Roman" w:hAnsi="Times New Roman" w:cs="Times New Roman"/>
-        </w:rPr>
-        <w:t xml:space="preserve"> </w:t>
-      </w:r>
     </w:p>
     <w:p>
       <w:pPr>
@@ -4077,14 +3956,28 @@
         <w:rPr>
           <w:lang w:eastAsia="bg-BG"/>
         </w:rPr>
-        <w:t xml:space="preserve">Компютърната мрежа представлява система от взаимосвързани устройства, които обменят данни чрез стандартизирани комуникационни протоколи. Основната цел на компютърните мрежи е споделяне на информация и ресурси – файлове, приложения, периферни устройства и интернет достъп. С развитието на информационните технологии мрежите се превръщат в основна част от всяка съвременна организация, образователна институция или домашна среда. В зависимост от географския обхват компютърните мрежи се разделят на локални (LAN), градски (MAN) и глобални (WAN). Локалната мрежа обхваща ограничена територия – например училищна </w:t>
+        <w:t xml:space="preserve">Компютърната мрежа представлява система от взаимосвързани устройства, които обменят данни чрез стандартизирани комуникационни протоколи. Основната цел на компютърните мрежи е споделяне на информация и ресурси – файлове, приложения, периферни устройства и интернет достъп. С развитието на информационните технологии мрежите се превръщат в основна част от всяка съвременна организация, образователна институция или домашна среда. </w:t>
+      </w:r>
+    </w:p>
+    <w:p>
+      <w:pPr>
+        <w:ind w:firstLine="0"/>
+        <w:rPr>
+          <w:lang w:eastAsia="bg-BG"/>
+        </w:rPr>
+      </w:pPr>
+      <w:r>
+        <w:rPr>
+          <w:lang w:eastAsia="bg-BG"/>
+        </w:rPr>
+        <w:t xml:space="preserve">В зависимост от географския обхват компютърните мрежи се разделят на локални (LAN), градски (MAN) и глобални (WAN). Локалната мрежа обхваща ограничена територия – например училищна компютърна зала, офис сграда или жилище. Тя се характеризира с висока скорост на предаване на данни, ниска латентност и </w:t>
       </w:r>
       <w:r>
         <w:rPr>
           <w:lang w:eastAsia="bg-BG"/>
         </w:rPr>
         <w:lastRenderedPageBreak/>
-        <w:t>компютърна зала, офис сграда или жилище. Тя се характеризира с висока скорост на предаване на данни, ниска латентност и централизирано управление. Именно в такава среда функционира технологията Wake-on-LAN, тъй като тя разчита на комуникация в рамките на една и съща подмрежа. Градските мрежи свързват множество локални мрежи в рамките на един град, а глобалните мрежи обединяват различни географски региони, като най-</w:t>
+        <w:t>централизирано управление. Именно в такава среда функционира технологията Wake-on-LAN, тъй като тя разчита на комуникация в рамките на една и съща подмрежа. Градските мрежи свързват множество локални мрежи в рамките на един град, а глобалните мрежи обединяват различни географски региони, като най-</w:t>
       </w:r>
       <w:r>
         <w:rPr>
@@ -4096,7 +3989,21 @@
         <w:rPr>
           <w:lang w:eastAsia="bg-BG"/>
         </w:rPr>
-        <w:t xml:space="preserve"> пример за WAN е интернет. Структурата на една мрежа се определя от нейната топология. Топологията описва начина, по който устройствата са свързани физически или логически. В съвременните локални мрежи най-често се използва звездна топология, при която всички устройства са свързани към централен мрежов компонент – обикновено суич. Тази структура осигурява по-лесно управление и диагностика при повреди, тъй като проблем в един кабел не засяга останалите устройства. Съществуват и други топологии, като шинна, пръстеновидна и </w:t>
+        <w:t xml:space="preserve"> пример за WAN е интернет. Структурата на една мрежа се определя от нейната топология. Топологията описва начина, по който устройствата са свързани физически или логически. </w:t>
+      </w:r>
+    </w:p>
+    <w:p>
+      <w:pPr>
+        <w:ind w:firstLine="0"/>
+        <w:rPr>
+          <w:lang w:eastAsia="bg-BG"/>
+        </w:rPr>
+      </w:pPr>
+      <w:r>
+        <w:rPr>
+          <w:lang w:eastAsia="bg-BG"/>
+        </w:rPr>
+        <w:t xml:space="preserve">В съвременните локални мрежи най-често се използва звездна топология, при която всички устройства са свързани към централен мрежов компонент – обикновено суич. Тази структура осигурява по-лесно управление и диагностика при повреди, тъй като проблем в един кабел не засяга останалите устройства. Съществуват и други топологии, като шинна, пръстеновидна и </w:t>
       </w:r>
       <w:r>
         <w:rPr>
@@ -4108,14 +4015,70 @@
         <w:rPr>
           <w:lang w:eastAsia="bg-BG"/>
         </w:rPr>
-        <w:t xml:space="preserve">, но те се използват по-рядко в класическите LAN среди. Основните устройства в една компютърна мрежа са суичът, рутерът и мрежовата карта. Суичът свързва устройствата в локалната мрежа и препраща данните въз основа на техните MAC адреси. Той работи на канално ниво и оптимизира трафика, като изпраща информацията само до конкретния получател. Рутерът, от своя страна, свързва различни мрежи и маршрутизира пакетите въз основа на IP адреси. Освен това той може да изпълнява функции като раздаване на IP адреси (DHCP), превод на мрежови адреси (NAT) и филтриране на трафика чрез защитна стена. Мрежовата карта е хардуерният компонент, който осигурява физическата връзка на компютъра към мрежата. В контекста на Wake-on-LAN тя има особено значение, тъй като остава частично активна дори когато компютърът е изключен, стига да има захранване. Всяко устройство в локалната мрежа притежава уникален MAC адрес. Това е 48-битов хардуерен идентификатор, зададен от производителя на мрежовата карта. MAC адресът се използва за комуникация в рамките на локалната мрежа и играе ключова роля при реализацията на Wake-on-LAN. Специалният пакет, използван за събуждане на компютъра, съдържа многократно повторение на конкретния MAC адрес. Когато мрежовата карта разпознае своя адрес в получения пакет, тя подава сигнал към дънната платка за включване на системата. Освен физическия MAC адрес, всяко устройство притежава и логически IP адрес. Най-разпространеният стандарт е IPv4, при който адресът е 32-битов и се изписва в десетичен формат, разделен на четири октета. IP адресът служи за логическа идентификация на устройството и позволява маршрутизация между различни мрежи. В локалните мрежи обикновено се използват частни IP диапазони, като 192.168.x.x. Чрез </w:t>
+        <w:t>, но те се използват по-рядко в класическите LAN среди. Основните устройства в една компютърна мрежа са суичът, рутерът и мрежовата карта. Суичът свързва устройствата в локалната мрежа и препраща данните въз основа на техните MAC адреси. Той работи на канално ниво и оптимизира трафика, като изпраща информацията само до конкретния получател. Рутерът, от своя страна, свързва различни мрежи и маршрутизира пакетите въз основа на IP адреси. Освен това той може да изпълнява функции като раздаване на IP адреси (DHCP), превод на мрежови адреси (NAT) и филтриране на трафика чрез защитна стена.</w:t>
+      </w:r>
+    </w:p>
+    <w:p>
+      <w:pPr>
+        <w:ind w:firstLine="0"/>
+        <w:rPr>
+          <w:lang w:eastAsia="bg-BG"/>
+        </w:rPr>
+      </w:pPr>
+      <w:r>
+        <w:rPr>
+          <w:lang w:eastAsia="bg-BG"/>
+        </w:rPr>
+        <w:t xml:space="preserve"> Мрежовата карта е хардуерният компонент, който осигурява физическата връзка на компютъра към мрежата. В контекста на Wake-on-LAN тя има особено значение, тъй като остава частично активна дори когато компютърът е изключен, стига да има захранване. Всяко устройство в локалната мрежа притежава уникален MAC адрес. Това е 48-битов хардуерен идентификатор, зададен от производителя на мрежовата карта. MAC адресът се използва за комуникация в рамките на локалната мрежа и играе ключова роля при реализацията на Wake-on-LAN. Специалният пакет, използван за събуждане на компютъра, съдържа многократно повторение на конкретния MAC адрес. Когато мрежовата карта разпознае своя адрес в получения пакет, тя подава сигнал към дънната платка за включване на системата. </w:t>
+      </w:r>
+    </w:p>
+    <w:p>
+      <w:pPr>
+        <w:ind w:firstLine="0"/>
+        <w:rPr>
+          <w:lang w:eastAsia="bg-BG"/>
+        </w:rPr>
+      </w:pPr>
+      <w:r>
+        <w:rPr>
+          <w:lang w:eastAsia="bg-BG"/>
+        </w:rPr>
+        <w:t xml:space="preserve">Освен физическия MAC адрес, всяко устройство притежава и логически IP адрес. Най-разпространеният стандарт е IPv4, при който адресът е 32-битов и се изписва в десетичен формат, разделен на четири октета. IP адресът служи за логическа </w:t>
       </w:r>
       <w:r>
         <w:rPr>
           <w:lang w:eastAsia="bg-BG"/>
         </w:rPr>
         <w:lastRenderedPageBreak/>
-        <w:t>маска на подмрежата се определя коя част от адреса обозначава мрежата и коя – конкретното устройство. Особено значение за настоящия проект има понятието broadcast адрес. Broadcast адресът позволява изпращане на пакет до всички устройства в дадена подмрежа едновременно. При Wake-on-LAN Magic Packet се изпраща именно като broadcast съобщение, тъй като изключеният компютър няма активна операционна система и не може да получава пакети по стандартен начин чрез IP комуникация. Чрез broadcast механизмa пакетът достига до всички мрежови карти, но само тази, чийто MAC адрес съвпада със съдържанието на пакета, реагира. Комуникацията в мрежата се осъществява чрез протоколи и портове. Протоколът представлява набор от правила за обмен на данни, а портът е логически номер, който идентифицира конкретна услуга или процес в устройството. Wake-on-LAN използва UDP протокол, най-често през порт 7 или порт 9. UDP е подходящ за тази цел, тъй като не изисква установяване на връзка и позволява бързо изпращане на пакет до цялата мрежа. Разбирането на тези основни понятия – видове мрежи, топологии, мрежови устройства, MAC и IP адресиране, broadcast механизъм и комуникационни протоколи – е от съществено значение за разработването на уеб базирана система за дистанционно включване на компютри. Теоретичната основа гарантира правилна конфигурация на мрежовата среда и коректна реализация на Wake-on-LAN функционалността.</w:t>
+        <w:t xml:space="preserve">идентификация на устройството и позволява маршрутизация между различни мрежи. В локалните мрежи обикновено се използват частни IP диапазони, като 192.168.x.x. Чрез маска на подмрежата се определя коя част от адреса обозначава мрежата и коя – конкретното устройство. </w:t>
+      </w:r>
+    </w:p>
+    <w:p>
+      <w:pPr>
+        <w:ind w:firstLine="0"/>
+        <w:rPr>
+          <w:lang w:eastAsia="bg-BG"/>
+        </w:rPr>
+      </w:pPr>
+      <w:r>
+        <w:rPr>
+          <w:lang w:eastAsia="bg-BG"/>
+        </w:rPr>
+        <w:t>Особено значение за настоящия проект има понятието broadcast адрес. Broadcast адресът позволява изпращане на пакет до всички устройства в дадена подмрежа едновременно. При Wake-on-LAN Magic Packet се изпраща именно като broadcast съобщение, тъй като изключеният компютър няма активна операционна система и не може да получава пакети по стандартен начин чрез IP комуникация. Чрез broadcast механизмa пакетът достига до всички мрежови карти, но само тази, чийто MAC адрес съвпада със съдържанието на пакета, реагира. Комуникацията в мрежата се осъществява чрез протоколи и портове.</w:t>
+      </w:r>
+    </w:p>
+    <w:p>
+      <w:pPr>
+        <w:ind w:firstLine="0"/>
+        <w:rPr>
+          <w:lang w:eastAsia="bg-BG"/>
+        </w:rPr>
+      </w:pPr>
+      <w:r>
+        <w:rPr>
+          <w:lang w:eastAsia="bg-BG"/>
+        </w:rPr>
+        <w:t xml:space="preserve"> Протоколът представлява набор от правила за обмен на данни, а портът е логически номер, който идентифицира конкретна услуга или процес в устройството. Wake-on-LAN използва UDP протокол, най-често през порт 7 или порт 9. UDP е подходящ за тази цел, тъй като не изисква установяване на връзка и позволява бързо изпращане на пакет до цялата мрежа. Разбирането на тези основни понятия – видове мрежи, топологии, мрежови устройства, MAC и IP адресиране, broadcast механизъм и комуникационни протоколи – е от съществено значение за разработването на уеб базирана система за дистанционно включване на компютри. Теоретичната основа гарантира правилна конфигурация на мрежовата среда и коректна реализация на Wake-on-LAN функционалността.</w:t>
       </w:r>
     </w:p>
     <w:p>
@@ -4212,15 +4175,157 @@
         <w:rPr>
           <w:lang w:eastAsia="bg-BG"/>
         </w:rPr>
-        <w:t xml:space="preserve">Мрежовите модели са концептуални рамки, които описват как информацията се предава от едно устройство на друго. Те позволяват на разработчиците и системните администратори да анализират процесите в мрежата, да идентифицират проблеми и да разработват стандартизирани решения. Най-известният модел е OSI моделът (Open </w:t>
+        <w:t>Мрежовите модели са концептуални рамки, които описват как информацията се предава от едно устройство на друго. Те позволяват на разработчиците и системните администратори да анализират процесите в мрежата, да идентифицират проблеми и да разработват стандартизирани решения. Най-известният модел е OSI моделът (Open Systems Interconnection), създаден от International Organization for Standardization, който разделя мрежовата комуникация на седем слоя.</w:t>
+      </w:r>
+    </w:p>
+    <w:p>
+      <w:pPr>
+        <w:ind w:firstLine="0"/>
+        <w:rPr>
+          <w:lang w:eastAsia="bg-BG"/>
+        </w:rPr>
+      </w:pPr>
+    </w:p>
+    <w:p>
+      <w:pPr>
+        <w:pStyle w:val="Heading3"/>
+        <w:rPr>
+          <w:rFonts w:ascii="Times New Roman" w:hAnsi="Times New Roman" w:cs="Times New Roman"/>
+        </w:rPr>
+      </w:pPr>
+      <w:bookmarkStart w:id="9" w:name="_Toc226013936"/>
+      <w:r>
+        <w:rPr>
+          <w:rFonts w:ascii="Times New Roman" w:hAnsi="Times New Roman" w:cs="Times New Roman"/>
+        </w:rPr>
+        <w:t>OSI модел</w:t>
+      </w:r>
+      <w:bookmarkEnd w:id="9"/>
+    </w:p>
+    <w:p>
+      <w:pPr>
+        <w:ind w:firstLine="0"/>
+        <w:rPr>
+          <w:lang w:eastAsia="bg-BG"/>
+        </w:rPr>
+      </w:pPr>
+    </w:p>
+    <w:p>
+      <w:pPr>
+        <w:ind w:firstLine="0"/>
+        <w:rPr>
+          <w:lang w:eastAsia="bg-BG"/>
+        </w:rPr>
+      </w:pPr>
+      <w:r>
+        <w:rPr>
+          <w:lang w:eastAsia="bg-BG"/>
+        </w:rPr>
+        <w:t xml:space="preserve">OSI моделът е теоретична конструкция, която обяснява как данните преминават от едно устройство на друго, като всяко устройство </w:t>
+      </w:r>
+      <w:r>
+        <w:rPr>
+          <w:lang w:eastAsia="bg-BG"/>
+        </w:rPr>
+        <w:t>има същите слоеве. Слоевете са:</w:t>
+      </w:r>
+      <w:r>
+        <w:rPr>
+          <w:lang w:eastAsia="bg-BG"/>
+        </w:rPr>
+        <w:t>Физически слой – Отговаря за реалния пренос на битове по кабел, оптична връзка или безжична среда. Той дефинира електрическите и механичните параметри на предаването, като напрежение, честота, скорост на пренос и тип на конектора. В контекста на Wake-on-LAN физическият слой е важен, защото сигналът трябва да достигне до мрежовата к</w:t>
+      </w:r>
+      <w:r>
+        <w:rPr>
+          <w:lang w:eastAsia="bg-BG"/>
+        </w:rPr>
+        <w:t>арта на изключеното устройство.</w:t>
+      </w:r>
+      <w:r>
+        <w:rPr>
+          <w:lang w:eastAsia="bg-BG"/>
+        </w:rPr>
+        <w:t>Канален слой – Осигурява надеждна комуникация между две устройства в рамките на една локална мрежа. Той работи с MAC адреси и Ethernet кадри. Именно на този слой се разпознава Magic Packet, който активира събужданет</w:t>
+      </w:r>
+      <w:r>
+        <w:rPr>
+          <w:lang w:eastAsia="bg-BG"/>
+        </w:rPr>
+        <w:t>о на компютъра.</w:t>
+      </w:r>
+      <w:r>
+        <w:rPr>
+          <w:lang w:eastAsia="bg-BG"/>
+        </w:rPr>
+        <w:t>Мрежов слой – Отговаря за логическото адресиране и маршрутизацията на пакетите. Работи с IP адреси и определя най-добрия път за достигане до целевото устройство.</w:t>
+      </w:r>
+    </w:p>
+    <w:p>
+      <w:pPr>
+        <w:ind w:firstLine="0"/>
+        <w:rPr>
+          <w:lang w:eastAsia="bg-BG"/>
+        </w:rPr>
+      </w:pPr>
+      <w:r>
+        <w:rPr>
+          <w:lang w:eastAsia="bg-BG"/>
+        </w:rPr>
+        <w:t xml:space="preserve">Транспортен слой – Осигурява комуникация между приложенията на различни устройства чрез протоколи като TCP и UDP. За Wake-on-LAN се използва UDP, тъй като не изисква установяване на връзка и може да предава broadcast пакети.Сесиен слой– Управлява сесиите между приложенията, като определя кога да започне и кога да приключи връзката. В WoL този слой няма пряка роля, но е важен за разбиране </w:t>
+      </w:r>
+      <w:r>
+        <w:rPr>
+          <w:lang w:eastAsia="bg-BG"/>
+        </w:rPr>
+        <w:t>на целия комуникационен процес.</w:t>
+      </w:r>
+      <w:r>
+        <w:rPr>
+          <w:lang w:eastAsia="bg-BG"/>
+        </w:rPr>
+        <w:t>Представителен слой – Отговаря за форматирането на д</w:t>
+      </w:r>
+      <w:r>
+        <w:rPr>
+          <w:lang w:eastAsia="bg-BG"/>
+        </w:rPr>
+        <w:t>анните, криптиране и компресия.</w:t>
+      </w:r>
+      <w:r>
+        <w:rPr>
+          <w:lang w:eastAsia="bg-BG"/>
+        </w:rPr>
+        <w:t xml:space="preserve">Приложен слой – Осигурява интерфейс за </w:t>
       </w:r>
       <w:r>
         <w:rPr>
           <w:lang w:eastAsia="bg-BG"/>
         </w:rPr>
         <w:lastRenderedPageBreak/>
-        <w:t>Systems Interconnection), създаден от International Organization for Standardization, който разделя мрежовата комуникация на седем слоя.</w:t>
-      </w:r>
+        <w:t>приложенията към мрежата. В случая на Wake-on-LAN това е уеб интерфейсът на сървъра, чрез който потребителят подава ко</w:t>
+      </w:r>
+      <w:r>
+        <w:rPr>
+          <w:lang w:eastAsia="bg-BG"/>
+        </w:rPr>
+        <w:t>манда за събуждане на компютър.</w:t>
+      </w:r>
+    </w:p>
+    <w:p>
+      <w:pPr>
+        <w:pStyle w:val="Heading3"/>
+        <w:rPr>
+          <w:rFonts w:ascii="Times New Roman" w:hAnsi="Times New Roman" w:cs="Times New Roman"/>
+        </w:rPr>
+      </w:pPr>
+      <w:bookmarkStart w:id="10" w:name="_Toc226013937"/>
+      <w:r>
+        <w:rPr>
+          <w:rFonts w:ascii="Times New Roman" w:hAnsi="Times New Roman" w:cs="Times New Roman"/>
+        </w:rPr>
+        <w:t>TCP/IP модел</w:t>
+      </w:r>
+      <w:bookmarkEnd w:id="10"/>
     </w:p>
     <w:p>
       <w:pPr>
@@ -4229,6 +4334,18 @@
           <w:lang w:eastAsia="bg-BG"/>
         </w:rPr>
       </w:pPr>
+      <w:r>
+        <w:rPr>
+          <w:lang w:eastAsia="bg-BG"/>
+        </w:rPr>
+        <w:t>На практика най-често използваният модел е TCP/IP. Той е по-опростен и включва четири слоя: мрежов достъп, интернет, транспортен и приложен слой. Слойът за мрежов достъп комбинира физическия и каналния слой на OSI модела, интернет слойът съответства на мрежовия слой, транспортният слой включва TCP и UDP протоколите, а приложният слой обхваща всички приложения и услуги, които използват мрежата. Този модел е практически ориентиран и е основата на инт</w:t>
+      </w:r>
+      <w:r>
+        <w:rPr>
+          <w:lang w:eastAsia="bg-BG"/>
+        </w:rPr>
+        <w:t>ернет и повечето локални мрежи.</w:t>
+      </w:r>
     </w:p>
     <w:p>
       <w:pPr>
@@ -4237,14 +4354,20 @@
           <w:rFonts w:ascii="Times New Roman" w:hAnsi="Times New Roman" w:cs="Times New Roman"/>
         </w:rPr>
       </w:pPr>
-      <w:bookmarkStart w:id="9" w:name="_Toc226013936"/>
       <w:r>
         <w:rPr>
           <w:rFonts w:ascii="Times New Roman" w:hAnsi="Times New Roman" w:cs="Times New Roman"/>
         </w:rPr>
-        <w:t>OSI модел</w:t>
-      </w:r>
-      <w:bookmarkEnd w:id="9"/>
+        <w:t xml:space="preserve"> </w:t>
+      </w:r>
+      <w:bookmarkStart w:id="11" w:name="_Toc226013938"/>
+      <w:r>
+        <w:rPr>
+          <w:rFonts w:ascii="Times New Roman" w:hAnsi="Times New Roman" w:cs="Times New Roman"/>
+        </w:rPr>
+        <w:t>Протоколи</w:t>
+      </w:r>
+      <w:bookmarkEnd w:id="11"/>
     </w:p>
     <w:p>
       <w:pPr>
@@ -4253,6 +4376,34 @@
           <w:lang w:eastAsia="bg-BG"/>
         </w:rPr>
       </w:pPr>
+      <w:r>
+        <w:rPr>
+          <w:lang w:eastAsia="bg-BG"/>
+        </w:rPr>
+        <w:t>Протоколите са набор от правила, които определят как се предават и получават данни. Те гарантират, че различни устройства и операционни системи могат да комуникират без проблеми. Най-важните протоко</w:t>
+      </w:r>
+      <w:r>
+        <w:rPr>
+          <w:lang w:eastAsia="bg-BG"/>
+        </w:rPr>
+        <w:t>ли за Wake-on-LAN са UDP и TCP.</w:t>
+      </w:r>
+    </w:p>
+    <w:p>
+      <w:pPr>
+        <w:pStyle w:val="Heading3"/>
+        <w:rPr>
+          <w:rFonts w:ascii="Times New Roman" w:hAnsi="Times New Roman" w:cs="Times New Roman"/>
+        </w:rPr>
+      </w:pPr>
+      <w:bookmarkStart w:id="12" w:name="_Toc226013939"/>
+      <w:r>
+        <w:rPr>
+          <w:rFonts w:ascii="Times New Roman" w:hAnsi="Times New Roman" w:cs="Times New Roman"/>
+        </w:rPr>
+        <w:t>UDP (User Datagram Protocol)</w:t>
+      </w:r>
+      <w:bookmarkEnd w:id="12"/>
     </w:p>
     <w:p>
       <w:pPr>
@@ -4265,44 +4416,60 @@
         <w:rPr>
           <w:lang w:eastAsia="bg-BG"/>
         </w:rPr>
-        <w:t xml:space="preserve">OSI моделът е теоретична конструкция, която обяснява как данните преминават от едно устройство на друго, като всяко устройство </w:t>
-      </w:r>
-      <w:r>
-        <w:rPr>
-          <w:lang w:eastAsia="bg-BG"/>
-        </w:rPr>
-        <w:t>има същите слоеве. Слоевете са:</w:t>
-      </w:r>
-      <w:r>
-        <w:rPr>
-          <w:lang w:eastAsia="bg-BG"/>
-        </w:rPr>
-        <w:t>Физически слой – Отговаря за реалния пренос на битове по кабел, оптична връзка или безжична среда. Той дефинира електрическите и механичните параметри на предаването, като напрежение, честота, скорост на пренос и тип на конектора. В контекста на Wake-on-LAN физическият слой е важен, защото сигналът трябва да достигне до мрежовата к</w:t>
-      </w:r>
-      <w:r>
-        <w:rPr>
-          <w:lang w:eastAsia="bg-BG"/>
-        </w:rPr>
-        <w:t>арта на изключеното устройство.</w:t>
-      </w:r>
-      <w:r>
-        <w:rPr>
-          <w:lang w:eastAsia="bg-BG"/>
-        </w:rPr>
-        <w:t>Канален слой – Осигурява надеждна комуникация между две устройства в рамките на една локална мрежа. Той работи с MAC адреси и Ethernet кадри. Именно на този слой се разпознава Magic Packet, който активира събужданет</w:t>
-      </w:r>
-      <w:r>
-        <w:rPr>
-          <w:lang w:eastAsia="bg-BG"/>
-        </w:rPr>
-        <w:t>о на компютъра.</w:t>
-      </w:r>
-      <w:r>
-        <w:rPr>
-          <w:lang w:eastAsia="bg-BG"/>
-        </w:rPr>
-        <w:t>Мрежов слой – Отговаря за логическото адресиране и маршрутизацията на пакетите. Работи с IP адреси и определя най-добрия път за достигане до целевото устройство.</w:t>
-      </w:r>
+        <w:t>UDP е безсесиен протокол, който предава данни без установяване на връзка. Той е бърз и с минимално натоварване на мрежата, но не гарантира, че пакетът ще достигне до целта. За Wake-on-LAN това е предимство, защото целта е просто да се изпрати Magic Packet до всички устройства в локалната мрежа чрез broadcast, без да е необходим отговор от изключените компютри. Стандар</w:t>
+      </w:r>
+      <w:r>
+        <w:rPr>
+          <w:lang w:eastAsia="bg-BG"/>
+        </w:rPr>
+        <w:t>тно се използват портове 7 и 9.</w:t>
+      </w:r>
+      <w:r>
+        <w:rPr>
+          <w:lang w:eastAsia="bg-BG"/>
+        </w:rPr>
+        <w:t xml:space="preserve">TCP </w:t>
+      </w:r>
+      <w:r>
+        <w:rPr>
+          <w:lang w:eastAsia="bg-BG"/>
+        </w:rPr>
+        <w:t>(Transmission Control Protocol)</w:t>
+      </w:r>
+      <w:r>
+        <w:rPr>
+          <w:lang w:eastAsia="bg-BG"/>
+        </w:rPr>
+        <w:t>TCP е протокол, ориентиран към връзка, който гарантира доставката на данни чрез потвърждение и контрол на грешките. Той използва тристепенно ръкостискане за установяване на връзка и контролира потока на данни. В случая на Wake-on-LAN TCP не е подходящ, защото целевият компютър е изключен и не може да отговаря на TCP заяв</w:t>
+      </w:r>
+      <w:r>
+        <w:rPr>
+          <w:lang w:eastAsia="bg-BG"/>
+        </w:rPr>
+        <w:t>ки.</w:t>
+      </w:r>
+    </w:p>
+    <w:p>
+      <w:pPr>
+        <w:pStyle w:val="Heading3"/>
+        <w:rPr>
+          <w:rFonts w:ascii="Times New Roman" w:hAnsi="Times New Roman" w:cs="Times New Roman"/>
+        </w:rPr>
+      </w:pPr>
+      <w:r>
+        <w:rPr>
+          <w:rFonts w:ascii="Times New Roman" w:hAnsi="Times New Roman" w:cs="Times New Roman"/>
+        </w:rPr>
+        <w:t xml:space="preserve"> </w:t>
+      </w:r>
+      <w:bookmarkStart w:id="13" w:name="_Toc226013940"/>
+      <w:r>
+        <w:rPr>
+          <w:rFonts w:ascii="Times New Roman" w:hAnsi="Times New Roman" w:cs="Times New Roman"/>
+        </w:rPr>
+        <w:t>Broadcast комуникация</w:t>
+      </w:r>
+      <w:bookmarkEnd w:id="13"/>
     </w:p>
     <w:p>
       <w:pPr>
@@ -4315,38 +4482,83 @@
         <w:rPr>
           <w:lang w:eastAsia="bg-BG"/>
         </w:rPr>
-        <w:t xml:space="preserve">Транспортен слой – Осигурява комуникация между приложенията на различни устройства чрез протоколи като TCP и UDP. За Wake-on-LAN се използва UDP, тъй като не изисква установяване на връзка и може да предава broadcast пакети.Сесиен слой– Управлява сесиите между приложенията, като определя кога да започне и кога да приключи връзката. В WoL този слой няма пряка роля, но е важен за разбиране </w:t>
-      </w:r>
-      <w:r>
-        <w:rPr>
-          <w:lang w:eastAsia="bg-BG"/>
-        </w:rPr>
-        <w:t>на целия комуникационен процес.</w:t>
-      </w:r>
-      <w:r>
-        <w:rPr>
-          <w:lang w:eastAsia="bg-BG"/>
-        </w:rPr>
-        <w:t>Представителен слой – Отговаря за форматирането на д</w:t>
-      </w:r>
-      <w:r>
-        <w:rPr>
-          <w:lang w:eastAsia="bg-BG"/>
-        </w:rPr>
-        <w:t>анните, криптиране и компресия.</w:t>
-      </w:r>
-      <w:r>
-        <w:rPr>
-          <w:lang w:eastAsia="bg-BG"/>
-        </w:rPr>
-        <w:t>Приложен слой – Осигурява интерфейс за приложенията към мрежата. В случая на Wake-on-LAN това е уеб интерфейсът на сървъра, чрез който потребителят подава ко</w:t>
-      </w:r>
-      <w:r>
-        <w:rPr>
-          <w:lang w:eastAsia="bg-BG"/>
-        </w:rPr>
-        <w:t>манда за събуждане на компютър.</w:t>
-      </w:r>
+        <w:t>Broadcast представлява изпращане на пакет до всички устройства в мрежата или подмрежата. За Wake-on-LAN broadcast адресът е критичен, защото Magic Packet трябва</w:t>
+      </w:r>
+      <w:r>
+        <w:rPr>
+          <w:lang w:eastAsia="bg-BG"/>
+        </w:rPr>
+        <w:t xml:space="preserve"> </w:t>
+      </w:r>
+      <w:r>
+        <w:rPr>
+          <w:lang w:eastAsia="bg-BG"/>
+        </w:rPr>
+        <w:t>да достигне до всички мрежови карти. Всяка мрежова карта проверява дали пакетът съдържа нейния MAC адрес и само тогава подава сигнал за включване на компютъра.</w:t>
+      </w:r>
+    </w:p>
+    <w:p>
+      <w:pPr>
+        <w:ind w:firstLine="0"/>
+        <w:rPr>
+          <w:lang w:eastAsia="bg-BG"/>
+        </w:rPr>
+      </w:pPr>
+      <w:r>
+        <w:rPr>
+          <w:lang w:eastAsia="bg-BG"/>
+        </w:rPr>
+        <w:t>Съществуват два вида broadcast:</w:t>
+      </w:r>
+    </w:p>
+    <w:p>
+      <w:pPr>
+        <w:ind w:firstLine="0"/>
+        <w:rPr>
+          <w:lang w:eastAsia="bg-BG"/>
+        </w:rPr>
+      </w:pPr>
+      <w:r>
+        <w:rPr>
+          <w:lang w:eastAsia="bg-BG"/>
+        </w:rPr>
+        <w:lastRenderedPageBreak/>
+        <w:t>Ограничен (limited broadcast) – 255.255.255.255, достига до всички устройства в локалната мрежа.</w:t>
+      </w:r>
+    </w:p>
+    <w:p>
+      <w:pPr>
+        <w:ind w:firstLine="0"/>
+        <w:rPr>
+          <w:lang w:eastAsia="bg-BG"/>
+        </w:rPr>
+      </w:pPr>
+      <w:r>
+        <w:rPr>
+          <w:lang w:eastAsia="bg-BG"/>
+        </w:rPr>
+        <w:t>Насочен (directed broadcast) – например 192.168.1.255, изп</w:t>
+      </w:r>
+      <w:r>
+        <w:rPr>
+          <w:lang w:eastAsia="bg-BG"/>
+        </w:rPr>
+        <w:t>олзва се за конкретна подмрежа.</w:t>
+      </w:r>
+      <w:r>
+        <w:rPr>
+          <w:lang w:eastAsia="bg-BG"/>
+        </w:rPr>
+        <w:t>За успешната работа на WoL сървъра е важно да се използва правилният тип broadcast, за да може пакетът да достигне целевите устройства.</w:t>
+      </w:r>
+    </w:p>
+    <w:p>
+      <w:pPr>
+        <w:ind w:firstLine="0"/>
+        <w:rPr>
+          <w:lang w:eastAsia="bg-BG"/>
+        </w:rPr>
+      </w:pPr>
     </w:p>
     <w:p>
       <w:pPr>
@@ -4355,266 +4567,10 @@
           <w:rFonts w:ascii="Times New Roman" w:hAnsi="Times New Roman" w:cs="Times New Roman"/>
         </w:rPr>
       </w:pPr>
-      <w:bookmarkStart w:id="10" w:name="_Toc226013937"/>
       <w:r>
         <w:rPr>
           <w:rFonts w:ascii="Times New Roman" w:hAnsi="Times New Roman" w:cs="Times New Roman"/>
         </w:rPr>
-        <w:t>TCP/IP модел</w:t>
-      </w:r>
-      <w:bookmarkEnd w:id="10"/>
-    </w:p>
-    <w:p>
-      <w:pPr>
-        <w:ind w:firstLine="0"/>
-        <w:rPr>
-          <w:lang w:eastAsia="bg-BG"/>
-        </w:rPr>
-      </w:pPr>
-      <w:r>
-        <w:rPr>
-          <w:lang w:eastAsia="bg-BG"/>
-        </w:rPr>
-        <w:t xml:space="preserve">На практика най-често използваният модел е TCP/IP. Той е по-опростен и включва четири слоя: мрежов достъп, интернет, транспортен и приложен слой. Слойът за мрежов достъп комбинира физическия и каналния слой на OSI модела, интернет слойът съответства на мрежовия слой, транспортният слой включва TCP и UDP протоколите, а </w:t>
-      </w:r>
-      <w:r>
-        <w:rPr>
-          <w:lang w:eastAsia="bg-BG"/>
-        </w:rPr>
-        <w:lastRenderedPageBreak/>
-        <w:t>приложният слой обхваща всички приложения и услуги, които използват мрежата. Този модел е практически ориентиран и е основата на инт</w:t>
-      </w:r>
-      <w:r>
-        <w:rPr>
-          <w:lang w:eastAsia="bg-BG"/>
-        </w:rPr>
-        <w:t>ернет и повечето локални мрежи.</w:t>
-      </w:r>
-    </w:p>
-    <w:p>
-      <w:pPr>
-        <w:pStyle w:val="Heading3"/>
-        <w:rPr>
-          <w:rFonts w:ascii="Times New Roman" w:hAnsi="Times New Roman" w:cs="Times New Roman"/>
-        </w:rPr>
-      </w:pPr>
-      <w:r>
-        <w:rPr>
-          <w:rFonts w:ascii="Times New Roman" w:hAnsi="Times New Roman" w:cs="Times New Roman"/>
-        </w:rPr>
-        <w:t xml:space="preserve"> </w:t>
-      </w:r>
-      <w:bookmarkStart w:id="11" w:name="_Toc226013938"/>
-      <w:r>
-        <w:rPr>
-          <w:rFonts w:ascii="Times New Roman" w:hAnsi="Times New Roman" w:cs="Times New Roman"/>
-        </w:rPr>
-        <w:t>Протоколи</w:t>
-      </w:r>
-      <w:bookmarkEnd w:id="11"/>
-    </w:p>
-    <w:p>
-      <w:pPr>
-        <w:ind w:firstLine="0"/>
-        <w:rPr>
-          <w:lang w:eastAsia="bg-BG"/>
-        </w:rPr>
-      </w:pPr>
-      <w:r>
-        <w:rPr>
-          <w:lang w:eastAsia="bg-BG"/>
-        </w:rPr>
-        <w:t>Протоколите са набор от правила, които определят как се предават и получават данни. Те гарантират, че различни устройства и операционни системи могат да комуникират без проблеми. Най-важните протоко</w:t>
-      </w:r>
-      <w:r>
-        <w:rPr>
-          <w:lang w:eastAsia="bg-BG"/>
-        </w:rPr>
-        <w:t>ли за Wake-on-LAN са UDP и TCP.</w:t>
-      </w:r>
-    </w:p>
-    <w:p>
-      <w:pPr>
-        <w:pStyle w:val="Heading3"/>
-        <w:rPr>
-          <w:rFonts w:ascii="Times New Roman" w:hAnsi="Times New Roman" w:cs="Times New Roman"/>
-        </w:rPr>
-      </w:pPr>
-      <w:bookmarkStart w:id="12" w:name="_Toc226013939"/>
-      <w:r>
-        <w:rPr>
-          <w:rFonts w:ascii="Times New Roman" w:hAnsi="Times New Roman" w:cs="Times New Roman"/>
-        </w:rPr>
-        <w:t>UDP (User Datagram Protocol)</w:t>
-      </w:r>
-      <w:bookmarkEnd w:id="12"/>
-    </w:p>
-    <w:p>
-      <w:pPr>
-        <w:ind w:firstLine="0"/>
-        <w:rPr>
-          <w:lang w:eastAsia="bg-BG"/>
-        </w:rPr>
-      </w:pPr>
-      <w:r>
-        <w:rPr>
-          <w:lang w:eastAsia="bg-BG"/>
-        </w:rPr>
-        <w:t>UDP е безсесиен протокол, който предава данни без установяване на връзка. Той е бърз и с минимално натоварване на мрежата, но не гарантира, че пакетът ще достигне до целта. За Wake-on-LAN това е предимство, защото целта е просто да се изпрати Magic Packet до всички устройства в локалната мрежа чрез broadcast, без да е необходим отговор от изключените компютри. Стандар</w:t>
-      </w:r>
-      <w:r>
-        <w:rPr>
-          <w:lang w:eastAsia="bg-BG"/>
-        </w:rPr>
-        <w:t>тно се използват портове 7 и 9.</w:t>
-      </w:r>
-      <w:r>
-        <w:rPr>
-          <w:lang w:eastAsia="bg-BG"/>
-        </w:rPr>
-        <w:t xml:space="preserve">TCP </w:t>
-      </w:r>
-      <w:r>
-        <w:rPr>
-          <w:lang w:eastAsia="bg-BG"/>
-        </w:rPr>
-        <w:t>(Transmission Control Protocol)</w:t>
-      </w:r>
-      <w:r>
-        <w:rPr>
-          <w:lang w:eastAsia="bg-BG"/>
-        </w:rPr>
-        <w:t>TCP е протокол, ориентиран към връзка, който гарантира доставката на данни чрез потвърждение и контрол на грешките. Той използва тристепенно ръкостискане за установяване на връзка и контролира потока на данни. В случая на Wake-on-LAN TCP не е подходящ, защото целевият компютър е изключен и не може да отговаря на TCP заяв</w:t>
-      </w:r>
-      <w:r>
-        <w:rPr>
-          <w:lang w:eastAsia="bg-BG"/>
-        </w:rPr>
-        <w:t>ки.</w:t>
-      </w:r>
-    </w:p>
-    <w:p>
-      <w:pPr>
-        <w:pStyle w:val="Heading3"/>
-        <w:rPr>
-          <w:rFonts w:ascii="Times New Roman" w:hAnsi="Times New Roman" w:cs="Times New Roman"/>
-        </w:rPr>
-      </w:pPr>
-      <w:r>
-        <w:rPr>
-          <w:rFonts w:ascii="Times New Roman" w:hAnsi="Times New Roman" w:cs="Times New Roman"/>
-        </w:rPr>
-        <w:t xml:space="preserve"> </w:t>
-      </w:r>
-      <w:bookmarkStart w:id="13" w:name="_Toc226013940"/>
-      <w:r>
-        <w:rPr>
-          <w:rFonts w:ascii="Times New Roman" w:hAnsi="Times New Roman" w:cs="Times New Roman"/>
-        </w:rPr>
-        <w:t>Broadcast комуникация</w:t>
-      </w:r>
-      <w:bookmarkEnd w:id="13"/>
-    </w:p>
-    <w:p>
-      <w:pPr>
-        <w:ind w:firstLine="0"/>
-        <w:rPr>
-          <w:lang w:eastAsia="bg-BG"/>
-        </w:rPr>
-      </w:pPr>
-      <w:r>
-        <w:rPr>
-          <w:lang w:eastAsia="bg-BG"/>
-        </w:rPr>
-        <w:t>Broadcast представлява изпращане на пакет до всички устройства в мрежата или подмрежата. За Wake-on-LAN broadcast адресът е критичен, защото Magic Packet трябва</w:t>
-      </w:r>
-      <w:r>
-        <w:rPr>
-          <w:lang w:eastAsia="bg-BG"/>
-        </w:rPr>
-        <w:t xml:space="preserve"> </w:t>
-      </w:r>
-      <w:r>
-        <w:rPr>
-          <w:lang w:eastAsia="bg-BG"/>
-        </w:rPr>
-        <w:t>да достигне до всички мрежови карти. Всяка мрежова карта проверява дали пакетът съдържа нейния MAC адрес и само тогава подава сигнал за включване на компютъра.</w:t>
-      </w:r>
-    </w:p>
-    <w:p>
-      <w:pPr>
-        <w:ind w:firstLine="0"/>
-        <w:rPr>
-          <w:lang w:eastAsia="bg-BG"/>
-        </w:rPr>
-      </w:pPr>
-      <w:r>
-        <w:rPr>
-          <w:lang w:eastAsia="bg-BG"/>
-        </w:rPr>
-        <w:t>Съществуват два вида broadcast:</w:t>
-      </w:r>
-    </w:p>
-    <w:p>
-      <w:pPr>
-        <w:ind w:firstLine="0"/>
-        <w:rPr>
-          <w:lang w:eastAsia="bg-BG"/>
-        </w:rPr>
-      </w:pPr>
-      <w:r>
-        <w:rPr>
-          <w:lang w:eastAsia="bg-BG"/>
-        </w:rPr>
-        <w:t>Ограничен (limited broadcast) – 255.255.255.255, достига до всички устройства в локалната мрежа.</w:t>
-      </w:r>
-    </w:p>
-    <w:p>
-      <w:pPr>
-        <w:ind w:firstLine="0"/>
-        <w:rPr>
-          <w:lang w:eastAsia="bg-BG"/>
-        </w:rPr>
-      </w:pPr>
-      <w:r>
-        <w:rPr>
-          <w:lang w:eastAsia="bg-BG"/>
-        </w:rPr>
-        <w:t>Насочен (directed broadcast) – например 192.168.1.255, изп</w:t>
-      </w:r>
-      <w:r>
-        <w:rPr>
-          <w:lang w:eastAsia="bg-BG"/>
-        </w:rPr>
-        <w:t>олзва се за конкретна подмрежа.</w:t>
-      </w:r>
-      <w:r>
-        <w:rPr>
-          <w:lang w:eastAsia="bg-BG"/>
-        </w:rPr>
-        <w:t>За успешната работа на WoL сървъра е важно да се използва правилният тип broadcast, за да може пакетът да достигне целевите устройства.</w:t>
-      </w:r>
-    </w:p>
-    <w:p>
-      <w:pPr>
-        <w:ind w:firstLine="0"/>
-        <w:rPr>
-          <w:lang w:eastAsia="bg-BG"/>
-        </w:rPr>
-      </w:pPr>
-    </w:p>
-    <w:p>
-      <w:pPr>
-        <w:pStyle w:val="Heading3"/>
-        <w:rPr>
-          <w:rFonts w:ascii="Times New Roman" w:hAnsi="Times New Roman" w:cs="Times New Roman"/>
-        </w:rPr>
-      </w:pPr>
-      <w:r>
-        <w:rPr>
-          <w:rFonts w:ascii="Times New Roman" w:hAnsi="Times New Roman" w:cs="Times New Roman"/>
-        </w:rPr>
-        <w:lastRenderedPageBreak/>
         <w:t xml:space="preserve"> </w:t>
       </w:r>
       <w:bookmarkStart w:id="14" w:name="_Toc226013941"/>
@@ -4763,14 +4719,42 @@
         <w:rPr>
           <w:lang w:eastAsia="bg-BG"/>
         </w:rPr>
-        <w:t xml:space="preserve">В зависимост от географския обхват компютърните мрежи се разделят на локални (LAN), градски (MAN) и глобални (WAN). Локалната мрежа (Local Area Network) обхваща малка територия – например компютърна зала, училище, офис сграда или дом. Тя се характеризира с висока скорост на предаване на данни, ниска латентност и </w:t>
+        <w:t>В зависимост от географския обхват компютърните мрежи се разделят на локални (LAN), градски (MAN) и глобални (WAN). Локалната мрежа (Local Area Network) обхваща малка територия – например компютърна зала, училище, офис сграда или дом. Тя се характеризира с висока скорост на предаване на данни, ниска латентност и сравнително проста архитектура. В локалните мрежи обикновено се използват Ethernet технологии и кабелна инфраструктура от тип UTP или оптични връзки.Градските мрежи (Metropolitan Area Network) свързват множество локални мрежи в рамките на един град или индустриална зона.</w:t>
+      </w:r>
+    </w:p>
+    <w:p>
+      <w:pPr>
+        <w:ind w:firstLine="0"/>
+        <w:rPr>
+          <w:lang w:eastAsia="bg-BG"/>
+        </w:rPr>
+      </w:pPr>
+      <w:r>
+        <w:rPr>
+          <w:lang w:eastAsia="bg-BG"/>
+        </w:rPr>
+        <w:t xml:space="preserve"> Те използват високоскоростни комуникационни линии, често базирани на оптични технологии.Глобалните мрежи (Wide Area Network) покриват големи географски територии и свързват различни градове, държави или континенти. Най-големият пример за глобална мрежа е интернет. WAN мрежите използват сложни механизми за маршрутизация и различни комуникационни технологии.Настоящият проект за Wake-on-LAN сървър функционира основно в рамките на локална мрежа, тъй като технологията разчита на broadcast механизъм в една подмрежа.Топология на мрежите.Топологията определя начина, по който устройствата в мрежата са свързани физически и логически. Тя влияе върху надеждността, производителността и мащабируемостта на мрежата.В съвременните LAN среди най-разпространена е звездната топология. При нея всички устройства са свързани към централен мрежов компонент – най-често суич. </w:t>
+      </w:r>
+    </w:p>
+    <w:p>
+      <w:pPr>
+        <w:ind w:firstLine="0"/>
+        <w:rPr>
+          <w:lang w:eastAsia="bg-BG"/>
+        </w:rPr>
+      </w:pPr>
+      <w:r>
+        <w:rPr>
+          <w:lang w:eastAsia="bg-BG"/>
+        </w:rPr>
+        <w:t xml:space="preserve">Тази структура улеснява управлението и локализирането на проблеми, тъй като повреда в един кабел засяга само конкретното устройство.Шинната топология използва общ комуникационен канал, към който са свързани всички устройства. Този модел е бил широко използван в ранните версии на Ethernet, но днес почти не се среща поради ниската надеждност.Пръстеновидната топология свързва устройствата в затворен кръг, като данните преминават последователно през всяко устройство. Мрежовата (mesh) топология осигурява множество връзки между устройствата и предлага висока отказоустойчивост, но изисква по-сложна инфраструктура.Изборът на топология влияе </w:t>
       </w:r>
       <w:r>
         <w:rPr>
           <w:lang w:eastAsia="bg-BG"/>
         </w:rPr>
         <w:lastRenderedPageBreak/>
-        <w:t>сравнително проста архитектура. В локалните мрежи обикновено се използват Ethernet технологии и кабелна инфраструктура от тип UTP или оптични връзки.Градските мрежи (Metropolitan Area Network) свързват множество локални мрежи в рамките на един град или индустриална зона. Те използват високоскоростни комуникационни линии, често базирани на оптични технологии.Глобалните мрежи (Wide Area Network) покриват големи географски територии и свързват различни градове, държави или континенти. Най-големият пример за глобална мрежа е интернет. WAN мрежите използват сложни механизми за маршрутизация и различни комуникационни технологии.Настоящият проект за Wake-on-LAN сървър функционира основно в рамките на локална мрежа, тъй като технологията разчита на broadcast механизъм в една подмрежа.Топология на мрежите.Топологията определя начина, по който устройствата в мрежата са свързани физически и логически. Тя влияе върху надеждността, производителността и мащабируемостта на мрежата.В съвременните LAN среди най-разпространена е звездната топология. При нея всички устройства са свързани към централен мрежов компонент – най-често суич. Тази структура улеснява управлението и локализирането на проблеми, тъй като повреда в един кабел засяга само конкретното устройство.Шинната топология използва общ комуникационен канал, към който са свързани всички устройства. Този модел е бил широко използван в ранните версии на Ethernet, но днес почти не се среща поради ниската надеждност.Пръстеновидната топология свързва устройствата в затворен кръг, като данните преминават последователно през всяко устройство. Мрежовата (mesh) топология осигурява множество връзки между устройствата и предлага висока отказоустойчивост, но изисква по-сложна инфраструктура.Изборът на топология влияе пряко върху начина, по който broadcast пакетите, използвани при Wake-on-LAN, се разпространяват в мрежата.</w:t>
+        <w:t>пряко върху начина, по който broadcast пакетите, използвани при Wake-on-LAN, се разпространяват в мрежата.</w:t>
       </w:r>
     </w:p>
     <w:p>
@@ -4827,14 +4811,7 @@
         <w:rPr>
           <w:lang w:eastAsia="bg-BG"/>
         </w:rPr>
-        <w:t xml:space="preserve">Функционирането на компютърната мрежа зависи от различни хардуерни компоненти. Суичът е основното устройство в локалната мрежа. Той свързва множество устройства и препраща данните въз основа на MAC адресите им. Суичът поддържа таблица с MAC адреси и насочва трафика само към съответния порт, което намалява излишния мрежов </w:t>
-      </w:r>
-      <w:r>
-        <w:rPr>
-          <w:lang w:eastAsia="bg-BG"/>
-        </w:rPr>
-        <w:lastRenderedPageBreak/>
-        <w:t>трафик.Рутерът свързва различни мрежи и извършва маршрутизация на пакети въз основа на IP адреси. Той анализира мрежовата част на IP адреса и определя най-подходящия маршрут за достигане до крайната дестинация. Освен това рутерът може да изпълнява функции като DHCP сървър, NAT превод и защитна стена.Мрежовата карта (NIC – Network Interface Card) осигурява физическата връзка на компютъра към мрежата. Тя съдържа уникален MAC адрес и управлява комуникацията на ниско ниво. При Wake-on-LAN мрежовата карта играе ключова роля, тъй като остава частично активна дори когато компютърът е изключен, стига захранването да не е прекъснато.</w:t>
+        <w:t>Функционирането на компютърната мрежа зависи от различни хардуерни компоненти. Суичът е основното устройство в локалната мрежа. Той свързва множество устройства и препраща данните въз основа на MAC адресите им. Суичът поддържа таблица с MAC адреси и насочва трафика само към съответния порт, което намалява излишния мрежов трафик.Рутерът свързва различни мрежи и извършва маршрутизация на пакети въз основа на IP адреси. Той анализира мрежовата част на IP адреса и определя най-подходящия маршрут за достигане до крайната дестинация. Освен това рутерът може да изпълнява функции като DHCP сървър, NAT превод и защитна стена.Мрежовата карта (NIC – Network Interface Card) осигурява физическата връзка на компютъра към мрежата. Тя съдържа уникален MAC адрес и управлява комуникацията на ниско ниво. При Wake-on-LAN мрежовата карта играе ключова роля, тъй като остава частично активна дори когато компютърът е изключен, стига захранването да не е прекъснато.</w:t>
       </w:r>
     </w:p>
     <w:p>
@@ -4932,16 +4909,188 @@
         <w:rPr>
           <w:lang w:eastAsia="bg-BG"/>
         </w:rPr>
-        <w:t>Broadcast представлява механизъм за изпращане на пакет до всички устройства в една подмрежа. Това става чрез използване на специален broadcast IP адрес, например 192.168.1.255 при маска 255.255.255.0.При Wake-on-LAN Magic Packet се изпраща като broadcast съобщение. Всички устройства в мрежата получават пакета, но само това, чийто MAC адрес съвпада с посочения в пакета, активира процеса на включване. Този механизъм позволява събуждане на компютър, без той да има активна операционна система или конфигуриран IP адрес.</w:t>
-      </w:r>
-    </w:p>
-    <w:p>
-      <w:pPr>
+        <w:t xml:space="preserve">Broadcast представлява механизъм за изпращане на пакет до всички устройства в една подмрежа. Това става чрез използване на специален broadcast IP адрес, например 192.168.1.255 при маска 255.255.255.0.При Wake-on-LAN Magic Packet се изпраща като broadcast съобщение. Всички устройства в мрежата получават пакета, но само това, </w:t>
+      </w:r>
+      <w:bookmarkStart w:id="20" w:name="_GoBack"/>
+      <w:r>
+        <w:rPr>
+          <w:lang w:eastAsia="bg-BG"/>
+        </w:rPr>
+        <w:t xml:space="preserve">чийто MAC адрес съвпада с посочения в пакета, активира процеса на включване. Този </w:t>
+      </w:r>
+      <w:bookmarkEnd w:id="20"/>
+      <w:r>
+        <w:rPr>
+          <w:lang w:eastAsia="bg-BG"/>
+        </w:rPr>
+        <w:t>механизъм позволява събуждане на компютър, без той да има активна операционна система или конфигуриран IP адрес.</w:t>
+      </w:r>
+    </w:p>
+    <w:p>
+      <w:pPr>
+        <w:rPr>
+          <w:lang w:eastAsia="bg-BG"/>
+        </w:rPr>
+      </w:pPr>
+    </w:p>
+    <w:p>
+      <w:bookmarkStart w:id="21" w:name="_Toc226013947"/>
+      <w:r>
+        <w:t>3.6</w:t>
+      </w:r>
+      <w:r>
+        <w:t>Портове и комуникационни протоколи</w:t>
+      </w:r>
+      <w:bookmarkEnd w:id="21"/>
+      <w:r>
+        <w:t xml:space="preserve"> </w:t>
+      </w:r>
+    </w:p>
+    <w:p>
+      <w:pPr>
+        <w:rPr>
+          <w:lang w:eastAsia="bg-BG"/>
+        </w:rPr>
+      </w:pPr>
+      <w:r>
+        <w:rPr>
+          <w:lang w:eastAsia="bg-BG"/>
+        </w:rPr>
+        <w:t>Мрежовата комуникация се осъществява чрез протоколи – стандартизирани правила за обмен на данни. Всеки протокол използва портове, които представляват логически идентификатори на услуги или процеси. Wake-on-LAN използва UDP протокол, обикновено през порт 7 или порт 9. UDP е безсесиен протокол, който не изисква установяване на връзка и не гарантира доставка на пакета. Тази характеристика го прави подходящ за изпращане на broadcast съобщения, при които целта е сигналът да достигне до мрежата възможно най-бързо и с минимално натоварване.</w:t>
+      </w:r>
+    </w:p>
+    <w:p>
+      <w:pPr>
+        <w:pStyle w:val="Heading2"/>
+        <w:numPr>
+          <w:ilvl w:val="0"/>
+          <w:numId w:val="0"/>
+        </w:numPr>
+        <w:ind w:left="430"/>
+        <w:rPr>
+          <w:rFonts w:ascii="Times New Roman" w:hAnsi="Times New Roman" w:cs="Times New Roman"/>
+        </w:rPr>
+      </w:pPr>
+      <w:bookmarkStart w:id="22" w:name="_Toc226013948"/>
+      <w:r>
+        <w:rPr>
+          <w:rFonts w:ascii="Times New Roman" w:hAnsi="Times New Roman" w:cs="Times New Roman"/>
+        </w:rPr>
+        <w:t>4.1</w:t>
+      </w:r>
+      <w:r>
+        <w:rPr>
+          <w:rFonts w:ascii="Times New Roman" w:hAnsi="Times New Roman" w:cs="Times New Roman"/>
+        </w:rPr>
+        <w:t>Технология Wake-on-LAN (WoL)</w:t>
+      </w:r>
+      <w:bookmarkEnd w:id="22"/>
+    </w:p>
+    <w:p>
+      <w:pPr>
+        <w:spacing w:before="100" w:beforeAutospacing="1" w:after="100" w:afterAutospacing="1" w:line="240" w:lineRule="auto"/>
         <w:ind w:firstLine="0"/>
-        <w:rPr>
-          <w:lang w:eastAsia="bg-BG"/>
-        </w:rPr>
-      </w:pPr>
+        <w:jc w:val="left"/>
+        <w:rPr>
+          <w:rFonts w:eastAsia="Times New Roman"/>
+          <w:lang w:eastAsia="bg-BG"/>
+        </w:rPr>
+      </w:pPr>
+      <w:r>
+        <w:rPr>
+          <w:rFonts w:eastAsia="Times New Roman"/>
+          <w:lang w:eastAsia="bg-BG"/>
+        </w:rPr>
+        <w:t xml:space="preserve">С развитието на компютърните мрежи се появяват технологии, които позволяват по-ефективно управление на компютърните системи от разстояние. Една от тези технологии е </w:t>
+      </w:r>
+      <w:r>
+        <w:rPr>
+          <w:rFonts w:eastAsia="Times New Roman"/>
+          <w:b/>
+          <w:bCs/>
+          <w:lang w:eastAsia="bg-BG"/>
+        </w:rPr>
+        <w:t>Wake-on-LAN (WoL)</w:t>
+      </w:r>
+      <w:r>
+        <w:rPr>
+          <w:rFonts w:eastAsia="Times New Roman"/>
+          <w:lang w:eastAsia="bg-BG"/>
+        </w:rPr>
+        <w:t>. Тя позволява компютър да бъде включен или „събуден“ от състояние на изключване или режим на енергоспестяване чрез изпращане на специален мрежов пакет.</w:t>
+      </w:r>
+    </w:p>
+    <w:p>
+      <w:pPr>
+        <w:spacing w:before="100" w:beforeAutospacing="1" w:after="100" w:afterAutospacing="1" w:line="240" w:lineRule="auto"/>
+        <w:ind w:firstLine="0"/>
+        <w:jc w:val="left"/>
+        <w:rPr>
+          <w:rFonts w:eastAsia="Times New Roman"/>
+          <w:lang w:eastAsia="bg-BG"/>
+        </w:rPr>
+      </w:pPr>
+      <w:r>
+        <w:rPr>
+          <w:rFonts w:eastAsia="Times New Roman"/>
+          <w:lang w:eastAsia="bg-BG"/>
+        </w:rPr>
+        <w:t>Wake-on-LAN е особено полезна в корпоративни мрежи, където администраторите трябва да управляват множество компютри дистанционно. Технологията позволява компютрите да бъдат включвани автоматично за извършване на актуализации, архивиране на данни, дистанционна поддръжка или други административни задачи.</w:t>
+      </w:r>
+    </w:p>
+    <w:p>
+      <w:pPr>
+        <w:spacing w:before="100" w:beforeAutospacing="1" w:after="100" w:afterAutospacing="1" w:line="240" w:lineRule="auto"/>
+        <w:ind w:firstLine="0"/>
+        <w:jc w:val="left"/>
+        <w:rPr>
+          <w:rFonts w:eastAsia="Times New Roman"/>
+          <w:lang w:eastAsia="bg-BG"/>
+        </w:rPr>
+      </w:pPr>
+      <w:r>
+        <w:rPr>
+          <w:rFonts w:eastAsia="Times New Roman"/>
+          <w:lang w:eastAsia="bg-BG"/>
+        </w:rPr>
+        <w:t xml:space="preserve">Едно от основните предимства на тази технология е възможността за </w:t>
+      </w:r>
+      <w:r>
+        <w:rPr>
+          <w:rFonts w:eastAsia="Times New Roman"/>
+          <w:b/>
+          <w:bCs/>
+          <w:lang w:eastAsia="bg-BG"/>
+        </w:rPr>
+        <w:t>икономия на електроенергия</w:t>
+      </w:r>
+      <w:r>
+        <w:rPr>
+          <w:rFonts w:eastAsia="Times New Roman"/>
+          <w:lang w:eastAsia="bg-BG"/>
+        </w:rPr>
+        <w:t>, тъй като компютрите могат да бъдат изключени, когато не се използват, и включени само когато е необходимо.</w:t>
+      </w:r>
+    </w:p>
+    <w:p>
+      <w:pPr>
+        <w:spacing w:after="0" w:line="240" w:lineRule="auto"/>
+        <w:ind w:firstLine="0"/>
+        <w:jc w:val="left"/>
+        <w:rPr>
+          <w:rFonts w:eastAsia="Times New Roman"/>
+          <w:lang w:eastAsia="bg-BG"/>
+        </w:rPr>
+      </w:pPr>
+      <w:r>
+        <w:rPr>
+          <w:rFonts w:eastAsia="Times New Roman"/>
+          <w:lang w:eastAsia="bg-BG"/>
+        </w:rPr>
+        <w:pict>
+          <v:rect id="_x0000_i1277" style="width:0;height:1.5pt" o:hralign="center" o:hrstd="t" o:hr="t" fillcolor="#a0a0a0" stroked="f"/>
+        </w:pict>
+      </w:r>
     </w:p>
     <w:p>
       <w:pPr>
@@ -4955,40 +5104,1366 @@
           <w:rFonts w:ascii="Times New Roman" w:hAnsi="Times New Roman" w:cs="Times New Roman"/>
         </w:rPr>
       </w:pPr>
-      <w:bookmarkStart w:id="20" w:name="_Toc226013947"/>
+      <w:bookmarkStart w:id="23" w:name="_Toc226013949"/>
       <w:r>
         <w:rPr>
           <w:rFonts w:ascii="Times New Roman" w:hAnsi="Times New Roman" w:cs="Times New Roman"/>
         </w:rPr>
         <w:lastRenderedPageBreak/>
-        <w:t>3.6</w:t>
+        <w:t>4.2</w:t>
       </w:r>
       <w:r>
         <w:rPr>
           <w:rFonts w:ascii="Times New Roman" w:hAnsi="Times New Roman" w:cs="Times New Roman"/>
         </w:rPr>
-        <w:t>Портове и комуникационни протоколи</w:t>
-      </w:r>
-      <w:bookmarkEnd w:id="20"/>
-      <w:r>
+        <w:t>История и предназначение на WoL</w:t>
+      </w:r>
+      <w:bookmarkEnd w:id="23"/>
+    </w:p>
+    <w:p>
+      <w:pPr>
+        <w:spacing w:before="100" w:beforeAutospacing="1" w:after="100" w:afterAutospacing="1" w:line="240" w:lineRule="auto"/>
+        <w:ind w:firstLine="0"/>
+        <w:jc w:val="left"/>
+        <w:rPr>
+          <w:rFonts w:eastAsia="Times New Roman"/>
+          <w:lang w:eastAsia="bg-BG"/>
+        </w:rPr>
+      </w:pPr>
+      <w:r>
+        <w:rPr>
+          <w:rFonts w:eastAsia="Times New Roman"/>
+          <w:lang w:eastAsia="bg-BG"/>
+        </w:rPr>
+        <w:t>Технологията Wake-on-LAN се появява през 90-те години на XX век като решение за дистанционно управление на компютри в локални мрежи. Тя е разработена основно от производители на мрежово оборудване с цел да улесни системните администратори при поддръжката на компютърни системи.</w:t>
+      </w:r>
+    </w:p>
+    <w:p>
+      <w:pPr>
+        <w:spacing w:before="100" w:beforeAutospacing="1" w:after="100" w:afterAutospacing="1" w:line="240" w:lineRule="auto"/>
+        <w:ind w:firstLine="0"/>
+        <w:jc w:val="left"/>
+        <w:rPr>
+          <w:rFonts w:eastAsia="Times New Roman"/>
+          <w:lang w:eastAsia="bg-BG"/>
+        </w:rPr>
+      </w:pPr>
+      <w:r>
+        <w:rPr>
+          <w:rFonts w:eastAsia="Times New Roman"/>
+          <w:lang w:eastAsia="bg-BG"/>
+        </w:rPr>
+        <w:t>Първоначално Wake-on-LAN се използва главно в корпоративни среди, където голям брой компютри трябва да бъдат управлявани централизирано. Например системният администратор може да включи компютрите в офиса през нощта, за да се извършат автоматични актуализации на операционната система или антивирусния софтуер.</w:t>
+      </w:r>
+    </w:p>
+    <w:p>
+      <w:pPr>
+        <w:spacing w:before="100" w:beforeAutospacing="1" w:after="100" w:afterAutospacing="1" w:line="240" w:lineRule="auto"/>
+        <w:ind w:firstLine="0"/>
+        <w:jc w:val="left"/>
+        <w:rPr>
+          <w:rFonts w:eastAsia="Times New Roman"/>
+          <w:lang w:eastAsia="bg-BG"/>
+        </w:rPr>
+      </w:pPr>
+      <w:r>
+        <w:rPr>
+          <w:rFonts w:eastAsia="Times New Roman"/>
+          <w:lang w:eastAsia="bg-BG"/>
+        </w:rPr>
+        <w:t>С времето технологията започва да се използва и в домашни мрежи. Потребителите могат да включват своите компютри дистанционно чрез смартфон или друг компютър. Това позволява достъп до файлове, сървъри или мултимедийни системи, дори когато компютърът е бил изключен.</w:t>
+      </w:r>
+    </w:p>
+    <w:p>
+      <w:pPr>
+        <w:spacing w:before="100" w:beforeAutospacing="1" w:after="100" w:afterAutospacing="1" w:line="240" w:lineRule="auto"/>
+        <w:ind w:firstLine="0"/>
+        <w:jc w:val="left"/>
+        <w:rPr>
+          <w:rFonts w:eastAsia="Times New Roman"/>
+          <w:lang w:eastAsia="bg-BG"/>
+        </w:rPr>
+      </w:pPr>
+      <w:r>
+        <w:rPr>
+          <w:rFonts w:eastAsia="Times New Roman"/>
+          <w:lang w:eastAsia="bg-BG"/>
+        </w:rPr>
+        <w:t>Основното предназначение на Wake-on-LAN е:</w:t>
+      </w:r>
+    </w:p>
+    <w:p>
+      <w:pPr>
+        <w:numPr>
+          <w:ilvl w:val="0"/>
+          <w:numId w:val="11"/>
+        </w:numPr>
+        <w:spacing w:before="100" w:beforeAutospacing="1" w:after="100" w:afterAutospacing="1" w:line="240" w:lineRule="auto"/>
+        <w:jc w:val="left"/>
+        <w:rPr>
+          <w:rFonts w:eastAsia="Times New Roman"/>
+          <w:lang w:eastAsia="bg-BG"/>
+        </w:rPr>
+      </w:pPr>
+      <w:r>
+        <w:rPr>
+          <w:rFonts w:eastAsia="Times New Roman"/>
+          <w:lang w:eastAsia="bg-BG"/>
+        </w:rPr>
+        <w:t>дистанционно включване на компютри</w:t>
+      </w:r>
+    </w:p>
+    <w:p>
+      <w:pPr>
+        <w:numPr>
+          <w:ilvl w:val="0"/>
+          <w:numId w:val="11"/>
+        </w:numPr>
+        <w:spacing w:before="100" w:beforeAutospacing="1" w:after="100" w:afterAutospacing="1" w:line="240" w:lineRule="auto"/>
+        <w:jc w:val="left"/>
+        <w:rPr>
+          <w:rFonts w:eastAsia="Times New Roman"/>
+          <w:lang w:eastAsia="bg-BG"/>
+        </w:rPr>
+      </w:pPr>
+      <w:r>
+        <w:rPr>
+          <w:rFonts w:eastAsia="Times New Roman"/>
+          <w:lang w:eastAsia="bg-BG"/>
+        </w:rPr>
+        <w:t>улесняване на системната администрация</w:t>
+      </w:r>
+    </w:p>
+    <w:p>
+      <w:pPr>
+        <w:numPr>
+          <w:ilvl w:val="0"/>
+          <w:numId w:val="11"/>
+        </w:numPr>
+        <w:spacing w:before="100" w:beforeAutospacing="1" w:after="100" w:afterAutospacing="1" w:line="240" w:lineRule="auto"/>
+        <w:jc w:val="left"/>
+        <w:rPr>
+          <w:rFonts w:eastAsia="Times New Roman"/>
+          <w:lang w:eastAsia="bg-BG"/>
+        </w:rPr>
+      </w:pPr>
+      <w:r>
+        <w:rPr>
+          <w:rFonts w:eastAsia="Times New Roman"/>
+          <w:lang w:eastAsia="bg-BG"/>
+        </w:rPr>
+        <w:t>автоматизиране на мрежовата поддръжка</w:t>
+      </w:r>
+    </w:p>
+    <w:p>
+      <w:pPr>
+        <w:numPr>
+          <w:ilvl w:val="0"/>
+          <w:numId w:val="11"/>
+        </w:numPr>
+        <w:spacing w:before="100" w:beforeAutospacing="1" w:after="100" w:afterAutospacing="1" w:line="240" w:lineRule="auto"/>
+        <w:jc w:val="left"/>
+        <w:rPr>
+          <w:rFonts w:eastAsia="Times New Roman"/>
+          <w:lang w:eastAsia="bg-BG"/>
+        </w:rPr>
+      </w:pPr>
+      <w:r>
+        <w:rPr>
+          <w:rFonts w:eastAsia="Times New Roman"/>
+          <w:lang w:eastAsia="bg-BG"/>
+        </w:rPr>
+        <w:t>намаляване на консумацията на електроенергия</w:t>
+      </w:r>
+    </w:p>
+    <w:p>
+      <w:pPr>
+        <w:spacing w:after="0" w:line="240" w:lineRule="auto"/>
+        <w:ind w:firstLine="0"/>
+        <w:jc w:val="left"/>
+        <w:rPr>
+          <w:rFonts w:eastAsia="Times New Roman"/>
+          <w:lang w:eastAsia="bg-BG"/>
+        </w:rPr>
+      </w:pPr>
+      <w:r>
+        <w:rPr>
+          <w:rFonts w:eastAsia="Times New Roman"/>
+          <w:lang w:eastAsia="bg-BG"/>
+        </w:rPr>
+        <w:pict>
+          <v:rect id="_x0000_i1278" style="width:0;height:1.5pt" o:hralign="center" o:hrstd="t" o:hr="t" fillcolor="#a0a0a0" stroked="f"/>
+        </w:pict>
+      </w:r>
+    </w:p>
+    <w:p>
+      <w:pPr>
+        <w:pStyle w:val="Heading3"/>
+        <w:numPr>
+          <w:ilvl w:val="0"/>
+          <w:numId w:val="0"/>
+        </w:numPr>
+        <w:ind w:left="-146"/>
         <w:rPr>
           <w:rFonts w:ascii="Times New Roman" w:hAnsi="Times New Roman" w:cs="Times New Roman"/>
         </w:rPr>
+      </w:pPr>
+      <w:bookmarkStart w:id="24" w:name="_Toc226013950"/>
+      <w:r>
+        <w:rPr>
+          <w:rFonts w:ascii="Times New Roman" w:hAnsi="Times New Roman" w:cs="Times New Roman"/>
+        </w:rPr>
+        <w:t>4.3</w:t>
+      </w:r>
+      <w:r>
+        <w:rPr>
+          <w:rFonts w:ascii="Times New Roman" w:hAnsi="Times New Roman" w:cs="Times New Roman"/>
+        </w:rPr>
+        <w:t xml:space="preserve"> Принцип на работа на Wake-on-LAN</w:t>
+      </w:r>
+      <w:bookmarkEnd w:id="24"/>
+    </w:p>
+    <w:p>
+      <w:pPr>
+        <w:spacing w:before="100" w:beforeAutospacing="1" w:after="100" w:afterAutospacing="1" w:line="240" w:lineRule="auto"/>
+        <w:ind w:firstLine="0"/>
+        <w:jc w:val="left"/>
+        <w:rPr>
+          <w:rFonts w:eastAsia="Times New Roman"/>
+          <w:lang w:eastAsia="bg-BG"/>
+        </w:rPr>
+      </w:pPr>
+      <w:r>
+        <w:rPr>
+          <w:rFonts w:eastAsia="Times New Roman"/>
+          <w:lang w:eastAsia="bg-BG"/>
+        </w:rPr>
+        <w:t xml:space="preserve">Принципът на работа на Wake-on-LAN се основава на изпращането на специален мрежов пакет, който се нарича </w:t>
+      </w:r>
+      <w:r>
+        <w:rPr>
+          <w:rFonts w:eastAsia="Times New Roman"/>
+          <w:b/>
+          <w:bCs/>
+          <w:lang w:eastAsia="bg-BG"/>
+        </w:rPr>
+        <w:t>Magic Packet</w:t>
+      </w:r>
+      <w:r>
+        <w:rPr>
+          <w:rFonts w:eastAsia="Times New Roman"/>
+          <w:lang w:eastAsia="bg-BG"/>
+        </w:rPr>
+        <w:t>. Този пакет съдържа информация, която позволява на мрежовата карта на даден компютър да разпознае, че трябва да „събуди“ системата.Дори когато компютърът е изключен, мрежовата карта остава частично активна, ако функцията Wake-on-LAN е включена. Тя продължава да следи мрежовия трафик и проверява дали получава Magic Packet, предназначен за нейния MAC адрес.Когато мрежовата карта получи този пакет, тя изпраща сигнал към дънната платка на компютъра, който активира захранването и стартира системата.</w:t>
+      </w:r>
+    </w:p>
+    <w:p>
+      <w:pPr>
+        <w:spacing w:before="100" w:beforeAutospacing="1" w:after="100" w:afterAutospacing="1" w:line="240" w:lineRule="auto"/>
+        <w:ind w:firstLine="0"/>
+        <w:jc w:val="left"/>
+        <w:rPr>
+          <w:rFonts w:eastAsia="Times New Roman"/>
+          <w:lang w:eastAsia="bg-BG"/>
+        </w:rPr>
+      </w:pPr>
+      <w:r>
+        <w:rPr>
+          <w:rFonts w:eastAsia="Times New Roman"/>
+          <w:lang w:eastAsia="bg-BG"/>
+        </w:rPr>
+        <w:t>Процесът може да бъде описан в няколко основни стъпки:</w:t>
+      </w:r>
+    </w:p>
+    <w:p>
+      <w:pPr>
+        <w:numPr>
+          <w:ilvl w:val="0"/>
+          <w:numId w:val="12"/>
+        </w:numPr>
+        <w:spacing w:before="100" w:beforeAutospacing="1" w:after="100" w:afterAutospacing="1" w:line="240" w:lineRule="auto"/>
+        <w:jc w:val="left"/>
+        <w:rPr>
+          <w:rFonts w:eastAsia="Times New Roman"/>
+          <w:lang w:eastAsia="bg-BG"/>
+        </w:rPr>
+      </w:pPr>
+      <w:r>
+        <w:rPr>
+          <w:rFonts w:eastAsia="Times New Roman"/>
+          <w:lang w:eastAsia="bg-BG"/>
+        </w:rPr>
+        <w:t>Изпраща се Magic Packet през мрежата.</w:t>
+      </w:r>
+    </w:p>
+    <w:p>
+      <w:pPr>
+        <w:numPr>
+          <w:ilvl w:val="0"/>
+          <w:numId w:val="12"/>
+        </w:numPr>
+        <w:spacing w:before="100" w:beforeAutospacing="1" w:after="100" w:afterAutospacing="1" w:line="240" w:lineRule="auto"/>
+        <w:jc w:val="left"/>
+        <w:rPr>
+          <w:rFonts w:eastAsia="Times New Roman"/>
+          <w:lang w:eastAsia="bg-BG"/>
+        </w:rPr>
+      </w:pPr>
+      <w:r>
+        <w:rPr>
+          <w:rFonts w:eastAsia="Times New Roman"/>
+          <w:lang w:eastAsia="bg-BG"/>
+        </w:rPr>
+        <w:t>Пакетът достига до локалната мрежа на компютъра.</w:t>
+      </w:r>
+    </w:p>
+    <w:p>
+      <w:pPr>
+        <w:numPr>
+          <w:ilvl w:val="0"/>
+          <w:numId w:val="12"/>
+        </w:numPr>
+        <w:spacing w:before="100" w:beforeAutospacing="1" w:after="100" w:afterAutospacing="1" w:line="240" w:lineRule="auto"/>
+        <w:jc w:val="left"/>
+        <w:rPr>
+          <w:rFonts w:eastAsia="Times New Roman"/>
+          <w:lang w:eastAsia="bg-BG"/>
+        </w:rPr>
+      </w:pPr>
+      <w:r>
+        <w:rPr>
+          <w:rFonts w:eastAsia="Times New Roman"/>
+          <w:lang w:eastAsia="bg-BG"/>
+        </w:rPr>
+        <w:t>Мрежовата карта разпознава своя MAC адрес в пакета.</w:t>
+      </w:r>
+    </w:p>
+    <w:p>
+      <w:pPr>
+        <w:numPr>
+          <w:ilvl w:val="0"/>
+          <w:numId w:val="12"/>
+        </w:numPr>
+        <w:spacing w:before="100" w:beforeAutospacing="1" w:after="100" w:afterAutospacing="1" w:line="240" w:lineRule="auto"/>
+        <w:jc w:val="left"/>
+        <w:rPr>
+          <w:rFonts w:eastAsia="Times New Roman"/>
+          <w:lang w:eastAsia="bg-BG"/>
+        </w:rPr>
+      </w:pPr>
+      <w:r>
+        <w:rPr>
+          <w:rFonts w:eastAsia="Times New Roman"/>
+          <w:lang w:eastAsia="bg-BG"/>
+        </w:rPr>
+        <w:t>Изпраща се сигнал към дънната платка.</w:t>
+      </w:r>
+    </w:p>
+    <w:p>
+      <w:pPr>
+        <w:numPr>
+          <w:ilvl w:val="0"/>
+          <w:numId w:val="12"/>
+        </w:numPr>
+        <w:spacing w:before="100" w:beforeAutospacing="1" w:after="100" w:afterAutospacing="1" w:line="240" w:lineRule="auto"/>
+        <w:jc w:val="left"/>
+        <w:rPr>
+          <w:rFonts w:eastAsia="Times New Roman"/>
+          <w:lang w:eastAsia="bg-BG"/>
+        </w:rPr>
+      </w:pPr>
+      <w:r>
+        <w:rPr>
+          <w:rFonts w:eastAsia="Times New Roman"/>
+          <w:lang w:eastAsia="bg-BG"/>
+        </w:rPr>
+        <w:t>Компютърът се включва или излиза от режим на сън.</w:t>
+      </w:r>
+    </w:p>
+    <w:p>
+      <w:pPr>
+        <w:spacing w:before="100" w:beforeAutospacing="1" w:after="100" w:afterAutospacing="1" w:line="240" w:lineRule="auto"/>
+        <w:ind w:firstLine="0"/>
+        <w:jc w:val="left"/>
+        <w:rPr>
+          <w:rFonts w:eastAsia="Times New Roman"/>
+          <w:lang w:eastAsia="bg-BG"/>
+        </w:rPr>
+      </w:pPr>
+      <w:r>
+        <w:rPr>
+          <w:rFonts w:eastAsia="Times New Roman"/>
+          <w:lang w:eastAsia="bg-BG"/>
+        </w:rPr>
+        <w:t>Този механ</w:t>
+      </w:r>
+    </w:p>
+    <w:p>
+      <w:pPr>
+        <w:spacing w:after="0" w:line="240" w:lineRule="auto"/>
+        <w:ind w:firstLine="0"/>
+        <w:jc w:val="left"/>
+        <w:rPr>
+          <w:rFonts w:eastAsia="Times New Roman"/>
+          <w:lang w:eastAsia="bg-BG"/>
+        </w:rPr>
+      </w:pPr>
+      <w:r>
+        <w:rPr>
+          <w:rFonts w:eastAsia="Times New Roman"/>
+          <w:lang w:eastAsia="bg-BG"/>
+        </w:rPr>
+        <w:pict>
+          <v:rect id="_x0000_i1279" style="width:0;height:1.5pt" o:hralign="center" o:hrstd="t" o:hr="t" fillcolor="#a0a0a0" stroked="f"/>
+        </w:pict>
+      </w:r>
+    </w:p>
+    <w:p>
+      <w:pPr>
+        <w:pStyle w:val="Heading3"/>
+        <w:numPr>
+          <w:ilvl w:val="0"/>
+          <w:numId w:val="0"/>
+        </w:numPr>
+        <w:ind w:left="574"/>
+      </w:pPr>
+      <w:bookmarkStart w:id="25" w:name="_Toc226013951"/>
+      <w:r>
+        <w:lastRenderedPageBreak/>
+        <w:t>4</w:t>
+      </w:r>
+      <w:r>
+        <w:rPr>
+          <w:rStyle w:val="Heading3Char"/>
+        </w:rPr>
+        <w:t>.4</w:t>
+      </w:r>
+      <w:r>
+        <w:rPr>
+          <w:rStyle w:val="Heading3Char"/>
+        </w:rPr>
+        <w:t>Структура на „Magic Packet“</w:t>
+      </w:r>
+      <w:bookmarkEnd w:id="25"/>
+    </w:p>
+    <w:p>
+      <w:pPr>
+        <w:spacing w:before="100" w:beforeAutospacing="1" w:after="100" w:afterAutospacing="1" w:line="240" w:lineRule="auto"/>
+        <w:ind w:firstLine="0"/>
+        <w:jc w:val="left"/>
+        <w:rPr>
+          <w:rFonts w:eastAsia="Times New Roman"/>
+          <w:lang w:eastAsia="bg-BG"/>
+        </w:rPr>
+      </w:pPr>
+      <w:r>
+        <w:rPr>
+          <w:rFonts w:eastAsia="Times New Roman"/>
+          <w:lang w:eastAsia="bg-BG"/>
+        </w:rPr>
+        <w:t>Magic Packet е специален тип мрежов пакет, който се използва за активиране на Wake-on-LAN. Той има специфична структура, която позволява на мрежовата карта да разпознае кога трябва да активира системата.</w:t>
+      </w:r>
+    </w:p>
+    <w:p>
+      <w:pPr>
+        <w:spacing w:before="100" w:beforeAutospacing="1" w:after="100" w:afterAutospacing="1" w:line="240" w:lineRule="auto"/>
+        <w:ind w:firstLine="0"/>
+        <w:jc w:val="left"/>
+        <w:rPr>
+          <w:rFonts w:eastAsia="Times New Roman"/>
+          <w:lang w:eastAsia="bg-BG"/>
+        </w:rPr>
+      </w:pPr>
+      <w:r>
+        <w:rPr>
+          <w:rFonts w:eastAsia="Times New Roman"/>
+          <w:lang w:eastAsia="bg-BG"/>
+        </w:rPr>
+        <w:t>Magic Packet съдържа следните основни елементи:</w:t>
+      </w:r>
+    </w:p>
+    <w:p>
+      <w:pPr>
+        <w:numPr>
+          <w:ilvl w:val="0"/>
+          <w:numId w:val="13"/>
+        </w:numPr>
+        <w:spacing w:before="100" w:beforeAutospacing="1" w:after="100" w:afterAutospacing="1" w:line="240" w:lineRule="auto"/>
+        <w:jc w:val="left"/>
+        <w:rPr>
+          <w:rFonts w:eastAsia="Times New Roman"/>
+          <w:lang w:eastAsia="bg-BG"/>
+        </w:rPr>
+      </w:pPr>
+      <w:r>
+        <w:rPr>
+          <w:rFonts w:eastAsia="Times New Roman"/>
+          <w:b/>
+          <w:bCs/>
+          <w:lang w:eastAsia="bg-BG"/>
+        </w:rPr>
+        <w:t>Синхронизираща последователност</w:t>
+      </w:r>
+      <w:r>
+        <w:rPr>
+          <w:rFonts w:eastAsia="Times New Roman"/>
+          <w:lang w:eastAsia="bg-BG"/>
+        </w:rPr>
+        <w:t xml:space="preserve"> – 6 байта със стойност FF (в шестнадесетичен формат).</w:t>
+      </w:r>
+    </w:p>
+    <w:p>
+      <w:pPr>
+        <w:numPr>
+          <w:ilvl w:val="0"/>
+          <w:numId w:val="13"/>
+        </w:numPr>
+        <w:spacing w:before="100" w:beforeAutospacing="1" w:after="100" w:afterAutospacing="1" w:line="240" w:lineRule="auto"/>
+        <w:jc w:val="left"/>
+        <w:rPr>
+          <w:rFonts w:eastAsia="Times New Roman"/>
+          <w:lang w:eastAsia="bg-BG"/>
+        </w:rPr>
+      </w:pPr>
+      <w:r>
+        <w:rPr>
+          <w:rFonts w:eastAsia="Times New Roman"/>
+          <w:b/>
+          <w:bCs/>
+          <w:lang w:eastAsia="bg-BG"/>
+        </w:rPr>
+        <w:t>MAC адрес на устройството</w:t>
+      </w:r>
+      <w:r>
+        <w:rPr>
+          <w:rFonts w:eastAsia="Times New Roman"/>
+          <w:lang w:eastAsia="bg-BG"/>
+        </w:rPr>
+        <w:t>, който се повтаря 16 пъти.</w:t>
+      </w:r>
+    </w:p>
+    <w:p>
+      <w:pPr>
+        <w:spacing w:before="100" w:beforeAutospacing="1" w:after="100" w:afterAutospacing="1" w:line="240" w:lineRule="auto"/>
+        <w:ind w:firstLine="0"/>
+        <w:jc w:val="left"/>
+        <w:rPr>
+          <w:rFonts w:eastAsia="Times New Roman"/>
+          <w:lang w:eastAsia="bg-BG"/>
+        </w:rPr>
+      </w:pPr>
+      <w:r>
+        <w:rPr>
+          <w:rFonts w:eastAsia="Times New Roman"/>
+          <w:lang w:eastAsia="bg-BG"/>
+        </w:rPr>
+        <w:t>Тази структура позволява на мрежовата карта лесно да разпознае пакета, дори ако той се намира в поток от други мрежови данни.</w:t>
+      </w:r>
+    </w:p>
+    <w:p>
+      <w:pPr>
+        <w:spacing w:before="100" w:beforeAutospacing="1" w:after="100" w:afterAutospacing="1" w:line="240" w:lineRule="auto"/>
+        <w:ind w:firstLine="0"/>
+        <w:jc w:val="left"/>
+        <w:rPr>
+          <w:rFonts w:eastAsia="Times New Roman"/>
+          <w:lang w:eastAsia="bg-BG"/>
+        </w:rPr>
+      </w:pPr>
+      <w:r>
+        <w:rPr>
+          <w:rFonts w:eastAsia="Times New Roman"/>
+          <w:lang w:eastAsia="bg-BG"/>
+        </w:rPr>
+        <w:t>Примерна структура на Magic Packet:</w:t>
+      </w:r>
+    </w:p>
+    <w:p>
+      <w:pPr>
+        <w:numPr>
+          <w:ilvl w:val="0"/>
+          <w:numId w:val="14"/>
+        </w:numPr>
+        <w:spacing w:before="100" w:beforeAutospacing="1" w:after="100" w:afterAutospacing="1" w:line="240" w:lineRule="auto"/>
+        <w:jc w:val="left"/>
+        <w:rPr>
+          <w:rFonts w:eastAsia="Times New Roman"/>
+          <w:lang w:eastAsia="bg-BG"/>
+        </w:rPr>
+      </w:pPr>
+      <w:r>
+        <w:rPr>
+          <w:rFonts w:eastAsia="Times New Roman"/>
+          <w:lang w:eastAsia="bg-BG"/>
+        </w:rPr>
+        <w:t>FF FF FF FF FF FF</w:t>
+      </w:r>
+    </w:p>
+    <w:p>
+      <w:pPr>
+        <w:numPr>
+          <w:ilvl w:val="0"/>
+          <w:numId w:val="14"/>
+        </w:numPr>
+        <w:spacing w:before="100" w:beforeAutospacing="1" w:after="100" w:afterAutospacing="1" w:line="240" w:lineRule="auto"/>
+        <w:jc w:val="left"/>
+        <w:rPr>
+          <w:rFonts w:eastAsia="Times New Roman"/>
+          <w:lang w:eastAsia="bg-BG"/>
+        </w:rPr>
+      </w:pPr>
+      <w:r>
+        <w:rPr>
+          <w:rFonts w:eastAsia="Times New Roman"/>
+          <w:lang w:eastAsia="bg-BG"/>
+        </w:rPr>
+        <w:t>MAC адрес (повторен 16 пъти)</w:t>
+      </w:r>
+    </w:p>
+    <w:p>
+      <w:pPr>
+        <w:spacing w:before="100" w:beforeAutospacing="1" w:after="100" w:afterAutospacing="1" w:line="240" w:lineRule="auto"/>
+        <w:ind w:firstLine="0"/>
+        <w:jc w:val="left"/>
+        <w:rPr>
+          <w:rFonts w:eastAsia="Times New Roman"/>
+          <w:lang w:eastAsia="bg-BG"/>
+        </w:rPr>
+      </w:pPr>
+      <w:r>
+        <w:rPr>
+          <w:rFonts w:eastAsia="Times New Roman"/>
+          <w:lang w:eastAsia="bg-BG"/>
+        </w:rPr>
+        <w:t>Тъй като MAC адресът е уникален за всяко устройство, пакетът ще активира само конкретния компютър, за който е предназначен.</w:t>
+      </w:r>
+    </w:p>
+    <w:p>
+      <w:pPr>
+        <w:spacing w:after="0" w:line="240" w:lineRule="auto"/>
+        <w:ind w:firstLine="0"/>
+        <w:jc w:val="left"/>
+        <w:rPr>
+          <w:rFonts w:eastAsia="Times New Roman"/>
+          <w:lang w:eastAsia="bg-BG"/>
+        </w:rPr>
+      </w:pPr>
+      <w:r>
+        <w:rPr>
+          <w:rFonts w:eastAsia="Times New Roman"/>
+          <w:lang w:eastAsia="bg-BG"/>
+        </w:rPr>
+        <w:pict>
+          <v:rect id="_x0000_i1280" style="width:0;height:1.5pt" o:hralign="center" o:hrstd="t" o:hr="t" fillcolor="#a0a0a0" stroked="f"/>
+        </w:pict>
+      </w:r>
+    </w:p>
+    <w:p>
+      <w:pPr>
+        <w:pStyle w:val="Heading3"/>
+        <w:numPr>
+          <w:ilvl w:val="0"/>
+          <w:numId w:val="0"/>
+        </w:numPr>
+        <w:ind w:left="-146"/>
+        <w:rPr>
+          <w:rFonts w:ascii="Times New Roman" w:hAnsi="Times New Roman" w:cs="Times New Roman"/>
+        </w:rPr>
+      </w:pPr>
+      <w:bookmarkStart w:id="26" w:name="_Toc226013952"/>
+      <w:r>
+        <w:rPr>
+          <w:rFonts w:ascii="Times New Roman" w:hAnsi="Times New Roman" w:cs="Times New Roman"/>
+        </w:rPr>
+        <w:t>4.5</w:t>
+      </w:r>
+      <w:r>
+        <w:rPr>
+          <w:rFonts w:ascii="Times New Roman" w:hAnsi="Times New Roman" w:cs="Times New Roman"/>
+        </w:rPr>
+        <w:t xml:space="preserve"> UDP broadcast механизъм</w:t>
+      </w:r>
+      <w:bookmarkEnd w:id="26"/>
+    </w:p>
+    <w:p>
+      <w:pPr>
+        <w:spacing w:before="100" w:beforeAutospacing="1" w:after="100" w:afterAutospacing="1" w:line="240" w:lineRule="auto"/>
+        <w:ind w:firstLine="0"/>
+        <w:jc w:val="left"/>
+        <w:rPr>
+          <w:rFonts w:eastAsia="Times New Roman"/>
+          <w:lang w:eastAsia="bg-BG"/>
+        </w:rPr>
+      </w:pPr>
+      <w:r>
+        <w:rPr>
+          <w:rFonts w:eastAsia="Times New Roman"/>
+          <w:lang w:eastAsia="bg-BG"/>
+        </w:rPr>
+        <w:t xml:space="preserve">Magic Packet обикновено се изпраща чрез </w:t>
+      </w:r>
+      <w:r>
+        <w:rPr>
+          <w:rFonts w:eastAsia="Times New Roman"/>
+          <w:b/>
+          <w:bCs/>
+          <w:lang w:eastAsia="bg-BG"/>
+        </w:rPr>
+        <w:t>UDP протокола</w:t>
+      </w:r>
+      <w:r>
+        <w:rPr>
+          <w:rFonts w:eastAsia="Times New Roman"/>
+          <w:lang w:eastAsia="bg-BG"/>
+        </w:rPr>
+        <w:t xml:space="preserve">. Най-често се използват портове като </w:t>
+      </w:r>
+      <w:r>
+        <w:rPr>
+          <w:rFonts w:eastAsia="Times New Roman"/>
+          <w:b/>
+          <w:bCs/>
+          <w:lang w:eastAsia="bg-BG"/>
+        </w:rPr>
+        <w:t>7</w:t>
+      </w:r>
+      <w:r>
+        <w:rPr>
+          <w:rFonts w:eastAsia="Times New Roman"/>
+          <w:lang w:eastAsia="bg-BG"/>
+        </w:rPr>
+        <w:t xml:space="preserve"> или </w:t>
+      </w:r>
+      <w:r>
+        <w:rPr>
+          <w:rFonts w:eastAsia="Times New Roman"/>
+          <w:b/>
+          <w:bCs/>
+          <w:lang w:eastAsia="bg-BG"/>
+        </w:rPr>
+        <w:t>9</w:t>
+      </w:r>
+      <w:r>
+        <w:rPr>
+          <w:rFonts w:eastAsia="Times New Roman"/>
+          <w:lang w:eastAsia="bg-BG"/>
+        </w:rPr>
+        <w:t>, които са стандартно предназначени за подобни мрежови услуги.</w:t>
+      </w:r>
+    </w:p>
+    <w:p>
+      <w:pPr>
+        <w:spacing w:before="100" w:beforeAutospacing="1" w:after="100" w:afterAutospacing="1" w:line="240" w:lineRule="auto"/>
+        <w:ind w:firstLine="0"/>
+        <w:jc w:val="left"/>
+        <w:rPr>
+          <w:rFonts w:eastAsia="Times New Roman"/>
+          <w:lang w:eastAsia="bg-BG"/>
+        </w:rPr>
+      </w:pPr>
+      <w:r>
+        <w:rPr>
+          <w:rFonts w:eastAsia="Times New Roman"/>
+          <w:lang w:eastAsia="bg-BG"/>
+        </w:rPr>
+        <w:t xml:space="preserve">Пакетът се изпраща като </w:t>
+      </w:r>
+      <w:r>
+        <w:rPr>
+          <w:rFonts w:eastAsia="Times New Roman"/>
+          <w:b/>
+          <w:bCs/>
+          <w:lang w:eastAsia="bg-BG"/>
+        </w:rPr>
+        <w:t>broadcast съобщение</w:t>
+      </w:r>
+      <w:r>
+        <w:rPr>
+          <w:rFonts w:eastAsia="Times New Roman"/>
+          <w:lang w:eastAsia="bg-BG"/>
+        </w:rPr>
+        <w:t>, което означава, че той се разпространява до всички устройства в локалната мрежа. Това е необходимо, защото когато компютърът е изключен, той няма активен IP адрес и не може да бъде адресиран директно.Broadcast адресът позволява пакетът да достигне до всички устройства, а мрежовата карта на правилния компютър разпознава своя MAC адрес в Magic Packet.Този метод е сравнително прост и ефективен, но има и някои ограничения. Например broadcast пакетите обикновено не преминават през маршрутизатори между различни мрежи. Поради тази причина Wake-on-LAN най-често се използва в рамките на локална мрежа.</w:t>
+      </w:r>
+    </w:p>
+    <w:p>
+      <w:pPr>
+        <w:spacing w:after="0" w:line="240" w:lineRule="auto"/>
+        <w:ind w:firstLine="0"/>
+        <w:jc w:val="left"/>
+        <w:rPr>
+          <w:rFonts w:eastAsia="Times New Roman"/>
+          <w:lang w:eastAsia="bg-BG"/>
+        </w:rPr>
+      </w:pPr>
+      <w:r>
+        <w:rPr>
+          <w:rFonts w:eastAsia="Times New Roman"/>
+          <w:lang w:eastAsia="bg-BG"/>
+        </w:rPr>
+        <w:pict>
+          <v:rect id="_x0000_i1281" style="width:0;height:1.5pt" o:hralign="center" o:hrstd="t" o:hr="t" fillcolor="#a0a0a0" stroked="f"/>
+        </w:pict>
+      </w:r>
+    </w:p>
+    <w:p>
+      <w:pPr>
+        <w:pStyle w:val="Heading3"/>
+        <w:numPr>
+          <w:ilvl w:val="0"/>
+          <w:numId w:val="0"/>
+        </w:numPr>
+        <w:ind w:left="574"/>
+        <w:rPr>
+          <w:rStyle w:val="Heading3Char"/>
+          <w:rFonts w:ascii="Times New Roman" w:hAnsi="Times New Roman" w:cs="Times New Roman"/>
+        </w:rPr>
+      </w:pPr>
+      <w:bookmarkStart w:id="27" w:name="_Toc226013953"/>
+      <w:r>
+        <w:rPr>
+          <w:rFonts w:ascii="Times New Roman" w:hAnsi="Times New Roman" w:cs="Times New Roman"/>
+        </w:rPr>
+        <w:t>4.6</w:t>
+      </w:r>
+      <w:r>
+        <w:rPr>
+          <w:rFonts w:ascii="Times New Roman" w:hAnsi="Times New Roman" w:cs="Times New Roman"/>
+        </w:rPr>
+        <w:t xml:space="preserve">  </w:t>
+      </w:r>
+      <w:r>
+        <w:rPr>
+          <w:rFonts w:ascii="Times New Roman" w:hAnsi="Times New Roman" w:cs="Times New Roman"/>
+        </w:rPr>
+        <w:t>Изисквания към хардуера (BIOS/UEFI, мрежова карта)</w:t>
+      </w:r>
+      <w:bookmarkEnd w:id="27"/>
+    </w:p>
+    <w:p>
+      <w:pPr>
+        <w:spacing w:before="100" w:beforeAutospacing="1" w:after="100" w:afterAutospacing="1" w:line="240" w:lineRule="auto"/>
+        <w:ind w:firstLine="0"/>
+        <w:jc w:val="left"/>
+        <w:rPr>
+          <w:rFonts w:eastAsia="Times New Roman"/>
+          <w:lang w:eastAsia="bg-BG"/>
+        </w:rPr>
+      </w:pPr>
+      <w:r>
+        <w:rPr>
+          <w:rFonts w:eastAsia="Times New Roman"/>
+          <w:lang w:eastAsia="bg-BG"/>
+        </w:rPr>
+        <w:t>За да работи Wake-on-LAN, е необходимо както хардуерът, така и софтуерът на компютъра да поддържат тази технология.</w:t>
+      </w:r>
+    </w:p>
+    <w:p>
+      <w:pPr>
+        <w:spacing w:before="100" w:beforeAutospacing="1" w:after="100" w:afterAutospacing="1" w:line="240" w:lineRule="auto"/>
+        <w:ind w:firstLine="0"/>
+        <w:jc w:val="left"/>
+        <w:rPr>
+          <w:rFonts w:eastAsia="Times New Roman"/>
+          <w:lang w:eastAsia="bg-BG"/>
+        </w:rPr>
+      </w:pPr>
+      <w:r>
+        <w:rPr>
+          <w:rFonts w:eastAsia="Times New Roman"/>
+          <w:lang w:eastAsia="bg-BG"/>
+        </w:rPr>
+        <w:t>Основните хардуерни изисквания включват:</w:t>
+      </w:r>
+    </w:p>
+    <w:p>
+      <w:pPr>
+        <w:spacing w:before="100" w:beforeAutospacing="1" w:after="100" w:afterAutospacing="1" w:line="240" w:lineRule="auto"/>
+        <w:ind w:firstLine="0"/>
+        <w:jc w:val="left"/>
+        <w:rPr>
+          <w:rFonts w:eastAsia="Times New Roman"/>
+          <w:lang w:eastAsia="bg-BG"/>
+        </w:rPr>
+      </w:pPr>
+      <w:r>
+        <w:rPr>
+          <w:rFonts w:eastAsia="Times New Roman"/>
+          <w:b/>
+          <w:bCs/>
+          <w:lang w:eastAsia="bg-BG"/>
+        </w:rPr>
+        <w:lastRenderedPageBreak/>
+        <w:t>Поддръжка от дънната платка</w:t>
+      </w:r>
+      <w:r>
+        <w:rPr>
+          <w:rFonts w:eastAsia="Times New Roman"/>
+          <w:lang w:eastAsia="bg-BG"/>
+        </w:rPr>
+        <w:br/>
+        <w:t>Дънната платка трябва да поддържа функцията Wake-on-LAN и тя трябва да бъде активирана в BIOS или UEFI настройките.</w:t>
+      </w:r>
+    </w:p>
+    <w:p>
+      <w:pPr>
+        <w:spacing w:before="100" w:beforeAutospacing="1" w:after="100" w:afterAutospacing="1" w:line="240" w:lineRule="auto"/>
+        <w:ind w:firstLine="0"/>
+        <w:jc w:val="left"/>
+        <w:rPr>
+          <w:rFonts w:eastAsia="Times New Roman"/>
+          <w:lang w:eastAsia="bg-BG"/>
+        </w:rPr>
+      </w:pPr>
+      <w:r>
+        <w:rPr>
+          <w:rFonts w:eastAsia="Times New Roman"/>
+          <w:b/>
+          <w:bCs/>
+          <w:lang w:eastAsia="bg-BG"/>
+        </w:rPr>
+        <w:t>Мрежова карта с WoL поддръжка</w:t>
+      </w:r>
+      <w:r>
+        <w:rPr>
+          <w:rFonts w:eastAsia="Times New Roman"/>
+          <w:lang w:eastAsia="bg-BG"/>
+        </w:rPr>
+        <w:br/>
+        <w:t>Мрежовата карта трябва да има възможност да приема Magic Packet и да активира системата. Повечето съвременни Ethernet мрежови карти поддържат тази функция.</w:t>
+      </w:r>
+    </w:p>
+    <w:p>
+      <w:pPr>
+        <w:spacing w:before="100" w:beforeAutospacing="1" w:after="100" w:afterAutospacing="1" w:line="240" w:lineRule="auto"/>
+        <w:ind w:firstLine="0"/>
+        <w:jc w:val="left"/>
+        <w:rPr>
+          <w:rFonts w:eastAsia="Times New Roman"/>
+          <w:lang w:eastAsia="bg-BG"/>
+        </w:rPr>
+      </w:pPr>
+      <w:r>
+        <w:rPr>
+          <w:rFonts w:eastAsia="Times New Roman"/>
+          <w:b/>
+          <w:bCs/>
+          <w:lang w:eastAsia="bg-BG"/>
+        </w:rPr>
+        <w:t>Постоянно захранване на мрежовата карта</w:t>
+      </w:r>
+      <w:r>
+        <w:rPr>
+          <w:rFonts w:eastAsia="Times New Roman"/>
+          <w:lang w:eastAsia="bg-BG"/>
+        </w:rPr>
+        <w:br/>
+        <w:t>Дори когато компютърът е изключен, мрежовата карта трябва да получава минимално количество електричество, за да може да следи мрежовия трафик.</w:t>
+      </w:r>
+    </w:p>
+    <w:p>
+      <w:pPr>
+        <w:spacing w:before="100" w:beforeAutospacing="1" w:after="100" w:afterAutospacing="1" w:line="240" w:lineRule="auto"/>
+        <w:ind w:firstLine="0"/>
+        <w:jc w:val="left"/>
+        <w:rPr>
+          <w:rFonts w:eastAsia="Times New Roman"/>
+          <w:lang w:eastAsia="bg-BG"/>
+        </w:rPr>
+      </w:pPr>
+    </w:p>
+    <w:p>
+      <w:pPr>
+        <w:spacing w:after="0" w:line="240" w:lineRule="auto"/>
+        <w:ind w:firstLine="0"/>
+        <w:jc w:val="left"/>
+        <w:rPr>
+          <w:rFonts w:eastAsia="Times New Roman"/>
+          <w:lang w:eastAsia="bg-BG"/>
+        </w:rPr>
+      </w:pPr>
+      <w:r>
+        <w:rPr>
+          <w:rFonts w:eastAsia="Times New Roman"/>
+          <w:lang w:eastAsia="bg-BG"/>
+        </w:rPr>
+        <w:pict>
+          <v:rect id="_x0000_i1282" style="width:0;height:1.5pt" o:hralign="center" o:hrstd="t" o:hr="t" fillcolor="#a0a0a0" stroked="f"/>
+        </w:pict>
+      </w:r>
+    </w:p>
+    <w:p>
+      <w:pPr>
+        <w:pStyle w:val="Heading3"/>
+        <w:numPr>
+          <w:ilvl w:val="0"/>
+          <w:numId w:val="0"/>
+        </w:numPr>
+        <w:ind w:left="574" w:hanging="574"/>
+        <w:rPr>
+          <w:rFonts w:ascii="Times New Roman" w:hAnsi="Times New Roman" w:cs="Times New Roman"/>
+        </w:rPr>
+      </w:pPr>
+      <w:bookmarkStart w:id="28" w:name="_Toc226013954"/>
+      <w:r>
+        <w:rPr>
+          <w:rFonts w:ascii="Times New Roman" w:hAnsi="Times New Roman" w:cs="Times New Roman"/>
+        </w:rPr>
+        <w:t>4.7</w:t>
+      </w:r>
+      <w:r>
+        <w:rPr>
+          <w:rFonts w:ascii="Times New Roman" w:hAnsi="Times New Roman" w:cs="Times New Roman"/>
+        </w:rPr>
+        <w:t xml:space="preserve"> Конфигуриране на WoL в операционни системи</w:t>
+      </w:r>
+      <w:bookmarkEnd w:id="28"/>
+    </w:p>
+    <w:p>
+      <w:pPr>
+        <w:spacing w:before="100" w:beforeAutospacing="1" w:after="100" w:afterAutospacing="1" w:line="240" w:lineRule="auto"/>
+        <w:ind w:firstLine="0"/>
+        <w:jc w:val="left"/>
+        <w:rPr>
+          <w:rFonts w:eastAsia="Times New Roman"/>
+          <w:lang w:eastAsia="bg-BG"/>
+        </w:rPr>
+      </w:pPr>
+      <w:r>
+        <w:rPr>
+          <w:rFonts w:eastAsia="Times New Roman"/>
+          <w:lang w:eastAsia="bg-BG"/>
+        </w:rPr>
+        <w:t>За да бъде използвана технологията Wake-on-LAN, е необходимо тя да бъде активирана както в BIOS/UEFI, така и в операционната система.Първата стъпка е да се активира функцията в BIOS или UEFI настройките. Там обикновено се намира опция с име:</w:t>
+      </w:r>
+    </w:p>
+    <w:p>
+      <w:pPr>
+        <w:numPr>
+          <w:ilvl w:val="0"/>
+          <w:numId w:val="15"/>
+        </w:numPr>
+        <w:spacing w:before="100" w:beforeAutospacing="1" w:after="100" w:afterAutospacing="1" w:line="240" w:lineRule="auto"/>
+        <w:jc w:val="left"/>
+        <w:rPr>
+          <w:rFonts w:eastAsia="Times New Roman"/>
+          <w:lang w:eastAsia="bg-BG"/>
+        </w:rPr>
+      </w:pPr>
+      <w:r>
+        <w:rPr>
+          <w:rFonts w:eastAsia="Times New Roman"/>
+          <w:lang w:eastAsia="bg-BG"/>
+        </w:rPr>
+        <w:t>Wake-on-LAN</w:t>
+      </w:r>
+    </w:p>
+    <w:p>
+      <w:pPr>
+        <w:numPr>
+          <w:ilvl w:val="0"/>
+          <w:numId w:val="15"/>
+        </w:numPr>
+        <w:spacing w:before="100" w:beforeAutospacing="1" w:after="100" w:afterAutospacing="1" w:line="240" w:lineRule="auto"/>
+        <w:jc w:val="left"/>
+        <w:rPr>
+          <w:rFonts w:eastAsia="Times New Roman"/>
+          <w:lang w:eastAsia="bg-BG"/>
+        </w:rPr>
+      </w:pPr>
+      <w:r>
+        <w:rPr>
+          <w:rFonts w:eastAsia="Times New Roman"/>
+          <w:lang w:eastAsia="bg-BG"/>
+        </w:rPr>
+        <w:t>Power On by PCI Device</w:t>
+      </w:r>
+    </w:p>
+    <w:p>
+      <w:pPr>
+        <w:numPr>
+          <w:ilvl w:val="0"/>
+          <w:numId w:val="15"/>
+        </w:numPr>
+        <w:spacing w:before="100" w:beforeAutospacing="1" w:after="100" w:afterAutospacing="1" w:line="240" w:lineRule="auto"/>
+        <w:jc w:val="left"/>
+        <w:rPr>
+          <w:rFonts w:eastAsia="Times New Roman"/>
+          <w:lang w:eastAsia="bg-BG"/>
+        </w:rPr>
+      </w:pPr>
+      <w:r>
+        <w:rPr>
+          <w:rFonts w:eastAsia="Times New Roman"/>
+          <w:lang w:eastAsia="bg-BG"/>
+        </w:rPr>
+        <w:t>Wake from LAN</w:t>
+      </w:r>
+    </w:p>
+    <w:p>
+      <w:pPr>
+        <w:spacing w:before="100" w:beforeAutospacing="1" w:after="100" w:afterAutospacing="1" w:line="240" w:lineRule="auto"/>
+        <w:ind w:firstLine="0"/>
+        <w:jc w:val="left"/>
+        <w:rPr>
+          <w:rFonts w:eastAsia="Times New Roman"/>
+          <w:lang w:eastAsia="bg-BG"/>
+        </w:rPr>
+      </w:pPr>
+      <w:r>
+        <w:rPr>
+          <w:rFonts w:eastAsia="Times New Roman"/>
+          <w:lang w:eastAsia="bg-BG"/>
+        </w:rPr>
+        <w:t>След това функцията трябва да бъде активирана и в настройките на мрежовата карта в операционната система.В операционни системи като Windows това се прави чрез:</w:t>
+      </w:r>
+    </w:p>
+    <w:p>
+      <w:pPr>
+        <w:numPr>
+          <w:ilvl w:val="0"/>
+          <w:numId w:val="16"/>
+        </w:numPr>
+        <w:spacing w:before="100" w:beforeAutospacing="1" w:after="100" w:afterAutospacing="1" w:line="240" w:lineRule="auto"/>
+        <w:jc w:val="left"/>
+        <w:rPr>
+          <w:rFonts w:eastAsia="Times New Roman"/>
+          <w:lang w:eastAsia="bg-BG"/>
+        </w:rPr>
+      </w:pPr>
+      <w:r>
+        <w:rPr>
+          <w:rFonts w:eastAsia="Times New Roman"/>
+          <w:lang w:eastAsia="bg-BG"/>
+        </w:rPr>
+        <w:t>Device Manager</w:t>
+      </w:r>
+    </w:p>
+    <w:p>
+      <w:pPr>
+        <w:numPr>
+          <w:ilvl w:val="0"/>
+          <w:numId w:val="16"/>
+        </w:numPr>
+        <w:spacing w:before="100" w:beforeAutospacing="1" w:after="100" w:afterAutospacing="1" w:line="240" w:lineRule="auto"/>
+        <w:jc w:val="left"/>
+        <w:rPr>
+          <w:rFonts w:eastAsia="Times New Roman"/>
+          <w:lang w:eastAsia="bg-BG"/>
+        </w:rPr>
+      </w:pPr>
+      <w:r>
+        <w:rPr>
+          <w:rFonts w:eastAsia="Times New Roman"/>
+          <w:lang w:eastAsia="bg-BG"/>
+        </w:rPr>
+        <w:t>Network adapters</w:t>
+      </w:r>
+    </w:p>
+    <w:p>
+      <w:pPr>
+        <w:numPr>
+          <w:ilvl w:val="0"/>
+          <w:numId w:val="16"/>
+        </w:numPr>
+        <w:spacing w:before="100" w:beforeAutospacing="1" w:after="100" w:afterAutospacing="1" w:line="240" w:lineRule="auto"/>
+        <w:jc w:val="left"/>
+        <w:rPr>
+          <w:rFonts w:eastAsia="Times New Roman"/>
+          <w:lang w:eastAsia="bg-BG"/>
+        </w:rPr>
+      </w:pPr>
+      <w:r>
+        <w:rPr>
+          <w:rFonts w:eastAsia="Times New Roman"/>
+          <w:lang w:eastAsia="bg-BG"/>
+        </w:rPr>
+        <w:t>Properties на мрежовата карта</w:t>
+      </w:r>
+    </w:p>
+    <w:p>
+      <w:pPr>
+        <w:numPr>
+          <w:ilvl w:val="0"/>
+          <w:numId w:val="16"/>
+        </w:numPr>
+        <w:spacing w:before="100" w:beforeAutospacing="1" w:after="100" w:afterAutospacing="1" w:line="240" w:lineRule="auto"/>
+        <w:jc w:val="left"/>
+        <w:rPr>
+          <w:rFonts w:eastAsia="Times New Roman"/>
+          <w:lang w:eastAsia="bg-BG"/>
+        </w:rPr>
+      </w:pPr>
+      <w:r>
+        <w:rPr>
+          <w:rFonts w:eastAsia="Times New Roman"/>
+          <w:lang w:eastAsia="bg-BG"/>
+        </w:rPr>
+        <w:t>Power Management</w:t>
+      </w:r>
+    </w:p>
+    <w:p>
+      <w:pPr>
+        <w:spacing w:before="100" w:beforeAutospacing="1" w:after="100" w:afterAutospacing="1" w:line="240" w:lineRule="auto"/>
+        <w:ind w:firstLine="0"/>
+        <w:jc w:val="left"/>
+        <w:rPr>
+          <w:rFonts w:eastAsia="Times New Roman"/>
+          <w:lang w:eastAsia="bg-BG"/>
+        </w:rPr>
+      </w:pPr>
+      <w:r>
+        <w:rPr>
+          <w:rFonts w:eastAsia="Times New Roman"/>
+          <w:lang w:eastAsia="bg-BG"/>
+        </w:rPr>
+        <w:t>Там трябва да бъде разрешена опцията компютърът да се събужда чрез мрежов пакет.</w:t>
+      </w:r>
+      <w:r>
+        <w:rPr>
+          <w:rFonts w:eastAsia="Times New Roman"/>
+          <w:lang w:eastAsia="bg-BG"/>
+        </w:rPr>
         <w:t xml:space="preserve"> </w:t>
       </w:r>
-    </w:p>
-    <w:p>
-      <w:pPr>
+      <w:r>
+        <w:rPr>
+          <w:rFonts w:eastAsia="Times New Roman"/>
+          <w:lang w:eastAsia="bg-BG"/>
+        </w:rPr>
+        <w:t>След като настройките са активирани, компютърът може да бъде включен чрез специални програми или приложения за изпращане на Magic Packet.</w:t>
+      </w:r>
+    </w:p>
+    <w:p>
+      <w:pPr>
+        <w:spacing w:after="0" w:line="240" w:lineRule="auto"/>
         <w:ind w:firstLine="0"/>
-        <w:rPr>
-          <w:lang w:eastAsia="bg-BG"/>
-        </w:rPr>
-      </w:pPr>
-      <w:r>
-        <w:rPr>
-          <w:lang w:eastAsia="bg-BG"/>
-        </w:rPr>
-        <w:t>Мрежовата комуникация се осъществява чрез протоколи – стандартизирани правила за обмен на данни. Всеки протокол използва портове, които представляват логически идентификатори на услуги или процеси. Wake-on-LAN използва UDP протокол, обикновено през порт 7 или порт 9. UDP е безсесиен протокол, който не изисква установяване на връзка и не гарантира доставка на пакета. Тази характеристика го прави подходящ за изпращане на broadcast съобщения, при които целта е сигналът да достигне до мрежата възможно най-бързо и с минимално натоварване.</w:t>
+        <w:jc w:val="left"/>
+        <w:rPr>
+          <w:rFonts w:eastAsia="Times New Roman"/>
+          <w:lang w:eastAsia="bg-BG"/>
+        </w:rPr>
+      </w:pPr>
+      <w:r>
+        <w:rPr>
+          <w:rFonts w:eastAsia="Times New Roman"/>
+          <w:lang w:eastAsia="bg-BG"/>
+        </w:rPr>
+        <w:pict>
+          <v:rect id="_x0000_i1283" style="width:0;height:1.5pt" o:hralign="center" o:hrstd="t" o:hr="t" fillcolor="#a0a0a0" stroked="f"/>
+        </w:pict>
+      </w:r>
+    </w:p>
+    <w:p>
+      <w:pPr>
+        <w:pStyle w:val="Heading3"/>
+        <w:numPr>
+          <w:ilvl w:val="0"/>
+          <w:numId w:val="0"/>
+        </w:numPr>
+        <w:ind w:left="574" w:hanging="574"/>
+        <w:rPr>
+          <w:rFonts w:ascii="Times New Roman" w:hAnsi="Times New Roman" w:cs="Times New Roman"/>
+        </w:rPr>
+      </w:pPr>
+      <w:bookmarkStart w:id="29" w:name="_Toc226013955"/>
+      <w:r>
+        <w:rPr>
+          <w:rFonts w:ascii="Times New Roman" w:hAnsi="Times New Roman" w:cs="Times New Roman"/>
+        </w:rPr>
+        <w:t>4.8</w:t>
+      </w:r>
+      <w:r>
+        <w:rPr>
+          <w:rFonts w:ascii="Times New Roman" w:hAnsi="Times New Roman" w:cs="Times New Roman"/>
+        </w:rPr>
+        <w:t xml:space="preserve"> Ограничения и особености при различни мрежови конфигурации</w:t>
+      </w:r>
+      <w:bookmarkEnd w:id="29"/>
+    </w:p>
+    <w:p>
+      <w:pPr>
+        <w:spacing w:before="100" w:beforeAutospacing="1" w:after="100" w:afterAutospacing="1" w:line="240" w:lineRule="auto"/>
+        <w:ind w:firstLine="0"/>
+        <w:jc w:val="left"/>
+        <w:rPr>
+          <w:rFonts w:eastAsia="Times New Roman"/>
+          <w:lang w:eastAsia="bg-BG"/>
+        </w:rPr>
+      </w:pPr>
+      <w:r>
+        <w:rPr>
+          <w:rFonts w:eastAsia="Times New Roman"/>
+          <w:lang w:eastAsia="bg-BG"/>
+        </w:rPr>
+        <w:t>Въпреки че Wake-on-LAN е полезна технология, тя има определени ограничения, които трябва да се вземат предвид.</w:t>
+      </w:r>
+      <w:r>
+        <w:rPr>
+          <w:rFonts w:eastAsia="Times New Roman"/>
+          <w:lang w:eastAsia="bg-BG"/>
+        </w:rPr>
+        <w:t xml:space="preserve"> </w:t>
+      </w:r>
+      <w:r>
+        <w:rPr>
+          <w:rFonts w:eastAsia="Times New Roman"/>
+          <w:lang w:eastAsia="bg-BG"/>
+        </w:rPr>
+        <w:t>Едно от основните ограничения е свързано с маршрутизаторите. Broadcast пакетите обикновено не преминават през различни мрежи, което означава, че Wake-on-LAN работи най-добре в локална мрежа.</w:t>
+      </w:r>
+      <w:r>
+        <w:rPr>
+          <w:rFonts w:eastAsia="Times New Roman"/>
+          <w:lang w:eastAsia="bg-BG"/>
+        </w:rPr>
+        <w:t xml:space="preserve"> </w:t>
+      </w:r>
+      <w:r>
+        <w:rPr>
+          <w:rFonts w:eastAsia="Times New Roman"/>
+          <w:lang w:eastAsia="bg-BG"/>
+        </w:rPr>
+        <w:t>Друг проблем може да бъде свързан с настройките на защитната стена или мрежовото оборудване, които могат да блокират Magic Packet.</w:t>
+      </w:r>
+      <w:r>
+        <w:rPr>
+          <w:rFonts w:eastAsia="Times New Roman"/>
+          <w:lang w:eastAsia="bg-BG"/>
+        </w:rPr>
+        <w:t xml:space="preserve"> </w:t>
+      </w:r>
+      <w:r>
+        <w:rPr>
+          <w:rFonts w:eastAsia="Times New Roman"/>
+          <w:lang w:eastAsia="bg-BG"/>
+        </w:rPr>
+        <w:t xml:space="preserve">Освен това някои безжични мрежи не поддържат Wake-on-LAN толкова надеждно, колкото кабелните Ethernet връзки.В корпоративни мрежи често се използват специални конфигурации, като </w:t>
+      </w:r>
+      <w:r>
+        <w:rPr>
+          <w:rFonts w:eastAsia="Times New Roman"/>
+          <w:b/>
+          <w:bCs/>
+          <w:lang w:eastAsia="bg-BG"/>
+        </w:rPr>
+        <w:t>Wake-on-</w:t>
+      </w:r>
+      <w:r>
+        <w:rPr>
+          <w:rFonts w:eastAsia="Times New Roman"/>
+          <w:b/>
+          <w:bCs/>
+          <w:lang w:eastAsia="bg-BG"/>
+        </w:rPr>
+        <w:lastRenderedPageBreak/>
+        <w:t>WAN</w:t>
+      </w:r>
+      <w:r>
+        <w:rPr>
+          <w:rFonts w:eastAsia="Times New Roman"/>
+          <w:lang w:eastAsia="bg-BG"/>
+        </w:rPr>
+        <w:t>, които позволяват изпращане на Magic Packet през интернет чрез допълнителни настройки на маршрутизатора.Въпреки тези ограничения технологията Wake-on-LAN остава важен инструмент за дистанционно управление на компютърни системи и оптимизиране на работата на мрежовата инфраструктура.</w:t>
       </w:r>
     </w:p>
     <w:p>
@@ -5000,23 +6475,23 @@
         </w:numPr>
         <w:ind w:left="430"/>
         <w:rPr>
-          <w:rFonts w:ascii="Times New Roman" w:hAnsi="Times New Roman" w:cs="Times New Roman"/>
-        </w:rPr>
-      </w:pPr>
-      <w:bookmarkStart w:id="21" w:name="_Toc226013948"/>
-      <w:r>
-        <w:rPr>
-          <w:rFonts w:ascii="Times New Roman" w:hAnsi="Times New Roman" w:cs="Times New Roman"/>
-        </w:rPr>
-        <w:t>4.1</w:t>
-      </w:r>
-      <w:r>
-        <w:rPr>
-          <w:rFonts w:ascii="Times New Roman" w:hAnsi="Times New Roman" w:cs="Times New Roman"/>
-        </w:rPr>
-        <w:t>Технология Wake-on-LAN (WoL)</w:t>
-      </w:r>
-      <w:bookmarkEnd w:id="21"/>
+          <w:rFonts w:ascii="Times New Roman" w:eastAsia="Times New Roman" w:hAnsi="Times New Roman" w:cs="Times New Roman"/>
+        </w:rPr>
+      </w:pPr>
+      <w:bookmarkStart w:id="30" w:name="_Toc226013956"/>
+      <w:r>
+        <w:rPr>
+          <w:rFonts w:ascii="Times New Roman" w:eastAsia="Times New Roman" w:hAnsi="Times New Roman" w:cs="Times New Roman"/>
+        </w:rPr>
+        <w:t>5.1</w:t>
+      </w:r>
+      <w:r>
+        <w:rPr>
+          <w:rFonts w:ascii="Times New Roman" w:eastAsia="Times New Roman" w:hAnsi="Times New Roman" w:cs="Times New Roman"/>
+        </w:rPr>
+        <w:t xml:space="preserve"> Уеб базирани системи</w:t>
+      </w:r>
+      <w:bookmarkEnd w:id="30"/>
     </w:p>
     <w:p>
       <w:pPr>
@@ -5033,23 +6508,7 @@
           <w:rFonts w:eastAsia="Times New Roman"/>
           <w:lang w:eastAsia="bg-BG"/>
         </w:rPr>
-        <w:t xml:space="preserve">С развитието на компютърните мрежи се появяват технологии, които позволяват по-ефективно управление на компютърните системи от разстояние. Една от тези технологии е </w:t>
-      </w:r>
-      <w:r>
-        <w:rPr>
-          <w:rFonts w:eastAsia="Times New Roman"/>
-          <w:b/>
-          <w:bCs/>
-          <w:lang w:eastAsia="bg-BG"/>
-        </w:rPr>
-        <w:t>Wake-on-LAN (WoL)</w:t>
-      </w:r>
-      <w:r>
-        <w:rPr>
-          <w:rFonts w:eastAsia="Times New Roman"/>
-          <w:lang w:eastAsia="bg-BG"/>
-        </w:rPr>
-        <w:t>. Тя позволява компютър да бъде включен или „събуден“ от състояние на изключване или режим на енергоспестяване чрез изпращане на специален мрежов пакет.</w:t>
+        <w:t>Уеб базираните системи представляват софтуерни приложения, които функционират чрез интернет или вътрешна мрежа (интранет) и се достъпват чрез уеб браузър. Те са сред най-разпространения тип софтуерни системи днес, тъй като позволяват лесен достъп от различни устройства без необходимост от инсталиране на специален софтуер. Потребителите могат да работят със системата чрез браузъри като Google Chrome, Mozilla Firefox или Microsoft Edge.</w:t>
       </w:r>
     </w:p>
     <w:p>
@@ -5067,7 +6526,7 @@
           <w:rFonts w:eastAsia="Times New Roman"/>
           <w:lang w:eastAsia="bg-BG"/>
         </w:rPr>
-        <w:t>Wake-on-LAN е особено полезна в корпоративни мрежи, където администраторите трябва да управляват множество компютри дистанционно. Технологията позволява компютрите да бъдат включвани автоматично за извършване на актуализации, архивиране на данни, дистанционна поддръжка или други административни задачи.</w:t>
+        <w:t>Основното предимство на уеб базираните системи е тяхната достъпност, мащабируемост и възможността за централизирано управление. Данните и логиката на приложението обикновено се съхраняват на сървър, което позволява лесна поддръжка, обновяване и защита. Такива системи се използват в електронната търговия, образованието, социалните мрежи, онлайн банкирането и управлението на бизнес процеси.</w:t>
       </w:r>
     </w:p>
     <w:p>
@@ -5085,23 +6544,7 @@
           <w:rFonts w:eastAsia="Times New Roman"/>
           <w:lang w:eastAsia="bg-BG"/>
         </w:rPr>
-        <w:t xml:space="preserve">Едно от основните предимства на тази технология е възможността за </w:t>
-      </w:r>
-      <w:r>
-        <w:rPr>
-          <w:rFonts w:eastAsia="Times New Roman"/>
-          <w:b/>
-          <w:bCs/>
-          <w:lang w:eastAsia="bg-BG"/>
-        </w:rPr>
-        <w:t>икономия на електроенергия</w:t>
-      </w:r>
-      <w:r>
-        <w:rPr>
-          <w:rFonts w:eastAsia="Times New Roman"/>
-          <w:lang w:eastAsia="bg-BG"/>
-        </w:rPr>
-        <w:t>, тъй като компютрите могат да бъдат изключени, когато не се използват, и включени само когато е необходимо.</w:t>
+        <w:t>Уеб системите обикновено се изграждат върху архитектурен модел, който разделя различните части на приложението – потребителски интерфейс, бизнес логика и база данни. Това позволява по-добра организация на кода и по-лесно развитие на системата.</w:t>
       </w:r>
     </w:p>
     <w:p>
@@ -5120,7 +6563,7 @@
           <w:lang w:eastAsia="bg-BG"/>
         </w:rPr>
         <w:pict>
-          <v:rect id="_x0000_i1025" style="width:0;height:1.5pt" o:hralign="center" o:hrstd="t" o:hr="t" fillcolor="#a0a0a0" stroked="f"/>
+          <v:rect id="_x0000_i1284" style="width:0;height:1.5pt" o:hralign="center" o:hrstd="t" o:hr="t" fillcolor="#a0a0a0" stroked="f"/>
         </w:pict>
       </w:r>
     </w:p>
@@ -5131,25 +6574,25 @@
           <w:ilvl w:val="0"/>
           <w:numId w:val="0"/>
         </w:numPr>
-        <w:ind w:left="574"/>
+        <w:ind w:left="574" w:hanging="574"/>
         <w:rPr>
           <w:rFonts w:ascii="Times New Roman" w:hAnsi="Times New Roman" w:cs="Times New Roman"/>
         </w:rPr>
       </w:pPr>
-      <w:bookmarkStart w:id="22" w:name="_Toc226013949"/>
+      <w:bookmarkStart w:id="31" w:name="_Toc226013957"/>
       <w:r>
         <w:rPr>
           <w:rFonts w:ascii="Times New Roman" w:hAnsi="Times New Roman" w:cs="Times New Roman"/>
         </w:rPr>
-        <w:t>4.2</w:t>
+        <w:t>5.2</w:t>
       </w:r>
       <w:r>
         <w:rPr>
           <w:rFonts w:ascii="Times New Roman" w:hAnsi="Times New Roman" w:cs="Times New Roman"/>
         </w:rPr>
-        <w:t>История и предназначение на WoL</w:t>
-      </w:r>
-      <w:bookmarkEnd w:id="22"/>
+        <w:t xml:space="preserve"> Клиент-сървър архитектура</w:t>
+      </w:r>
+      <w:bookmarkEnd w:id="31"/>
     </w:p>
     <w:p>
       <w:pPr>
@@ -5166,7 +6609,39 @@
           <w:rFonts w:eastAsia="Times New Roman"/>
           <w:lang w:eastAsia="bg-BG"/>
         </w:rPr>
-        <w:t>Технологията Wake-on-LAN се появява през 90-те години на XX век като решение за дистанционно управление на компютри в локални мрежи. Тя е разработена основно от производители на мрежово оборудване с цел да улесни системните администратори при поддръжката на компютърни системи.</w:t>
+        <w:t xml:space="preserve">Клиент-сървър архитектурата е основен модел за изграждане на уеб приложения. В този модел системата се състои от два основни компонента – </w:t>
+      </w:r>
+      <w:r>
+        <w:rPr>
+          <w:rFonts w:eastAsia="Times New Roman"/>
+          <w:b/>
+          <w:bCs/>
+          <w:lang w:eastAsia="bg-BG"/>
+        </w:rPr>
+        <w:t>клиент</w:t>
+      </w:r>
+      <w:r>
+        <w:rPr>
+          <w:rFonts w:eastAsia="Times New Roman"/>
+          <w:lang w:eastAsia="bg-BG"/>
+        </w:rPr>
+        <w:t xml:space="preserve"> и </w:t>
+      </w:r>
+      <w:r>
+        <w:rPr>
+          <w:rFonts w:eastAsia="Times New Roman"/>
+          <w:b/>
+          <w:bCs/>
+          <w:lang w:eastAsia="bg-BG"/>
+        </w:rPr>
+        <w:t>сървър</w:t>
+      </w:r>
+      <w:r>
+        <w:rPr>
+          <w:rFonts w:eastAsia="Times New Roman"/>
+          <w:lang w:eastAsia="bg-BG"/>
+        </w:rPr>
+        <w:t>, които комуникират помежду си чрез мрежа.</w:t>
       </w:r>
     </w:p>
     <w:p>
@@ -5182,9 +6657,18 @@
       <w:r>
         <w:rPr>
           <w:rFonts w:eastAsia="Times New Roman"/>
-          <w:lang w:eastAsia="bg-BG"/>
-        </w:rPr>
-        <w:t>Първоначално Wake-on-LAN се използва главно в корпоративни среди, където голям брой компютри трябва да бъдат управлявани централизирано. Например системният администратор може да включи компютрите в офиса през нощта, за да се извършат автоматични актуализации на операционната система или антивирусния софтуер.</w:t>
+          <w:b/>
+          <w:bCs/>
+          <w:lang w:eastAsia="bg-BG"/>
+        </w:rPr>
+        <w:t>Клиентът</w:t>
+      </w:r>
+      <w:r>
+        <w:rPr>
+          <w:rFonts w:eastAsia="Times New Roman"/>
+          <w:lang w:eastAsia="bg-BG"/>
+        </w:rPr>
+        <w:t xml:space="preserve"> представлява устройството или програмата, чрез която потребителят достъпва системата. Най-често това е уеб браузър, който изпраща заявки към сървъра и визуализира получената информация.</w:t>
       </w:r>
     </w:p>
     <w:p>
@@ -5200,9 +6684,18 @@
       <w:r>
         <w:rPr>
           <w:rFonts w:eastAsia="Times New Roman"/>
-          <w:lang w:eastAsia="bg-BG"/>
-        </w:rPr>
-        <w:t>С времето технологията започва да се използва и в домашни мрежи. Потребителите могат да включват своите компютри дистанционно чрез смартфон или друг компютър. Това позволява достъп до файлове, сървъри или мултимедийни системи, дори когато компютърът е бил изключен.</w:t>
+          <w:b/>
+          <w:bCs/>
+          <w:lang w:eastAsia="bg-BG"/>
+        </w:rPr>
+        <w:t>Сървърът</w:t>
+      </w:r>
+      <w:r>
+        <w:rPr>
+          <w:rFonts w:eastAsia="Times New Roman"/>
+          <w:lang w:eastAsia="bg-BG"/>
+        </w:rPr>
+        <w:t xml:space="preserve"> е компютър или програма, която обработва заявките на клиентите, изпълнява необходимата логика и връща резултат обратно към клиента. На сървъра се намират основните ресурси на системата – файлове, приложения и бази данни.</w:t>
       </w:r>
     </w:p>
     <w:p>
@@ -5220,15 +6713,39 @@
           <w:rFonts w:eastAsia="Times New Roman"/>
           <w:lang w:eastAsia="bg-BG"/>
         </w:rPr>
-        <w:lastRenderedPageBreak/>
-        <w:t>Основното предназначение на Wake-on-LAN е:</w:t>
+        <w:t>Комуникацията между клиент и сървър се осъществява чрез интернет протоколи. Най-често използваният протокол е Hypertext Transfer Protocol.</w:t>
+      </w:r>
+      <w:r>
+        <w:rPr>
+          <w:rFonts w:eastAsia="Times New Roman"/>
+          <w:lang w:eastAsia="bg-BG"/>
+        </w:rPr>
+        <w:t xml:space="preserve"> </w:t>
+      </w:r>
+    </w:p>
+    <w:p>
+      <w:pPr>
+        <w:spacing w:before="100" w:beforeAutospacing="1" w:after="100" w:afterAutospacing="1" w:line="240" w:lineRule="auto"/>
+        <w:ind w:firstLine="0"/>
+        <w:jc w:val="left"/>
+        <w:rPr>
+          <w:rFonts w:eastAsia="Times New Roman"/>
+          <w:lang w:eastAsia="bg-BG"/>
+        </w:rPr>
+      </w:pPr>
+      <w:r>
+        <w:rPr>
+          <w:rFonts w:eastAsia="Times New Roman"/>
+          <w:lang w:eastAsia="bg-BG"/>
+        </w:rPr>
+        <w:t>Клиент-сървър моделът има няколко основни предимства:</w:t>
       </w:r>
     </w:p>
     <w:p>
       <w:pPr>
         <w:numPr>
           <w:ilvl w:val="0"/>
-          <w:numId w:val="11"/>
+          <w:numId w:val="17"/>
         </w:numPr>
         <w:spacing w:before="100" w:beforeAutospacing="1" w:after="100" w:afterAutospacing="1" w:line="240" w:lineRule="auto"/>
         <w:jc w:val="left"/>
@@ -5242,14 +6759,14 @@
           <w:rFonts w:eastAsia="Times New Roman"/>
           <w:lang w:eastAsia="bg-BG"/>
         </w:rPr>
-        <w:t>дистанционно включване на компютри</w:t>
+        <w:t>централизирано управление на данните</w:t>
       </w:r>
     </w:p>
     <w:p>
       <w:pPr>
         <w:numPr>
           <w:ilvl w:val="0"/>
-          <w:numId w:val="11"/>
+          <w:numId w:val="17"/>
         </w:numPr>
         <w:spacing w:before="100" w:beforeAutospacing="1" w:after="100" w:afterAutospacing="1" w:line="240" w:lineRule="auto"/>
         <w:jc w:val="left"/>
@@ -5263,14 +6780,14 @@
           <w:rFonts w:eastAsia="Times New Roman"/>
           <w:lang w:eastAsia="bg-BG"/>
         </w:rPr>
-        <w:t>улесняване на системната администрация</w:t>
+        <w:t>по-лесна поддръжка и обновяване</w:t>
       </w:r>
     </w:p>
     <w:p>
       <w:pPr>
         <w:numPr>
           <w:ilvl w:val="0"/>
-          <w:numId w:val="11"/>
+          <w:numId w:val="17"/>
         </w:numPr>
         <w:spacing w:before="100" w:beforeAutospacing="1" w:after="100" w:afterAutospacing="1" w:line="240" w:lineRule="auto"/>
         <w:jc w:val="left"/>
@@ -5284,14 +6801,14 @@
           <w:rFonts w:eastAsia="Times New Roman"/>
           <w:lang w:eastAsia="bg-BG"/>
         </w:rPr>
-        <w:t>автоматизиране на мрежовата поддръжка</w:t>
+        <w:t>възможност за работа от различни устройства</w:t>
       </w:r>
     </w:p>
     <w:p>
       <w:pPr>
         <w:numPr>
           <w:ilvl w:val="0"/>
-          <w:numId w:val="11"/>
+          <w:numId w:val="17"/>
         </w:numPr>
         <w:spacing w:before="100" w:beforeAutospacing="1" w:after="100" w:afterAutospacing="1" w:line="240" w:lineRule="auto"/>
         <w:jc w:val="left"/>
@@ -5305,7 +6822,129 @@
           <w:rFonts w:eastAsia="Times New Roman"/>
           <w:lang w:eastAsia="bg-BG"/>
         </w:rPr>
-        <w:t>намаляване на консумацията на електроенергия</w:t>
+        <w:lastRenderedPageBreak/>
+        <w:t>по-добра сигурност на информацията</w:t>
+      </w:r>
+    </w:p>
+    <w:p>
+      <w:pPr>
+        <w:spacing w:before="100" w:beforeAutospacing="1" w:after="100" w:afterAutospacing="1" w:line="240" w:lineRule="auto"/>
+        <w:ind w:firstLine="0"/>
+        <w:jc w:val="left"/>
+        <w:rPr>
+          <w:rFonts w:eastAsia="Times New Roman"/>
+          <w:lang w:eastAsia="bg-BG"/>
+        </w:rPr>
+      </w:pPr>
+      <w:r>
+        <w:rPr>
+          <w:rFonts w:eastAsia="Times New Roman"/>
+          <w:lang w:eastAsia="bg-BG"/>
+        </w:rPr>
+        <w:t xml:space="preserve">В съвременните уеб системи често се използва </w:t>
+      </w:r>
+      <w:r>
+        <w:rPr>
+          <w:rFonts w:eastAsia="Times New Roman"/>
+          <w:b/>
+          <w:bCs/>
+          <w:lang w:eastAsia="bg-BG"/>
+        </w:rPr>
+        <w:t>многостепенна (multi-tier) архитектура</w:t>
+      </w:r>
+      <w:r>
+        <w:rPr>
+          <w:rFonts w:eastAsia="Times New Roman"/>
+          <w:lang w:eastAsia="bg-BG"/>
+        </w:rPr>
+        <w:t>, при която приложението е разделено на няколко слоя:</w:t>
+      </w:r>
+    </w:p>
+    <w:p>
+      <w:pPr>
+        <w:numPr>
+          <w:ilvl w:val="0"/>
+          <w:numId w:val="18"/>
+        </w:numPr>
+        <w:spacing w:before="100" w:beforeAutospacing="1" w:after="100" w:afterAutospacing="1" w:line="240" w:lineRule="auto"/>
+        <w:jc w:val="left"/>
+        <w:rPr>
+          <w:rFonts w:eastAsia="Times New Roman"/>
+          <w:lang w:eastAsia="bg-BG"/>
+        </w:rPr>
+      </w:pPr>
+      <w:r>
+        <w:rPr>
+          <w:rFonts w:eastAsia="Times New Roman"/>
+          <w:b/>
+          <w:bCs/>
+          <w:lang w:eastAsia="bg-BG"/>
+        </w:rPr>
+        <w:t>Presentation layer (потребителски интерфейс)</w:t>
+      </w:r>
+    </w:p>
+    <w:p>
+      <w:pPr>
+        <w:numPr>
+          <w:ilvl w:val="0"/>
+          <w:numId w:val="18"/>
+        </w:numPr>
+        <w:spacing w:before="100" w:beforeAutospacing="1" w:after="100" w:afterAutospacing="1" w:line="240" w:lineRule="auto"/>
+        <w:jc w:val="left"/>
+        <w:rPr>
+          <w:rFonts w:eastAsia="Times New Roman"/>
+          <w:lang w:eastAsia="bg-BG"/>
+        </w:rPr>
+      </w:pPr>
+      <w:r>
+        <w:rPr>
+          <w:rFonts w:eastAsia="Times New Roman"/>
+          <w:b/>
+          <w:bCs/>
+          <w:lang w:eastAsia="bg-BG"/>
+        </w:rPr>
+        <w:t>Application layer (бизнес логика)</w:t>
+      </w:r>
+    </w:p>
+    <w:p>
+      <w:pPr>
+        <w:numPr>
+          <w:ilvl w:val="0"/>
+          <w:numId w:val="18"/>
+        </w:numPr>
+        <w:spacing w:before="100" w:beforeAutospacing="1" w:after="100" w:afterAutospacing="1" w:line="240" w:lineRule="auto"/>
+        <w:jc w:val="left"/>
+        <w:rPr>
+          <w:rFonts w:eastAsia="Times New Roman"/>
+          <w:lang w:eastAsia="bg-BG"/>
+        </w:rPr>
+      </w:pPr>
+      <w:r>
+        <w:rPr>
+          <w:rFonts w:eastAsia="Times New Roman"/>
+          <w:b/>
+          <w:bCs/>
+          <w:lang w:eastAsia="bg-BG"/>
+        </w:rPr>
+        <w:t>Data layer (данни и база данни)</w:t>
+      </w:r>
+    </w:p>
+    <w:p>
+      <w:pPr>
+        <w:spacing w:before="100" w:beforeAutospacing="1" w:after="100" w:afterAutospacing="1" w:line="240" w:lineRule="auto"/>
+        <w:ind w:firstLine="0"/>
+        <w:jc w:val="left"/>
+        <w:rPr>
+          <w:rFonts w:eastAsia="Times New Roman"/>
+          <w:lang w:eastAsia="bg-BG"/>
+        </w:rPr>
+      </w:pPr>
+      <w:r>
+        <w:rPr>
+          <w:rFonts w:eastAsia="Times New Roman"/>
+          <w:lang w:eastAsia="bg-BG"/>
+        </w:rPr>
+        <w:t>Това разделение позволява системата да бъде по-гъвкава, по-лесна за развитие и по-стабилна при голям брой потребители.</w:t>
       </w:r>
     </w:p>
     <w:p>
@@ -5324,7 +6963,7 @@
           <w:lang w:eastAsia="bg-BG"/>
         </w:rPr>
         <w:pict>
-          <v:rect id="_x0000_i1026" style="width:0;height:1.5pt" o:hralign="center" o:hrstd="t" o:hr="t" fillcolor="#a0a0a0" stroked="f"/>
+          <v:rect id="_x0000_i1285" style="width:0;height:1.5pt" o:hralign="center" o:hrstd="t" o:hr="t" fillcolor="#a0a0a0" stroked="f"/>
         </w:pict>
       </w:r>
     </w:p>
@@ -5340,20 +6979,20 @@
           <w:rFonts w:ascii="Times New Roman" w:hAnsi="Times New Roman" w:cs="Times New Roman"/>
         </w:rPr>
       </w:pPr>
-      <w:bookmarkStart w:id="23" w:name="_Toc226013950"/>
+      <w:bookmarkStart w:id="32" w:name="_Toc226013958"/>
       <w:r>
         <w:rPr>
           <w:rFonts w:ascii="Times New Roman" w:hAnsi="Times New Roman" w:cs="Times New Roman"/>
         </w:rPr>
-        <w:t>4.3</w:t>
+        <w:t>5.3</w:t>
       </w:r>
       <w:r>
         <w:rPr>
           <w:rFonts w:ascii="Times New Roman" w:hAnsi="Times New Roman" w:cs="Times New Roman"/>
         </w:rPr>
-        <w:t xml:space="preserve"> Принцип на работа на Wake-on-LAN</w:t>
-      </w:r>
-      <w:bookmarkEnd w:id="23"/>
+        <w:t xml:space="preserve"> HTTP протокол – основи</w:t>
+      </w:r>
+      <w:bookmarkEnd w:id="32"/>
     </w:p>
     <w:p>
       <w:pPr>
@@ -5370,23 +7009,7 @@
           <w:rFonts w:eastAsia="Times New Roman"/>
           <w:lang w:eastAsia="bg-BG"/>
         </w:rPr>
-        <w:t xml:space="preserve">Принципът на работа на Wake-on-LAN се основава на изпращането на специален мрежов пакет, който се нарича </w:t>
-      </w:r>
-      <w:r>
-        <w:rPr>
-          <w:rFonts w:eastAsia="Times New Roman"/>
-          <w:b/>
-          <w:bCs/>
-          <w:lang w:eastAsia="bg-BG"/>
-        </w:rPr>
-        <w:t>Magic Packet</w:t>
-      </w:r>
-      <w:r>
-        <w:rPr>
-          <w:rFonts w:eastAsia="Times New Roman"/>
-          <w:lang w:eastAsia="bg-BG"/>
-        </w:rPr>
-        <w:t>. Този пакет съдържа информация, която позволява на мрежовата карта на даден компютър да разпознае, че трябва да „събуди“ системата.Дори когато компютърът е изключен, мрежовата карта остава частично активна, ако функцията Wake-on-LAN е включена. Тя продължава да следи мрежовия трафик и проверява дали получава Magic Packet, предназначен за нейния MAC адрес.Когато мрежовата карта получи този пакет, тя изпраща сигнал към дънната платка на компютъра, който активира захранването и стартира системата.</w:t>
+        <w:t>HTTP е основният протокол, използван за обмен на информация между клиент и сървър в уеб среда. Пълното му име е Hypertext Transfer Protocol и той определя начина, по който се изпращат заявки и се получават отговори.</w:t>
       </w:r>
     </w:p>
     <w:p>
@@ -5404,14 +7027,48 @@
           <w:rFonts w:eastAsia="Times New Roman"/>
           <w:lang w:eastAsia="bg-BG"/>
         </w:rPr>
-        <w:t>Процесът може да бъде описан в няколко основни стъпки:</w:t>
+        <w:t xml:space="preserve">HTTP работи на принципа </w:t>
+      </w:r>
+      <w:r>
+        <w:rPr>
+          <w:rFonts w:eastAsia="Times New Roman"/>
+          <w:b/>
+          <w:bCs/>
+          <w:lang w:eastAsia="bg-BG"/>
+        </w:rPr>
+        <w:t>request–response</w:t>
+      </w:r>
+      <w:r>
+        <w:rPr>
+          <w:rFonts w:eastAsia="Times New Roman"/>
+          <w:lang w:eastAsia="bg-BG"/>
+        </w:rPr>
+        <w:t xml:space="preserve"> (заявка–отговор). Клиентът изпраща заявка към сървъра, а сървърът обработва заявката и връща отговор.</w:t>
+      </w:r>
+    </w:p>
+    <w:p>
+      <w:pPr>
+        <w:spacing w:before="100" w:beforeAutospacing="1" w:after="100" w:afterAutospacing="1" w:line="240" w:lineRule="auto"/>
+        <w:ind w:firstLine="0"/>
+        <w:jc w:val="left"/>
+        <w:rPr>
+          <w:rFonts w:eastAsia="Times New Roman"/>
+          <w:lang w:eastAsia="bg-BG"/>
+        </w:rPr>
+      </w:pPr>
+      <w:r>
+        <w:rPr>
+          <w:rFonts w:eastAsia="Times New Roman"/>
+          <w:lang w:eastAsia="bg-BG"/>
+        </w:rPr>
+        <w:t>Примерен процес:</w:t>
       </w:r>
     </w:p>
     <w:p>
       <w:pPr>
         <w:numPr>
           <w:ilvl w:val="0"/>
-          <w:numId w:val="12"/>
+          <w:numId w:val="19"/>
         </w:numPr>
         <w:spacing w:before="100" w:beforeAutospacing="1" w:after="100" w:afterAutospacing="1" w:line="240" w:lineRule="auto"/>
         <w:jc w:val="left"/>
@@ -5425,14 +7082,14 @@
           <w:rFonts w:eastAsia="Times New Roman"/>
           <w:lang w:eastAsia="bg-BG"/>
         </w:rPr>
-        <w:t>Изпраща се Magic Packet през мрежата.</w:t>
+        <w:t>Потребителят въвежда адрес на сайт в браузъра.</w:t>
       </w:r>
     </w:p>
     <w:p>
       <w:pPr>
         <w:numPr>
           <w:ilvl w:val="0"/>
-          <w:numId w:val="12"/>
+          <w:numId w:val="19"/>
         </w:numPr>
         <w:spacing w:before="100" w:beforeAutospacing="1" w:after="100" w:afterAutospacing="1" w:line="240" w:lineRule="auto"/>
         <w:jc w:val="left"/>
@@ -5446,14 +7103,14 @@
           <w:rFonts w:eastAsia="Times New Roman"/>
           <w:lang w:eastAsia="bg-BG"/>
         </w:rPr>
-        <w:t>Пакетът достига до локалната мрежа на компютъра.</w:t>
+        <w:t>Браузърът изпраща HTTP заявка към сървъра.</w:t>
       </w:r>
     </w:p>
     <w:p>
       <w:pPr>
         <w:numPr>
           <w:ilvl w:val="0"/>
-          <w:numId w:val="12"/>
+          <w:numId w:val="19"/>
         </w:numPr>
         <w:spacing w:before="100" w:beforeAutospacing="1" w:after="100" w:afterAutospacing="1" w:line="240" w:lineRule="auto"/>
         <w:jc w:val="left"/>
@@ -5467,14 +7124,14 @@
           <w:rFonts w:eastAsia="Times New Roman"/>
           <w:lang w:eastAsia="bg-BG"/>
         </w:rPr>
-        <w:t>Мрежовата карта разпознава своя MAC адрес в пакета.</w:t>
+        <w:t>Сървърът обработва заявката.</w:t>
       </w:r>
     </w:p>
     <w:p>
       <w:pPr>
         <w:numPr>
           <w:ilvl w:val="0"/>
-          <w:numId w:val="12"/>
+          <w:numId w:val="19"/>
         </w:numPr>
         <w:spacing w:before="100" w:beforeAutospacing="1" w:after="100" w:afterAutospacing="1" w:line="240" w:lineRule="auto"/>
         <w:jc w:val="left"/>
@@ -5488,14 +7145,48 @@
           <w:rFonts w:eastAsia="Times New Roman"/>
           <w:lang w:eastAsia="bg-BG"/>
         </w:rPr>
-        <w:t>Изпраща се сигнал към дънната платка.</w:t>
+        <w:t>Сървърът връща HTTP отговор с необходимата информация (HTML страница, изображения, данни).</w:t>
+      </w:r>
+    </w:p>
+    <w:p>
+      <w:pPr>
+        <w:spacing w:before="100" w:beforeAutospacing="1" w:after="100" w:afterAutospacing="1" w:line="240" w:lineRule="auto"/>
+        <w:ind w:firstLine="0"/>
+        <w:jc w:val="left"/>
+        <w:rPr>
+          <w:rFonts w:eastAsia="Times New Roman"/>
+          <w:lang w:eastAsia="bg-BG"/>
+        </w:rPr>
+      </w:pPr>
+      <w:r>
+        <w:rPr>
+          <w:rFonts w:eastAsia="Times New Roman"/>
+          <w:lang w:eastAsia="bg-BG"/>
+        </w:rPr>
+        <w:t xml:space="preserve">HTTP заявките могат да използват различни </w:t>
+      </w:r>
+      <w:r>
+        <w:rPr>
+          <w:rFonts w:eastAsia="Times New Roman"/>
+          <w:b/>
+          <w:bCs/>
+          <w:lang w:eastAsia="bg-BG"/>
+        </w:rPr>
+        <w:t>методи</w:t>
+      </w:r>
+      <w:r>
+        <w:rPr>
+          <w:rFonts w:eastAsia="Times New Roman"/>
+          <w:lang w:eastAsia="bg-BG"/>
+        </w:rPr>
+        <w:t>, които указват какво действие трябва да се извърши. Най-често използваните са:</w:t>
       </w:r>
     </w:p>
     <w:p>
       <w:pPr>
         <w:numPr>
           <w:ilvl w:val="0"/>
-          <w:numId w:val="12"/>
+          <w:numId w:val="20"/>
         </w:numPr>
         <w:spacing w:before="100" w:beforeAutospacing="1" w:after="100" w:afterAutospacing="1" w:line="240" w:lineRule="auto"/>
         <w:jc w:val="left"/>
@@ -5507,9 +7198,108 @@
       <w:r>
         <w:rPr>
           <w:rFonts w:eastAsia="Times New Roman"/>
-          <w:lang w:eastAsia="bg-BG"/>
-        </w:rPr>
-        <w:t>Компютърът се включва или излиза от режим на сън.</w:t>
+          <w:b/>
+          <w:bCs/>
+          <w:lang w:eastAsia="bg-BG"/>
+        </w:rPr>
+        <w:t>GET</w:t>
+      </w:r>
+      <w:r>
+        <w:rPr>
+          <w:rFonts w:eastAsia="Times New Roman"/>
+          <w:lang w:eastAsia="bg-BG"/>
+        </w:rPr>
+        <w:t xml:space="preserve"> – извличане на данни от сървъра</w:t>
+      </w:r>
+    </w:p>
+    <w:p>
+      <w:pPr>
+        <w:numPr>
+          <w:ilvl w:val="0"/>
+          <w:numId w:val="20"/>
+        </w:numPr>
+        <w:spacing w:before="100" w:beforeAutospacing="1" w:after="100" w:afterAutospacing="1" w:line="240" w:lineRule="auto"/>
+        <w:jc w:val="left"/>
+        <w:rPr>
+          <w:rFonts w:eastAsia="Times New Roman"/>
+          <w:lang w:eastAsia="bg-BG"/>
+        </w:rPr>
+      </w:pPr>
+      <w:r>
+        <w:rPr>
+          <w:rFonts w:eastAsia="Times New Roman"/>
+          <w:b/>
+          <w:bCs/>
+          <w:lang w:eastAsia="bg-BG"/>
+        </w:rPr>
+        <w:t>POST</w:t>
+      </w:r>
+      <w:r>
+        <w:rPr>
+          <w:rFonts w:eastAsia="Times New Roman"/>
+          <w:lang w:eastAsia="bg-BG"/>
+        </w:rPr>
+        <w:t xml:space="preserve"> – изпращане на нови данни към сървъра</w:t>
+      </w:r>
+    </w:p>
+    <w:p>
+      <w:pPr>
+        <w:numPr>
+          <w:ilvl w:val="0"/>
+          <w:numId w:val="20"/>
+        </w:numPr>
+        <w:spacing w:before="100" w:beforeAutospacing="1" w:after="100" w:afterAutospacing="1" w:line="240" w:lineRule="auto"/>
+        <w:jc w:val="left"/>
+        <w:rPr>
+          <w:rFonts w:eastAsia="Times New Roman"/>
+          <w:lang w:eastAsia="bg-BG"/>
+        </w:rPr>
+      </w:pPr>
+      <w:r>
+        <w:rPr>
+          <w:rFonts w:eastAsia="Times New Roman"/>
+          <w:b/>
+          <w:bCs/>
+          <w:lang w:eastAsia="bg-BG"/>
+        </w:rPr>
+        <w:t>PUT</w:t>
+      </w:r>
+      <w:r>
+        <w:rPr>
+          <w:rFonts w:eastAsia="Times New Roman"/>
+          <w:lang w:eastAsia="bg-BG"/>
+        </w:rPr>
+        <w:t xml:space="preserve"> – обновяване на съществуващи данни</w:t>
+      </w:r>
+    </w:p>
+    <w:p>
+      <w:pPr>
+        <w:numPr>
+          <w:ilvl w:val="0"/>
+          <w:numId w:val="20"/>
+        </w:numPr>
+        <w:spacing w:before="100" w:beforeAutospacing="1" w:after="100" w:afterAutospacing="1" w:line="240" w:lineRule="auto"/>
+        <w:jc w:val="left"/>
+        <w:rPr>
+          <w:rFonts w:eastAsia="Times New Roman"/>
+          <w:lang w:eastAsia="bg-BG"/>
+        </w:rPr>
+      </w:pPr>
+      <w:r>
+        <w:rPr>
+          <w:rFonts w:eastAsia="Times New Roman"/>
+          <w:b/>
+          <w:bCs/>
+          <w:lang w:eastAsia="bg-BG"/>
+        </w:rPr>
+        <w:t>DELETE</w:t>
+      </w:r>
+      <w:r>
+        <w:rPr>
+          <w:rFonts w:eastAsia="Times New Roman"/>
+          <w:lang w:eastAsia="bg-BG"/>
+        </w:rPr>
+        <w:t xml:space="preserve"> – изтриване на данни</w:t>
       </w:r>
     </w:p>
     <w:p>
@@ -5527,7 +7317,105 @@
           <w:rFonts w:eastAsia="Times New Roman"/>
           <w:lang w:eastAsia="bg-BG"/>
         </w:rPr>
-        <w:t>Този механизъм позволява дистанционно управление на компютрите без физически достъп до тях.</w:t>
+        <w:t xml:space="preserve">HTTP протоколът е </w:t>
+      </w:r>
+      <w:r>
+        <w:rPr>
+          <w:rFonts w:eastAsia="Times New Roman"/>
+          <w:b/>
+          <w:bCs/>
+          <w:lang w:eastAsia="bg-BG"/>
+        </w:rPr>
+        <w:t>stateless</w:t>
+      </w:r>
+      <w:r>
+        <w:rPr>
+          <w:rFonts w:eastAsia="Times New Roman"/>
+          <w:lang w:eastAsia="bg-BG"/>
+        </w:rPr>
+        <w:t xml:space="preserve">, което означава, че всяка заявка се обработва независимо и сървърът не запомня автоматично предишни заявки. За управление на сесии често се използват </w:t>
+      </w:r>
+      <w:r>
+        <w:rPr>
+          <w:rFonts w:eastAsia="Times New Roman"/>
+          <w:b/>
+          <w:bCs/>
+          <w:lang w:eastAsia="bg-BG"/>
+        </w:rPr>
+        <w:t>cookies</w:t>
+      </w:r>
+      <w:r>
+        <w:rPr>
+          <w:rFonts w:eastAsia="Times New Roman"/>
+          <w:lang w:eastAsia="bg-BG"/>
+        </w:rPr>
+        <w:t>, токени или други механизми за идентификация.</w:t>
+      </w:r>
+    </w:p>
+    <w:p>
+      <w:pPr>
+        <w:spacing w:before="100" w:beforeAutospacing="1" w:after="100" w:afterAutospacing="1" w:line="240" w:lineRule="auto"/>
+        <w:ind w:firstLine="0"/>
+        <w:jc w:val="left"/>
+        <w:rPr>
+          <w:rFonts w:eastAsia="Times New Roman"/>
+          <w:lang w:eastAsia="bg-BG"/>
+        </w:rPr>
+      </w:pPr>
+      <w:r>
+        <w:rPr>
+          <w:rFonts w:eastAsia="Times New Roman"/>
+          <w:lang w:eastAsia="bg-BG"/>
+        </w:rPr>
+        <w:t xml:space="preserve">С течение на времето HTTP се развива и днес широко се използват версии като </w:t>
+      </w:r>
+      <w:r>
+        <w:rPr>
+          <w:rFonts w:eastAsia="Times New Roman"/>
+          <w:b/>
+          <w:bCs/>
+          <w:lang w:eastAsia="bg-BG"/>
+        </w:rPr>
+        <w:t>HTTP/1.1</w:t>
+      </w:r>
+      <w:r>
+        <w:rPr>
+          <w:rFonts w:eastAsia="Times New Roman"/>
+          <w:lang w:eastAsia="bg-BG"/>
+        </w:rPr>
+        <w:t xml:space="preserve">, </w:t>
+      </w:r>
+      <w:r>
+        <w:rPr>
+          <w:rFonts w:eastAsia="Times New Roman"/>
+          <w:b/>
+          <w:bCs/>
+          <w:lang w:eastAsia="bg-BG"/>
+        </w:rPr>
+        <w:t>HTTP/2</w:t>
+      </w:r>
+      <w:r>
+        <w:rPr>
+          <w:rFonts w:eastAsia="Times New Roman"/>
+          <w:lang w:eastAsia="bg-BG"/>
+        </w:rPr>
+        <w:t xml:space="preserve"> и </w:t>
+      </w:r>
+      <w:r>
+        <w:rPr>
+          <w:rFonts w:eastAsia="Times New Roman"/>
+          <w:b/>
+          <w:bCs/>
+          <w:lang w:eastAsia="bg-BG"/>
+        </w:rPr>
+        <w:t>HTTP/3</w:t>
+      </w:r>
+      <w:r>
+        <w:rPr>
+          <w:rFonts w:eastAsia="Times New Roman"/>
+          <w:lang w:eastAsia="bg-BG"/>
+        </w:rPr>
+        <w:t>, които подобряват производителността и сигурността на комуникацията.</w:t>
       </w:r>
     </w:p>
     <w:p>
@@ -5546,247 +7434,7 @@
           <w:lang w:eastAsia="bg-BG"/>
         </w:rPr>
         <w:pict>
-          <v:rect id="_x0000_i1027" style="width:0;height:1.5pt" o:hralign="center" o:hrstd="t" o:hr="t" fillcolor="#a0a0a0" stroked="f"/>
-        </w:pict>
-      </w:r>
-    </w:p>
-    <w:p>
-      <w:pPr>
-        <w:pStyle w:val="Heading3"/>
-        <w:numPr>
-          <w:ilvl w:val="0"/>
-          <w:numId w:val="0"/>
-        </w:numPr>
-        <w:ind w:left="574"/>
-      </w:pPr>
-      <w:bookmarkStart w:id="24" w:name="_Toc226013951"/>
-      <w:r>
-        <w:t>4</w:t>
-      </w:r>
-      <w:r>
-        <w:rPr>
-          <w:rStyle w:val="Heading3Char"/>
-        </w:rPr>
-        <w:t>.4</w:t>
-      </w:r>
-      <w:r>
-        <w:rPr>
-          <w:rStyle w:val="Heading3Char"/>
-        </w:rPr>
-        <w:t>Структура на „Magic Packet“</w:t>
-      </w:r>
-      <w:bookmarkEnd w:id="24"/>
-    </w:p>
-    <w:p>
-      <w:pPr>
-        <w:spacing w:before="100" w:beforeAutospacing="1" w:after="100" w:afterAutospacing="1" w:line="240" w:lineRule="auto"/>
-        <w:ind w:firstLine="0"/>
-        <w:jc w:val="left"/>
-        <w:rPr>
-          <w:rFonts w:eastAsia="Times New Roman"/>
-          <w:lang w:eastAsia="bg-BG"/>
-        </w:rPr>
-      </w:pPr>
-      <w:r>
-        <w:rPr>
-          <w:rFonts w:eastAsia="Times New Roman"/>
-          <w:lang w:eastAsia="bg-BG"/>
-        </w:rPr>
-        <w:t>Magic Packet е специален тип мрежов пакет, който се използва за активиране на Wake-on-LAN. Той има специфична структура, която позволява на мрежовата карта да разпознае кога трябва да активира системата.</w:t>
-      </w:r>
-    </w:p>
-    <w:p>
-      <w:pPr>
-        <w:spacing w:before="100" w:beforeAutospacing="1" w:after="100" w:afterAutospacing="1" w:line="240" w:lineRule="auto"/>
-        <w:ind w:firstLine="0"/>
-        <w:jc w:val="left"/>
-        <w:rPr>
-          <w:rFonts w:eastAsia="Times New Roman"/>
-          <w:lang w:eastAsia="bg-BG"/>
-        </w:rPr>
-      </w:pPr>
-      <w:r>
-        <w:rPr>
-          <w:rFonts w:eastAsia="Times New Roman"/>
-          <w:lang w:eastAsia="bg-BG"/>
-        </w:rPr>
-        <w:t>Magic Packet съдържа следните основни елементи:</w:t>
-      </w:r>
-    </w:p>
-    <w:p>
-      <w:pPr>
-        <w:numPr>
-          <w:ilvl w:val="0"/>
-          <w:numId w:val="13"/>
-        </w:numPr>
-        <w:spacing w:before="100" w:beforeAutospacing="1" w:after="100" w:afterAutospacing="1" w:line="240" w:lineRule="auto"/>
-        <w:jc w:val="left"/>
-        <w:rPr>
-          <w:rFonts w:eastAsia="Times New Roman"/>
-          <w:lang w:eastAsia="bg-BG"/>
-        </w:rPr>
-      </w:pPr>
-      <w:r>
-        <w:rPr>
-          <w:rFonts w:eastAsia="Times New Roman"/>
-          <w:b/>
-          <w:bCs/>
-          <w:lang w:eastAsia="bg-BG"/>
-        </w:rPr>
-        <w:t>Синхронизираща последователност</w:t>
-      </w:r>
-      <w:r>
-        <w:rPr>
-          <w:rFonts w:eastAsia="Times New Roman"/>
-          <w:lang w:eastAsia="bg-BG"/>
-        </w:rPr>
-        <w:t xml:space="preserve"> – 6 байта със стойност FF (в шестнадесетичен формат).</w:t>
-      </w:r>
-    </w:p>
-    <w:p>
-      <w:pPr>
-        <w:numPr>
-          <w:ilvl w:val="0"/>
-          <w:numId w:val="13"/>
-        </w:numPr>
-        <w:spacing w:before="100" w:beforeAutospacing="1" w:after="100" w:afterAutospacing="1" w:line="240" w:lineRule="auto"/>
-        <w:jc w:val="left"/>
-        <w:rPr>
-          <w:rFonts w:eastAsia="Times New Roman"/>
-          <w:lang w:eastAsia="bg-BG"/>
-        </w:rPr>
-      </w:pPr>
-      <w:r>
-        <w:rPr>
-          <w:rFonts w:eastAsia="Times New Roman"/>
-          <w:b/>
-          <w:bCs/>
-          <w:lang w:eastAsia="bg-BG"/>
-        </w:rPr>
-        <w:t>MAC адрес на устройството</w:t>
-      </w:r>
-      <w:r>
-        <w:rPr>
-          <w:rFonts w:eastAsia="Times New Roman"/>
-          <w:lang w:eastAsia="bg-BG"/>
-        </w:rPr>
-        <w:t>, който се повтаря 16 пъти.</w:t>
-      </w:r>
-    </w:p>
-    <w:p>
-      <w:pPr>
-        <w:spacing w:before="100" w:beforeAutospacing="1" w:after="100" w:afterAutospacing="1" w:line="240" w:lineRule="auto"/>
-        <w:ind w:firstLine="0"/>
-        <w:jc w:val="left"/>
-        <w:rPr>
-          <w:rFonts w:eastAsia="Times New Roman"/>
-          <w:lang w:eastAsia="bg-BG"/>
-        </w:rPr>
-      </w:pPr>
-      <w:r>
-        <w:rPr>
-          <w:rFonts w:eastAsia="Times New Roman"/>
-          <w:lang w:eastAsia="bg-BG"/>
-        </w:rPr>
-        <w:t>Тази структура позволява на мрежовата карта лесно да разпознае пакета, дори ако той се намира в поток от други мрежови данни.</w:t>
-      </w:r>
-    </w:p>
-    <w:p>
-      <w:pPr>
-        <w:spacing w:before="100" w:beforeAutospacing="1" w:after="100" w:afterAutospacing="1" w:line="240" w:lineRule="auto"/>
-        <w:ind w:firstLine="0"/>
-        <w:jc w:val="left"/>
-        <w:rPr>
-          <w:rFonts w:eastAsia="Times New Roman"/>
-          <w:lang w:eastAsia="bg-BG"/>
-        </w:rPr>
-      </w:pPr>
-      <w:r>
-        <w:rPr>
-          <w:rFonts w:eastAsia="Times New Roman"/>
-          <w:lang w:eastAsia="bg-BG"/>
-        </w:rPr>
-        <w:t>Примерна структура на Magic Packet:</w:t>
-      </w:r>
-    </w:p>
-    <w:p>
-      <w:pPr>
-        <w:numPr>
-          <w:ilvl w:val="0"/>
-          <w:numId w:val="14"/>
-        </w:numPr>
-        <w:spacing w:before="100" w:beforeAutospacing="1" w:after="100" w:afterAutospacing="1" w:line="240" w:lineRule="auto"/>
-        <w:jc w:val="left"/>
-        <w:rPr>
-          <w:rFonts w:eastAsia="Times New Roman"/>
-          <w:lang w:eastAsia="bg-BG"/>
-        </w:rPr>
-      </w:pPr>
-      <w:r>
-        <w:rPr>
-          <w:rFonts w:eastAsia="Times New Roman"/>
-          <w:lang w:eastAsia="bg-BG"/>
-        </w:rPr>
-        <w:lastRenderedPageBreak/>
-        <w:t>FF FF FF FF FF FF</w:t>
-      </w:r>
-    </w:p>
-    <w:p>
-      <w:pPr>
-        <w:numPr>
-          <w:ilvl w:val="0"/>
-          <w:numId w:val="14"/>
-        </w:numPr>
-        <w:spacing w:before="100" w:beforeAutospacing="1" w:after="100" w:afterAutospacing="1" w:line="240" w:lineRule="auto"/>
-        <w:jc w:val="left"/>
-        <w:rPr>
-          <w:rFonts w:eastAsia="Times New Roman"/>
-          <w:lang w:eastAsia="bg-BG"/>
-        </w:rPr>
-      </w:pPr>
-      <w:r>
-        <w:rPr>
-          <w:rFonts w:eastAsia="Times New Roman"/>
-          <w:lang w:eastAsia="bg-BG"/>
-        </w:rPr>
-        <w:t>MAC адрес (повторен 16 пъти)</w:t>
-      </w:r>
-    </w:p>
-    <w:p>
-      <w:pPr>
-        <w:spacing w:before="100" w:beforeAutospacing="1" w:after="100" w:afterAutospacing="1" w:line="240" w:lineRule="auto"/>
-        <w:ind w:firstLine="0"/>
-        <w:jc w:val="left"/>
-        <w:rPr>
-          <w:rFonts w:eastAsia="Times New Roman"/>
-          <w:lang w:eastAsia="bg-BG"/>
-        </w:rPr>
-      </w:pPr>
-      <w:r>
-        <w:rPr>
-          <w:rFonts w:eastAsia="Times New Roman"/>
-          <w:lang w:eastAsia="bg-BG"/>
-        </w:rPr>
-        <w:t>Тъй като MAC адресът е уникален за всяко устройство, пакетът ще активира само конкретния компютър, за който е предназначен.</w:t>
-      </w:r>
-    </w:p>
-    <w:p>
-      <w:pPr>
-        <w:spacing w:after="0" w:line="240" w:lineRule="auto"/>
-        <w:ind w:firstLine="0"/>
-        <w:jc w:val="left"/>
-        <w:rPr>
-          <w:rFonts w:eastAsia="Times New Roman"/>
-          <w:lang w:eastAsia="bg-BG"/>
-        </w:rPr>
-      </w:pPr>
-      <w:r>
-        <w:rPr>
-          <w:rFonts w:eastAsia="Times New Roman"/>
-          <w:lang w:eastAsia="bg-BG"/>
-        </w:rPr>
-        <w:pict>
-          <v:rect id="_x0000_i1028" style="width:0;height:1.5pt" o:hralign="center" o:hrstd="t" o:hr="t" fillcolor="#a0a0a0" stroked="f"/>
+          <v:rect id="_x0000_i1286" style="width:0;height:1.5pt" o:hralign="center" o:hrstd="t" o:hr="t" fillcolor="#a0a0a0" stroked="f"/>
         </w:pict>
       </w:r>
     </w:p>
@@ -5802,20 +7450,21 @@
           <w:rFonts w:ascii="Times New Roman" w:hAnsi="Times New Roman" w:cs="Times New Roman"/>
         </w:rPr>
       </w:pPr>
-      <w:bookmarkStart w:id="25" w:name="_Toc226013952"/>
+      <w:bookmarkStart w:id="33" w:name="_Toc226013959"/>
       <w:r>
         <w:rPr>
           <w:rFonts w:ascii="Times New Roman" w:hAnsi="Times New Roman" w:cs="Times New Roman"/>
         </w:rPr>
-        <w:t>4.5</w:t>
+        <w:lastRenderedPageBreak/>
+        <w:t>5.4</w:t>
       </w:r>
       <w:r>
         <w:rPr>
           <w:rFonts w:ascii="Times New Roman" w:hAnsi="Times New Roman" w:cs="Times New Roman"/>
         </w:rPr>
-        <w:t xml:space="preserve"> UDP broadcast механизъм</w:t>
-      </w:r>
-      <w:bookmarkEnd w:id="25"/>
+        <w:t xml:space="preserve">  REST принципи</w:t>
+      </w:r>
+      <w:bookmarkEnd w:id="33"/>
     </w:p>
     <w:p>
       <w:pPr>
@@ -5832,55 +7481,7 @@
           <w:rFonts w:eastAsia="Times New Roman"/>
           <w:lang w:eastAsia="bg-BG"/>
         </w:rPr>
-        <w:t xml:space="preserve">Magic Packet обикновено се изпраща чрез </w:t>
-      </w:r>
-      <w:r>
-        <w:rPr>
-          <w:rFonts w:eastAsia="Times New Roman"/>
-          <w:b/>
-          <w:bCs/>
-          <w:lang w:eastAsia="bg-BG"/>
-        </w:rPr>
-        <w:t>UDP протокола</w:t>
-      </w:r>
-      <w:r>
-        <w:rPr>
-          <w:rFonts w:eastAsia="Times New Roman"/>
-          <w:lang w:eastAsia="bg-BG"/>
-        </w:rPr>
-        <w:t xml:space="preserve">. Най-често се използват портове като </w:t>
-      </w:r>
-      <w:r>
-        <w:rPr>
-          <w:rFonts w:eastAsia="Times New Roman"/>
-          <w:b/>
-          <w:bCs/>
-          <w:lang w:eastAsia="bg-BG"/>
-        </w:rPr>
-        <w:t>7</w:t>
-      </w:r>
-      <w:r>
-        <w:rPr>
-          <w:rFonts w:eastAsia="Times New Roman"/>
-          <w:lang w:eastAsia="bg-BG"/>
-        </w:rPr>
-        <w:t xml:space="preserve"> или </w:t>
-      </w:r>
-      <w:r>
-        <w:rPr>
-          <w:rFonts w:eastAsia="Times New Roman"/>
-          <w:b/>
-          <w:bCs/>
-          <w:lang w:eastAsia="bg-BG"/>
-        </w:rPr>
-        <w:t>9</w:t>
-      </w:r>
-      <w:r>
-        <w:rPr>
-          <w:rFonts w:eastAsia="Times New Roman"/>
-          <w:lang w:eastAsia="bg-BG"/>
-        </w:rPr>
-        <w:t>, които са стандартно предназначени за подобни мрежови услуги.</w:t>
+        <w:t>REST представлява архитектурен стил за изграждане на уеб услуги и API. Съкращението означава Representational State Transfer.</w:t>
       </w:r>
     </w:p>
     <w:p>
@@ -5898,78 +7499,8 @@
           <w:rFonts w:eastAsia="Times New Roman"/>
           <w:lang w:eastAsia="bg-BG"/>
         </w:rPr>
-        <w:t xml:space="preserve">Пакетът се изпраща като </w:t>
-      </w:r>
-      <w:r>
-        <w:rPr>
-          <w:rFonts w:eastAsia="Times New Roman"/>
-          <w:b/>
-          <w:bCs/>
-          <w:lang w:eastAsia="bg-BG"/>
-        </w:rPr>
-        <w:t>broadcast съобщение</w:t>
-      </w:r>
-      <w:r>
-        <w:rPr>
-          <w:rFonts w:eastAsia="Times New Roman"/>
-          <w:lang w:eastAsia="bg-BG"/>
-        </w:rPr>
-        <w:t>, което означава, че той се разпространява до всички устройства в локалната мрежа. Това е необходимо, защото когато компютърът е изключен, той няма активен IP адрес и не може да бъде адресиран директно.Broadcast адресът позволява пакетът да достигне до всички устройства, а мрежовата карта на правилния компютър разпознава своя MAC адрес в Magic Packet.Този метод е сравнително прост и ефективен, но има и някои ограничения. Например broadcast пакетите обикновено не преминават през маршрутизатори между различни мрежи. Поради тази причина Wake-on-LAN най-често се използва в рамките на локална мрежа.</w:t>
-      </w:r>
-    </w:p>
-    <w:p>
-      <w:pPr>
-        <w:spacing w:after="0" w:line="240" w:lineRule="auto"/>
-        <w:ind w:firstLine="0"/>
-        <w:jc w:val="left"/>
-        <w:rPr>
-          <w:rFonts w:eastAsia="Times New Roman"/>
-          <w:lang w:eastAsia="bg-BG"/>
-        </w:rPr>
-      </w:pPr>
-      <w:r>
-        <w:rPr>
-          <w:rFonts w:eastAsia="Times New Roman"/>
-          <w:lang w:eastAsia="bg-BG"/>
-        </w:rPr>
-        <w:pict>
-          <v:rect id="_x0000_i1029" style="width:0;height:1.5pt" o:hralign="center" o:hrstd="t" o:hr="t" fillcolor="#a0a0a0" stroked="f"/>
-        </w:pict>
-      </w:r>
-    </w:p>
-    <w:p>
-      <w:pPr>
-        <w:pStyle w:val="Heading3"/>
-        <w:numPr>
-          <w:ilvl w:val="0"/>
-          <w:numId w:val="0"/>
-        </w:numPr>
-        <w:ind w:left="574"/>
-        <w:rPr>
-          <w:rStyle w:val="Heading3Char"/>
-          <w:rFonts w:ascii="Times New Roman" w:hAnsi="Times New Roman" w:cs="Times New Roman"/>
-        </w:rPr>
-      </w:pPr>
-      <w:bookmarkStart w:id="26" w:name="_Toc226013953"/>
-      <w:r>
-        <w:rPr>
-          <w:rFonts w:ascii="Times New Roman" w:hAnsi="Times New Roman" w:cs="Times New Roman"/>
-        </w:rPr>
-        <w:t>4.6</w:t>
-      </w:r>
-      <w:r>
-        <w:rPr>
-          <w:rFonts w:ascii="Times New Roman" w:hAnsi="Times New Roman" w:cs="Times New Roman"/>
-        </w:rPr>
-        <w:t xml:space="preserve">  </w:t>
-      </w:r>
-      <w:r>
-        <w:rPr>
-          <w:rFonts w:ascii="Times New Roman" w:hAnsi="Times New Roman" w:cs="Times New Roman"/>
-        </w:rPr>
-        <w:t>Изисквания към хардуера (BIOS/UEFI, мрежова карта)</w:t>
-      </w:r>
-      <w:bookmarkEnd w:id="26"/>
+        <w:t>REST се използва широко при разработката на уеб приложения, защото предоставя стандартизиран начин за комуникация между различни системи.</w:t>
+      </w:r>
     </w:p>
     <w:p>
       <w:pPr>
@@ -5986,7 +7517,7 @@
           <w:rFonts w:eastAsia="Times New Roman"/>
           <w:lang w:eastAsia="bg-BG"/>
         </w:rPr>
-        <w:t>За да работи Wake-on-LAN, е необходимо както хардуерът, така и софтуерът на компютъра да поддържат тази технология.</w:t>
+        <w:t>Основните принципи на REST са:</w:t>
       </w:r>
     </w:p>
     <w:p>
@@ -6002,9 +7533,19 @@
       <w:r>
         <w:rPr>
           <w:rFonts w:eastAsia="Times New Roman"/>
-          <w:lang w:eastAsia="bg-BG"/>
-        </w:rPr>
-        <w:t>Основните хардуерни изисквания включват:</w:t>
+          <w:b/>
+          <w:bCs/>
+          <w:lang w:eastAsia="bg-BG"/>
+        </w:rPr>
+        <w:t>1. Клиент-сървър разделение</w:t>
+      </w:r>
+      <w:r>
+        <w:rPr>
+          <w:rFonts w:eastAsia="Times New Roman"/>
+          <w:lang w:eastAsia="bg-BG"/>
+        </w:rPr>
+        <w:br/>
+        <w:t>Клиентът и сървърът са независими компоненти, които могат да се развиват отделно.</w:t>
       </w:r>
     </w:p>
     <w:p>
@@ -6024,1570 +7565,6 @@
           <w:bCs/>
           <w:lang w:eastAsia="bg-BG"/>
         </w:rPr>
-        <w:t>Поддръжка от дънната платка</w:t>
-      </w:r>
-      <w:r>
-        <w:rPr>
-          <w:rFonts w:eastAsia="Times New Roman"/>
-          <w:lang w:eastAsia="bg-BG"/>
-        </w:rPr>
-        <w:br/>
-        <w:t>Дънната платка трябва да поддържа функцията Wake-on-LAN и тя трябва да бъде активирана в BIOS или UEFI настройките.</w:t>
-      </w:r>
-    </w:p>
-    <w:p>
-      <w:pPr>
-        <w:spacing w:before="100" w:beforeAutospacing="1" w:after="100" w:afterAutospacing="1" w:line="240" w:lineRule="auto"/>
-        <w:ind w:firstLine="0"/>
-        <w:jc w:val="left"/>
-        <w:rPr>
-          <w:rFonts w:eastAsia="Times New Roman"/>
-          <w:lang w:eastAsia="bg-BG"/>
-        </w:rPr>
-      </w:pPr>
-      <w:r>
-        <w:rPr>
-          <w:rFonts w:eastAsia="Times New Roman"/>
-          <w:b/>
-          <w:bCs/>
-          <w:lang w:eastAsia="bg-BG"/>
-        </w:rPr>
-        <w:t>Мрежова карта с WoL поддръжка</w:t>
-      </w:r>
-      <w:r>
-        <w:rPr>
-          <w:rFonts w:eastAsia="Times New Roman"/>
-          <w:lang w:eastAsia="bg-BG"/>
-        </w:rPr>
-        <w:br/>
-        <w:t>Мрежовата карта трябва да има възможност да приема Magic Packet и да активира системата. Повечето съвременни Ethernet мрежови карти поддържат тази функция.</w:t>
-      </w:r>
-    </w:p>
-    <w:p>
-      <w:pPr>
-        <w:spacing w:before="100" w:beforeAutospacing="1" w:after="100" w:afterAutospacing="1" w:line="240" w:lineRule="auto"/>
-        <w:ind w:firstLine="0"/>
-        <w:jc w:val="left"/>
-        <w:rPr>
-          <w:rFonts w:eastAsia="Times New Roman"/>
-          <w:lang w:eastAsia="bg-BG"/>
-        </w:rPr>
-      </w:pPr>
-      <w:r>
-        <w:rPr>
-          <w:rFonts w:eastAsia="Times New Roman"/>
-          <w:b/>
-          <w:bCs/>
-          <w:lang w:eastAsia="bg-BG"/>
-        </w:rPr>
-        <w:t>Постоянно захранване на мрежовата карта</w:t>
-      </w:r>
-      <w:r>
-        <w:rPr>
-          <w:rFonts w:eastAsia="Times New Roman"/>
-          <w:lang w:eastAsia="bg-BG"/>
-        </w:rPr>
-        <w:br/>
-        <w:t>Дори когато компютърът е изключен, мрежовата карта трябва да получава минимално количество електричество, за да може да следи мрежовия трафик.</w:t>
-      </w:r>
-    </w:p>
-    <w:p>
-      <w:pPr>
-        <w:spacing w:before="100" w:beforeAutospacing="1" w:after="100" w:afterAutospacing="1" w:line="240" w:lineRule="auto"/>
-        <w:ind w:firstLine="0"/>
-        <w:jc w:val="left"/>
-        <w:rPr>
-          <w:rFonts w:eastAsia="Times New Roman"/>
-          <w:lang w:eastAsia="bg-BG"/>
-        </w:rPr>
-      </w:pPr>
-    </w:p>
-    <w:p>
-      <w:pPr>
-        <w:spacing w:after="0" w:line="240" w:lineRule="auto"/>
-        <w:ind w:firstLine="0"/>
-        <w:jc w:val="left"/>
-        <w:rPr>
-          <w:rFonts w:eastAsia="Times New Roman"/>
-          <w:lang w:eastAsia="bg-BG"/>
-        </w:rPr>
-      </w:pPr>
-      <w:r>
-        <w:rPr>
-          <w:rFonts w:eastAsia="Times New Roman"/>
-          <w:lang w:eastAsia="bg-BG"/>
-        </w:rPr>
-        <w:pict>
-          <v:rect id="_x0000_i1030" style="width:0;height:1.5pt" o:hralign="center" o:hrstd="t" o:hr="t" fillcolor="#a0a0a0" stroked="f"/>
-        </w:pict>
-      </w:r>
-    </w:p>
-    <w:p>
-      <w:pPr>
-        <w:pStyle w:val="Heading3"/>
-        <w:numPr>
-          <w:ilvl w:val="0"/>
-          <w:numId w:val="0"/>
-        </w:numPr>
-        <w:ind w:left="574" w:hanging="574"/>
-        <w:rPr>
-          <w:rFonts w:ascii="Times New Roman" w:hAnsi="Times New Roman" w:cs="Times New Roman"/>
-        </w:rPr>
-      </w:pPr>
-      <w:bookmarkStart w:id="27" w:name="_Toc226013954"/>
-      <w:r>
-        <w:rPr>
-          <w:rFonts w:ascii="Times New Roman" w:hAnsi="Times New Roman" w:cs="Times New Roman"/>
-        </w:rPr>
-        <w:lastRenderedPageBreak/>
-        <w:t>4.7</w:t>
-      </w:r>
-      <w:r>
-        <w:rPr>
-          <w:rFonts w:ascii="Times New Roman" w:hAnsi="Times New Roman" w:cs="Times New Roman"/>
-        </w:rPr>
-        <w:t xml:space="preserve"> Конфигуриране на WoL в операционни системи</w:t>
-      </w:r>
-      <w:bookmarkEnd w:id="27"/>
-    </w:p>
-    <w:p>
-      <w:pPr>
-        <w:spacing w:before="100" w:beforeAutospacing="1" w:after="100" w:afterAutospacing="1" w:line="240" w:lineRule="auto"/>
-        <w:ind w:firstLine="0"/>
-        <w:jc w:val="left"/>
-        <w:rPr>
-          <w:rFonts w:eastAsia="Times New Roman"/>
-          <w:lang w:eastAsia="bg-BG"/>
-        </w:rPr>
-      </w:pPr>
-      <w:r>
-        <w:rPr>
-          <w:rFonts w:eastAsia="Times New Roman"/>
-          <w:lang w:eastAsia="bg-BG"/>
-        </w:rPr>
-        <w:t>За да бъде използвана технологията Wake-on-LAN, е необходимо тя да бъде активирана както в BIOS/UEFI, така и в операционната система.Първата стъпка е да се активира функцията в BIOS или UEFI настройките. Там обикновено се намира опция с име:</w:t>
-      </w:r>
-    </w:p>
-    <w:p>
-      <w:pPr>
-        <w:numPr>
-          <w:ilvl w:val="0"/>
-          <w:numId w:val="15"/>
-        </w:numPr>
-        <w:spacing w:before="100" w:beforeAutospacing="1" w:after="100" w:afterAutospacing="1" w:line="240" w:lineRule="auto"/>
-        <w:jc w:val="left"/>
-        <w:rPr>
-          <w:rFonts w:eastAsia="Times New Roman"/>
-          <w:lang w:eastAsia="bg-BG"/>
-        </w:rPr>
-      </w:pPr>
-      <w:r>
-        <w:rPr>
-          <w:rFonts w:eastAsia="Times New Roman"/>
-          <w:lang w:eastAsia="bg-BG"/>
-        </w:rPr>
-        <w:t>Wake-on-LAN</w:t>
-      </w:r>
-    </w:p>
-    <w:p>
-      <w:pPr>
-        <w:numPr>
-          <w:ilvl w:val="0"/>
-          <w:numId w:val="15"/>
-        </w:numPr>
-        <w:spacing w:before="100" w:beforeAutospacing="1" w:after="100" w:afterAutospacing="1" w:line="240" w:lineRule="auto"/>
-        <w:jc w:val="left"/>
-        <w:rPr>
-          <w:rFonts w:eastAsia="Times New Roman"/>
-          <w:lang w:eastAsia="bg-BG"/>
-        </w:rPr>
-      </w:pPr>
-      <w:r>
-        <w:rPr>
-          <w:rFonts w:eastAsia="Times New Roman"/>
-          <w:lang w:eastAsia="bg-BG"/>
-        </w:rPr>
-        <w:t>Power On by PCI Device</w:t>
-      </w:r>
-    </w:p>
-    <w:p>
-      <w:pPr>
-        <w:numPr>
-          <w:ilvl w:val="0"/>
-          <w:numId w:val="15"/>
-        </w:numPr>
-        <w:spacing w:before="100" w:beforeAutospacing="1" w:after="100" w:afterAutospacing="1" w:line="240" w:lineRule="auto"/>
-        <w:jc w:val="left"/>
-        <w:rPr>
-          <w:rFonts w:eastAsia="Times New Roman"/>
-          <w:lang w:eastAsia="bg-BG"/>
-        </w:rPr>
-      </w:pPr>
-      <w:r>
-        <w:rPr>
-          <w:rFonts w:eastAsia="Times New Roman"/>
-          <w:lang w:eastAsia="bg-BG"/>
-        </w:rPr>
-        <w:t>Wake from LAN</w:t>
-      </w:r>
-    </w:p>
-    <w:p>
-      <w:pPr>
-        <w:spacing w:before="100" w:beforeAutospacing="1" w:after="100" w:afterAutospacing="1" w:line="240" w:lineRule="auto"/>
-        <w:ind w:firstLine="0"/>
-        <w:jc w:val="left"/>
-        <w:rPr>
-          <w:rFonts w:eastAsia="Times New Roman"/>
-          <w:lang w:eastAsia="bg-BG"/>
-        </w:rPr>
-      </w:pPr>
-      <w:r>
-        <w:rPr>
-          <w:rFonts w:eastAsia="Times New Roman"/>
-          <w:lang w:eastAsia="bg-BG"/>
-        </w:rPr>
-        <w:t>След това функцията трябва да бъде активирана и в настройките на мрежовата карта в операционната система.В операционни системи като Windows това се прави чрез:</w:t>
-      </w:r>
-    </w:p>
-    <w:p>
-      <w:pPr>
-        <w:numPr>
-          <w:ilvl w:val="0"/>
-          <w:numId w:val="16"/>
-        </w:numPr>
-        <w:spacing w:before="100" w:beforeAutospacing="1" w:after="100" w:afterAutospacing="1" w:line="240" w:lineRule="auto"/>
-        <w:jc w:val="left"/>
-        <w:rPr>
-          <w:rFonts w:eastAsia="Times New Roman"/>
-          <w:lang w:eastAsia="bg-BG"/>
-        </w:rPr>
-      </w:pPr>
-      <w:r>
-        <w:rPr>
-          <w:rFonts w:eastAsia="Times New Roman"/>
-          <w:lang w:eastAsia="bg-BG"/>
-        </w:rPr>
-        <w:t>Device Manager</w:t>
-      </w:r>
-    </w:p>
-    <w:p>
-      <w:pPr>
-        <w:numPr>
-          <w:ilvl w:val="0"/>
-          <w:numId w:val="16"/>
-        </w:numPr>
-        <w:spacing w:before="100" w:beforeAutospacing="1" w:after="100" w:afterAutospacing="1" w:line="240" w:lineRule="auto"/>
-        <w:jc w:val="left"/>
-        <w:rPr>
-          <w:rFonts w:eastAsia="Times New Roman"/>
-          <w:lang w:eastAsia="bg-BG"/>
-        </w:rPr>
-      </w:pPr>
-      <w:r>
-        <w:rPr>
-          <w:rFonts w:eastAsia="Times New Roman"/>
-          <w:lang w:eastAsia="bg-BG"/>
-        </w:rPr>
-        <w:t>Network adapters</w:t>
-      </w:r>
-    </w:p>
-    <w:p>
-      <w:pPr>
-        <w:numPr>
-          <w:ilvl w:val="0"/>
-          <w:numId w:val="16"/>
-        </w:numPr>
-        <w:spacing w:before="100" w:beforeAutospacing="1" w:after="100" w:afterAutospacing="1" w:line="240" w:lineRule="auto"/>
-        <w:jc w:val="left"/>
-        <w:rPr>
-          <w:rFonts w:eastAsia="Times New Roman"/>
-          <w:lang w:eastAsia="bg-BG"/>
-        </w:rPr>
-      </w:pPr>
-      <w:r>
-        <w:rPr>
-          <w:rFonts w:eastAsia="Times New Roman"/>
-          <w:lang w:eastAsia="bg-BG"/>
-        </w:rPr>
-        <w:t>Properties на мрежовата карта</w:t>
-      </w:r>
-    </w:p>
-    <w:p>
-      <w:pPr>
-        <w:numPr>
-          <w:ilvl w:val="0"/>
-          <w:numId w:val="16"/>
-        </w:numPr>
-        <w:spacing w:before="100" w:beforeAutospacing="1" w:after="100" w:afterAutospacing="1" w:line="240" w:lineRule="auto"/>
-        <w:jc w:val="left"/>
-        <w:rPr>
-          <w:rFonts w:eastAsia="Times New Roman"/>
-          <w:lang w:eastAsia="bg-BG"/>
-        </w:rPr>
-      </w:pPr>
-      <w:r>
-        <w:rPr>
-          <w:rFonts w:eastAsia="Times New Roman"/>
-          <w:lang w:eastAsia="bg-BG"/>
-        </w:rPr>
-        <w:t>Power Management</w:t>
-      </w:r>
-    </w:p>
-    <w:p>
-      <w:pPr>
-        <w:spacing w:before="100" w:beforeAutospacing="1" w:after="100" w:afterAutospacing="1" w:line="240" w:lineRule="auto"/>
-        <w:ind w:firstLine="0"/>
-        <w:jc w:val="left"/>
-        <w:rPr>
-          <w:rFonts w:eastAsia="Times New Roman"/>
-          <w:lang w:eastAsia="bg-BG"/>
-        </w:rPr>
-      </w:pPr>
-      <w:r>
-        <w:rPr>
-          <w:rFonts w:eastAsia="Times New Roman"/>
-          <w:lang w:eastAsia="bg-BG"/>
-        </w:rPr>
-        <w:t>Там трябва да бъде разрешена опцията компютърът да се събужда чрез мрежов пакет.</w:t>
-      </w:r>
-      <w:r>
-        <w:rPr>
-          <w:rFonts w:eastAsia="Times New Roman"/>
-          <w:lang w:eastAsia="bg-BG"/>
-        </w:rPr>
-        <w:t xml:space="preserve"> </w:t>
-      </w:r>
-      <w:r>
-        <w:rPr>
-          <w:rFonts w:eastAsia="Times New Roman"/>
-          <w:lang w:eastAsia="bg-BG"/>
-        </w:rPr>
-        <w:t>След като настройките са активирани, компютърът може да бъде включен чрез специални програми или приложения за изпращане на Magic Packet.</w:t>
-      </w:r>
-    </w:p>
-    <w:p>
-      <w:pPr>
-        <w:spacing w:after="0" w:line="240" w:lineRule="auto"/>
-        <w:ind w:firstLine="0"/>
-        <w:jc w:val="left"/>
-        <w:rPr>
-          <w:rFonts w:eastAsia="Times New Roman"/>
-          <w:lang w:eastAsia="bg-BG"/>
-        </w:rPr>
-      </w:pPr>
-      <w:r>
-        <w:rPr>
-          <w:rFonts w:eastAsia="Times New Roman"/>
-          <w:lang w:eastAsia="bg-BG"/>
-        </w:rPr>
-        <w:pict>
-          <v:rect id="_x0000_i1031" style="width:0;height:1.5pt" o:hralign="center" o:hrstd="t" o:hr="t" fillcolor="#a0a0a0" stroked="f"/>
-        </w:pict>
-      </w:r>
-    </w:p>
-    <w:p>
-      <w:pPr>
-        <w:pStyle w:val="Heading3"/>
-        <w:numPr>
-          <w:ilvl w:val="0"/>
-          <w:numId w:val="0"/>
-        </w:numPr>
-        <w:ind w:left="574" w:hanging="574"/>
-        <w:rPr>
-          <w:rFonts w:ascii="Times New Roman" w:hAnsi="Times New Roman" w:cs="Times New Roman"/>
-        </w:rPr>
-      </w:pPr>
-      <w:bookmarkStart w:id="28" w:name="_Toc226013955"/>
-      <w:r>
-        <w:rPr>
-          <w:rFonts w:ascii="Times New Roman" w:hAnsi="Times New Roman" w:cs="Times New Roman"/>
-        </w:rPr>
-        <w:t>4.8</w:t>
-      </w:r>
-      <w:r>
-        <w:rPr>
-          <w:rFonts w:ascii="Times New Roman" w:hAnsi="Times New Roman" w:cs="Times New Roman"/>
-        </w:rPr>
-        <w:t xml:space="preserve"> Ограничения и особености при различни мрежови конфигурации</w:t>
-      </w:r>
-      <w:bookmarkEnd w:id="28"/>
-    </w:p>
-    <w:p>
-      <w:pPr>
-        <w:spacing w:before="100" w:beforeAutospacing="1" w:after="100" w:afterAutospacing="1" w:line="240" w:lineRule="auto"/>
-        <w:ind w:firstLine="0"/>
-        <w:jc w:val="left"/>
-        <w:rPr>
-          <w:rFonts w:eastAsia="Times New Roman"/>
-          <w:lang w:eastAsia="bg-BG"/>
-        </w:rPr>
-      </w:pPr>
-      <w:r>
-        <w:rPr>
-          <w:rFonts w:eastAsia="Times New Roman"/>
-          <w:lang w:eastAsia="bg-BG"/>
-        </w:rPr>
-        <w:t>Въпреки че Wake-on-LAN е полезна технология, тя има определени ограничения, които трябва да се вземат предвид.</w:t>
-      </w:r>
-      <w:r>
-        <w:rPr>
-          <w:rFonts w:eastAsia="Times New Roman"/>
-          <w:lang w:eastAsia="bg-BG"/>
-        </w:rPr>
-        <w:t xml:space="preserve"> </w:t>
-      </w:r>
-      <w:r>
-        <w:rPr>
-          <w:rFonts w:eastAsia="Times New Roman"/>
-          <w:lang w:eastAsia="bg-BG"/>
-        </w:rPr>
-        <w:t>Едно от основните ограничения е свързано с маршрутизаторите. Broadcast пакетите обикновено не преминават през различни мрежи, което означава, че Wake-on-LAN работи най-добре в локална мрежа.</w:t>
-      </w:r>
-      <w:r>
-        <w:rPr>
-          <w:rFonts w:eastAsia="Times New Roman"/>
-          <w:lang w:eastAsia="bg-BG"/>
-        </w:rPr>
-        <w:t xml:space="preserve"> </w:t>
-      </w:r>
-      <w:r>
-        <w:rPr>
-          <w:rFonts w:eastAsia="Times New Roman"/>
-          <w:lang w:eastAsia="bg-BG"/>
-        </w:rPr>
-        <w:t>Друг проблем може да бъде свързан с настройките на защитната стена или мрежовото оборудване, които могат да блокират Magic Packet.</w:t>
-      </w:r>
-      <w:r>
-        <w:rPr>
-          <w:rFonts w:eastAsia="Times New Roman"/>
-          <w:lang w:eastAsia="bg-BG"/>
-        </w:rPr>
-        <w:t xml:space="preserve"> </w:t>
-      </w:r>
-      <w:r>
-        <w:rPr>
-          <w:rFonts w:eastAsia="Times New Roman"/>
-          <w:lang w:eastAsia="bg-BG"/>
-        </w:rPr>
-        <w:t xml:space="preserve">Освен това някои безжични мрежи не поддържат Wake-on-LAN толкова надеждно, колкото кабелните Ethernet връзки.В корпоративни мрежи често се използват специални конфигурации, като </w:t>
-      </w:r>
-      <w:r>
-        <w:rPr>
-          <w:rFonts w:eastAsia="Times New Roman"/>
-          <w:b/>
-          <w:bCs/>
-          <w:lang w:eastAsia="bg-BG"/>
-        </w:rPr>
-        <w:t>Wake-on-WAN</w:t>
-      </w:r>
-      <w:r>
-        <w:rPr>
-          <w:rFonts w:eastAsia="Times New Roman"/>
-          <w:lang w:eastAsia="bg-BG"/>
-        </w:rPr>
-        <w:t>, които позволяват изпращане на Magic Packet през интернет чрез допълнителни настройки на маршрутизатора.Въпреки тези ограничения технологията Wake-on-LAN остава важен инструмент за дистанционно управление на компютърни системи и оптимизиране на работата на мрежовата инфраструктура.</w:t>
-      </w:r>
-    </w:p>
-    <w:p>
-      <w:pPr>
-        <w:pStyle w:val="Heading2"/>
-        <w:numPr>
-          <w:ilvl w:val="0"/>
-          <w:numId w:val="0"/>
-        </w:numPr>
-        <w:ind w:left="430"/>
-        <w:rPr>
-          <w:rFonts w:ascii="Times New Roman" w:eastAsia="Times New Roman" w:hAnsi="Times New Roman" w:cs="Times New Roman"/>
-        </w:rPr>
-      </w:pPr>
-      <w:bookmarkStart w:id="29" w:name="_Toc226013956"/>
-      <w:r>
-        <w:rPr>
-          <w:rFonts w:ascii="Times New Roman" w:eastAsia="Times New Roman" w:hAnsi="Times New Roman" w:cs="Times New Roman"/>
-        </w:rPr>
-        <w:t>5.1</w:t>
-      </w:r>
-      <w:r>
-        <w:rPr>
-          <w:rFonts w:ascii="Times New Roman" w:eastAsia="Times New Roman" w:hAnsi="Times New Roman" w:cs="Times New Roman"/>
-        </w:rPr>
-        <w:t xml:space="preserve"> Уеб базирани системи</w:t>
-      </w:r>
-      <w:bookmarkEnd w:id="29"/>
-    </w:p>
-    <w:p>
-      <w:pPr>
-        <w:spacing w:before="100" w:beforeAutospacing="1" w:after="100" w:afterAutospacing="1" w:line="240" w:lineRule="auto"/>
-        <w:ind w:firstLine="0"/>
-        <w:jc w:val="left"/>
-        <w:rPr>
-          <w:rFonts w:eastAsia="Times New Roman"/>
-          <w:lang w:eastAsia="bg-BG"/>
-        </w:rPr>
-      </w:pPr>
-      <w:r>
-        <w:rPr>
-          <w:rFonts w:eastAsia="Times New Roman"/>
-          <w:lang w:eastAsia="bg-BG"/>
-        </w:rPr>
-        <w:t>Уеб базираните системи представляват софтуерни приложения, които функционират чрез интернет или вътрешна мрежа (интранет) и се достъпват чрез уеб браузър. Те са сред най-разпространения тип софтуерни системи днес, тъй като позволяват лесен достъп от различни устройства без необходимост от инсталиране на специален софтуер. Потребителите могат да работят със системата чрез браузъри като Google Chrome, Mozilla Firefox или Microsoft Edge.</w:t>
-      </w:r>
-    </w:p>
-    <w:p>
-      <w:pPr>
-        <w:spacing w:before="100" w:beforeAutospacing="1" w:after="100" w:afterAutospacing="1" w:line="240" w:lineRule="auto"/>
-        <w:ind w:firstLine="0"/>
-        <w:jc w:val="left"/>
-        <w:rPr>
-          <w:rFonts w:eastAsia="Times New Roman"/>
-          <w:lang w:eastAsia="bg-BG"/>
-        </w:rPr>
-      </w:pPr>
-      <w:r>
-        <w:rPr>
-          <w:rFonts w:eastAsia="Times New Roman"/>
-          <w:lang w:eastAsia="bg-BG"/>
-        </w:rPr>
-        <w:lastRenderedPageBreak/>
-        <w:t>Основното предимство на уеб базираните системи е тяхната достъпност, мащабируемост и възможността за централизирано управление. Данните и логиката на приложението обикновено се съхраняват на сървър, което позволява лесна поддръжка, обновяване и защита. Такива системи се използват в електронната търговия, образованието, социалните мрежи, онлайн банкирането и управлението на бизнес процеси.</w:t>
-      </w:r>
-    </w:p>
-    <w:p>
-      <w:pPr>
-        <w:spacing w:before="100" w:beforeAutospacing="1" w:after="100" w:afterAutospacing="1" w:line="240" w:lineRule="auto"/>
-        <w:ind w:firstLine="0"/>
-        <w:jc w:val="left"/>
-        <w:rPr>
-          <w:rFonts w:eastAsia="Times New Roman"/>
-          <w:lang w:eastAsia="bg-BG"/>
-        </w:rPr>
-      </w:pPr>
-      <w:r>
-        <w:rPr>
-          <w:rFonts w:eastAsia="Times New Roman"/>
-          <w:lang w:eastAsia="bg-BG"/>
-        </w:rPr>
-        <w:t>Уеб системите обикновено се изграждат върху архитектурен модел, който разделя различните части на приложението – потребителски интерфейс, бизнес логика и база данни. Това позволява по-добра организация на кода и по-лесно развитие на системата.</w:t>
-      </w:r>
-    </w:p>
-    <w:p>
-      <w:pPr>
-        <w:spacing w:after="0" w:line="240" w:lineRule="auto"/>
-        <w:ind w:firstLine="0"/>
-        <w:jc w:val="left"/>
-        <w:rPr>
-          <w:rFonts w:eastAsia="Times New Roman"/>
-          <w:lang w:eastAsia="bg-BG"/>
-        </w:rPr>
-      </w:pPr>
-      <w:r>
-        <w:rPr>
-          <w:rFonts w:eastAsia="Times New Roman"/>
-          <w:lang w:eastAsia="bg-BG"/>
-        </w:rPr>
-        <w:pict>
-          <v:rect id="_x0000_i1032" style="width:0;height:1.5pt" o:hralign="center" o:hrstd="t" o:hr="t" fillcolor="#a0a0a0" stroked="f"/>
-        </w:pict>
-      </w:r>
-    </w:p>
-    <w:p>
-      <w:pPr>
-        <w:pStyle w:val="Heading3"/>
-        <w:numPr>
-          <w:ilvl w:val="0"/>
-          <w:numId w:val="0"/>
-        </w:numPr>
-        <w:ind w:left="574" w:hanging="574"/>
-        <w:rPr>
-          <w:rFonts w:ascii="Times New Roman" w:hAnsi="Times New Roman" w:cs="Times New Roman"/>
-        </w:rPr>
-      </w:pPr>
-      <w:bookmarkStart w:id="30" w:name="_Toc226013957"/>
-      <w:r>
-        <w:rPr>
-          <w:rFonts w:ascii="Times New Roman" w:hAnsi="Times New Roman" w:cs="Times New Roman"/>
-        </w:rPr>
-        <w:t>5.2</w:t>
-      </w:r>
-      <w:r>
-        <w:rPr>
-          <w:rFonts w:ascii="Times New Roman" w:hAnsi="Times New Roman" w:cs="Times New Roman"/>
-        </w:rPr>
-        <w:t xml:space="preserve"> Клиент-сървър архитектура</w:t>
-      </w:r>
-      <w:bookmarkEnd w:id="30"/>
-    </w:p>
-    <w:p>
-      <w:pPr>
-        <w:spacing w:before="100" w:beforeAutospacing="1" w:after="100" w:afterAutospacing="1" w:line="240" w:lineRule="auto"/>
-        <w:ind w:firstLine="0"/>
-        <w:jc w:val="left"/>
-        <w:rPr>
-          <w:rFonts w:eastAsia="Times New Roman"/>
-          <w:lang w:eastAsia="bg-BG"/>
-        </w:rPr>
-      </w:pPr>
-      <w:r>
-        <w:rPr>
-          <w:rFonts w:eastAsia="Times New Roman"/>
-          <w:lang w:eastAsia="bg-BG"/>
-        </w:rPr>
-        <w:t xml:space="preserve">Клиент-сървър архитектурата е основен модел за изграждане на уеб приложения. В този модел системата се състои от два основни компонента – </w:t>
-      </w:r>
-      <w:r>
-        <w:rPr>
-          <w:rFonts w:eastAsia="Times New Roman"/>
-          <w:b/>
-          <w:bCs/>
-          <w:lang w:eastAsia="bg-BG"/>
-        </w:rPr>
-        <w:t>клиент</w:t>
-      </w:r>
-      <w:r>
-        <w:rPr>
-          <w:rFonts w:eastAsia="Times New Roman"/>
-          <w:lang w:eastAsia="bg-BG"/>
-        </w:rPr>
-        <w:t xml:space="preserve"> и </w:t>
-      </w:r>
-      <w:r>
-        <w:rPr>
-          <w:rFonts w:eastAsia="Times New Roman"/>
-          <w:b/>
-          <w:bCs/>
-          <w:lang w:eastAsia="bg-BG"/>
-        </w:rPr>
-        <w:t>сървър</w:t>
-      </w:r>
-      <w:r>
-        <w:rPr>
-          <w:rFonts w:eastAsia="Times New Roman"/>
-          <w:lang w:eastAsia="bg-BG"/>
-        </w:rPr>
-        <w:t>, които комуникират помежду си чрез мрежа.</w:t>
-      </w:r>
-    </w:p>
-    <w:p>
-      <w:pPr>
-        <w:spacing w:before="100" w:beforeAutospacing="1" w:after="100" w:afterAutospacing="1" w:line="240" w:lineRule="auto"/>
-        <w:ind w:firstLine="0"/>
-        <w:jc w:val="left"/>
-        <w:rPr>
-          <w:rFonts w:eastAsia="Times New Roman"/>
-          <w:lang w:eastAsia="bg-BG"/>
-        </w:rPr>
-      </w:pPr>
-      <w:r>
-        <w:rPr>
-          <w:rFonts w:eastAsia="Times New Roman"/>
-          <w:b/>
-          <w:bCs/>
-          <w:lang w:eastAsia="bg-BG"/>
-        </w:rPr>
-        <w:t>Клиентът</w:t>
-      </w:r>
-      <w:r>
-        <w:rPr>
-          <w:rFonts w:eastAsia="Times New Roman"/>
-          <w:lang w:eastAsia="bg-BG"/>
-        </w:rPr>
-        <w:t xml:space="preserve"> представлява устройството или програмата, чрез която потребителят достъпва системата. Най-често това е уеб браузър, който изпраща заявки към сървъра и визуализира получената информация.</w:t>
-      </w:r>
-    </w:p>
-    <w:p>
-      <w:pPr>
-        <w:spacing w:before="100" w:beforeAutospacing="1" w:after="100" w:afterAutospacing="1" w:line="240" w:lineRule="auto"/>
-        <w:ind w:firstLine="0"/>
-        <w:jc w:val="left"/>
-        <w:rPr>
-          <w:rFonts w:eastAsia="Times New Roman"/>
-          <w:lang w:eastAsia="bg-BG"/>
-        </w:rPr>
-      </w:pPr>
-      <w:r>
-        <w:rPr>
-          <w:rFonts w:eastAsia="Times New Roman"/>
-          <w:b/>
-          <w:bCs/>
-          <w:lang w:eastAsia="bg-BG"/>
-        </w:rPr>
-        <w:t>Сървърът</w:t>
-      </w:r>
-      <w:r>
-        <w:rPr>
-          <w:rFonts w:eastAsia="Times New Roman"/>
-          <w:lang w:eastAsia="bg-BG"/>
-        </w:rPr>
-        <w:t xml:space="preserve"> е компютър или програма, която обработва заявките на клиентите, изпълнява необходимата логика и връща резултат обратно към клиента. На сървъра се намират основните ресурси на системата – файлове, приложения и бази данни.</w:t>
-      </w:r>
-    </w:p>
-    <w:p>
-      <w:pPr>
-        <w:spacing w:before="100" w:beforeAutospacing="1" w:after="100" w:afterAutospacing="1" w:line="240" w:lineRule="auto"/>
-        <w:ind w:firstLine="0"/>
-        <w:jc w:val="left"/>
-        <w:rPr>
-          <w:rFonts w:eastAsia="Times New Roman"/>
-          <w:lang w:eastAsia="bg-BG"/>
-        </w:rPr>
-      </w:pPr>
-      <w:r>
-        <w:rPr>
-          <w:rFonts w:eastAsia="Times New Roman"/>
-          <w:lang w:eastAsia="bg-BG"/>
-        </w:rPr>
-        <w:t>Комуникацията между клиент и сървър се осъществява чрез интернет протоколи. Най-често използваният протокол е Hypertext Transfer Protocol.</w:t>
-      </w:r>
-      <w:r>
-        <w:rPr>
-          <w:rFonts w:eastAsia="Times New Roman"/>
-          <w:lang w:eastAsia="bg-BG"/>
-        </w:rPr>
-        <w:t xml:space="preserve"> </w:t>
-      </w:r>
-    </w:p>
-    <w:p>
-      <w:pPr>
-        <w:spacing w:before="100" w:beforeAutospacing="1" w:after="100" w:afterAutospacing="1" w:line="240" w:lineRule="auto"/>
-        <w:ind w:firstLine="0"/>
-        <w:jc w:val="left"/>
-        <w:rPr>
-          <w:rFonts w:eastAsia="Times New Roman"/>
-          <w:lang w:eastAsia="bg-BG"/>
-        </w:rPr>
-      </w:pPr>
-      <w:r>
-        <w:rPr>
-          <w:rFonts w:eastAsia="Times New Roman"/>
-          <w:lang w:eastAsia="bg-BG"/>
-        </w:rPr>
-        <w:t>Клиент-сървър моделът има няколко основни предимства:</w:t>
-      </w:r>
-    </w:p>
-    <w:p>
-      <w:pPr>
-        <w:numPr>
-          <w:ilvl w:val="0"/>
-          <w:numId w:val="17"/>
-        </w:numPr>
-        <w:spacing w:before="100" w:beforeAutospacing="1" w:after="100" w:afterAutospacing="1" w:line="240" w:lineRule="auto"/>
-        <w:jc w:val="left"/>
-        <w:rPr>
-          <w:rFonts w:eastAsia="Times New Roman"/>
-          <w:lang w:eastAsia="bg-BG"/>
-        </w:rPr>
-      </w:pPr>
-      <w:r>
-        <w:rPr>
-          <w:rFonts w:eastAsia="Times New Roman"/>
-          <w:lang w:eastAsia="bg-BG"/>
-        </w:rPr>
-        <w:t>централизирано управление на данните</w:t>
-      </w:r>
-    </w:p>
-    <w:p>
-      <w:pPr>
-        <w:numPr>
-          <w:ilvl w:val="0"/>
-          <w:numId w:val="17"/>
-        </w:numPr>
-        <w:spacing w:before="100" w:beforeAutospacing="1" w:after="100" w:afterAutospacing="1" w:line="240" w:lineRule="auto"/>
-        <w:jc w:val="left"/>
-        <w:rPr>
-          <w:rFonts w:eastAsia="Times New Roman"/>
-          <w:lang w:eastAsia="bg-BG"/>
-        </w:rPr>
-      </w:pPr>
-      <w:r>
-        <w:rPr>
-          <w:rFonts w:eastAsia="Times New Roman"/>
-          <w:lang w:eastAsia="bg-BG"/>
-        </w:rPr>
-        <w:t>по-лесна поддръжка и обновяване</w:t>
-      </w:r>
-    </w:p>
-    <w:p>
-      <w:pPr>
-        <w:numPr>
-          <w:ilvl w:val="0"/>
-          <w:numId w:val="17"/>
-        </w:numPr>
-        <w:spacing w:before="100" w:beforeAutospacing="1" w:after="100" w:afterAutospacing="1" w:line="240" w:lineRule="auto"/>
-        <w:jc w:val="left"/>
-        <w:rPr>
-          <w:rFonts w:eastAsia="Times New Roman"/>
-          <w:lang w:eastAsia="bg-BG"/>
-        </w:rPr>
-      </w:pPr>
-      <w:r>
-        <w:rPr>
-          <w:rFonts w:eastAsia="Times New Roman"/>
-          <w:lang w:eastAsia="bg-BG"/>
-        </w:rPr>
-        <w:t>възможност за работа от различни устройства</w:t>
-      </w:r>
-    </w:p>
-    <w:p>
-      <w:pPr>
-        <w:numPr>
-          <w:ilvl w:val="0"/>
-          <w:numId w:val="17"/>
-        </w:numPr>
-        <w:spacing w:before="100" w:beforeAutospacing="1" w:after="100" w:afterAutospacing="1" w:line="240" w:lineRule="auto"/>
-        <w:jc w:val="left"/>
-        <w:rPr>
-          <w:rFonts w:eastAsia="Times New Roman"/>
-          <w:lang w:eastAsia="bg-BG"/>
-        </w:rPr>
-      </w:pPr>
-      <w:r>
-        <w:rPr>
-          <w:rFonts w:eastAsia="Times New Roman"/>
-          <w:lang w:eastAsia="bg-BG"/>
-        </w:rPr>
-        <w:t>по-добра сигурност на информацията</w:t>
-      </w:r>
-    </w:p>
-    <w:p>
-      <w:pPr>
-        <w:spacing w:before="100" w:beforeAutospacing="1" w:after="100" w:afterAutospacing="1" w:line="240" w:lineRule="auto"/>
-        <w:ind w:firstLine="0"/>
-        <w:jc w:val="left"/>
-        <w:rPr>
-          <w:rFonts w:eastAsia="Times New Roman"/>
-          <w:lang w:eastAsia="bg-BG"/>
-        </w:rPr>
-      </w:pPr>
-      <w:r>
-        <w:rPr>
-          <w:rFonts w:eastAsia="Times New Roman"/>
-          <w:lang w:eastAsia="bg-BG"/>
-        </w:rPr>
-        <w:t xml:space="preserve">В съвременните уеб системи често се използва </w:t>
-      </w:r>
-      <w:r>
-        <w:rPr>
-          <w:rFonts w:eastAsia="Times New Roman"/>
-          <w:b/>
-          <w:bCs/>
-          <w:lang w:eastAsia="bg-BG"/>
-        </w:rPr>
-        <w:t>многостепенна (multi-tier) архитектура</w:t>
-      </w:r>
-      <w:r>
-        <w:rPr>
-          <w:rFonts w:eastAsia="Times New Roman"/>
-          <w:lang w:eastAsia="bg-BG"/>
-        </w:rPr>
-        <w:t>, при която приложението е разделено на няколко слоя:</w:t>
-      </w:r>
-    </w:p>
-    <w:p>
-      <w:pPr>
-        <w:numPr>
-          <w:ilvl w:val="0"/>
-          <w:numId w:val="18"/>
-        </w:numPr>
-        <w:spacing w:before="100" w:beforeAutospacing="1" w:after="100" w:afterAutospacing="1" w:line="240" w:lineRule="auto"/>
-        <w:jc w:val="left"/>
-        <w:rPr>
-          <w:rFonts w:eastAsia="Times New Roman"/>
-          <w:lang w:eastAsia="bg-BG"/>
-        </w:rPr>
-      </w:pPr>
-      <w:r>
-        <w:rPr>
-          <w:rFonts w:eastAsia="Times New Roman"/>
-          <w:b/>
-          <w:bCs/>
-          <w:lang w:eastAsia="bg-BG"/>
-        </w:rPr>
-        <w:t>Presentation layer (потребителски интерфейс)</w:t>
-      </w:r>
-    </w:p>
-    <w:p>
-      <w:pPr>
-        <w:numPr>
-          <w:ilvl w:val="0"/>
-          <w:numId w:val="18"/>
-        </w:numPr>
-        <w:spacing w:before="100" w:beforeAutospacing="1" w:after="100" w:afterAutospacing="1" w:line="240" w:lineRule="auto"/>
-        <w:jc w:val="left"/>
-        <w:rPr>
-          <w:rFonts w:eastAsia="Times New Roman"/>
-          <w:lang w:eastAsia="bg-BG"/>
-        </w:rPr>
-      </w:pPr>
-      <w:r>
-        <w:rPr>
-          <w:rFonts w:eastAsia="Times New Roman"/>
-          <w:b/>
-          <w:bCs/>
-          <w:lang w:eastAsia="bg-BG"/>
-        </w:rPr>
-        <w:t>Application layer (бизнес логика)</w:t>
-      </w:r>
-    </w:p>
-    <w:p>
-      <w:pPr>
-        <w:numPr>
-          <w:ilvl w:val="0"/>
-          <w:numId w:val="18"/>
-        </w:numPr>
-        <w:spacing w:before="100" w:beforeAutospacing="1" w:after="100" w:afterAutospacing="1" w:line="240" w:lineRule="auto"/>
-        <w:jc w:val="left"/>
-        <w:rPr>
-          <w:rFonts w:eastAsia="Times New Roman"/>
-          <w:lang w:eastAsia="bg-BG"/>
-        </w:rPr>
-      </w:pPr>
-      <w:r>
-        <w:rPr>
-          <w:rFonts w:eastAsia="Times New Roman"/>
-          <w:b/>
-          <w:bCs/>
-          <w:lang w:eastAsia="bg-BG"/>
-        </w:rPr>
-        <w:t>Data layer (данни и база данни)</w:t>
-      </w:r>
-    </w:p>
-    <w:p>
-      <w:pPr>
-        <w:spacing w:before="100" w:beforeAutospacing="1" w:after="100" w:afterAutospacing="1" w:line="240" w:lineRule="auto"/>
-        <w:ind w:firstLine="0"/>
-        <w:jc w:val="left"/>
-        <w:rPr>
-          <w:rFonts w:eastAsia="Times New Roman"/>
-          <w:lang w:eastAsia="bg-BG"/>
-        </w:rPr>
-      </w:pPr>
-      <w:r>
-        <w:rPr>
-          <w:rFonts w:eastAsia="Times New Roman"/>
-          <w:lang w:eastAsia="bg-BG"/>
-        </w:rPr>
-        <w:t>Това разделение позволява системата да бъде по-гъвкава, по-лесна за развитие и по-стабилна при голям брой потребители.</w:t>
-      </w:r>
-    </w:p>
-    <w:p>
-      <w:pPr>
-        <w:spacing w:after="0" w:line="240" w:lineRule="auto"/>
-        <w:ind w:firstLine="0"/>
-        <w:jc w:val="left"/>
-        <w:rPr>
-          <w:rFonts w:eastAsia="Times New Roman"/>
-          <w:lang w:eastAsia="bg-BG"/>
-        </w:rPr>
-      </w:pPr>
-      <w:r>
-        <w:rPr>
-          <w:rFonts w:eastAsia="Times New Roman"/>
-          <w:lang w:eastAsia="bg-BG"/>
-        </w:rPr>
-        <w:pict>
-          <v:rect id="_x0000_i1033" style="width:0;height:1.5pt" o:hralign="center" o:hrstd="t" o:hr="t" fillcolor="#a0a0a0" stroked="f"/>
-        </w:pict>
-      </w:r>
-    </w:p>
-    <w:p>
-      <w:pPr>
-        <w:pStyle w:val="Heading3"/>
-        <w:numPr>
-          <w:ilvl w:val="0"/>
-          <w:numId w:val="0"/>
-        </w:numPr>
-        <w:ind w:left="-146"/>
-        <w:rPr>
-          <w:rFonts w:ascii="Times New Roman" w:hAnsi="Times New Roman" w:cs="Times New Roman"/>
-        </w:rPr>
-      </w:pPr>
-      <w:bookmarkStart w:id="31" w:name="_Toc226013958"/>
-      <w:r>
-        <w:rPr>
-          <w:rFonts w:ascii="Times New Roman" w:hAnsi="Times New Roman" w:cs="Times New Roman"/>
-        </w:rPr>
-        <w:lastRenderedPageBreak/>
-        <w:t>5.3</w:t>
-      </w:r>
-      <w:r>
-        <w:rPr>
-          <w:rFonts w:ascii="Times New Roman" w:hAnsi="Times New Roman" w:cs="Times New Roman"/>
-        </w:rPr>
-        <w:t xml:space="preserve"> HTTP протокол – основи</w:t>
-      </w:r>
-      <w:bookmarkEnd w:id="31"/>
-    </w:p>
-    <w:p>
-      <w:pPr>
-        <w:spacing w:before="100" w:beforeAutospacing="1" w:after="100" w:afterAutospacing="1" w:line="240" w:lineRule="auto"/>
-        <w:ind w:firstLine="0"/>
-        <w:jc w:val="left"/>
-        <w:rPr>
-          <w:rFonts w:eastAsia="Times New Roman"/>
-          <w:lang w:eastAsia="bg-BG"/>
-        </w:rPr>
-      </w:pPr>
-      <w:r>
-        <w:rPr>
-          <w:rFonts w:eastAsia="Times New Roman"/>
-          <w:lang w:eastAsia="bg-BG"/>
-        </w:rPr>
-        <w:t>HTTP е основният протокол, използван за обмен на информация между клиент и сървър в уеб среда. Пълното му име е Hypertext Transfer Protocol и той определя начина, по който се изпращат заявки и се получават отговори.</w:t>
-      </w:r>
-    </w:p>
-    <w:p>
-      <w:pPr>
-        <w:spacing w:before="100" w:beforeAutospacing="1" w:after="100" w:afterAutospacing="1" w:line="240" w:lineRule="auto"/>
-        <w:ind w:firstLine="0"/>
-        <w:jc w:val="left"/>
-        <w:rPr>
-          <w:rFonts w:eastAsia="Times New Roman"/>
-          <w:lang w:eastAsia="bg-BG"/>
-        </w:rPr>
-      </w:pPr>
-      <w:r>
-        <w:rPr>
-          <w:rFonts w:eastAsia="Times New Roman"/>
-          <w:lang w:eastAsia="bg-BG"/>
-        </w:rPr>
-        <w:t xml:space="preserve">HTTP работи на принципа </w:t>
-      </w:r>
-      <w:r>
-        <w:rPr>
-          <w:rFonts w:eastAsia="Times New Roman"/>
-          <w:b/>
-          <w:bCs/>
-          <w:lang w:eastAsia="bg-BG"/>
-        </w:rPr>
-        <w:t>request–response</w:t>
-      </w:r>
-      <w:r>
-        <w:rPr>
-          <w:rFonts w:eastAsia="Times New Roman"/>
-          <w:lang w:eastAsia="bg-BG"/>
-        </w:rPr>
-        <w:t xml:space="preserve"> (заявка–отговор). Клиентът изпраща заявка към сървъра, а сървърът обработва заявката и връща отговор.</w:t>
-      </w:r>
-    </w:p>
-    <w:p>
-      <w:pPr>
-        <w:spacing w:before="100" w:beforeAutospacing="1" w:after="100" w:afterAutospacing="1" w:line="240" w:lineRule="auto"/>
-        <w:ind w:firstLine="0"/>
-        <w:jc w:val="left"/>
-        <w:rPr>
-          <w:rFonts w:eastAsia="Times New Roman"/>
-          <w:lang w:eastAsia="bg-BG"/>
-        </w:rPr>
-      </w:pPr>
-      <w:r>
-        <w:rPr>
-          <w:rFonts w:eastAsia="Times New Roman"/>
-          <w:lang w:eastAsia="bg-BG"/>
-        </w:rPr>
-        <w:t>Примерен процес:</w:t>
-      </w:r>
-    </w:p>
-    <w:p>
-      <w:pPr>
-        <w:numPr>
-          <w:ilvl w:val="0"/>
-          <w:numId w:val="19"/>
-        </w:numPr>
-        <w:spacing w:before="100" w:beforeAutospacing="1" w:after="100" w:afterAutospacing="1" w:line="240" w:lineRule="auto"/>
-        <w:jc w:val="left"/>
-        <w:rPr>
-          <w:rFonts w:eastAsia="Times New Roman"/>
-          <w:lang w:eastAsia="bg-BG"/>
-        </w:rPr>
-      </w:pPr>
-      <w:r>
-        <w:rPr>
-          <w:rFonts w:eastAsia="Times New Roman"/>
-          <w:lang w:eastAsia="bg-BG"/>
-        </w:rPr>
-        <w:t>Потребителят въвежда адрес на сайт в браузъра.</w:t>
-      </w:r>
-    </w:p>
-    <w:p>
-      <w:pPr>
-        <w:numPr>
-          <w:ilvl w:val="0"/>
-          <w:numId w:val="19"/>
-        </w:numPr>
-        <w:spacing w:before="100" w:beforeAutospacing="1" w:after="100" w:afterAutospacing="1" w:line="240" w:lineRule="auto"/>
-        <w:jc w:val="left"/>
-        <w:rPr>
-          <w:rFonts w:eastAsia="Times New Roman"/>
-          <w:lang w:eastAsia="bg-BG"/>
-        </w:rPr>
-      </w:pPr>
-      <w:r>
-        <w:rPr>
-          <w:rFonts w:eastAsia="Times New Roman"/>
-          <w:lang w:eastAsia="bg-BG"/>
-        </w:rPr>
-        <w:t>Браузърът изпраща HTTP заявка към сървъра.</w:t>
-      </w:r>
-    </w:p>
-    <w:p>
-      <w:pPr>
-        <w:numPr>
-          <w:ilvl w:val="0"/>
-          <w:numId w:val="19"/>
-        </w:numPr>
-        <w:spacing w:before="100" w:beforeAutospacing="1" w:after="100" w:afterAutospacing="1" w:line="240" w:lineRule="auto"/>
-        <w:jc w:val="left"/>
-        <w:rPr>
-          <w:rFonts w:eastAsia="Times New Roman"/>
-          <w:lang w:eastAsia="bg-BG"/>
-        </w:rPr>
-      </w:pPr>
-      <w:r>
-        <w:rPr>
-          <w:rFonts w:eastAsia="Times New Roman"/>
-          <w:lang w:eastAsia="bg-BG"/>
-        </w:rPr>
-        <w:t>Сървърът обработва заявката.</w:t>
-      </w:r>
-    </w:p>
-    <w:p>
-      <w:pPr>
-        <w:numPr>
-          <w:ilvl w:val="0"/>
-          <w:numId w:val="19"/>
-        </w:numPr>
-        <w:spacing w:before="100" w:beforeAutospacing="1" w:after="100" w:afterAutospacing="1" w:line="240" w:lineRule="auto"/>
-        <w:jc w:val="left"/>
-        <w:rPr>
-          <w:rFonts w:eastAsia="Times New Roman"/>
-          <w:lang w:eastAsia="bg-BG"/>
-        </w:rPr>
-      </w:pPr>
-      <w:r>
-        <w:rPr>
-          <w:rFonts w:eastAsia="Times New Roman"/>
-          <w:lang w:eastAsia="bg-BG"/>
-        </w:rPr>
-        <w:t>Сървърът връща HTTP отговор с необходимата информация (HTML страница, изображения, данни).</w:t>
-      </w:r>
-    </w:p>
-    <w:p>
-      <w:pPr>
-        <w:spacing w:before="100" w:beforeAutospacing="1" w:after="100" w:afterAutospacing="1" w:line="240" w:lineRule="auto"/>
-        <w:ind w:firstLine="0"/>
-        <w:jc w:val="left"/>
-        <w:rPr>
-          <w:rFonts w:eastAsia="Times New Roman"/>
-          <w:lang w:eastAsia="bg-BG"/>
-        </w:rPr>
-      </w:pPr>
-      <w:r>
-        <w:rPr>
-          <w:rFonts w:eastAsia="Times New Roman"/>
-          <w:lang w:eastAsia="bg-BG"/>
-        </w:rPr>
-        <w:t xml:space="preserve">HTTP заявките могат да използват различни </w:t>
-      </w:r>
-      <w:r>
-        <w:rPr>
-          <w:rFonts w:eastAsia="Times New Roman"/>
-          <w:b/>
-          <w:bCs/>
-          <w:lang w:eastAsia="bg-BG"/>
-        </w:rPr>
-        <w:t>методи</w:t>
-      </w:r>
-      <w:r>
-        <w:rPr>
-          <w:rFonts w:eastAsia="Times New Roman"/>
-          <w:lang w:eastAsia="bg-BG"/>
-        </w:rPr>
-        <w:t>, които указват какво действие трябва да се извърши. Най-често използваните са:</w:t>
-      </w:r>
-    </w:p>
-    <w:p>
-      <w:pPr>
-        <w:numPr>
-          <w:ilvl w:val="0"/>
-          <w:numId w:val="20"/>
-        </w:numPr>
-        <w:spacing w:before="100" w:beforeAutospacing="1" w:after="100" w:afterAutospacing="1" w:line="240" w:lineRule="auto"/>
-        <w:jc w:val="left"/>
-        <w:rPr>
-          <w:rFonts w:eastAsia="Times New Roman"/>
-          <w:lang w:eastAsia="bg-BG"/>
-        </w:rPr>
-      </w:pPr>
-      <w:r>
-        <w:rPr>
-          <w:rFonts w:eastAsia="Times New Roman"/>
-          <w:b/>
-          <w:bCs/>
-          <w:lang w:eastAsia="bg-BG"/>
-        </w:rPr>
-        <w:t>GET</w:t>
-      </w:r>
-      <w:r>
-        <w:rPr>
-          <w:rFonts w:eastAsia="Times New Roman"/>
-          <w:lang w:eastAsia="bg-BG"/>
-        </w:rPr>
-        <w:t xml:space="preserve"> – извличане на данни от сървъра</w:t>
-      </w:r>
-    </w:p>
-    <w:p>
-      <w:pPr>
-        <w:numPr>
-          <w:ilvl w:val="0"/>
-          <w:numId w:val="20"/>
-        </w:numPr>
-        <w:spacing w:before="100" w:beforeAutospacing="1" w:after="100" w:afterAutospacing="1" w:line="240" w:lineRule="auto"/>
-        <w:jc w:val="left"/>
-        <w:rPr>
-          <w:rFonts w:eastAsia="Times New Roman"/>
-          <w:lang w:eastAsia="bg-BG"/>
-        </w:rPr>
-      </w:pPr>
-      <w:r>
-        <w:rPr>
-          <w:rFonts w:eastAsia="Times New Roman"/>
-          <w:b/>
-          <w:bCs/>
-          <w:lang w:eastAsia="bg-BG"/>
-        </w:rPr>
-        <w:t>POST</w:t>
-      </w:r>
-      <w:r>
-        <w:rPr>
-          <w:rFonts w:eastAsia="Times New Roman"/>
-          <w:lang w:eastAsia="bg-BG"/>
-        </w:rPr>
-        <w:t xml:space="preserve"> – изпращане на нови данни към сървъра</w:t>
-      </w:r>
-    </w:p>
-    <w:p>
-      <w:pPr>
-        <w:numPr>
-          <w:ilvl w:val="0"/>
-          <w:numId w:val="20"/>
-        </w:numPr>
-        <w:spacing w:before="100" w:beforeAutospacing="1" w:after="100" w:afterAutospacing="1" w:line="240" w:lineRule="auto"/>
-        <w:jc w:val="left"/>
-        <w:rPr>
-          <w:rFonts w:eastAsia="Times New Roman"/>
-          <w:lang w:eastAsia="bg-BG"/>
-        </w:rPr>
-      </w:pPr>
-      <w:r>
-        <w:rPr>
-          <w:rFonts w:eastAsia="Times New Roman"/>
-          <w:b/>
-          <w:bCs/>
-          <w:lang w:eastAsia="bg-BG"/>
-        </w:rPr>
-        <w:t>PUT</w:t>
-      </w:r>
-      <w:r>
-        <w:rPr>
-          <w:rFonts w:eastAsia="Times New Roman"/>
-          <w:lang w:eastAsia="bg-BG"/>
-        </w:rPr>
-        <w:t xml:space="preserve"> – обновяване на съществуващи данни</w:t>
-      </w:r>
-    </w:p>
-    <w:p>
-      <w:pPr>
-        <w:numPr>
-          <w:ilvl w:val="0"/>
-          <w:numId w:val="20"/>
-        </w:numPr>
-        <w:spacing w:before="100" w:beforeAutospacing="1" w:after="100" w:afterAutospacing="1" w:line="240" w:lineRule="auto"/>
-        <w:jc w:val="left"/>
-        <w:rPr>
-          <w:rFonts w:eastAsia="Times New Roman"/>
-          <w:lang w:eastAsia="bg-BG"/>
-        </w:rPr>
-      </w:pPr>
-      <w:r>
-        <w:rPr>
-          <w:rFonts w:eastAsia="Times New Roman"/>
-          <w:b/>
-          <w:bCs/>
-          <w:lang w:eastAsia="bg-BG"/>
-        </w:rPr>
-        <w:t>DELETE</w:t>
-      </w:r>
-      <w:r>
-        <w:rPr>
-          <w:rFonts w:eastAsia="Times New Roman"/>
-          <w:lang w:eastAsia="bg-BG"/>
-        </w:rPr>
-        <w:t xml:space="preserve"> – изтриване на данни</w:t>
-      </w:r>
-    </w:p>
-    <w:p>
-      <w:pPr>
-        <w:spacing w:before="100" w:beforeAutospacing="1" w:after="100" w:afterAutospacing="1" w:line="240" w:lineRule="auto"/>
-        <w:ind w:firstLine="0"/>
-        <w:jc w:val="left"/>
-        <w:rPr>
-          <w:rFonts w:eastAsia="Times New Roman"/>
-          <w:lang w:eastAsia="bg-BG"/>
-        </w:rPr>
-      </w:pPr>
-      <w:r>
-        <w:rPr>
-          <w:rFonts w:eastAsia="Times New Roman"/>
-          <w:lang w:eastAsia="bg-BG"/>
-        </w:rPr>
-        <w:t xml:space="preserve">HTTP протоколът е </w:t>
-      </w:r>
-      <w:r>
-        <w:rPr>
-          <w:rFonts w:eastAsia="Times New Roman"/>
-          <w:b/>
-          <w:bCs/>
-          <w:lang w:eastAsia="bg-BG"/>
-        </w:rPr>
-        <w:t>stateless</w:t>
-      </w:r>
-      <w:r>
-        <w:rPr>
-          <w:rFonts w:eastAsia="Times New Roman"/>
-          <w:lang w:eastAsia="bg-BG"/>
-        </w:rPr>
-        <w:t xml:space="preserve">, което означава, че всяка заявка се обработва независимо и сървърът не запомня автоматично предишни заявки. За управление на сесии често се използват </w:t>
-      </w:r>
-      <w:r>
-        <w:rPr>
-          <w:rFonts w:eastAsia="Times New Roman"/>
-          <w:b/>
-          <w:bCs/>
-          <w:lang w:eastAsia="bg-BG"/>
-        </w:rPr>
-        <w:t>cookies</w:t>
-      </w:r>
-      <w:r>
-        <w:rPr>
-          <w:rFonts w:eastAsia="Times New Roman"/>
-          <w:lang w:eastAsia="bg-BG"/>
-        </w:rPr>
-        <w:t>, токени или други механизми за идентификация.</w:t>
-      </w:r>
-    </w:p>
-    <w:p>
-      <w:pPr>
-        <w:spacing w:before="100" w:beforeAutospacing="1" w:after="100" w:afterAutospacing="1" w:line="240" w:lineRule="auto"/>
-        <w:ind w:firstLine="0"/>
-        <w:jc w:val="left"/>
-        <w:rPr>
-          <w:rFonts w:eastAsia="Times New Roman"/>
-          <w:lang w:eastAsia="bg-BG"/>
-        </w:rPr>
-      </w:pPr>
-      <w:r>
-        <w:rPr>
-          <w:rFonts w:eastAsia="Times New Roman"/>
-          <w:lang w:eastAsia="bg-BG"/>
-        </w:rPr>
-        <w:t xml:space="preserve">С течение на времето HTTP се развива и днес широко се използват версии като </w:t>
-      </w:r>
-      <w:r>
-        <w:rPr>
-          <w:rFonts w:eastAsia="Times New Roman"/>
-          <w:b/>
-          <w:bCs/>
-          <w:lang w:eastAsia="bg-BG"/>
-        </w:rPr>
-        <w:t>HTTP/1.1</w:t>
-      </w:r>
-      <w:r>
-        <w:rPr>
-          <w:rFonts w:eastAsia="Times New Roman"/>
-          <w:lang w:eastAsia="bg-BG"/>
-        </w:rPr>
-        <w:t xml:space="preserve">, </w:t>
-      </w:r>
-      <w:r>
-        <w:rPr>
-          <w:rFonts w:eastAsia="Times New Roman"/>
-          <w:b/>
-          <w:bCs/>
-          <w:lang w:eastAsia="bg-BG"/>
-        </w:rPr>
-        <w:t>HTTP/2</w:t>
-      </w:r>
-      <w:r>
-        <w:rPr>
-          <w:rFonts w:eastAsia="Times New Roman"/>
-          <w:lang w:eastAsia="bg-BG"/>
-        </w:rPr>
-        <w:t xml:space="preserve"> и </w:t>
-      </w:r>
-      <w:r>
-        <w:rPr>
-          <w:rFonts w:eastAsia="Times New Roman"/>
-          <w:b/>
-          <w:bCs/>
-          <w:lang w:eastAsia="bg-BG"/>
-        </w:rPr>
-        <w:t>HTTP/3</w:t>
-      </w:r>
-      <w:r>
-        <w:rPr>
-          <w:rFonts w:eastAsia="Times New Roman"/>
-          <w:lang w:eastAsia="bg-BG"/>
-        </w:rPr>
-        <w:t>, които подобряват производителността и сигурността на комуникацията.</w:t>
-      </w:r>
-    </w:p>
-    <w:p>
-      <w:pPr>
-        <w:spacing w:after="0" w:line="240" w:lineRule="auto"/>
-        <w:ind w:firstLine="0"/>
-        <w:jc w:val="left"/>
-        <w:rPr>
-          <w:rFonts w:eastAsia="Times New Roman"/>
-          <w:lang w:eastAsia="bg-BG"/>
-        </w:rPr>
-      </w:pPr>
-      <w:r>
-        <w:rPr>
-          <w:rFonts w:eastAsia="Times New Roman"/>
-          <w:lang w:eastAsia="bg-BG"/>
-        </w:rPr>
-        <w:pict>
-          <v:rect id="_x0000_i1034" style="width:0;height:1.5pt" o:hralign="center" o:hrstd="t" o:hr="t" fillcolor="#a0a0a0" stroked="f"/>
-        </w:pict>
-      </w:r>
-    </w:p>
-    <w:p>
-      <w:pPr>
-        <w:pStyle w:val="Heading3"/>
-        <w:numPr>
-          <w:ilvl w:val="0"/>
-          <w:numId w:val="0"/>
-        </w:numPr>
-        <w:ind w:left="-146"/>
-        <w:rPr>
-          <w:rFonts w:ascii="Times New Roman" w:hAnsi="Times New Roman" w:cs="Times New Roman"/>
-        </w:rPr>
-      </w:pPr>
-      <w:bookmarkStart w:id="32" w:name="_Toc226013959"/>
-      <w:r>
-        <w:rPr>
-          <w:rFonts w:ascii="Times New Roman" w:hAnsi="Times New Roman" w:cs="Times New Roman"/>
-        </w:rPr>
-        <w:t>5.4</w:t>
-      </w:r>
-      <w:r>
-        <w:rPr>
-          <w:rFonts w:ascii="Times New Roman" w:hAnsi="Times New Roman" w:cs="Times New Roman"/>
-        </w:rPr>
-        <w:t xml:space="preserve">  REST принципи</w:t>
-      </w:r>
-      <w:bookmarkEnd w:id="32"/>
-    </w:p>
-    <w:p>
-      <w:pPr>
-        <w:spacing w:before="100" w:beforeAutospacing="1" w:after="100" w:afterAutospacing="1" w:line="240" w:lineRule="auto"/>
-        <w:ind w:firstLine="0"/>
-        <w:jc w:val="left"/>
-        <w:rPr>
-          <w:rFonts w:eastAsia="Times New Roman"/>
-          <w:lang w:eastAsia="bg-BG"/>
-        </w:rPr>
-      </w:pPr>
-      <w:r>
-        <w:rPr>
-          <w:rFonts w:eastAsia="Times New Roman"/>
-          <w:lang w:eastAsia="bg-BG"/>
-        </w:rPr>
-        <w:t>REST представлява архитектурен стил за изграждане на уеб услуги и API. Съкращението означава Representational State Transfer.</w:t>
-      </w:r>
-    </w:p>
-    <w:p>
-      <w:pPr>
-        <w:spacing w:before="100" w:beforeAutospacing="1" w:after="100" w:afterAutospacing="1" w:line="240" w:lineRule="auto"/>
-        <w:ind w:firstLine="0"/>
-        <w:jc w:val="left"/>
-        <w:rPr>
-          <w:rFonts w:eastAsia="Times New Roman"/>
-          <w:lang w:eastAsia="bg-BG"/>
-        </w:rPr>
-      </w:pPr>
-      <w:r>
-        <w:rPr>
-          <w:rFonts w:eastAsia="Times New Roman"/>
-          <w:lang w:eastAsia="bg-BG"/>
-        </w:rPr>
-        <w:t>REST се използва широко при разработката на уеб приложения, защото предоставя стандартизиран начин за комуникация между различни системи.</w:t>
-      </w:r>
-    </w:p>
-    <w:p>
-      <w:pPr>
-        <w:spacing w:before="100" w:beforeAutospacing="1" w:after="100" w:afterAutospacing="1" w:line="240" w:lineRule="auto"/>
-        <w:ind w:firstLine="0"/>
-        <w:jc w:val="left"/>
-        <w:rPr>
-          <w:rFonts w:eastAsia="Times New Roman"/>
-          <w:lang w:eastAsia="bg-BG"/>
-        </w:rPr>
-      </w:pPr>
-      <w:r>
-        <w:rPr>
-          <w:rFonts w:eastAsia="Times New Roman"/>
-          <w:lang w:eastAsia="bg-BG"/>
-        </w:rPr>
-        <w:t>Основните принципи на REST са:</w:t>
-      </w:r>
-    </w:p>
-    <w:p>
-      <w:pPr>
-        <w:spacing w:before="100" w:beforeAutospacing="1" w:after="100" w:afterAutospacing="1" w:line="240" w:lineRule="auto"/>
-        <w:ind w:firstLine="0"/>
-        <w:jc w:val="left"/>
-        <w:rPr>
-          <w:rFonts w:eastAsia="Times New Roman"/>
-          <w:lang w:eastAsia="bg-BG"/>
-        </w:rPr>
-      </w:pPr>
-      <w:r>
-        <w:rPr>
-          <w:rFonts w:eastAsia="Times New Roman"/>
-          <w:b/>
-          <w:bCs/>
-          <w:lang w:eastAsia="bg-BG"/>
-        </w:rPr>
-        <w:t>1. Клиент-сървър разделение</w:t>
-      </w:r>
-      <w:r>
-        <w:rPr>
-          <w:rFonts w:eastAsia="Times New Roman"/>
-          <w:lang w:eastAsia="bg-BG"/>
-        </w:rPr>
-        <w:br/>
-        <w:t>Клиентът и сървърът са независими компоненти, които могат да се развиват отделно.</w:t>
-      </w:r>
-    </w:p>
-    <w:p>
-      <w:pPr>
-        <w:spacing w:before="100" w:beforeAutospacing="1" w:after="100" w:afterAutospacing="1" w:line="240" w:lineRule="auto"/>
-        <w:ind w:firstLine="0"/>
-        <w:jc w:val="left"/>
-        <w:rPr>
-          <w:rFonts w:eastAsia="Times New Roman"/>
-          <w:lang w:eastAsia="bg-BG"/>
-        </w:rPr>
-      </w:pPr>
-      <w:r>
-        <w:rPr>
-          <w:rFonts w:eastAsia="Times New Roman"/>
-          <w:b/>
-          <w:bCs/>
-          <w:lang w:eastAsia="bg-BG"/>
-        </w:rPr>
-        <w:lastRenderedPageBreak/>
         <w:t>2. Stateless комуникация</w:t>
       </w:r>
       <w:r>
@@ -7827,7 +7804,7 @@
           <w:lang w:eastAsia="bg-BG"/>
         </w:rPr>
         <w:pict>
-          <v:rect id="_x0000_i1035" style="width:0;height:1.5pt" o:hralign="center" o:hrstd="t" o:hr="t" fillcolor="#a0a0a0" stroked="f"/>
+          <v:rect id="_x0000_i1287" style="width:0;height:1.5pt" o:hralign="center" o:hrstd="t" o:hr="t" fillcolor="#a0a0a0" stroked="f"/>
         </w:pict>
       </w:r>
     </w:p>
@@ -7843,7 +7820,7 @@
           <w:rFonts w:ascii="Times New Roman" w:hAnsi="Times New Roman" w:cs="Times New Roman"/>
         </w:rPr>
       </w:pPr>
-      <w:bookmarkStart w:id="33" w:name="_Toc226013960"/>
+      <w:bookmarkStart w:id="34" w:name="_Toc226013960"/>
       <w:r>
         <w:rPr>
           <w:rFonts w:ascii="Times New Roman" w:hAnsi="Times New Roman" w:cs="Times New Roman"/>
@@ -7856,7 +7833,7 @@
         </w:rPr>
         <w:t xml:space="preserve"> Backend и frontend компоненти</w:t>
       </w:r>
-      <w:bookmarkEnd w:id="33"/>
+      <w:bookmarkEnd w:id="34"/>
     </w:p>
     <w:p>
       <w:pPr>
@@ -7984,6 +7961,7 @@
           <w:rFonts w:eastAsia="Times New Roman"/>
           <w:lang w:eastAsia="bg-BG"/>
         </w:rPr>
+        <w:lastRenderedPageBreak/>
         <w:t>HTML – структура на страницата</w:t>
       </w:r>
     </w:p>
@@ -8078,7 +8056,6 @@
         </w:rPr>
       </w:pPr>
       <w:r>
-        <w:lastRenderedPageBreak/>
         <w:t>5.5.2</w:t>
       </w:r>
       <w:r>
@@ -8365,7 +8342,7 @@
           <w:lang w:eastAsia="bg-BG"/>
         </w:rPr>
         <w:pict>
-          <v:rect id="_x0000_i1036" style="width:0;height:1.5pt" o:hralign="center" o:hrstd="t" o:hr="t" fillcolor="#a0a0a0" stroked="f"/>
+          <v:rect id="_x0000_i1288" style="width:0;height:1.5pt" o:hralign="center" o:hrstd="t" o:hr="t" fillcolor="#a0a0a0" stroked="f"/>
         </w:pict>
       </w:r>
     </w:p>
@@ -8382,7 +8359,7 @@
           <w:lang w:eastAsia="bg-BG"/>
         </w:rPr>
       </w:pPr>
-      <w:bookmarkStart w:id="34" w:name="_Toc226013961"/>
+      <w:bookmarkStart w:id="35" w:name="_Toc226013961"/>
       <w:r>
         <w:rPr>
           <w:rFonts w:ascii="Times New Roman" w:eastAsia="Times New Roman" w:hAnsi="Times New Roman" w:cs="Times New Roman"/>
@@ -8397,7 +8374,7 @@
         </w:rPr>
         <w:t xml:space="preserve">  Работа с база данни</w:t>
       </w:r>
-      <w:bookmarkEnd w:id="34"/>
+      <w:bookmarkEnd w:id="35"/>
     </w:p>
     <w:p>
       <w:pPr>
@@ -8550,6 +8527,7 @@
           <w:rFonts w:eastAsia="Times New Roman"/>
           <w:lang w:eastAsia="bg-BG"/>
         </w:rPr>
+        <w:lastRenderedPageBreak/>
         <w:t>Работата с релационни бази данни обикновено се извършва чрез езика SQL, който позволява:</w:t>
       </w:r>
     </w:p>
@@ -8673,7 +8651,6 @@
           <w:rFonts w:eastAsia="Times New Roman"/>
           <w:lang w:eastAsia="bg-BG"/>
         </w:rPr>
-        <w:lastRenderedPageBreak/>
         <w:t xml:space="preserve">В някои съвременни приложения се използват и </w:t>
       </w:r>
       <w:r>
@@ -8724,7 +8701,7 @@
           <w:lang w:eastAsia="bg-BG"/>
         </w:rPr>
       </w:pPr>
-      <w:bookmarkStart w:id="35" w:name="_Toc226013962"/>
+      <w:bookmarkStart w:id="36" w:name="_Toc226013962"/>
       <w:r>
         <w:rPr>
           <w:rFonts w:ascii="Times New Roman" w:eastAsia="Times New Roman" w:hAnsi="Times New Roman" w:cs="Times New Roman"/>
@@ -8739,7 +8716,7 @@
         </w:rPr>
         <w:t xml:space="preserve"> Архитектура на разработваната система</w:t>
       </w:r>
-      <w:bookmarkEnd w:id="35"/>
+      <w:bookmarkEnd w:id="36"/>
     </w:p>
     <w:p>
       <w:pPr>
@@ -8963,7 +8940,7 @@
           <w:lang w:eastAsia="bg-BG"/>
         </w:rPr>
         <w:pict>
-          <v:rect id="_x0000_i1037" style="width:0;height:1.5pt" o:hralign="center" o:hrstd="t" o:hr="t" fillcolor="#a0a0a0" stroked="f"/>
+          <v:rect id="_x0000_i1289" style="width:0;height:1.5pt" o:hralign="center" o:hrstd="t" o:hr="t" fillcolor="#a0a0a0" stroked="f"/>
         </w:pict>
       </w:r>
     </w:p>
@@ -8980,12 +8957,13 @@
           <w:lang w:eastAsia="bg-BG"/>
         </w:rPr>
       </w:pPr>
-      <w:bookmarkStart w:id="36" w:name="_Toc226013963"/>
-      <w:r>
-        <w:rPr>
-          <w:rFonts w:eastAsia="Times New Roman"/>
-          <w:lang w:eastAsia="bg-BG"/>
-        </w:rPr>
+      <w:bookmarkStart w:id="37" w:name="_Toc226013963"/>
+      <w:r>
+        <w:rPr>
+          <w:rFonts w:eastAsia="Times New Roman"/>
+          <w:lang w:eastAsia="bg-BG"/>
+        </w:rPr>
+        <w:lastRenderedPageBreak/>
         <w:t>7</w:t>
       </w:r>
       <w:r>
@@ -9002,7 +8980,7 @@
         </w:rPr>
         <w:t xml:space="preserve"> Обща архитектура на WoL сървъра</w:t>
       </w:r>
-      <w:bookmarkEnd w:id="36"/>
+      <w:bookmarkEnd w:id="37"/>
     </w:p>
     <w:p>
       <w:pPr>
@@ -9078,7 +9056,6 @@
           <w:bCs/>
           <w:lang w:eastAsia="bg-BG"/>
         </w:rPr>
-        <w:lastRenderedPageBreak/>
         <w:t>Уеб клиент (браузър)</w:t>
       </w:r>
       <w:r>
@@ -9248,7 +9225,7 @@
           <w:lang w:eastAsia="bg-BG"/>
         </w:rPr>
         <w:pict>
-          <v:rect id="_x0000_i1038" style="width:0;height:1.5pt" o:hralign="center" o:hrstd="t" o:hr="t" fillcolor="#a0a0a0" stroked="f"/>
+          <v:rect id="_x0000_i1290" style="width:0;height:1.5pt" o:hralign="center" o:hrstd="t" o:hr="t" fillcolor="#a0a0a0" stroked="f"/>
         </w:pict>
       </w:r>
     </w:p>
@@ -9265,7 +9242,7 @@
           <w:lang w:eastAsia="bg-BG"/>
         </w:rPr>
       </w:pPr>
-      <w:bookmarkStart w:id="37" w:name="_Toc226013964"/>
+      <w:bookmarkStart w:id="38" w:name="_Toc226013964"/>
       <w:r>
         <w:rPr>
           <w:rFonts w:ascii="Times New Roman" w:eastAsia="Times New Roman" w:hAnsi="Times New Roman" w:cs="Times New Roman"/>
@@ -9280,7 +9257,7 @@
         </w:rPr>
         <w:t>Основни модули на системата</w:t>
       </w:r>
-      <w:bookmarkEnd w:id="37"/>
+      <w:bookmarkEnd w:id="38"/>
     </w:p>
     <w:p>
       <w:pPr>
@@ -9312,7 +9289,7 @@
           <w:rFonts w:ascii="Times New Roman" w:hAnsi="Times New Roman" w:cs="Times New Roman"/>
         </w:rPr>
       </w:pPr>
-      <w:bookmarkStart w:id="38" w:name="_Toc226013965"/>
+      <w:bookmarkStart w:id="39" w:name="_Toc226013965"/>
       <w:r>
         <w:rPr>
           <w:rFonts w:ascii="Times New Roman" w:hAnsi="Times New Roman" w:cs="Times New Roman"/>
@@ -9325,7 +9302,7 @@
         </w:rPr>
         <w:t>Уеб интерфейс</w:t>
       </w:r>
-      <w:bookmarkEnd w:id="38"/>
+      <w:bookmarkEnd w:id="39"/>
     </w:p>
     <w:p>
       <w:pPr>
@@ -9465,6 +9442,7 @@
           <w:rFonts w:eastAsia="Times New Roman"/>
           <w:lang w:eastAsia="bg-BG"/>
         </w:rPr>
+        <w:lastRenderedPageBreak/>
         <w:t>визуализиране на статус или съобщения за грешки</w:t>
       </w:r>
     </w:p>
@@ -9520,7 +9498,7 @@
           <w:lang w:eastAsia="bg-BG"/>
         </w:rPr>
         <w:pict>
-          <v:rect id="_x0000_i1039" style="width:0;height:1.5pt" o:hralign="center" o:hrstd="t" o:hr="t" fillcolor="#a0a0a0" stroked="f"/>
+          <v:rect id="_x0000_i1291" style="width:0;height:1.5pt" o:hralign="center" o:hrstd="t" o:hr="t" fillcolor="#a0a0a0" stroked="f"/>
         </w:pict>
       </w:r>
     </w:p>
@@ -9536,12 +9514,11 @@
           <w:rFonts w:ascii="Times New Roman" w:hAnsi="Times New Roman" w:cs="Times New Roman"/>
         </w:rPr>
       </w:pPr>
-      <w:bookmarkStart w:id="39" w:name="_Toc226013966"/>
+      <w:bookmarkStart w:id="40" w:name="_Toc226013966"/>
       <w:r>
         <w:rPr>
           <w:rFonts w:ascii="Times New Roman" w:hAnsi="Times New Roman" w:cs="Times New Roman"/>
         </w:rPr>
-        <w:lastRenderedPageBreak/>
         <w:t xml:space="preserve">8.2 </w:t>
       </w:r>
       <w:r>
@@ -9556,7 +9533,7 @@
         </w:rPr>
         <w:t>устройства</w:t>
       </w:r>
-      <w:bookmarkEnd w:id="39"/>
+      <w:bookmarkEnd w:id="40"/>
     </w:p>
     <w:p>
       <w:pPr>
@@ -9832,7 +9809,7 @@
           <w:lang w:eastAsia="bg-BG"/>
         </w:rPr>
         <w:pict>
-          <v:rect id="_x0000_i1040" style="width:0;height:1.5pt" o:hralign="center" o:hrstd="t" o:hr="t" fillcolor="#a0a0a0" stroked="f"/>
+          <v:rect id="_x0000_i1292" style="width:0;height:1.5pt" o:hralign="center" o:hrstd="t" o:hr="t" fillcolor="#a0a0a0" stroked="f"/>
         </w:pict>
       </w:r>
       <w:r>
@@ -9971,6 +9948,7 @@
           <w:rFonts w:eastAsia="Times New Roman"/>
           <w:lang w:eastAsia="bg-BG"/>
         </w:rPr>
+        <w:lastRenderedPageBreak/>
         <w:t>Когато мрежовата карта на компютъра получи такъв пакет, тя разпознава своя MAC адрес и активира процеса на стартиране на системата.</w:t>
       </w:r>
     </w:p>
@@ -10008,7 +9986,7 @@
           <w:lang w:eastAsia="bg-BG"/>
         </w:rPr>
         <w:pict>
-          <v:rect id="_x0000_i1041" style="width:0;height:1.5pt" o:hralign="center" o:hrstd="t" o:hr="t" fillcolor="#a0a0a0" stroked="f"/>
+          <v:rect id="_x0000_i1293" style="width:0;height:1.5pt" o:hralign="center" o:hrstd="t" o:hr="t" fillcolor="#a0a0a0" stroked="f"/>
         </w:pict>
       </w:r>
     </w:p>
@@ -10024,12 +10002,11 @@
           <w:rFonts w:ascii="Times New Roman" w:hAnsi="Times New Roman" w:cs="Times New Roman"/>
         </w:rPr>
       </w:pPr>
-      <w:bookmarkStart w:id="40" w:name="_Toc226013967"/>
+      <w:bookmarkStart w:id="41" w:name="_Toc226013967"/>
       <w:r>
         <w:rPr>
           <w:rFonts w:ascii="Times New Roman" w:hAnsi="Times New Roman" w:cs="Times New Roman"/>
         </w:rPr>
-        <w:lastRenderedPageBreak/>
         <w:t>8.4</w:t>
       </w:r>
       <w:r>
@@ -10038,7 +10015,7 @@
         </w:rPr>
         <w:t>Мрежов модул за изпращане на UDP broadcast</w:t>
       </w:r>
-      <w:bookmarkEnd w:id="40"/>
+      <w:bookmarkEnd w:id="41"/>
     </w:p>
     <w:p>
       <w:pPr>
@@ -10293,7 +10270,7 @@
           <w:rFonts w:ascii="Times New Roman" w:eastAsia="Times New Roman" w:hAnsi="Times New Roman" w:cs="Times New Roman"/>
         </w:rPr>
       </w:pPr>
-      <w:bookmarkStart w:id="41" w:name="_Toc226013968"/>
+      <w:bookmarkStart w:id="42" w:name="_Toc226013968"/>
       <w:r>
         <w:rPr>
           <w:rFonts w:ascii="Times New Roman" w:hAnsi="Times New Roman" w:cs="Times New Roman"/>
@@ -10306,7 +10283,7 @@
         </w:rPr>
         <w:t xml:space="preserve"> Диаграма на системната архитектура</w:t>
       </w:r>
-      <w:bookmarkEnd w:id="41"/>
+      <w:bookmarkEnd w:id="42"/>
     </w:p>
     <w:p>
       <w:pPr>
@@ -10479,6 +10456,7 @@
           <w:bCs/>
           <w:lang w:eastAsia="bg-BG"/>
         </w:rPr>
+        <w:lastRenderedPageBreak/>
         <w:t>Модул за генериране на Magic Packet</w:t>
       </w:r>
     </w:p>
@@ -10579,7 +10557,6 @@
           <w:rFonts w:eastAsia="Times New Roman"/>
           <w:lang w:eastAsia="bg-BG"/>
         </w:rPr>
-        <w:lastRenderedPageBreak/>
         <w:t>Тази архитектура осигурява ясно разделение между интерфейса и мрежовата логика на приложението.</w:t>
       </w:r>
     </w:p>
@@ -10599,7 +10576,7 @@
           <w:lang w:eastAsia="bg-BG"/>
         </w:rPr>
         <w:pict>
-          <v:rect id="_x0000_i1042" style="width:0;height:1.5pt" o:hralign="center" o:hrstd="t" o:hr="t" fillcolor="#a0a0a0" stroked="f"/>
+          <v:rect id="_x0000_i1294" style="width:0;height:1.5pt" o:hralign="center" o:hrstd="t" o:hr="t" fillcolor="#a0a0a0" stroked="f"/>
         </w:pict>
       </w:r>
     </w:p>
@@ -10859,7 +10836,7 @@
           <w:lang w:eastAsia="bg-BG"/>
         </w:rPr>
       </w:pPr>
-      <w:bookmarkStart w:id="42" w:name="_Toc226013969"/>
+      <w:bookmarkStart w:id="43" w:name="_Toc226013969"/>
       <w:r>
         <w:rPr>
           <w:rFonts w:eastAsia="Times New Roman"/>
@@ -10891,7 +10868,7 @@
         </w:rPr>
         <w:t>)</w:t>
       </w:r>
-      <w:bookmarkEnd w:id="42"/>
+      <w:bookmarkEnd w:id="43"/>
     </w:p>
     <w:p>
       <w:pPr>
@@ -11628,6 +11605,7 @@
           <w:bdr w:val="none" w:sz="0" w:space="0" w:color="auto" w:frame="1"/>
           <w:lang w:eastAsia="bg-BG"/>
         </w:rPr>
+        <w:lastRenderedPageBreak/>
         <w:t xml:space="preserve">    </w:t>
       </w:r>
       <w:r>
@@ -12308,7 +12286,6 @@
           <w:szCs w:val="27"/>
           <w:lang w:eastAsia="bg-BG"/>
         </w:rPr>
-        <w:lastRenderedPageBreak/>
         <w:t>11.Изгледи (</w:t>
       </w:r>
       <w:r>
@@ -15363,6 +15340,7 @@
           <w:bdr w:val="none" w:sz="0" w:space="0" w:color="auto" w:frame="1"/>
           <w:lang w:eastAsia="bg-BG"/>
         </w:rPr>
+        <w:lastRenderedPageBreak/>
         <w:t xml:space="preserve">    </w:t>
       </w:r>
     </w:p>
@@ -16062,7 +16040,7 @@
           <w:lang w:eastAsia="bg-BG"/>
         </w:rPr>
       </w:pPr>
-      <w:bookmarkStart w:id="43" w:name="_Toc226013970"/>
+      <w:bookmarkStart w:id="44" w:name="_Toc226013970"/>
       <w:r>
         <w:rPr>
           <w:rFonts w:eastAsia="Times New Roman"/>
@@ -16071,7 +16049,6 @@
           <w:szCs w:val="27"/>
           <w:lang w:eastAsia="bg-BG"/>
         </w:rPr>
-        <w:lastRenderedPageBreak/>
         <w:t>12.Маршрутизация (</w:t>
       </w:r>
       <w:r>
@@ -16095,7 +16072,7 @@
         </w:rPr>
         <w:t>)</w:t>
       </w:r>
-      <w:bookmarkEnd w:id="43"/>
+      <w:bookmarkEnd w:id="44"/>
     </w:p>
     <w:p>
       <w:pPr>
@@ -17445,7 +17422,7 @@
           <w:lang w:eastAsia="bg-BG"/>
         </w:rPr>
       </w:pPr>
-      <w:bookmarkStart w:id="44" w:name="_Toc226013971"/>
+      <w:bookmarkStart w:id="45" w:name="_Toc226013971"/>
       <w:r>
         <w:rPr>
           <w:rFonts w:eastAsia="Times New Roman"/>
@@ -17467,7 +17444,7 @@
         </w:rPr>
         <w:t>index.html</w:t>
       </w:r>
-      <w:bookmarkEnd w:id="44"/>
+      <w:bookmarkEnd w:id="45"/>
       <w:r>
         <w:rPr>
           <w:rFonts w:eastAsia="Times New Roman"/>
@@ -19223,6 +19200,7 @@
           <w:bdr w:val="none" w:sz="0" w:space="0" w:color="auto" w:frame="1"/>
           <w:lang w:eastAsia="bg-BG"/>
         </w:rPr>
+        <w:lastRenderedPageBreak/>
         <w:t xml:space="preserve">    </w:t>
       </w:r>
       <w:r>
@@ -20475,7 +20453,6 @@
           <w:bdr w:val="none" w:sz="0" w:space="0" w:color="auto" w:frame="1"/>
           <w:lang w:eastAsia="bg-BG"/>
         </w:rPr>
-        <w:lastRenderedPageBreak/>
         <w:t xml:space="preserve">            </w:t>
       </w:r>
       <w:r>
@@ -25179,6 +25156,7 @@
           <w:bdr w:val="none" w:sz="0" w:space="0" w:color="auto" w:frame="1"/>
           <w:lang w:eastAsia="bg-BG"/>
         </w:rPr>
+        <w:lastRenderedPageBreak/>
         <w:t xml:space="preserve">        </w:t>
       </w:r>
       <w:r>
@@ -26501,7 +26479,6 @@
           <w:bdr w:val="none" w:sz="0" w:space="0" w:color="auto" w:frame="1"/>
           <w:lang w:eastAsia="bg-BG"/>
         </w:rPr>
-        <w:lastRenderedPageBreak/>
         <w:t xml:space="preserve">                        </w:t>
       </w:r>
       <w:r>
@@ -31126,6 +31103,7 @@
           <w:bdr w:val="single" w:sz="2" w:space="0" w:color="E5E7EB" w:frame="1"/>
           <w:lang w:eastAsia="bg-BG"/>
         </w:rPr>
+        <w:lastRenderedPageBreak/>
         <w:t xml:space="preserve">                }</w:t>
       </w:r>
     </w:p>
@@ -32023,7 +32001,6 @@
           <w:bdr w:val="single" w:sz="2" w:space="0" w:color="E5E7EB" w:frame="1"/>
           <w:lang w:eastAsia="bg-BG"/>
         </w:rPr>
-        <w:lastRenderedPageBreak/>
         <w:t xml:space="preserve">                </w:t>
       </w:r>
       <w:r>
@@ -36082,6 +36059,7 @@
           <w:bdr w:val="single" w:sz="2" w:space="0" w:color="E5E7EB" w:frame="1"/>
           <w:lang w:eastAsia="bg-BG"/>
         </w:rPr>
+        <w:lastRenderedPageBreak/>
         <w:t xml:space="preserve">                    </w:t>
       </w:r>
       <w:r>
@@ -37176,7 +37154,6 @@
           <w:bdr w:val="single" w:sz="2" w:space="0" w:color="E5E7EB" w:frame="1"/>
           <w:lang w:eastAsia="bg-BG"/>
         </w:rPr>
-        <w:lastRenderedPageBreak/>
         <w:t xml:space="preserve">                </w:t>
       </w:r>
       <w:r>
@@ -38256,11 +38233,11 @@
       <w:pPr>
         <w:pStyle w:val="Heading1"/>
       </w:pPr>
-      <w:bookmarkStart w:id="45" w:name="_Toc226013972"/>
+      <w:bookmarkStart w:id="46" w:name="_Toc226013972"/>
       <w:r>
         <w:t>Заключение</w:t>
       </w:r>
-      <w:bookmarkEnd w:id="45"/>
+      <w:bookmarkEnd w:id="46"/>
     </w:p>
     <w:p>
       <w:pPr>
@@ -38331,6 +38308,7 @@
           <w:rFonts w:eastAsia="Times New Roman"/>
           <w:lang w:eastAsia="bg-BG"/>
         </w:rPr>
+        <w:lastRenderedPageBreak/>
         <w:t>Поставените задачи бяха успешно изпълнени и разработеното приложение демонстрира възможностите на технологията Wake-on-LAN в реална мрежова среда. Проектът може да бъде доразвит чрез добавяне на допълнителни функционалности като поддръжка на Wake-on-WAN, интеграция с Active Directory, разширени потребителски роли, автоматизирани графици за включване на компютри и мобилна версия на интерфейса.</w:t>
       </w:r>
     </w:p>
@@ -38352,10 +38330,7 @@
         <w:t>В заключение може да се отбележи, че разработеният Wake-on-LAN сървър представлява практическо и ефективно решение за дистанционно управление на компютри в локална мрежа, което може успешно да бъде внедрено в училищни компютърни зали, офиси и други организации с необходимост от централизирано администриране.</w:t>
       </w:r>
     </w:p>
-    <w:p>
-      <w:bookmarkStart w:id="46" w:name="_GoBack"/>
-    </w:p>
-    <w:bookmarkEnd w:id="46"/>
+    <w:p/>
     <w:p>
       <w:pPr>
         <w:rPr>
@@ -38675,7 +38650,7 @@
           <w:rPr>
             <w:noProof/>
           </w:rPr>
-          <w:t>32</w:t>
+          <w:t>16</w:t>
         </w:r>
         <w:r>
           <w:rPr>
@@ -45315,7 +45290,7 @@
 </file>
 
 <file path=customXml/itemProps1.xml><?xml version="1.0" encoding="utf-8"?>
-<ds:datastoreItem xmlns:ds="http://schemas.openxmlformats.org/officeDocument/2006/customXml" ds:itemID="{A23A1C37-7877-49C4-9E26-6882F45A45B9}">
+<ds:datastoreItem xmlns:ds="http://schemas.openxmlformats.org/officeDocument/2006/customXml" ds:itemID="{EFA42133-204D-43A6-9C41-200A4AEFC52A}">
   <ds:schemaRefs>
     <ds:schemaRef ds:uri="http://schemas.openxmlformats.org/officeDocument/2006/bibliography"/>
   </ds:schemaRefs>
